--- a/downloads/teacher/ai-7-week-07.docx
+++ b/downloads/teacher/ai-7-week-07.docx
@@ -1938,6 +1938,396 @@
         <w:t>For the Reproducible AI Research Study, retain an annotated worked trace and the changed-case reasoning. Connect the claim to its records, units and assumptions so another investigator can challenge or reproduce it.</w:t>
       </w:r>
     </w:p>
+    <w:p>
+      <w:pPr>
+        <w:pStyle w:val="Heading1"/>
+      </w:pPr>
+      <w:r>
+        <w:t>07. Prepare, teach and assess</w:t>
+      </w:r>
+    </w:p>
+    <w:p>
+      <w:r>
+        <w:t>Teaching target: Explain the mechanism and terminology of hypotheses and measurable outcomes</w:t>
+      </w:r>
+    </w:p>
+    <w:p>
+      <w:r>
+        <w:t>Prepare the labelled worked-case picture, the matching workbook, fictional input cards and a place for individual responses. Check a local Python 3 environment before class; have a paper-trace version ready.</w:t>
+      </w:r>
+    </w:p>
+    <w:tbl>
+      <w:tblPr>
+        <w:tblStyle w:val="LightShading-Accent1"/>
+        <w:tblW w:type="auto" w:w="0"/>
+        <w:tblLook w:firstColumn="1" w:firstRow="1" w:lastColumn="0" w:lastRow="0" w:noHBand="0" w:noVBand="1" w:val="04A0"/>
+      </w:tblPr>
+      <w:tblGrid>
+        <w:gridCol w:w="3408"/>
+        <w:gridCol w:w="3408"/>
+        <w:gridCol w:w="3408"/>
+      </w:tblGrid>
+      <w:tr>
+        <w:trPr>
+          <w:tblHeader/>
+        </w:trPr>
+        <w:tc>
+          <w:tcPr>
+            <w:tcW w:type="dxa" w:w="3408"/>
+          </w:tcPr>
+          <w:p>
+            <w:r>
+              <w:t>Session</w:t>
+            </w:r>
+          </w:p>
+        </w:tc>
+        <w:tc>
+          <w:tcPr>
+            <w:tcW w:type="dxa" w:w="3408"/>
+          </w:tcPr>
+          <w:p>
+            <w:r>
+              <w:t>Plan</w:t>
+            </w:r>
+          </w:p>
+        </w:tc>
+        <w:tc>
+          <w:tcPr>
+            <w:tcW w:type="dxa" w:w="3408"/>
+          </w:tcPr>
+          <w:p>
+            <w:r>
+              <w:t>Resources</w:t>
+            </w:r>
+          </w:p>
+        </w:tc>
+      </w:tr>
+      <w:tr>
+        <w:tc>
+          <w:tcPr>
+            <w:tcW w:type="dxa" w:w="3408"/>
+          </w:tcPr>
+          <w:p>
+            <w:r>
+              <w:t>Session 1 · Understand · 45 min</w:t>
+            </w:r>
+          </w:p>
+        </w:tc>
+        <w:tc>
+          <w:tcPr>
+            <w:tcW w:type="dxa" w:w="3408"/>
+          </w:tcPr>
+          <w:p>
+            <w:r>
+              <w:t>0–7: recall and prerequisite; 7–15: inspect the concrete case and predict; 15–30: teacher models the worked trace; 30–40: learners explain a step using the text and visual; 40–45: check the core idea.</w:t>
+            </w:r>
+          </w:p>
+        </w:tc>
+        <w:tc>
+          <w:tcPr>
+            <w:tcW w:type="dxa" w:w="3408"/>
+          </w:tcPr>
+          <w:p>
+            <w:r>
+              <w:t>Sections 1–6; record the brief recall in the workbook.</w:t>
+            </w:r>
+          </w:p>
+        </w:tc>
+      </w:tr>
+      <w:tr>
+        <w:tc>
+          <w:tcPr>
+            <w:tcW w:type="dxa" w:w="3408"/>
+          </w:tcPr>
+          <w:p>
+            <w:r>
+              <w:t>Session 2 · Practise · 45 min</w:t>
+            </w:r>
+          </w:p>
+        </w:tc>
+        <w:tc>
+          <w:tcPr>
+            <w:tcW w:type="dxa" w:w="3408"/>
+          </w:tcPr>
+          <w:p>
+            <w:r>
+              <w:t>0–5: retrieve the procedure; 5–15: W2 completion practice; 15–23: explain and check with a partner; 23–30: each learner answers the misconception check; 30–40: targeted reteaching or a harder variation; 40–45: prepare the investigation.</w:t>
+            </w:r>
+          </w:p>
+        </w:tc>
+        <w:tc>
+          <w:tcPr>
+            <w:tcW w:type="dxa" w:w="3408"/>
+          </w:tcPr>
+          <w:p>
+            <w:r>
+              <w:t>Sections 7–10; use the matching workbook W2 and misconception check.</w:t>
+            </w:r>
+          </w:p>
+        </w:tc>
+      </w:tr>
+      <w:tr>
+        <w:tc>
+          <w:tcPr>
+            <w:tcW w:type="dxa" w:w="3408"/>
+          </w:tcPr>
+          <w:p>
+            <w:r>
+              <w:t>Session 3 · Investigate and transfer · 45 min</w:t>
+            </w:r>
+          </w:p>
+        </w:tc>
+        <w:tc>
+          <w:tcPr>
+            <w:tcW w:type="dxa" w:w="3408"/>
+          </w:tcPr>
+          <w:p>
+            <w:r>
+              <w:t>0–5: retrieve the decision rule; 5–20: investigate or trace; 20–30: start the independent case; 30–38: connect the project; 38–43: act on feedback; 43–45: plan the return check.</w:t>
+            </w:r>
+          </w:p>
+        </w:tc>
+        <w:tc>
+          <w:tcPr>
+            <w:tcW w:type="dxa" w:w="3408"/>
+          </w:tcPr>
+          <w:p>
+            <w:r>
+              <w:t>Sections 9 and 11–14. Give extra time to finish the full task set; use Section 15 when the week includes a coding lab.</w:t>
+            </w:r>
+          </w:p>
+        </w:tc>
+      </w:tr>
+    </w:tbl>
+    <w:p>
+      <w:r>
+        <w:t>Before class, solve the supported practice: After seeing faster responses, the team changes its primary claim from support improvement to speed improvement. Show the intermediate steps and give the conclusion with its scope.</w:t>
+      </w:r>
+    </w:p>
+    <w:p>
+      <w:r>
+        <w:t>Reasoned practice answer: Teacher explanation: Report the change as exploratory/post-result revision. Preserve the original support hypothesis; do not present speed as the prespecified primary outcome.</w:t>
+      </w:r>
+    </w:p>
+    <w:p>
+      <w:r>
+        <w:t>Check every learner before discussion: Use the worked case for Hypotheses and measurable outcomes. Proposed explanation: “The worked result establishes every future case”. Decide whether this explanation is supported. Point to the step or supplied fact that decides; explain your repair if needed.</w:t>
+      </w:r>
+    </w:p>
+    <w:p>
+      <w:r>
+        <w:t>Misconception repair: A hypothesis can fail honestly; changing it after results does not erase the original test.</w:t>
+      </w:r>
+    </w:p>
+    <w:p>
+      <w:r>
+        <w:t>Support: read the exact case aloud, enlarge the labelled picture, supply input cards and model only the first deciding step. Accept a spoken explanation or drawing; retain the reasoning goal.</w:t>
+      </w:r>
+    </w:p>
+    <w:p>
+      <w:r>
+        <w:t>Extension: B sounds friendlier but has the same unsupported count as A. Require a prediction and a reason before comparing. Expected result: The stated improvement hypothesis is not supported on these cases. Reason: Friendliness is a different outcome from the predefined unsupported-case count.</w:t>
+      </w:r>
+    </w:p>
+    <w:p>
+      <w:r>
+        <w:t>Independent assessment: withhold the reserved answer until the learner has attempted the new case. Record support separately from correctness.</w:t>
+      </w:r>
+    </w:p>
+    <w:tbl>
+      <w:tblPr>
+        <w:tblStyle w:val="LightShading-Accent1"/>
+        <w:tblW w:type="auto" w:w="0"/>
+        <w:tblLook w:firstColumn="1" w:firstRow="1" w:lastColumn="0" w:lastRow="0" w:noHBand="0" w:noVBand="1" w:val="04A0"/>
+      </w:tblPr>
+      <w:tblGrid>
+        <w:gridCol w:w="2556"/>
+        <w:gridCol w:w="2556"/>
+        <w:gridCol w:w="2556"/>
+        <w:gridCol w:w="2556"/>
+      </w:tblGrid>
+      <w:tr>
+        <w:trPr>
+          <w:tblHeader/>
+        </w:trPr>
+        <w:tc>
+          <w:tcPr>
+            <w:tcW w:type="dxa" w:w="2556"/>
+          </w:tcPr>
+          <w:p>
+            <w:r>
+              <w:t>Criterion</w:t>
+            </w:r>
+          </w:p>
+        </w:tc>
+        <w:tc>
+          <w:tcPr>
+            <w:tcW w:type="dxa" w:w="2556"/>
+          </w:tcPr>
+          <w:p>
+            <w:r>
+              <w:t>Not yet</w:t>
+            </w:r>
+          </w:p>
+        </w:tc>
+        <w:tc>
+          <w:tcPr>
+            <w:tcW w:type="dxa" w:w="2556"/>
+          </w:tcPr>
+          <w:p>
+            <w:r>
+              <w:t>With support</w:t>
+            </w:r>
+          </w:p>
+        </w:tc>
+        <w:tc>
+          <w:tcPr>
+            <w:tcW w:type="dxa" w:w="2556"/>
+          </w:tcPr>
+          <w:p>
+            <w:r>
+              <w:t>Independent</w:t>
+            </w:r>
+          </w:p>
+        </w:tc>
+      </w:tr>
+      <w:tr>
+        <w:tc>
+          <w:tcPr>
+            <w:tcW w:type="dxa" w:w="2556"/>
+          </w:tcPr>
+          <w:p>
+            <w:r>
+              <w:t>Explanation</w:t>
+            </w:r>
+          </w:p>
+        </w:tc>
+        <w:tc>
+          <w:tcPr>
+            <w:tcW w:type="dxa" w:w="2556"/>
+          </w:tcPr>
+          <w:p>
+            <w:r>
+              <w:t>Names an answer without a deciding fact</w:t>
+            </w:r>
+          </w:p>
+        </w:tc>
+        <w:tc>
+          <w:tcPr>
+            <w:tcW w:type="dxa" w:w="2556"/>
+          </w:tcPr>
+          <w:p>
+            <w:r>
+              <w:t>Uses a hint to link fact and decision</w:t>
+            </w:r>
+          </w:p>
+        </w:tc>
+        <w:tc>
+          <w:tcPr>
+            <w:tcW w:type="dxa" w:w="2556"/>
+          </w:tcPr>
+          <w:p>
+            <w:r>
+              <w:t>Explains the deciding fact in own words</w:t>
+            </w:r>
+          </w:p>
+        </w:tc>
+      </w:tr>
+      <w:tr>
+        <w:tc>
+          <w:tcPr>
+            <w:tcW w:type="dxa" w:w="2556"/>
+          </w:tcPr>
+          <w:p>
+            <w:r>
+              <w:t>Trace or test</w:t>
+            </w:r>
+          </w:p>
+        </w:tc>
+        <w:tc>
+          <w:tcPr>
+            <w:tcW w:type="dxa" w:w="2556"/>
+          </w:tcPr>
+          <w:p>
+            <w:r>
+              <w:t>Cannot connect input and result</w:t>
+            </w:r>
+          </w:p>
+        </w:tc>
+        <w:tc>
+          <w:tcPr>
+            <w:tcW w:type="dxa" w:w="2556"/>
+          </w:tcPr>
+          <w:p>
+            <w:r>
+              <w:t>Completes steps with prompts</w:t>
+            </w:r>
+          </w:p>
+        </w:tc>
+        <w:tc>
+          <w:tcPr>
+            <w:tcW w:type="dxa" w:w="2556"/>
+          </w:tcPr>
+          <w:p>
+            <w:r>
+              <w:t>Traces or tests a changed case accurately</w:t>
+            </w:r>
+          </w:p>
+        </w:tc>
+      </w:tr>
+      <w:tr>
+        <w:tc>
+          <w:tcPr>
+            <w:tcW w:type="dxa" w:w="2556"/>
+          </w:tcPr>
+          <w:p>
+            <w:r>
+              <w:t>Limits and revision</w:t>
+            </w:r>
+          </w:p>
+        </w:tc>
+        <w:tc>
+          <w:tcPr>
+            <w:tcW w:type="dxa" w:w="2556"/>
+          </w:tcPr>
+          <w:p>
+            <w:r>
+              <w:t>Claims more than evidence supports</w:t>
+            </w:r>
+          </w:p>
+        </w:tc>
+        <w:tc>
+          <w:tcPr>
+            <w:tcW w:type="dxa" w:w="2556"/>
+          </w:tcPr>
+          <w:p>
+            <w:r>
+              <w:t>Names a limit after a prompt</w:t>
+            </w:r>
+          </w:p>
+        </w:tc>
+        <w:tc>
+          <w:tcPr>
+            <w:tcW w:type="dxa" w:w="2556"/>
+          </w:tcPr>
+          <w:p>
+            <w:r>
+              <w:t>States a defensible limit and useful next test</w:t>
+            </w:r>
+          </w:p>
+        </w:tc>
+      </w:tr>
+    </w:tbl>
+    <w:p>
+      <w:r>
+        <w:t>Project checkpoint: Make a transparent first version. Keep a trace of how one input becomes an output; explain the rule or learned component.</w:t>
+      </w:r>
+    </w:p>
+    <w:p>
+      <w:r>
+        <w:t>Use the weekly teacher answer for topic-specific reasoning. A saved progress tick is an activity record; judge mastery from the learner’s explanation and evidence.</w:t>
+      </w:r>
+    </w:p>
     <w:sectPr>
       <w:pgSz w:w="12240" w:h="15840"/>
       <w:pgMar w:top="936" w:right="1008" w:bottom="936" w:left="1008" w:header="720" w:footer="720" w:gutter="0"/>

--- a/downloads/teacher/ai-7-week-07.docx
+++ b/downloads/teacher/ai-7-week-07.docx
@@ -2328,6 +2328,39 @@
         <w:t>Use the weekly teacher answer for topic-specific reasoning. A saved progress tick is an activity record; judge mastery from the learner’s explanation and evidence.</w:t>
       </w:r>
     </w:p>
+    <w:p>
+      <w:pPr>
+        <w:pStyle w:val="Heading1"/>
+      </w:pPr>
+      <w:r>
+        <w:t>08. Use feedback, labs and repair paths</w:t>
+      </w:r>
+    </w:p>
+    <w:p>
+      <w:r>
+        <w:t>Use the two formative questions as supported practice, not as independent mastery scores. Discuss the deciding evidence rather than accepting a guessed selection.</w:t>
+      </w:r>
+    </w:p>
+    <w:p>
+      <w:r>
+        <w:t>The feedback comes from the reviewed public worked case. Do not reveal the separately reserved independent teacher answer until the learner has attempted that case.</w:t>
+      </w:r>
+    </w:p>
+    <w:p>
+      <w:r>
+        <w:t>Ask students to predict before running code. Preserve errors and actual outputs; collect a changed test and an explanation. The branch-boundary and indexing lessons deliberately include failure cases.</w:t>
+      </w:r>
+    </w:p>
+    <w:p>
+      <w:r>
+        <w:t>Use the earlier worked-explanation links to address a specific missing building block, then return to the current question. Adapt this suggestion after observing the learner; it is not an automatic diagnosis.</w:t>
+      </w:r>
+    </w:p>
+    <w:p>
+      <w:r>
+        <w:t>Collect the completed-work portfolio as evidence. Record support separately from correctness, and assess explanation, trace/test and limitations. Progress ticks and quiz selections alone do not establish mastery.</w:t>
+      </w:r>
+    </w:p>
     <w:sectPr>
       <w:pgSz w:w="12240" w:h="15840"/>
       <w:pgMar w:top="936" w:right="1008" w:bottom="936" w:left="1008" w:header="720" w:footer="720" w:gutter="0"/>

--- a/downloads/teacher/ai-7-week-07.docx
+++ b/downloads/teacher/ai-7-week-07.docx
@@ -29,16 +29,39 @@
       </w:r>
     </w:p>
     <w:p>
-      <w:pPr>
-        <w:pStyle w:val="Heading3"/>
-      </w:pPr>
-      <w:r>
-        <w:t>Teach the learning cycle</w:t>
+      <w:r>
+        <w:t>Prepare Hypotheses and measurable outcomes: check the target, prerequisites, resources and adaptable teaching schedule.</w:t>
       </w:r>
     </w:p>
     <w:p>
-      <w:r>
-        <w:t>Primary target: Explain the mechanism and terminology of hypotheses and measurable outcomes</w:t>
+      <w:pPr>
+        <w:pStyle w:val="Heading3"/>
+      </w:pPr>
+      <w:r>
+        <w:t>Teach the learning cycle</w:t>
+      </w:r>
+    </w:p>
+    <w:p>
+      <w:pPr>
+        <w:spacing w:line="336" w:lineRule="auto" w:after="180"/>
+      </w:pPr>
+      <w:r>
+        <w:rPr>
+          <w:b w:val="0"/>
+        </w:rPr>
+        <w:t xml:space="preserve">Primary target: Explain the </w:t>
+      </w:r>
+      <w:r>
+        <w:rPr>
+          <w:b/>
+        </w:rPr>
+        <w:t>mechanism</w:t>
+      </w:r>
+      <w:r>
+        <w:rPr>
+          <w:b w:val="0"/>
+        </w:rPr>
+        <w:t xml:space="preserve"> and terminology of hypotheses and measurable outcomes</w:t>
       </w:r>
     </w:p>
     <w:tbl>
@@ -185,16 +208,37 @@
       </w:tr>
     </w:tbl>
     <w:p>
-      <w:r>
-        <w:t>This is a starting allocation of 135 minutes, not a validated duration. Preserve all named topics. Schedule extra time for connected examples, the full investigation, independent cases and project building. Repeated copies of a case share one recorded attempt; they are not new evidence.</w:t>
+      <w:pPr>
+        <w:spacing w:line="336" w:lineRule="auto" w:after="180"/>
+      </w:pPr>
+      <w:r>
+        <w:rPr>
+          <w:b w:val="0"/>
+        </w:rPr>
+        <w:t>This is a starting allocation of 135 minutes, not a validated duration. Preserve all named topics. Schedule extra time for connected examples, the full investigation, independent cases and project building.</w:t>
       </w:r>
     </w:p>
     <w:p>
       <w:pPr>
-        <w:pStyle w:val="Heading3"/>
-      </w:pPr>
-      <w:r>
-        <w:t>Retrieval answer guidance</w:t>
+        <w:spacing w:line="336" w:lineRule="auto" w:after="180"/>
+      </w:pPr>
+      <w:r>
+        <w:rPr>
+          <w:b w:val="0"/>
+        </w:rPr>
+        <w:t xml:space="preserve">Repeated copies of a case share one recorded attempt; they are not new </w:t>
+      </w:r>
+      <w:r>
+        <w:rPr>
+          <w:b/>
+        </w:rPr>
+        <w:t>evidence</w:t>
+      </w:r>
+      <w:r>
+        <w:rPr>
+          <w:b w:val="0"/>
+        </w:rPr>
+        <w:t>.</w:t>
       </w:r>
     </w:p>
     <w:p>
@@ -202,132 +246,405 @@
         <w:pStyle w:val="Heading3"/>
       </w:pPr>
       <w:r>
-        <w:t>A literature comparison matrix</w:t>
+        <w:t>Retrieval answer guidance</w:t>
       </w:r>
     </w:p>
     <w:p>
-      <w:r>
-        <w:t>Without opening the old lesson, explain one key idea from A literature comparison matrix. Give an example and a mistake that the idea helps you avoid.</w:t>
+      <w:pPr>
+        <w:pStyle w:val="Heading3"/>
+      </w:pPr>
+      <w:r>
+        <w:t>A literature comparison matrix</w:t>
       </w:r>
     </w:p>
     <w:p>
-      <w:r>
-        <w:t>Look for: Explain the mechanism and terminology of a literature comparison matrix</w:t>
+      <w:pPr>
+        <w:spacing w:line="336" w:lineRule="auto" w:after="180"/>
+      </w:pPr>
+      <w:r>
+        <w:rPr>
+          <w:b w:val="0"/>
+        </w:rPr>
+        <w:t>Without opening the old lesson, explain one key idea from A literature comparison matrix. Give an example and a mistake that the idea helps you avoid.</w:t>
       </w:r>
     </w:p>
     <w:p>
-      <w:r>
-        <w:t>Reference example, not the only acceptable wording: Teacher explanation: A literature matrix compares studies using aligned columns rather than sorting headline numbers with different meanings. Record question, data, unit, baseline, metric, split, resources and limitations. Mark incomparable fields rather than forcing a ranking.</w:t>
+      <w:pPr>
+        <w:spacing w:line="336" w:lineRule="auto" w:after="180"/>
+      </w:pPr>
+      <w:r>
+        <w:rPr>
+          <w:b w:val="0"/>
+        </w:rPr>
+        <w:t xml:space="preserve">Look for: Explain the </w:t>
+      </w:r>
+      <w:r>
+        <w:rPr>
+          <w:b/>
+        </w:rPr>
+        <w:t>mechanism</w:t>
+      </w:r>
+      <w:r>
+        <w:rPr>
+          <w:b w:val="0"/>
+        </w:rPr>
+        <w:t xml:space="preserve"> and terminology of a literature comparison matrix</w:t>
       </w:r>
     </w:p>
     <w:p>
       <w:pPr>
-        <w:pStyle w:val="Heading3"/>
-      </w:pPr>
-      <w:r>
-        <w:t>Methods results and limitations</w:t>
+        <w:spacing w:line="336" w:lineRule="auto" w:after="180"/>
+      </w:pPr>
+      <w:r>
+        <w:rPr>
+          <w:b w:val="0"/>
+        </w:rPr>
+        <w:t>Reference example, not the only acceptable wording: Teacher explanation: A literature matrix compares studies using aligned columns rather than sorting headline numbers with different meanings.</w:t>
       </w:r>
     </w:p>
     <w:p>
-      <w:r>
-        <w:t>Without opening the old lesson, explain one key idea from Methods results and limitations. Give an example and a mistake that the idea helps you avoid.</w:t>
+      <w:pPr>
+        <w:spacing w:line="336" w:lineRule="auto" w:after="180"/>
+      </w:pPr>
+      <w:r>
+        <w:rPr>
+          <w:b w:val="0"/>
+        </w:rPr>
+        <w:t>Record question, data, unit, baseline, metric, split, resources and limitations. Mark incomparable fields rather than forcing a ranking.</w:t>
       </w:r>
     </w:p>
     <w:p>
-      <w:r>
-        <w:t>Look for: Explain the mechanism and terminology of methods results and limitations</w:t>
+      <w:pPr>
+        <w:pStyle w:val="Heading3"/>
+      </w:pPr>
+      <w:r>
+        <w:t>Methods results and limitations</w:t>
       </w:r>
     </w:p>
     <w:p>
-      <w:r>
-        <w:t>Reference example, not the only acceptable wording: Teacher explanation: Methods state what was done; results state observed outcomes; limitations state restrictions on interpretation. Mixing them hides missing evidence. Classify each statement by role and link results to the procedure and denominator. A proposed mechanism is an explanation to test, not an extra observation.</w:t>
+      <w:pPr>
+        <w:spacing w:line="336" w:lineRule="auto" w:after="180"/>
+      </w:pPr>
+      <w:r>
+        <w:rPr>
+          <w:b w:val="0"/>
+        </w:rPr>
+        <w:t>Without opening the old lesson, explain one key idea from Methods results and limitations. Give an example and a mistake that the idea helps you avoid.</w:t>
       </w:r>
     </w:p>
     <w:p>
       <w:pPr>
-        <w:pStyle w:val="Heading3"/>
-      </w:pPr>
-      <w:r>
-        <w:t>A question that evidence can answer</w:t>
+        <w:spacing w:line="336" w:lineRule="auto" w:after="180"/>
+      </w:pPr>
+      <w:r>
+        <w:rPr>
+          <w:b w:val="0"/>
+        </w:rPr>
+        <w:t xml:space="preserve">Look for: Explain the </w:t>
+      </w:r>
+      <w:r>
+        <w:rPr>
+          <w:b/>
+        </w:rPr>
+        <w:t>mechanism</w:t>
+      </w:r>
+      <w:r>
+        <w:rPr>
+          <w:b w:val="0"/>
+        </w:rPr>
+        <w:t xml:space="preserve"> and terminology of methods results and limitations</w:t>
       </w:r>
     </w:p>
     <w:p>
-      <w:r>
-        <w:t>Without opening the old lesson, explain one key idea from A question that evidence can answer. Give an example and a mistake that the idea helps you avoid.</w:t>
+      <w:pPr>
+        <w:spacing w:line="336" w:lineRule="auto" w:after="180"/>
+      </w:pPr>
+      <w:r>
+        <w:rPr>
+          <w:b w:val="0"/>
+        </w:rPr>
+        <w:t xml:space="preserve">Reference example, not the only acceptable wording: Teacher explanation: Methods state what was done; results state observed outcomes; limitations state restrictions on interpretation. Mixing them hides missing </w:t>
+      </w:r>
+      <w:r>
+        <w:rPr>
+          <w:b/>
+        </w:rPr>
+        <w:t>evidence</w:t>
+      </w:r>
+      <w:r>
+        <w:rPr>
+          <w:b w:val="0"/>
+        </w:rPr>
+        <w:t>.</w:t>
       </w:r>
     </w:p>
     <w:p>
-      <w:r>
-        <w:t>Look for: Explain the mechanism and terminology of a question that evidence can answer</w:t>
+      <w:pPr>
+        <w:spacing w:line="336" w:lineRule="auto" w:after="180"/>
+      </w:pPr>
+      <w:r>
+        <w:rPr>
+          <w:b w:val="0"/>
+        </w:rPr>
+        <w:t xml:space="preserve">Classify each statement by role and link results to the procedure and denominator. A proposed </w:t>
+      </w:r>
+      <w:r>
+        <w:rPr>
+          <w:b/>
+        </w:rPr>
+        <w:t>mechanism</w:t>
+      </w:r>
+      <w:r>
+        <w:rPr>
+          <w:b w:val="0"/>
+        </w:rPr>
+        <w:t xml:space="preserve"> is an explanation to test, not an extra </w:t>
+      </w:r>
+      <w:r>
+        <w:rPr>
+          <w:b/>
+        </w:rPr>
+        <w:t>observation</w:t>
+      </w:r>
+      <w:r>
+        <w:rPr>
+          <w:b w:val="0"/>
+        </w:rPr>
+        <w:t>.</w:t>
       </w:r>
     </w:p>
     <w:p>
-      <w:r>
-        <w:t>Reference example, not the only acceptable wording: Teacher explanation: A research question identifies an outcome, comparison and conditions that evidence could answer. A broad aspiration needs narrowing before a study. For fictional classroom retrieval, ask whether method B returns more relevant records than lexical baseline A on a reserved judged query set at cutoff3. Define eligible corpus and relevance rules before running.</w:t>
+      <w:pPr>
+        <w:pStyle w:val="Heading3"/>
+      </w:pPr>
+      <w:r>
+        <w:t>A question that evidence can answer</w:t>
       </w:r>
     </w:p>
     <w:p>
-      <w:r>
-        <w:t>Two 45-minute sessions. A hypothesis predicts a measurable comparison under stated conditions. Declare primary outcome and direction before inspecting results. Use the supplied constructed scenarios to make the mechanism inspectable. Collect W4 before sharing solutions. Students should name intermediate evidence and limitations; classroom pacing and learning effectiveness remain unvalidated.</w:t>
+      <w:pPr>
+        <w:spacing w:line="336" w:lineRule="auto" w:after="180"/>
+      </w:pPr>
+      <w:r>
+        <w:rPr>
+          <w:b w:val="0"/>
+        </w:rPr>
+        <w:t xml:space="preserve">Without opening the old lesson, explain one key idea from A question that </w:t>
+      </w:r>
+      <w:r>
+        <w:rPr>
+          <w:b/>
+        </w:rPr>
+        <w:t>evidence</w:t>
+      </w:r>
+      <w:r>
+        <w:rPr>
+          <w:b w:val="0"/>
+        </w:rPr>
+        <w:t xml:space="preserve"> can answer. Give an example and a mistake that the idea helps you avoid.</w:t>
       </w:r>
     </w:p>
     <w:p>
       <w:pPr>
-        <w:pStyle w:val="Heading3"/>
-      </w:pPr>
-      <w:r>
-        <w:t>Outcomes</w:t>
+        <w:spacing w:line="336" w:lineRule="auto" w:after="180"/>
+      </w:pPr>
+      <w:r>
+        <w:rPr>
+          <w:b w:val="0"/>
+        </w:rPr>
+        <w:t xml:space="preserve">Look for: Explain the </w:t>
+      </w:r>
+      <w:r>
+        <w:rPr>
+          <w:b/>
+        </w:rPr>
+        <w:t>mechanism</w:t>
+      </w:r>
+      <w:r>
+        <w:rPr>
+          <w:b w:val="0"/>
+        </w:rPr>
+        <w:t xml:space="preserve"> and terminology of a question that </w:t>
+      </w:r>
+      <w:r>
+        <w:rPr>
+          <w:b/>
+        </w:rPr>
+        <w:t>evidence</w:t>
+      </w:r>
+      <w:r>
+        <w:rPr>
+          <w:b w:val="0"/>
+        </w:rPr>
+        <w:t xml:space="preserve"> can answer</w:t>
       </w:r>
     </w:p>
     <w:p>
-      <w:r>
-        <w:t>Explain the mechanism and terminology of hypotheses and measurable outcomes</w:t>
+      <w:pPr>
+        <w:spacing w:line="336" w:lineRule="auto" w:after="180"/>
+      </w:pPr>
+      <w:r>
+        <w:rPr>
+          <w:b w:val="0"/>
+        </w:rPr>
+        <w:t xml:space="preserve">Reference example, not the only acceptable wording: Teacher explanation: A research question identifies an outcome, comparison and conditions that </w:t>
+      </w:r>
+      <w:r>
+        <w:rPr>
+          <w:b/>
+        </w:rPr>
+        <w:t>evidence</w:t>
+      </w:r>
+      <w:r>
+        <w:rPr>
+          <w:b w:val="0"/>
+        </w:rPr>
+        <w:t xml:space="preserve"> could answer. A broad aspiration needs narrowing before a study.</w:t>
       </w:r>
     </w:p>
     <w:p>
-      <w:r>
-        <w:t>Apply the stated procedure to a new case with a traceable result</w:t>
+      <w:pPr>
+        <w:spacing w:line="336" w:lineRule="auto" w:after="180"/>
+      </w:pPr>
+      <w:r>
+        <w:rPr>
+          <w:b w:val="0"/>
+        </w:rPr>
+        <w:t>For fictional classroom retrieval, ask whether method B returns more relevant records than lexical baseline A on a reserved judged query set at cutoff3. Define eligible corpus and relevance rules before running.</w:t>
       </w:r>
     </w:p>
     <w:p>
-      <w:r>
-        <w:t>Identify an assumption or limitation and design a revealing follow-up</w:t>
+      <w:pPr>
+        <w:spacing w:line="336" w:lineRule="auto" w:after="180"/>
+      </w:pPr>
+      <w:r>
+        <w:rPr>
+          <w:b w:val="0"/>
+        </w:rPr>
+        <w:t xml:space="preserve">Two 45-minute sessions. A </w:t>
+      </w:r>
+      <w:r>
+        <w:rPr>
+          <w:b/>
+        </w:rPr>
+        <w:t>hypothesis</w:t>
+      </w:r>
+      <w:r>
+        <w:rPr>
+          <w:b w:val="0"/>
+        </w:rPr>
+        <w:t xml:space="preserve"> predicts a measurable comparison under stated conditions. Declare </w:t>
+      </w:r>
+      <w:r>
+        <w:rPr>
+          <w:b/>
+        </w:rPr>
+        <w:t>primary outcome</w:t>
+      </w:r>
+      <w:r>
+        <w:rPr>
+          <w:b w:val="0"/>
+        </w:rPr>
+        <w:t xml:space="preserve"> and direction before inspecting results.</w:t>
       </w:r>
     </w:p>
     <w:p>
       <w:pPr>
-        <w:pStyle w:val="Heading3"/>
-      </w:pPr>
-      <w:r>
-        <w:t>Preparation</w:t>
+        <w:spacing w:line="336" w:lineRule="auto" w:after="180"/>
+      </w:pPr>
+      <w:r>
+        <w:rPr>
+          <w:b w:val="0"/>
+        </w:rPr>
+        <w:t xml:space="preserve">Use the supplied constructed scenarios to make the </w:t>
+      </w:r>
+      <w:r>
+        <w:rPr>
+          <w:b/>
+        </w:rPr>
+        <w:t>mechanism</w:t>
+      </w:r>
+      <w:r>
+        <w:rPr>
+          <w:b w:val="0"/>
+        </w:rPr>
+        <w:t xml:space="preserve"> inspectable. Collect W4 before sharing solutions.</w:t>
       </w:r>
     </w:p>
     <w:p>
-      <w:r>
-        <w:t>Lesson and workbook; paper and pencil</w:t>
+      <w:pPr>
+        <w:spacing w:line="336" w:lineRule="auto" w:after="180"/>
+      </w:pPr>
+      <w:r>
+        <w:rPr>
+          <w:b w:val="0"/>
+        </w:rPr>
+        <w:t xml:space="preserve">Students should name intermediate </w:t>
+      </w:r>
+      <w:r>
+        <w:rPr>
+          <w:b/>
+        </w:rPr>
+        <w:t>evidence</w:t>
+      </w:r>
+      <w:r>
+        <w:rPr>
+          <w:b w:val="0"/>
+        </w:rPr>
+        <w:t xml:space="preserve"> and limitations; classroom pacing and learning effectiveness remain unvalidated.</w:t>
       </w:r>
     </w:p>
     <w:p>
-      <w:r>
-        <w:t>Calculator and optional local Python 3 for arithmetic; no live API or private data</w:t>
+      <w:pPr>
+        <w:pStyle w:val="Heading3"/>
+      </w:pPr>
+      <w:r>
+        <w:t>Outcomes</w:t>
       </w:r>
     </w:p>
     <w:p>
-      <w:r>
-        <w:t>Prepare the fresh retry separately and withhold its solution until after collection</w:t>
+      <w:pPr>
+        <w:spacing w:line="336" w:lineRule="auto" w:after="180"/>
+      </w:pPr>
+      <w:r>
+        <w:rPr>
+          <w:b w:val="0"/>
+        </w:rPr>
+        <w:t xml:space="preserve">Explain the </w:t>
+      </w:r>
+      <w:r>
+        <w:rPr>
+          <w:b/>
+        </w:rPr>
+        <w:t>mechanism</w:t>
+      </w:r>
+      <w:r>
+        <w:rPr>
+          <w:b w:val="0"/>
+        </w:rPr>
+        <w:t xml:space="preserve"> and terminology of hypotheses and measurable outcomes</w:t>
       </w:r>
     </w:p>
     <w:p>
       <w:pPr>
-        <w:pStyle w:val="Heading3"/>
-      </w:pPr>
-      <w:r>
-        <w:t>Prerequisite answer</w:t>
+        <w:spacing w:line="336" w:lineRule="auto" w:after="180"/>
+      </w:pPr>
+      <w:r>
+        <w:rPr>
+          <w:b w:val="0"/>
+        </w:rPr>
+        <w:t>Apply the stated procedure to a new case with a traceable result</w:t>
       </w:r>
     </w:p>
     <w:p>
-      <w:r>
-        <w:t>A result depends on the inputs, procedure and conditions that produced it. Preserve data roles and distinguish observed outcomes from predictions or unmeasured conditions. If the prior concept cannot be explained, use a short retrieval activity before this chapter.</w:t>
+      <w:pPr>
+        <w:spacing w:line="336" w:lineRule="auto" w:after="180"/>
+      </w:pPr>
+      <w:r>
+        <w:rPr>
+          <w:b w:val="0"/>
+        </w:rPr>
+        <w:t>Identify an assumption or limitation and design a revealing follow-up</w:t>
       </w:r>
     </w:p>
     <w:p>
@@ -335,45 +652,279 @@
         <w:pStyle w:val="Heading3"/>
       </w:pPr>
       <w:r>
-        <w:t>End goal for the pictorial case</w:t>
+        <w:t>Preparation</w:t>
       </w:r>
     </w:p>
     <w:p>
-      <w:r>
-        <w:t>Explain hypotheses and measurable outcomes using the records and boundaries of this fictional investigation.</w:t>
+      <w:pPr>
+        <w:spacing w:line="336" w:lineRule="auto" w:after="180"/>
+      </w:pPr>
+      <w:r>
+        <w:rPr>
+          <w:b w:val="0"/>
+        </w:rPr>
+        <w:t>Lesson and workbook; paper and pencil</w:t>
       </w:r>
     </w:p>
     <w:p>
-      <w:r>
-        <w:t>This added worked case illustrates the week’s main idea. Retain all original and connected topics; schedule its practice within the teaching cycle.</w:t>
+      <w:pPr>
+        <w:spacing w:line="336" w:lineRule="auto" w:after="180"/>
+      </w:pPr>
+      <w:r>
+        <w:rPr>
+          <w:b w:val="0"/>
+        </w:rPr>
+        <w:t>Calculator and optional local Python 3 for arithmetic; no live API or private data</w:t>
       </w:r>
     </w:p>
     <w:p>
       <w:pPr>
-        <w:pStyle w:val="Heading1"/>
-      </w:pPr>
-      <w:r>
-        <w:t>02. Explain and model the mechanism</w:t>
+        <w:spacing w:line="336" w:lineRule="auto" w:after="180"/>
+      </w:pPr>
+      <w:r>
+        <w:rPr>
+          <w:b w:val="0"/>
+        </w:rPr>
+        <w:t>Prepare the fresh retry separately and withhold its solution until after collection</w:t>
       </w:r>
     </w:p>
     <w:p>
-      <w:r>
-        <w:t>A hypothesis predicts a measurable comparison under stated conditions. Declare primary outcome and direction before inspecting results.</w:t>
+      <w:pPr>
+        <w:pStyle w:val="Heading3"/>
+      </w:pPr>
+      <w:r>
+        <w:t>Prerequisite answer</w:t>
       </w:r>
     </w:p>
     <w:p>
-      <w:r>
-        <w:t>Begin by writing the question the procedure is intended to answer. Identify the information already supplied, the information it will produce and the information still missing. These are constructed classroom examples; they do not require live accounts, private records or an external service. Do not treat a plausible explanation as a measured outcome.</w:t>
+      <w:pPr>
+        <w:spacing w:line="336" w:lineRule="auto" w:after="180"/>
+      </w:pPr>
+      <w:r>
+        <w:rPr>
+          <w:b w:val="0"/>
+        </w:rPr>
+        <w:t xml:space="preserve">A result depends on the </w:t>
+      </w:r>
+      <w:r>
+        <w:rPr>
+          <w:b/>
+        </w:rPr>
+        <w:t>input</w:t>
+      </w:r>
+      <w:r>
+        <w:rPr>
+          <w:b w:val="0"/>
+        </w:rPr>
+        <w:t xml:space="preserve">s, procedure and conditions that produced it. Preserve data roles and distinguish observed outcomes from </w:t>
+      </w:r>
+      <w:r>
+        <w:rPr>
+          <w:b/>
+        </w:rPr>
+        <w:t>prediction</w:t>
+      </w:r>
+      <w:r>
+        <w:rPr>
+          <w:b w:val="0"/>
+        </w:rPr>
+        <w:t>s or unmeasured conditions.</w:t>
       </w:r>
     </w:p>
     <w:p>
-      <w:r>
-        <w:t>Toy hypothesis:method B improves supported-answer rate over baseline A on a reserved paired set. Define support rubric and failure treatment; record secondary outcomes separately.</w:t>
+      <w:pPr>
+        <w:spacing w:line="336" w:lineRule="auto" w:after="180"/>
+      </w:pPr>
+      <w:r>
+        <w:rPr>
+          <w:b w:val="0"/>
+        </w:rPr>
+        <w:t>If the prior concept cannot be explained, use a short retrieval activity before this chapter.</w:t>
       </w:r>
     </w:p>
     <w:p>
-      <w:r>
-        <w:t>Before applying the procedure, write its units, denominator or decision boundary where relevant. A partner should be able to repeat each step using the same inputs. If a required input is absent or violates the stated contract, record that condition explicitly instead of quietly replacing it with a convenient value.</w:t>
+      <w:pPr>
+        <w:pStyle w:val="Heading3"/>
+      </w:pPr>
+      <w:r>
+        <w:t>End goal for the pictorial case</w:t>
+      </w:r>
+    </w:p>
+    <w:p>
+      <w:pPr>
+        <w:spacing w:line="336" w:lineRule="auto" w:after="180"/>
+      </w:pPr>
+      <w:r>
+        <w:rPr>
+          <w:b w:val="0"/>
+        </w:rPr>
+        <w:t>Explain hypotheses and measurable outcomes using the records and boundaries of this fictional investigation.</w:t>
+      </w:r>
+    </w:p>
+    <w:p>
+      <w:pPr>
+        <w:spacing w:line="336" w:lineRule="auto" w:after="180"/>
+      </w:pPr>
+      <w:r>
+        <w:rPr>
+          <w:b w:val="0"/>
+        </w:rPr>
+        <w:t>This added worked case illustrates the week’s main idea. Retain all original and connected topics; schedule its practice within the teaching cycle.</w:t>
+      </w:r>
+    </w:p>
+    <w:p>
+      <w:pPr>
+        <w:pStyle w:val="Heading1"/>
+      </w:pPr>
+      <w:r>
+        <w:t>02. Explain and model the mechanism</w:t>
+      </w:r>
+    </w:p>
+    <w:p>
+      <w:r>
+        <w:t>Model Hypotheses and measurable outcomes using the supplied case, labelled mechanism and reasoning. Make the scope of each conclusion explicit.</w:t>
+      </w:r>
+    </w:p>
+    <w:p>
+      <w:pPr>
+        <w:spacing w:line="336" w:lineRule="auto" w:after="180"/>
+      </w:pPr>
+      <w:r>
+        <w:rPr>
+          <w:b w:val="0"/>
+        </w:rPr>
+        <w:t xml:space="preserve">A </w:t>
+      </w:r>
+      <w:r>
+        <w:rPr>
+          <w:b/>
+        </w:rPr>
+        <w:t>hypothesis</w:t>
+      </w:r>
+      <w:r>
+        <w:rPr>
+          <w:b w:val="0"/>
+        </w:rPr>
+        <w:t xml:space="preserve"> predicts a measurable comparison under stated conditions. Declare </w:t>
+      </w:r>
+      <w:r>
+        <w:rPr>
+          <w:b/>
+        </w:rPr>
+        <w:t>primary outcome</w:t>
+      </w:r>
+      <w:r>
+        <w:rPr>
+          <w:b w:val="0"/>
+        </w:rPr>
+        <w:t xml:space="preserve"> and direction before inspecting results.</w:t>
+      </w:r>
+    </w:p>
+    <w:p>
+      <w:pPr>
+        <w:pStyle w:val="Heading3"/>
+      </w:pPr>
+      <w:r>
+        <w:t>Explain Hypotheses and measurable outcomes · 1</w:t>
+      </w:r>
+    </w:p>
+    <w:p>
+      <w:pPr>
+        <w:spacing w:line="336" w:lineRule="auto" w:after="180"/>
+      </w:pPr>
+      <w:r>
+        <w:rPr>
+          <w:b w:val="0"/>
+        </w:rPr>
+        <w:t>Begin by writing the question the procedure is intended to answer. Identify the information already supplied, the information it will produce and the information still missing.</w:t>
+      </w:r>
+    </w:p>
+    <w:p>
+      <w:pPr>
+        <w:spacing w:line="336" w:lineRule="auto" w:after="180"/>
+      </w:pPr>
+      <w:r>
+        <w:rPr>
+          <w:b w:val="0"/>
+        </w:rPr>
+        <w:t>These are constructed classroom examples; they do not require live accounts, private records or an external service. Do not treat a plausible explanation as a measured outcome.</w:t>
+      </w:r>
+    </w:p>
+    <w:p>
+      <w:pPr>
+        <w:spacing w:line="336" w:lineRule="auto" w:after="180"/>
+      </w:pPr>
+      <w:r>
+        <w:rPr>
+          <w:b w:val="0"/>
+        </w:rPr>
+        <w:t xml:space="preserve">Toy </w:t>
+      </w:r>
+      <w:r>
+        <w:rPr>
+          <w:b/>
+        </w:rPr>
+        <w:t>hypothesis</w:t>
+      </w:r>
+      <w:r>
+        <w:rPr>
+          <w:b w:val="0"/>
+        </w:rPr>
+        <w:t>:method B improves supported-answer rate over baseline A on a reserved paired set. Define support rubric and failure treatment; record secondary outcomes separately.</w:t>
+      </w:r>
+    </w:p>
+    <w:p>
+      <w:pPr>
+        <w:pStyle w:val="Heading3"/>
+      </w:pPr>
+      <w:r>
+        <w:t>Explain Hypotheses and measurable outcomes · 2</w:t>
+      </w:r>
+    </w:p>
+    <w:p>
+      <w:pPr>
+        <w:spacing w:line="336" w:lineRule="auto" w:after="180"/>
+      </w:pPr>
+      <w:r>
+        <w:rPr>
+          <w:b w:val="0"/>
+        </w:rPr>
+        <w:t xml:space="preserve">Before applying the procedure, write its units, denominator or decision boundary where relevant. A partner should be able to repeat each step using the same </w:t>
+      </w:r>
+      <w:r>
+        <w:rPr>
+          <w:b/>
+        </w:rPr>
+        <w:t>input</w:t>
+      </w:r>
+      <w:r>
+        <w:rPr>
+          <w:b w:val="0"/>
+        </w:rPr>
+        <w:t>s.</w:t>
+      </w:r>
+    </w:p>
+    <w:p>
+      <w:pPr>
+        <w:spacing w:line="336" w:lineRule="auto" w:after="180"/>
+      </w:pPr>
+      <w:r>
+        <w:rPr>
+          <w:b w:val="0"/>
+        </w:rPr>
+        <w:t xml:space="preserve">If a required </w:t>
+      </w:r>
+      <w:r>
+        <w:rPr>
+          <w:b/>
+        </w:rPr>
+        <w:t>input</w:t>
+      </w:r>
+      <w:r>
+        <w:rPr>
+          <w:b w:val="0"/>
+        </w:rPr>
+        <w:t xml:space="preserve"> is absent or violates the stated contract, record that condition explicitly instead of quietly replacing it with a convenient value.</w:t>
       </w:r>
     </w:p>
     <w:tbl>
@@ -571,36 +1122,258 @@
       </w:r>
     </w:p>
     <w:p>
-      <w:r>
-        <w:t>Guided: Report the change as exploratory/post-result revision. Preserve the original support hypothesis; do not present speed as the prespecified primary outcome. Qualification: A hypothesis can fail honestly; changing it after results does not erase the original test. Exit: accept a concrete variation with its predicted outcome and a stated condition that would challenge the mechanism; reject a claim resting on unmeasured evidence.</w:t>
+      <w:pPr>
+        <w:pStyle w:val="Heading3"/>
+      </w:pPr>
+      <w:r>
+        <w:t>Explain Hypotheses and measurable outcomes · 3</w:t>
       </w:r>
     </w:p>
     <w:p>
       <w:pPr>
-        <w:pStyle w:val="Heading3"/>
-      </w:pPr>
-      <w:r>
-        <w:t>Model the reasoning aloud</w:t>
+        <w:spacing w:line="336" w:lineRule="auto" w:after="180"/>
+      </w:pPr>
+      <w:r>
+        <w:rPr>
+          <w:b w:val="0"/>
+        </w:rPr>
+        <w:t xml:space="preserve">Guided: Report the change as exploratory/post-result revision. Preserve the original support </w:t>
+      </w:r>
+      <w:r>
+        <w:rPr>
+          <w:b/>
+        </w:rPr>
+        <w:t>hypothesis</w:t>
+      </w:r>
+      <w:r>
+        <w:rPr>
+          <w:b w:val="0"/>
+        </w:rPr>
+        <w:t xml:space="preserve">; do not present speed as the prespecified </w:t>
+      </w:r>
+      <w:r>
+        <w:rPr>
+          <w:b/>
+        </w:rPr>
+        <w:t>primary outcome</w:t>
+      </w:r>
+      <w:r>
+        <w:rPr>
+          <w:b w:val="0"/>
+        </w:rPr>
+        <w:t>.</w:t>
       </w:r>
     </w:p>
     <w:p>
-      <w:r>
-        <w:t>Use the complete worked example below before asking learners to complete W2. Reveal a small part, invite a prediction, then explain the deciding step. These teacher notes contain solutions; do not reveal the independent case answer during modelling.</w:t>
+      <w:pPr>
+        <w:spacing w:line="336" w:lineRule="auto" w:after="180"/>
+      </w:pPr>
+      <w:r>
+        <w:rPr>
+          <w:b w:val="0"/>
+        </w:rPr>
+        <w:t xml:space="preserve">Qualification: A </w:t>
+      </w:r>
+      <w:r>
+        <w:rPr>
+          <w:b/>
+        </w:rPr>
+        <w:t>hypothesis</w:t>
+      </w:r>
+      <w:r>
+        <w:rPr>
+          <w:b w:val="0"/>
+        </w:rPr>
+        <w:t xml:space="preserve"> can fail honestly; changing it after results does not erase the original test.</w:t>
       </w:r>
     </w:p>
     <w:p>
-      <w:r>
-        <w:t>After seeing faster responses, the team changes its primary claim from support improvement to speed improvement.</w:t>
+      <w:pPr>
+        <w:spacing w:line="336" w:lineRule="auto" w:after="180"/>
+      </w:pPr>
+      <w:r>
+        <w:rPr>
+          <w:b w:val="0"/>
+        </w:rPr>
+        <w:t xml:space="preserve">Exit: accept a concrete variation with its predicted outcome and a stated condition that would challenge the </w:t>
+      </w:r>
+      <w:r>
+        <w:rPr>
+          <w:b/>
+        </w:rPr>
+        <w:t>mechanism</w:t>
+      </w:r>
+      <w:r>
+        <w:rPr>
+          <w:b w:val="0"/>
+        </w:rPr>
+        <w:t xml:space="preserve">; reject a claim resting on unmeasured </w:t>
+      </w:r>
+      <w:r>
+        <w:rPr>
+          <w:b/>
+        </w:rPr>
+        <w:t>evidence</w:t>
+      </w:r>
+      <w:r>
+        <w:rPr>
+          <w:b w:val="0"/>
+        </w:rPr>
+        <w:t>.</w:t>
       </w:r>
     </w:p>
     <w:p>
-      <w:r>
-        <w:t>Report the change as exploratory/post-result revision. Preserve the original support hypothesis; do not present speed as the prespecified primary outcome.</w:t>
+      <w:pPr>
+        <w:pStyle w:val="Heading3"/>
+      </w:pPr>
+      <w:r>
+        <w:t>Model the reasoning aloud</w:t>
       </w:r>
     </w:p>
     <w:p>
-      <w:r>
-        <w:t>Compare the intermediate evidence with the final statement. Explain why each number or decision follows from the stated inputs. The conclusion belongs to this scenario and procedure; changing the inputs, evaluation population or authority can change what it establishes. Retain the raw record so a later revision can be compared honestly.</w:t>
+      <w:pPr>
+        <w:spacing w:line="336" w:lineRule="auto" w:after="180"/>
+      </w:pPr>
+      <w:r>
+        <w:rPr>
+          <w:b w:val="0"/>
+        </w:rPr>
+        <w:t xml:space="preserve">Use the complete worked example below before asking learners to complete W2. Reveal a small part, invite a </w:t>
+      </w:r>
+      <w:r>
+        <w:rPr>
+          <w:b/>
+        </w:rPr>
+        <w:t>prediction</w:t>
+      </w:r>
+      <w:r>
+        <w:rPr>
+          <w:b w:val="0"/>
+        </w:rPr>
+        <w:t>, then explain the deciding step.</w:t>
+      </w:r>
+    </w:p>
+    <w:p>
+      <w:pPr>
+        <w:spacing w:line="336" w:lineRule="auto" w:after="180"/>
+      </w:pPr>
+      <w:r>
+        <w:rPr>
+          <w:b w:val="0"/>
+        </w:rPr>
+        <w:t>These teacher notes contain solutions; do not reveal the independent case answer during modelling.</w:t>
+      </w:r>
+    </w:p>
+    <w:p>
+      <w:pPr>
+        <w:spacing w:line="336" w:lineRule="auto" w:after="180"/>
+      </w:pPr>
+      <w:r>
+        <w:rPr>
+          <w:b w:val="0"/>
+        </w:rPr>
+        <w:t>After seeing faster responses, the team changes its primary claim from support improvement to speed improvement.</w:t>
+      </w:r>
+    </w:p>
+    <w:p>
+      <w:pPr>
+        <w:spacing w:line="336" w:lineRule="auto" w:after="180"/>
+      </w:pPr>
+      <w:r>
+        <w:rPr>
+          <w:b w:val="0"/>
+        </w:rPr>
+        <w:t xml:space="preserve">Report the change as exploratory/post-result revision. Preserve the original support </w:t>
+      </w:r>
+      <w:r>
+        <w:rPr>
+          <w:b/>
+        </w:rPr>
+        <w:t>hypothesis</w:t>
+      </w:r>
+      <w:r>
+        <w:rPr>
+          <w:b w:val="0"/>
+        </w:rPr>
+        <w:t xml:space="preserve">; do not present speed as the prespecified </w:t>
+      </w:r>
+      <w:r>
+        <w:rPr>
+          <w:b/>
+        </w:rPr>
+        <w:t>primary outcome</w:t>
+      </w:r>
+      <w:r>
+        <w:rPr>
+          <w:b w:val="0"/>
+        </w:rPr>
+        <w:t>.</w:t>
+      </w:r>
+    </w:p>
+    <w:p>
+      <w:pPr>
+        <w:pStyle w:val="Heading3"/>
+      </w:pPr>
+      <w:r>
+        <w:t>Model the reasoning aloud · 4</w:t>
+      </w:r>
+    </w:p>
+    <w:p>
+      <w:pPr>
+        <w:spacing w:line="336" w:lineRule="auto" w:after="180"/>
+      </w:pPr>
+      <w:r>
+        <w:rPr>
+          <w:b w:val="0"/>
+        </w:rPr>
+        <w:t xml:space="preserve">Compare the intermediate </w:t>
+      </w:r>
+      <w:r>
+        <w:rPr>
+          <w:b/>
+        </w:rPr>
+        <w:t>evidence</w:t>
+      </w:r>
+      <w:r>
+        <w:rPr>
+          <w:b w:val="0"/>
+        </w:rPr>
+        <w:t xml:space="preserve"> with the final statement. Explain why each number or decision follows from the stated </w:t>
+      </w:r>
+      <w:r>
+        <w:rPr>
+          <w:b/>
+        </w:rPr>
+        <w:t>input</w:t>
+      </w:r>
+      <w:r>
+        <w:rPr>
+          <w:b w:val="0"/>
+        </w:rPr>
+        <w:t>s.</w:t>
+      </w:r>
+    </w:p>
+    <w:p>
+      <w:pPr>
+        <w:spacing w:line="336" w:lineRule="auto" w:after="180"/>
+      </w:pPr>
+      <w:r>
+        <w:rPr>
+          <w:b w:val="0"/>
+        </w:rPr>
+        <w:t xml:space="preserve">The conclusion belongs to this scenario and procedure; changing the </w:t>
+      </w:r>
+      <w:r>
+        <w:rPr>
+          <w:b/>
+        </w:rPr>
+        <w:t>input</w:t>
+      </w:r>
+      <w:r>
+        <w:rPr>
+          <w:b w:val="0"/>
+        </w:rPr>
+        <w:t>s, evaluation population or authority can change what it establishes. Retain the raw record so a later revision can be compared honestly.</w:t>
       </w:r>
     </w:p>
     <w:tbl>
@@ -706,7 +1479,13 @@
       </w:tr>
     </w:tbl>
     <w:p>
-      <w:r>
+      <w:pPr>
+        <w:spacing w:line="336" w:lineRule="auto" w:after="180"/>
+      </w:pPr>
+      <w:r>
+        <w:rPr>
+          <w:b w:val="0"/>
+        </w:rPr>
         <w:t>Use the diagram and verbal explanation together. Ask learners to match a sentence to a specific visual step; do not assign learners fixed visual or auditory learning styles.</w:t>
       </w:r>
     </w:p>
@@ -719,8 +1498,26 @@
       </w:r>
     </w:p>
     <w:p>
-      <w:r>
-        <w:t>Write a testable hypothesis before scoring. A team predicts that a retrieval rule will reduce unsupported answers on a fixed validation set.</w:t>
+      <w:pPr>
+        <w:spacing w:line="336" w:lineRule="auto" w:after="180"/>
+      </w:pPr>
+      <w:r>
+        <w:rPr>
+          <w:b w:val="0"/>
+        </w:rPr>
+        <w:t xml:space="preserve">Write a testable </w:t>
+      </w:r>
+      <w:r>
+        <w:rPr>
+          <w:b/>
+        </w:rPr>
+        <w:t>hypothesis</w:t>
+      </w:r>
+      <w:r>
+        <w:rPr>
+          <w:b w:val="0"/>
+        </w:rPr>
+        <w:t xml:space="preserve"> before scoring. A team predicts that a retrieval rule will reduce unsupported answers on a fixed validation set.</w:t>
       </w:r>
     </w:p>
     <w:p>
@@ -732,8 +1529,35 @@
       </w:r>
     </w:p>
     <w:p>
-      <w:r>
-        <w:t>Ten cases are reserved. Unsupported means a factual claim absent from the approved card. Prediction: B has fewer unsupported cases than A.</w:t>
+      <w:pPr>
+        <w:pStyle w:val="Heading3"/>
+      </w:pPr>
+      <w:r>
+        <w:t>Supplied facts</w:t>
+      </w:r>
+    </w:p>
+    <w:p>
+      <w:pPr>
+        <w:spacing w:line="336" w:lineRule="auto" w:after="180"/>
+        <w:shd w:fill="F1F6FC"/>
+      </w:pPr>
+      <w:r>
+        <w:rPr>
+          <w:b w:val="0"/>
+        </w:rPr>
+        <w:t xml:space="preserve">Ten cases are reserved. Unsupported means a factual claim absent from the approved card. </w:t>
+      </w:r>
+      <w:r>
+        <w:rPr>
+          <w:b/>
+        </w:rPr>
+        <w:t>Prediction</w:t>
+      </w:r>
+      <w:r>
+        <w:rPr>
+          <w:b w:val="0"/>
+        </w:rPr>
+        <w:t>: B has fewer unsupported cases than A.</w:t>
       </w:r>
     </w:p>
     <w:p>
@@ -896,21 +1720,43 @@
       </w:r>
     </w:p>
     <w:p>
-      <w:r>
-        <w:t>A hypothesis makes an expected pattern explicit before seeing outcomes. The measured definition must be clear enough for another reviewer to apply.</w:t>
+      <w:pPr>
+        <w:pStyle w:val="Heading3"/>
+      </w:pPr>
+      <w:r>
+        <w:t>Why the result follows</w:t>
       </w:r>
     </w:p>
     <w:p>
       <w:pPr>
-        <w:pStyle w:val="Heading3"/>
-      </w:pPr>
-      <w:r>
-        <w:t>What this example does not establish</w:t>
+        <w:spacing w:line="336" w:lineRule="auto" w:after="180"/>
+        <w:shd w:fill="F1F6FC"/>
+      </w:pPr>
+      <w:r>
+        <w:rPr>
+          <w:b w:val="0"/>
+        </w:rPr>
+        <w:t xml:space="preserve">A </w:t>
+      </w:r>
+      <w:r>
+        <w:rPr>
+          <w:b/>
+        </w:rPr>
+        <w:t>hypothesis</w:t>
+      </w:r>
+      <w:r>
+        <w:rPr>
+          <w:b w:val="0"/>
+        </w:rPr>
+        <w:t xml:space="preserve"> makes an expected pattern explicit before seeing outcomes. The measured definition must be clear enough for another reviewer to apply.</w:t>
       </w:r>
     </w:p>
     <w:p>
-      <w:r>
-        <w:t>No power calculation or significance claim is provided; a null descriptive difference is not proof of exact equality.</w:t>
+      <w:pPr>
+        <w:pStyle w:val="Heading3"/>
+      </w:pPr>
+      <w:r>
+        <w:t>What this example does not establish</w:t>
       </w:r>
     </w:p>
     <w:p>
@@ -918,43 +1764,180 @@
         <w:pStyle w:val="Heading3"/>
       </w:pPr>
       <w:r>
-        <w:t>Change one thing in the pictured case</w:t>
+        <w:t>Keep the stated limit</w:t>
       </w:r>
     </w:p>
     <w:p>
-      <w:r>
-        <w:t>Change: B sounds friendlier but has the same unsupported count as A.</w:t>
+      <w:pPr>
+        <w:spacing w:line="336" w:lineRule="auto" w:after="180"/>
+        <w:shd w:fill="FFF5E6"/>
+      </w:pPr>
+      <w:r>
+        <w:rPr>
+          <w:b w:val="0"/>
+        </w:rPr>
+        <w:t>No power calculation or significance claim is provided; a null descriptive difference is not proof of exact equality.</w:t>
       </w:r>
     </w:p>
     <w:p>
-      <w:r>
-        <w:t>Prediction: The stated improvement hypothesis is not supported on these cases.</w:t>
+      <w:pPr>
+        <w:pStyle w:val="Heading3"/>
+      </w:pPr>
+      <w:r>
+        <w:t>Change one thing in the pictured case</w:t>
       </w:r>
     </w:p>
     <w:p>
-      <w:r>
-        <w:t>Reason: Friendliness is a different outcome from the predefined unsupported-case count.</w:t>
+      <w:pPr>
+        <w:pStyle w:val="Heading3"/>
+      </w:pPr>
+      <w:r>
+        <w:t>Change one thing</w:t>
       </w:r>
     </w:p>
     <w:p>
       <w:pPr>
-        <w:pStyle w:val="Heading3"/>
-      </w:pPr>
-      <w:r>
-        <w:t>Ask while showing the picture</w:t>
+        <w:spacing w:line="336" w:lineRule="auto" w:after="180"/>
+        <w:shd w:fill="F5F1FB"/>
+      </w:pPr>
+      <w:r>
+        <w:rPr>
+          <w:b w:val="0"/>
+        </w:rPr>
+        <w:t>Change: B sounds friendlier but has the same unsupported count as A.</w:t>
       </w:r>
     </w:p>
     <w:p>
-      <w:r>
-        <w:t>Cover the result. Ask learners to name the inputs and predict the next step. Uncover one step, connect the icon to the actual procedure, and explain its evidence. Then change the supplied condition and compare. The picture is a representation; it does not document execution of a real AI model.</w:t>
+      <w:pPr>
+        <w:pStyle w:val="Heading3"/>
+      </w:pPr>
+      <w:r>
+        <w:t>Predicted result</w:t>
       </w:r>
     </w:p>
     <w:p>
       <w:pPr>
+        <w:spacing w:line="336" w:lineRule="auto" w:after="180"/>
+        <w:shd w:fill="F1F6FC"/>
+      </w:pPr>
+      <w:r>
+        <w:rPr>
+          <w:b/>
+        </w:rPr>
+        <w:t>Prediction</w:t>
+      </w:r>
+      <w:r>
+        <w:rPr>
+          <w:b w:val="0"/>
+        </w:rPr>
+        <w:t xml:space="preserve">: The stated improvement </w:t>
+      </w:r>
+      <w:r>
+        <w:rPr>
+          <w:b/>
+        </w:rPr>
+        <w:t>hypothesis</w:t>
+      </w:r>
+      <w:r>
+        <w:rPr>
+          <w:b w:val="0"/>
+        </w:rPr>
+        <w:t xml:space="preserve"> is not supported on these cases.</w:t>
+      </w:r>
+    </w:p>
+    <w:p>
+      <w:pPr>
+        <w:pStyle w:val="Heading3"/>
+      </w:pPr>
+      <w:r>
+        <w:t>Why the result follows</w:t>
+      </w:r>
+    </w:p>
+    <w:p>
+      <w:pPr>
+        <w:spacing w:line="336" w:lineRule="auto" w:after="180"/>
+        <w:shd w:fill="F1F6FC"/>
+      </w:pPr>
+      <w:r>
+        <w:rPr>
+          <w:b w:val="0"/>
+        </w:rPr>
+        <w:t>Reason: Friendliness is a different outcome from the predefined unsupported-case count.</w:t>
+      </w:r>
+    </w:p>
+    <w:p>
+      <w:pPr>
+        <w:pStyle w:val="Heading3"/>
+      </w:pPr>
+      <w:r>
+        <w:t>Ask while showing the picture</w:t>
+      </w:r>
+    </w:p>
+    <w:p>
+      <w:pPr>
+        <w:pStyle w:val="Heading3"/>
+      </w:pPr>
+      <w:r>
+        <w:t>Ask while showing the picture · 5</w:t>
+      </w:r>
+    </w:p>
+    <w:p>
+      <w:pPr>
+        <w:spacing w:line="336" w:lineRule="auto" w:after="180"/>
+      </w:pPr>
+      <w:r>
+        <w:rPr>
+          <w:b w:val="0"/>
+        </w:rPr>
+        <w:t xml:space="preserve">Cover the result. Ask learners to name the </w:t>
+      </w:r>
+      <w:r>
+        <w:rPr>
+          <w:b/>
+        </w:rPr>
+        <w:t>input</w:t>
+      </w:r>
+      <w:r>
+        <w:rPr>
+          <w:b w:val="0"/>
+        </w:rPr>
+        <w:t xml:space="preserve">s and predict the next step. Uncover one step, connect the icon to the actual procedure, and explain its </w:t>
+      </w:r>
+      <w:r>
+        <w:rPr>
+          <w:b/>
+        </w:rPr>
+        <w:t>evidence</w:t>
+      </w:r>
+      <w:r>
+        <w:rPr>
+          <w:b w:val="0"/>
+        </w:rPr>
+        <w:t>. Then change the supplied condition and compare.</w:t>
+      </w:r>
+    </w:p>
+    <w:p>
+      <w:pPr>
+        <w:spacing w:line="336" w:lineRule="auto" w:after="180"/>
+      </w:pPr>
+      <w:r>
+        <w:rPr>
+          <w:b w:val="0"/>
+        </w:rPr>
+        <w:t>The picture is a representation; it does not document execution of a real AI model.</w:t>
+      </w:r>
+    </w:p>
+    <w:p>
+      <w:pPr>
         <w:pStyle w:val="Heading1"/>
       </w:pPr>
       <w:r>
         <w:t>03. Demonstrate and guide practice</w:t>
+      </w:r>
+    </w:p>
+    <w:p>
+      <w:r>
+        <w:t>Demonstrate Hypotheses and measurable outcomes, reduce support deliberately and check individual reasoning before discussing answers.</w:t>
       </w:r>
     </w:p>
     <w:tbl>
@@ -1170,36 +2153,100 @@
       </w:tr>
     </w:tbl>
     <w:p>
-      <w:r>
-        <w:t>Use the worked example in Sections 3 and 6. Collect a prediction before revealing its result; ask the learner to point to each intermediate fact.</w:t>
+      <w:pPr>
+        <w:spacing w:line="336" w:lineRule="auto" w:after="180"/>
+      </w:pPr>
+      <w:r>
+        <w:rPr>
+          <w:b w:val="0"/>
+        </w:rPr>
+        <w:t xml:space="preserve">Use the worked example in Sections 3 and 6. Collect a </w:t>
+      </w:r>
+      <w:r>
+        <w:rPr>
+          <w:b/>
+        </w:rPr>
+        <w:t>prediction</w:t>
+      </w:r>
+      <w:r>
+        <w:rPr>
+          <w:b w:val="0"/>
+        </w:rPr>
+        <w:t xml:space="preserve"> before revealing its result; ask the learner to point to each intermediate fact.</w:t>
       </w:r>
     </w:p>
     <w:p>
-      <w:r>
-        <w:t>Provide an input/procedure/result/limit frame and a calculator when needed. Ask students to identify the first step before completing the whole trace. Extension: compare two concrete variants of this mechanism while holding unrelated conditions fixed; report both successful and unsuccessful outcomes.</w:t>
+      <w:pPr>
+        <w:spacing w:line="336" w:lineRule="auto" w:after="180"/>
+      </w:pPr>
+      <w:r>
+        <w:rPr>
+          <w:b w:val="0"/>
+        </w:rPr>
+        <w:t xml:space="preserve">Provide an </w:t>
+      </w:r>
+      <w:r>
+        <w:rPr>
+          <w:b/>
+        </w:rPr>
+        <w:t>input</w:t>
+      </w:r>
+      <w:r>
+        <w:rPr>
+          <w:b w:val="0"/>
+        </w:rPr>
+        <w:t>/procedure/result/limit frame and a calculator when needed. Ask students to identify the first step before completing the whole trace.</w:t>
       </w:r>
     </w:p>
     <w:p>
       <w:pPr>
-        <w:pStyle w:val="Heading3"/>
-      </w:pPr>
-      <w:r>
-        <w:t>Reduce help deliberately</w:t>
+        <w:spacing w:line="336" w:lineRule="auto" w:after="180"/>
+      </w:pPr>
+      <w:r>
+        <w:rPr>
+          <w:b w:val="0"/>
+        </w:rPr>
+        <w:t xml:space="preserve">Extension: compare two concrete variants of this </w:t>
+      </w:r>
+      <w:r>
+        <w:rPr>
+          <w:b/>
+        </w:rPr>
+        <w:t>mechanism</w:t>
+      </w:r>
+      <w:r>
+        <w:rPr>
+          <w:b w:val="0"/>
+        </w:rPr>
+        <w:t xml:space="preserve"> while holding unrelated conditions fixed; report both successful and unsuccessful outcomes.</w:t>
       </w:r>
     </w:p>
     <w:p>
-      <w:r>
-        <w:t>Completion task: After seeing faster responses, the team changes its primary claim from support improvement to speed improvement. Show the intermediate steps and give the conclusion with its scope.</w:t>
+      <w:pPr>
+        <w:pStyle w:val="Heading3"/>
+      </w:pPr>
+      <w:r>
+        <w:t>Reduce help deliberately</w:t>
       </w:r>
     </w:p>
     <w:p>
-      <w:r>
-        <w:t>Teacher check: Teacher explanation: Report the change as exploratory/post-result revision. Preserve the original support hypothesis; do not present speed as the prespecified primary outcome.</w:t>
+      <w:pPr>
+        <w:pStyle w:val="Heading3"/>
+      </w:pPr>
+      <w:r>
+        <w:t>Completion practice</w:t>
       </w:r>
     </w:p>
     <w:p>
-      <w:r>
-        <w:t>Start by identifying the given inputs together. Leave the intermediate steps blank. If needed, model one step, then withdraw that help on the next step. Move to a full trace only when the partial trace is understood. For partners, alternate explainer and checker; collect a response from every learner before discussion.</w:t>
+      <w:pPr>
+        <w:spacing w:line="336" w:lineRule="auto" w:after="180"/>
+        <w:shd w:fill="F5F1FB"/>
+      </w:pPr>
+      <w:r>
+        <w:rPr>
+          <w:b w:val="0"/>
+        </w:rPr>
+        <w:t>Completion task: After seeing faster responses, the team changes its primary claim from support improvement to speed improvement. Show the intermediate steps and give the conclusion with its scope.</w:t>
       </w:r>
     </w:p>
     <w:p>
@@ -1207,22 +2254,77 @@
         <w:pStyle w:val="Heading3"/>
       </w:pPr>
       <w:r>
-        <w:t>Individual reasoning check</w:t>
+        <w:t>Reasoning to listen for</w:t>
       </w:r>
     </w:p>
     <w:p>
-      <w:r>
-        <w:t>Use the worked case for Hypotheses and measurable outcomes. Proposed explanation: “The worked result establishes every future case”. Decide whether this explanation is supported. Point to the step or supplied fact that decides; explain your repair if needed.</w:t>
+      <w:pPr>
+        <w:spacing w:line="336" w:lineRule="auto" w:after="180"/>
+        <w:shd w:fill="F1F6FC"/>
+      </w:pPr>
+      <w:r>
+        <w:rPr>
+          <w:b w:val="0"/>
+        </w:rPr>
+        <w:t xml:space="preserve">Teacher check: Teacher explanation: Report the change as exploratory/post-result revision. Preserve the original support </w:t>
+      </w:r>
+      <w:r>
+        <w:rPr>
+          <w:b/>
+        </w:rPr>
+        <w:t>hypothesis</w:t>
+      </w:r>
+      <w:r>
+        <w:rPr>
+          <w:b w:val="0"/>
+        </w:rPr>
+        <w:t xml:space="preserve">; do not present speed as the prespecified </w:t>
+      </w:r>
+      <w:r>
+        <w:rPr>
+          <w:b/>
+        </w:rPr>
+        <w:t>primary outcome</w:t>
+      </w:r>
+      <w:r>
+        <w:rPr>
+          <w:b w:val="0"/>
+        </w:rPr>
+        <w:t>.</w:t>
       </w:r>
     </w:p>
     <w:p>
-      <w:r>
-        <w:t>Expected correction: A hypothesis can fail honestly; changing it after results does not erase the original test.</w:t>
+      <w:pPr>
+        <w:spacing w:line="336" w:lineRule="auto" w:after="180"/>
+      </w:pPr>
+      <w:r>
+        <w:rPr>
+          <w:b w:val="0"/>
+        </w:rPr>
+        <w:t xml:space="preserve">Start by identifying the given </w:t>
+      </w:r>
+      <w:r>
+        <w:rPr>
+          <w:b/>
+        </w:rPr>
+        <w:t>input</w:t>
+      </w:r>
+      <w:r>
+        <w:rPr>
+          <w:b w:val="0"/>
+        </w:rPr>
+        <w:t>s together. Leave the intermediate steps blank. If needed, model one step, then withdraw that help on the next step. Move to a full trace only when the partial trace is understood.</w:t>
       </w:r>
     </w:p>
     <w:p>
-      <w:r>
-        <w:t>Collect explanations, not only yes/no votes. If a misunderstanding is common, re-model the relevant step for the class. If it affects a few learners, give a short targeted group explanation while others solve a more demanding variation.</w:t>
+      <w:pPr>
+        <w:spacing w:line="336" w:lineRule="auto" w:after="180"/>
+      </w:pPr>
+      <w:r>
+        <w:rPr>
+          <w:b w:val="0"/>
+        </w:rPr>
+        <w:t>For partners, alternate explainer and checker; collect a response from every learner before discussion.</w:t>
       </w:r>
     </w:p>
     <w:p>
@@ -1230,63 +2332,368 @@
         <w:pStyle w:val="Heading3"/>
       </w:pPr>
       <w:r>
-        <w:t>Pictorial practice question</w:t>
+        <w:t>Individual reasoning check</w:t>
       </w:r>
     </w:p>
     <w:p>
-      <w:r>
-        <w:t>Name the predicted outcome and how unsupported is scored. If B sounds friendlier but ties A’s unsupported count, does the recorded improvement hypothesis receive support?</w:t>
+      <w:pPr>
+        <w:spacing w:line="336" w:lineRule="auto" w:after="180"/>
+      </w:pPr>
+      <w:r>
+        <w:rPr>
+          <w:b w:val="0"/>
+        </w:rPr>
+        <w:t>Use the worked case for Hypotheses and measurable outcomes. Proposed explanation: “The worked result establishes every future case”. Decide whether this explanation is supported.</w:t>
       </w:r>
     </w:p>
     <w:p>
       <w:pPr>
-        <w:pStyle w:val="Heading3"/>
-      </w:pPr>
-      <w:r>
-        <w:t>Reasoned teacher answer</w:t>
+        <w:spacing w:line="336" w:lineRule="auto" w:after="180"/>
+      </w:pPr>
+      <w:r>
+        <w:rPr>
+          <w:b w:val="0"/>
+        </w:rPr>
+        <w:t>Point to the step or supplied fact that decides; explain your repair if needed.</w:t>
       </w:r>
     </w:p>
     <w:p>
-      <w:r>
-        <w:t>The prediction concerns unsupported cases, not writing elegance. Each answer either contains an unsupported claim or does not under the fixed rubric. Run both versions on the same cases after recording the hypothesis. Changed case: The stated improvement hypothesis is not supported on these cases. Friendliness is a different outcome from the predefined unsupported-case count.</w:t>
+      <w:pPr>
+        <w:pStyle w:val="Heading3"/>
+      </w:pPr>
+      <w:r>
+        <w:t>Expected repair</w:t>
       </w:r>
     </w:p>
     <w:p>
-      <w:r>
-        <w:t>Changed-case reasoning: The stated improvement hypothesis is not supported on these cases. Friendliness is a different outcome from the predefined unsupported-case count.</w:t>
+      <w:pPr>
+        <w:spacing w:line="336" w:lineRule="auto" w:after="180"/>
+        <w:shd w:fill="F1F6FC"/>
+      </w:pPr>
+      <w:r>
+        <w:rPr>
+          <w:b w:val="0"/>
+        </w:rPr>
+        <w:t xml:space="preserve">Expected correction: A </w:t>
+      </w:r>
+      <w:r>
+        <w:rPr>
+          <w:b/>
+        </w:rPr>
+        <w:t>hypothesis</w:t>
+      </w:r>
+      <w:r>
+        <w:rPr>
+          <w:b w:val="0"/>
+        </w:rPr>
+        <w:t xml:space="preserve"> can fail honestly; changing it after results does not erase the original test.</w:t>
       </w:r>
     </w:p>
     <w:p>
-      <w:r>
-        <w:t>Collect each learner’s explanation before discussion. Use the first missing connection between input, deciding step and result to choose support. This question is worked-case practice, not fresh mastery evidence.</w:t>
+      <w:pPr>
+        <w:spacing w:line="336" w:lineRule="auto" w:after="180"/>
+      </w:pPr>
+      <w:r>
+        <w:rPr>
+          <w:b w:val="0"/>
+        </w:rPr>
+        <w:t>Collect explanations, not only yes/no votes. If a misunderstanding is common, re-model the relevant step for the class.</w:t>
       </w:r>
     </w:p>
     <w:p>
       <w:pPr>
-        <w:pStyle w:val="Heading1"/>
-      </w:pPr>
-      <w:r>
-        <w:t>04. Run the investigation and diagnose misconceptions</w:t>
+        <w:spacing w:line="336" w:lineRule="auto" w:after="180"/>
+      </w:pPr>
+      <w:r>
+        <w:rPr>
+          <w:b w:val="0"/>
+        </w:rPr>
+        <w:t>If it affects a few learners, give a short targeted group explanation while others solve a more demanding variation.</w:t>
       </w:r>
     </w:p>
     <w:p>
-      <w:r>
-        <w:t>The worked result establishes every future case: A hypothesis can fail honestly; changing it after results does not erase the original test.</w:t>
+      <w:pPr>
+        <w:pStyle w:val="Heading3"/>
+      </w:pPr>
+      <w:r>
+        <w:t>Pictorial practice question</w:t>
       </w:r>
     </w:p>
     <w:p>
-      <w:r>
-        <w:t>A missing input may be replaced without recording the change: A replacement changes the evidence or contract. Record the change and its justification; do not silently turn unknown into a measured value.</w:t>
+      <w:pPr>
+        <w:spacing w:line="336" w:lineRule="auto" w:after="180"/>
+        <w:shd w:fill="F5F1FB"/>
+      </w:pPr>
+      <w:r>
+        <w:rPr>
+          <w:b w:val="0"/>
+        </w:rPr>
+        <w:t xml:space="preserve">Name the predicted outcome and how unsupported is scored. If B sounds friendlier but ties A’s unsupported count, does the recorded improvement </w:t>
+      </w:r>
+      <w:r>
+        <w:rPr>
+          <w:b/>
+        </w:rPr>
+        <w:t>hypothesis</w:t>
+      </w:r>
+      <w:r>
+        <w:rPr>
+          <w:b w:val="0"/>
+        </w:rPr>
+        <w:t xml:space="preserve"> receive support?</w:t>
       </w:r>
     </w:p>
     <w:p>
-      <w:r>
-        <w:t>Repeating an assessed case is new independent evidence: A replay checks consistency. An example used for feedback or revision cannot later be described as untouched final evaluation.</w:t>
+      <w:pPr>
+        <w:pStyle w:val="Heading3"/>
+      </w:pPr>
+      <w:r>
+        <w:t>Reasoned teacher answer</w:t>
       </w:r>
     </w:p>
     <w:p>
-      <w:r>
-        <w:t>Use Section 9 for the evidence ledger. Add a boundary or missing-input case and record the expected response before checking. More successful repeats of one case do not establish wider coverage.</w:t>
+      <w:pPr>
+        <w:spacing w:line="336" w:lineRule="auto" w:after="180"/>
+      </w:pPr>
+      <w:r>
+        <w:rPr>
+          <w:b w:val="0"/>
+        </w:rPr>
+        <w:t xml:space="preserve">The </w:t>
+      </w:r>
+      <w:r>
+        <w:rPr>
+          <w:b/>
+        </w:rPr>
+        <w:t>prediction</w:t>
+      </w:r>
+      <w:r>
+        <w:rPr>
+          <w:b w:val="0"/>
+        </w:rPr>
+        <w:t xml:space="preserve"> concerns unsupported cases, not writing elegance. Each answer either contains an unsupported claim or does not under the fixed rubric. Run both versions on the same cases after recording the </w:t>
+      </w:r>
+      <w:r>
+        <w:rPr>
+          <w:b/>
+        </w:rPr>
+        <w:t>hypothesis</w:t>
+      </w:r>
+      <w:r>
+        <w:rPr>
+          <w:b w:val="0"/>
+        </w:rPr>
+        <w:t>.</w:t>
+      </w:r>
+    </w:p>
+    <w:p>
+      <w:pPr>
+        <w:spacing w:line="336" w:lineRule="auto" w:after="180"/>
+      </w:pPr>
+      <w:r>
+        <w:rPr>
+          <w:b w:val="0"/>
+        </w:rPr>
+        <w:t xml:space="preserve">Changed case: The stated improvement </w:t>
+      </w:r>
+      <w:r>
+        <w:rPr>
+          <w:b/>
+        </w:rPr>
+        <w:t>hypothesis</w:t>
+      </w:r>
+      <w:r>
+        <w:rPr>
+          <w:b w:val="0"/>
+        </w:rPr>
+        <w:t xml:space="preserve"> is not supported on these cases. Friendliness is a different outcome from the predefined unsupported-case count.</w:t>
+      </w:r>
+    </w:p>
+    <w:p>
+      <w:pPr>
+        <w:spacing w:line="336" w:lineRule="auto" w:after="180"/>
+      </w:pPr>
+      <w:r>
+        <w:rPr>
+          <w:b w:val="0"/>
+        </w:rPr>
+        <w:t xml:space="preserve">Changed-case reasoning: The stated improvement </w:t>
+      </w:r>
+      <w:r>
+        <w:rPr>
+          <w:b/>
+        </w:rPr>
+        <w:t>hypothesis</w:t>
+      </w:r>
+      <w:r>
+        <w:rPr>
+          <w:b w:val="0"/>
+        </w:rPr>
+        <w:t xml:space="preserve"> is not supported on these cases. Friendliness is a different outcome from the predefined unsupported-case count.</w:t>
+      </w:r>
+    </w:p>
+    <w:p>
+      <w:pPr>
+        <w:spacing w:line="336" w:lineRule="auto" w:after="180"/>
+      </w:pPr>
+      <w:r>
+        <w:rPr>
+          <w:b w:val="0"/>
+        </w:rPr>
+        <w:t xml:space="preserve">Collect each learner’s explanation before discussion. Use the first missing connection between </w:t>
+      </w:r>
+      <w:r>
+        <w:rPr>
+          <w:b/>
+        </w:rPr>
+        <w:t>input</w:t>
+      </w:r>
+      <w:r>
+        <w:rPr>
+          <w:b w:val="0"/>
+        </w:rPr>
+        <w:t xml:space="preserve">, deciding step and result to choose support. This question is worked-case practice, not fresh mastery </w:t>
+      </w:r>
+      <w:r>
+        <w:rPr>
+          <w:b/>
+        </w:rPr>
+        <w:t>evidence</w:t>
+      </w:r>
+      <w:r>
+        <w:rPr>
+          <w:b w:val="0"/>
+        </w:rPr>
+        <w:t>.</w:t>
+      </w:r>
+    </w:p>
+    <w:p>
+      <w:pPr>
+        <w:pStyle w:val="Heading1"/>
+      </w:pPr>
+      <w:r>
+        <w:t>04. Run the investigation and diagnose misconceptions</w:t>
+      </w:r>
+    </w:p>
+    <w:p>
+      <w:r>
+        <w:t>Run the Hypotheses and measurable outcomes investigation and use the first unsupported step to choose a teaching response.</w:t>
+      </w:r>
+    </w:p>
+    <w:p>
+      <w:pPr>
+        <w:spacing w:line="336" w:lineRule="auto" w:after="180"/>
+      </w:pPr>
+      <w:r>
+        <w:rPr>
+          <w:b w:val="0"/>
+        </w:rPr>
+        <w:t xml:space="preserve">The worked result establishes every future case: A </w:t>
+      </w:r>
+      <w:r>
+        <w:rPr>
+          <w:b/>
+        </w:rPr>
+        <w:t>hypothesis</w:t>
+      </w:r>
+      <w:r>
+        <w:rPr>
+          <w:b w:val="0"/>
+        </w:rPr>
+        <w:t xml:space="preserve"> can fail honestly; changing it after results does not erase the original test.</w:t>
+      </w:r>
+    </w:p>
+    <w:p>
+      <w:pPr>
+        <w:spacing w:line="336" w:lineRule="auto" w:after="180"/>
+      </w:pPr>
+      <w:r>
+        <w:rPr>
+          <w:b w:val="0"/>
+        </w:rPr>
+        <w:t xml:space="preserve">A missing </w:t>
+      </w:r>
+      <w:r>
+        <w:rPr>
+          <w:b/>
+        </w:rPr>
+        <w:t>input</w:t>
+      </w:r>
+      <w:r>
+        <w:rPr>
+          <w:b w:val="0"/>
+        </w:rPr>
+        <w:t xml:space="preserve"> may be replaced without recording the change: A replacement changes the </w:t>
+      </w:r>
+      <w:r>
+        <w:rPr>
+          <w:b/>
+        </w:rPr>
+        <w:t>evidence</w:t>
+      </w:r>
+      <w:r>
+        <w:rPr>
+          <w:b w:val="0"/>
+        </w:rPr>
+        <w:t xml:space="preserve"> or contract. Record the change and its justification; do not silently turn unknown into a measured value.</w:t>
+      </w:r>
+    </w:p>
+    <w:p>
+      <w:pPr>
+        <w:spacing w:line="336" w:lineRule="auto" w:after="180"/>
+      </w:pPr>
+      <w:r>
+        <w:rPr>
+          <w:b w:val="0"/>
+        </w:rPr>
+        <w:t xml:space="preserve">Repeating an assessed case is new independent </w:t>
+      </w:r>
+      <w:r>
+        <w:rPr>
+          <w:b/>
+        </w:rPr>
+        <w:t>evidence</w:t>
+      </w:r>
+      <w:r>
+        <w:rPr>
+          <w:b w:val="0"/>
+        </w:rPr>
+        <w:t>: A replay checks consistency. An example used for feedback or revision cannot later be described as untouched final evaluation.</w:t>
+      </w:r>
+    </w:p>
+    <w:p>
+      <w:pPr>
+        <w:spacing w:line="336" w:lineRule="auto" w:after="180"/>
+      </w:pPr>
+      <w:r>
+        <w:rPr>
+          <w:b w:val="0"/>
+        </w:rPr>
+        <w:t xml:space="preserve">Use Section 9 for the </w:t>
+      </w:r>
+      <w:r>
+        <w:rPr>
+          <w:b/>
+        </w:rPr>
+        <w:t>evidence</w:t>
+      </w:r>
+      <w:r>
+        <w:rPr>
+          <w:b w:val="0"/>
+        </w:rPr>
+        <w:t xml:space="preserve"> ledger. Add a boundary or missing-</w:t>
+      </w:r>
+      <w:r>
+        <w:rPr>
+          <w:b/>
+        </w:rPr>
+        <w:t>input</w:t>
+      </w:r>
+      <w:r>
+        <w:rPr>
+          <w:b w:val="0"/>
+        </w:rPr>
+        <w:t xml:space="preserve"> case and record the expected response before checking. More successful repeats of one case do not establish wider coverage.</w:t>
       </w:r>
     </w:p>
     <w:p>
@@ -1444,29 +2851,38 @@
       </w:tr>
     </w:tbl>
     <w:p>
-      <w:r>
-        <w:t>Offer an oral explanation, drawing, enlarged visual or fewer examples when that removes a reading/writing barrier. Keep the same reasoning goal. Stretch secure learners by changing a boundary or assumption and asking them to defend the effect, not simply by assigning more of the same questions.</w:t>
+      <w:pPr>
+        <w:spacing w:line="336" w:lineRule="auto" w:after="180"/>
+      </w:pPr>
+      <w:r>
+        <w:rPr>
+          <w:b w:val="0"/>
+        </w:rPr>
+        <w:t>Offer an oral explanation, drawing, enlarged visual or fewer examples when that removes a reading/writing barrier. Keep the same reasoning goal.</w:t>
       </w:r>
     </w:p>
     <w:p>
       <w:pPr>
-        <w:pStyle w:val="Heading1"/>
-      </w:pPr>
-      <w:r>
-        <w:t>05. Assess and explain the answers</w:t>
+        <w:spacing w:line="336" w:lineRule="auto" w:after="180"/>
+      </w:pPr>
+      <w:r>
+        <w:rPr>
+          <w:b w:val="0"/>
+        </w:rPr>
+        <w:t>Stretch secure learners by changing a boundary or assumption and asking them to defend the effect, not simply by assigning more of the same questions.</w:t>
       </w:r>
     </w:p>
     <w:p>
       <w:pPr>
-        <w:pStyle w:val="Heading3"/>
-      </w:pPr>
-      <w:r>
-        <w:t>Guided and exit questions</w:t>
+        <w:pStyle w:val="Heading1"/>
+      </w:pPr>
+      <w:r>
+        <w:t>05. Assess and explain the answers</w:t>
       </w:r>
     </w:p>
     <w:p>
       <w:r>
-        <w:t>Guided: Report the change as exploratory/post-result revision. Preserve the original support hypothesis; do not present speed as the prespecified primary outcome. Qualification: A hypothesis can fail honestly; changing it after results does not erase the original test. Exit: accept a concrete variation with its predicted outcome and a stated condition that would challenge the mechanism; reject a claim resting on unmeasured evidence.</w:t>
+        <w:t>Use the Hypotheses and measurable outcomes questions, teacher keys and criteria after the relevant attempts. Previously discussed cases are practice; protect the separately selected independent task.</w:t>
       </w:r>
     </w:p>
     <w:p>
@@ -1474,89 +2890,304 @@
         <w:pStyle w:val="Heading3"/>
       </w:pPr>
       <w:r>
-        <w:t>W1 Explain the mechanism</w:t>
+        <w:t>Guided and exit questions</w:t>
       </w:r>
     </w:p>
     <w:p>
-      <w:r>
-        <w:t>Explain the weekly mechanism in your own words. Use the worked scenario to name its input, decision rule and output.</w:t>
+      <w:pPr>
+        <w:spacing w:line="336" w:lineRule="auto" w:after="180"/>
+      </w:pPr>
+      <w:r>
+        <w:rPr>
+          <w:b w:val="0"/>
+        </w:rPr>
+        <w:t xml:space="preserve">Guided: Report the change as exploratory/post-result revision. Preserve the original support </w:t>
+      </w:r>
+      <w:r>
+        <w:rPr>
+          <w:b/>
+        </w:rPr>
+        <w:t>hypothesis</w:t>
+      </w:r>
+      <w:r>
+        <w:rPr>
+          <w:b w:val="0"/>
+        </w:rPr>
+        <w:t xml:space="preserve">; do not present speed as the prespecified </w:t>
+      </w:r>
+      <w:r>
+        <w:rPr>
+          <w:b/>
+        </w:rPr>
+        <w:t>primary outcome</w:t>
+      </w:r>
+      <w:r>
+        <w:rPr>
+          <w:b w:val="0"/>
+        </w:rPr>
+        <w:t>.</w:t>
       </w:r>
     </w:p>
     <w:p>
-      <w:r>
-        <w:t>Teacher explanation: A hypothesis predicts a measurable comparison under stated conditions. Declare primary outcome and direction before inspecting results. Toy hypothesis:method B improves supported-answer rate over baseline A on a reserved paired set. Define support rubric and failure treatment; record secondary outcomes separately.</w:t>
+      <w:pPr>
+        <w:spacing w:line="336" w:lineRule="auto" w:after="180"/>
+      </w:pPr>
+      <w:r>
+        <w:rPr>
+          <w:b w:val="0"/>
+        </w:rPr>
+        <w:t xml:space="preserve">Qualification: A </w:t>
+      </w:r>
+      <w:r>
+        <w:rPr>
+          <w:b/>
+        </w:rPr>
+        <w:t>hypothesis</w:t>
+      </w:r>
+      <w:r>
+        <w:rPr>
+          <w:b w:val="0"/>
+        </w:rPr>
+        <w:t xml:space="preserve"> can fail honestly; changing it after results does not erase the original test.</w:t>
       </w:r>
     </w:p>
     <w:p>
       <w:pPr>
-        <w:pStyle w:val="Heading3"/>
-      </w:pPr>
-      <w:r>
-        <w:t>W2 Trace the worked case</w:t>
+        <w:spacing w:line="336" w:lineRule="auto" w:after="180"/>
+      </w:pPr>
+      <w:r>
+        <w:rPr>
+          <w:b w:val="0"/>
+        </w:rPr>
+        <w:t xml:space="preserve">Exit: accept a concrete variation with its predicted outcome and a stated condition that would challenge the </w:t>
+      </w:r>
+      <w:r>
+        <w:rPr>
+          <w:b/>
+        </w:rPr>
+        <w:t>mechanism</w:t>
+      </w:r>
+      <w:r>
+        <w:rPr>
+          <w:b w:val="0"/>
+        </w:rPr>
+        <w:t xml:space="preserve">; reject a claim resting on unmeasured </w:t>
+      </w:r>
+      <w:r>
+        <w:rPr>
+          <w:b/>
+        </w:rPr>
+        <w:t>evidence</w:t>
+      </w:r>
+      <w:r>
+        <w:rPr>
+          <w:b w:val="0"/>
+        </w:rPr>
+        <w:t>.</w:t>
       </w:r>
     </w:p>
     <w:p>
-      <w:r>
-        <w:t>After seeing faster responses, the team changes its primary claim from support improvement to speed improvement. Show the intermediate steps and give the conclusion with its scope.</w:t>
+      <w:pPr>
+        <w:pStyle w:val="Heading3"/>
+      </w:pPr>
+      <w:r>
+        <w:t>W1 Explain the mechanism</w:t>
       </w:r>
     </w:p>
     <w:p>
-      <w:r>
-        <w:t>Teacher explanation: Report the change as exploratory/post-result revision. Preserve the original support hypothesis; do not present speed as the prespecified primary outcome.</w:t>
+      <w:pPr>
+        <w:pStyle w:val="Heading3"/>
+      </w:pPr>
+      <w:r>
+        <w:t>Workbook question · W1</w:t>
       </w:r>
     </w:p>
     <w:p>
       <w:pPr>
-        <w:pStyle w:val="Heading3"/>
-      </w:pPr>
-      <w:r>
-        <w:t>W3 Audit the limit</w:t>
+        <w:spacing w:line="336" w:lineRule="auto" w:after="180"/>
+        <w:shd w:fill="F5F1FB"/>
+      </w:pPr>
+      <w:r>
+        <w:rPr>
+          <w:b w:val="0"/>
+        </w:rPr>
+        <w:t xml:space="preserve">Explain the weekly </w:t>
+      </w:r>
+      <w:r>
+        <w:rPr>
+          <w:b/>
+        </w:rPr>
+        <w:t>mechanism</w:t>
+      </w:r>
+      <w:r>
+        <w:rPr>
+          <w:b w:val="0"/>
+        </w:rPr>
+        <w:t xml:space="preserve"> in your own words. Use the worked scenario to name its </w:t>
+      </w:r>
+      <w:r>
+        <w:rPr>
+          <w:b/>
+        </w:rPr>
+        <w:t>input</w:t>
+      </w:r>
+      <w:r>
+        <w:rPr>
+          <w:b w:val="0"/>
+        </w:rPr>
+        <w:t xml:space="preserve">, decision rule and </w:t>
+      </w:r>
+      <w:r>
+        <w:rPr>
+          <w:b/>
+        </w:rPr>
+        <w:t>output</w:t>
+      </w:r>
+      <w:r>
+        <w:rPr>
+          <w:b w:val="0"/>
+        </w:rPr>
+        <w:t>.</w:t>
       </w:r>
     </w:p>
     <w:p>
-      <w:r>
-        <w:t>A report omits this qualification: A hypothesis can fail honestly; changing it after results does not erase the original test. Explain how omitting it could change a reader's interpretation, and write an accurate replacement.</w:t>
+      <w:pPr>
+        <w:pStyle w:val="Heading3"/>
+      </w:pPr>
+      <w:r>
+        <w:t>Teacher reasoning · W1</w:t>
       </w:r>
     </w:p>
     <w:p>
-      <w:r>
-        <w:t>Teacher explanation: A hypothesis can fail honestly; changing it after results does not erase the original test. State the observed result separately from the unverified or out-of-scope claim; preserve the original evidence rather than inventing a missing fact.</w:t>
+      <w:pPr>
+        <w:spacing w:line="336" w:lineRule="auto" w:after="180"/>
+        <w:shd w:fill="F1F6FC"/>
+      </w:pPr>
+      <w:r>
+        <w:rPr>
+          <w:b w:val="0"/>
+        </w:rPr>
+        <w:t xml:space="preserve">Teacher explanation: A </w:t>
+      </w:r>
+      <w:r>
+        <w:rPr>
+          <w:b/>
+        </w:rPr>
+        <w:t>hypothesis</w:t>
+      </w:r>
+      <w:r>
+        <w:rPr>
+          <w:b w:val="0"/>
+        </w:rPr>
+        <w:t xml:space="preserve"> predicts a measurable comparison under stated conditions. Declare </w:t>
+      </w:r>
+      <w:r>
+        <w:rPr>
+          <w:b/>
+        </w:rPr>
+        <w:t>primary outcome</w:t>
+      </w:r>
+      <w:r>
+        <w:rPr>
+          <w:b w:val="0"/>
+        </w:rPr>
+        <w:t xml:space="preserve"> and direction before inspecting results.</w:t>
       </w:r>
     </w:p>
     <w:p>
       <w:pPr>
-        <w:pStyle w:val="Heading3"/>
-      </w:pPr>
-      <w:r>
-        <w:t>W4 Apply a new case independently</w:t>
+        <w:spacing w:line="336" w:lineRule="auto" w:after="180"/>
+        <w:shd w:fill="F1F6FC"/>
+      </w:pPr>
+      <w:r>
+        <w:rPr>
+          <w:b w:val="0"/>
+        </w:rPr>
+        <w:t xml:space="preserve">Toy </w:t>
+      </w:r>
+      <w:r>
+        <w:rPr>
+          <w:b/>
+        </w:rPr>
+        <w:t>hypothesis</w:t>
+      </w:r>
+      <w:r>
+        <w:rPr>
+          <w:b w:val="0"/>
+        </w:rPr>
+        <w:t>:method B improves supported-answer rate over baseline A on a reserved paired set. Define support rubric and failure treatment; record secondary outcomes separately.</w:t>
       </w:r>
     </w:p>
     <w:p>
-      <w:r>
-        <w:t>Before running12 cases, you expect B support to exceed A. Write primary metric and one falsifying result.</w:t>
+      <w:pPr>
+        <w:pStyle w:val="Heading3"/>
+      </w:pPr>
+      <w:r>
+        <w:t>W2 Trace the worked case</w:t>
       </w:r>
     </w:p>
     <w:p>
-      <w:r>
-        <w:t>Teacher explanation: Primary metric is supported cases/12 under the fixed rubric. Equal or lower B support contradicts the strict-improvement expectation in this sample.</w:t>
+      <w:pPr>
+        <w:pStyle w:val="Heading3"/>
+      </w:pPr>
+      <w:r>
+        <w:t>Workbook question · W2</w:t>
       </w:r>
     </w:p>
     <w:p>
       <w:pPr>
-        <w:pStyle w:val="Heading3"/>
-      </w:pPr>
-      <w:r>
-        <w:t>W5 Design a revealing follow-up</w:t>
+        <w:spacing w:line="336" w:lineRule="auto" w:after="180"/>
+        <w:shd w:fill="F5F1FB"/>
+      </w:pPr>
+      <w:r>
+        <w:rPr>
+          <w:b w:val="0"/>
+        </w:rPr>
+        <w:t>After seeing faster responses, the team changes its primary claim from support improvement to speed improvement. Show the intermediate steps and give the conclusion with its scope.</w:t>
       </w:r>
     </w:p>
     <w:p>
-      <w:r>
-        <w:t>For the worked scenario, propose one additional case that could reveal a failure, describe its expected outcome before running it, and explain what would need to remain fixed for a fair comparison. Do not reuse W4 as a new final test after receiving feedback.</w:t>
+      <w:pPr>
+        <w:pStyle w:val="Heading3"/>
+      </w:pPr>
+      <w:r>
+        <w:t>Teacher reasoning · W2</w:t>
       </w:r>
     </w:p>
     <w:p>
-      <w:r>
-        <w:t>Teacher explanation: Accept a concrete variant of the worked input or a missing/conflicting/boundary condition, with an expectation derived from the declared procedure. Require preserved settings, original outputs and data roles. A hypothesis can fail honestly; changing it after results does not erase the original test. The new case should test this particular mechanism rather than merely restate the original result.</w:t>
+      <w:pPr>
+        <w:spacing w:line="336" w:lineRule="auto" w:after="180"/>
+        <w:shd w:fill="F1F6FC"/>
+      </w:pPr>
+      <w:r>
+        <w:rPr>
+          <w:b w:val="0"/>
+        </w:rPr>
+        <w:t xml:space="preserve">Teacher explanation: Report the change as exploratory/post-result revision. Preserve the original support </w:t>
+      </w:r>
+      <w:r>
+        <w:rPr>
+          <w:b/>
+        </w:rPr>
+        <w:t>hypothesis</w:t>
+      </w:r>
+      <w:r>
+        <w:rPr>
+          <w:b w:val="0"/>
+        </w:rPr>
+        <w:t xml:space="preserve">; do not present speed as the prespecified </w:t>
+      </w:r>
+      <w:r>
+        <w:rPr>
+          <w:b/>
+        </w:rPr>
+        <w:t>primary outcome</w:t>
+      </w:r>
+      <w:r>
+        <w:rPr>
+          <w:b w:val="0"/>
+        </w:rPr>
+        <w:t>.</w:t>
       </w:r>
     </w:p>
     <w:p>
@@ -1564,37 +3195,418 @@
         <w:pStyle w:val="Heading3"/>
       </w:pPr>
       <w:r>
-        <w:t>Independent assessment and fresh retry</w:t>
+        <w:t>W3 Audit the limit</w:t>
       </w:r>
     </w:p>
     <w:p>
-      <w:r>
-        <w:t>W4: Primary metric is supported cases/12 under the fixed rubric. Equal or lower B support contradicts the strict-improvement expectation in this sample. Require intermediate reasoning and the stated scope. Fresh retry: Hypothesis says lower MSE on ten final rows. Expected reasoning: Declare same-row MSE comparison; equal or higher MSE fails strict improvement. A failed hypothesis is still reportable evidence. If students need support, record it and reassess with another new case rather than awarding independence to a copied answer.</w:t>
+      <w:pPr>
+        <w:pStyle w:val="Heading3"/>
+      </w:pPr>
+      <w:r>
+        <w:t>Workbook question · W3</w:t>
       </w:r>
     </w:p>
     <w:p>
       <w:pPr>
-        <w:pStyle w:val="Heading3"/>
-      </w:pPr>
-      <w:r>
-        <w:t>Assess independent transfer</w:t>
+        <w:spacing w:line="336" w:lineRule="auto" w:after="180"/>
+        <w:shd w:fill="F5F1FB"/>
+      </w:pPr>
+      <w:r>
+        <w:rPr>
+          <w:b w:val="0"/>
+        </w:rPr>
+        <w:t xml:space="preserve">A report omits this qualification: A </w:t>
+      </w:r>
+      <w:r>
+        <w:rPr>
+          <w:b/>
+        </w:rPr>
+        <w:t>hypothesis</w:t>
+      </w:r>
+      <w:r>
+        <w:rPr>
+          <w:b w:val="0"/>
+        </w:rPr>
+        <w:t xml:space="preserve"> can fail honestly; changing it after results does not erase the original test. Explain how omitting it could change a reader's interpretation, and write an accurate replacement.</w:t>
       </w:r>
     </w:p>
     <w:p>
-      <w:r>
-        <w:t>Selected case: Before running12 cases, you expect B support to exceed A. Write primary metric and one falsifying result.</w:t>
+      <w:pPr>
+        <w:pStyle w:val="Heading3"/>
+      </w:pPr>
+      <w:r>
+        <w:t>Teacher reasoning · W3</w:t>
       </w:r>
     </w:p>
     <w:p>
       <w:pPr>
-        <w:pStyle w:val="Heading3"/>
-      </w:pPr>
-      <w:r>
-        <w:t>Selected case answer</w:t>
+        <w:spacing w:line="336" w:lineRule="auto" w:after="180"/>
+        <w:shd w:fill="F1F6FC"/>
+      </w:pPr>
+      <w:r>
+        <w:rPr>
+          <w:b w:val="0"/>
+        </w:rPr>
+        <w:t xml:space="preserve">Teacher explanation: A </w:t>
+      </w:r>
+      <w:r>
+        <w:rPr>
+          <w:b/>
+        </w:rPr>
+        <w:t>hypothesis</w:t>
+      </w:r>
+      <w:r>
+        <w:rPr>
+          <w:b w:val="0"/>
+        </w:rPr>
+        <w:t xml:space="preserve"> can fail honestly; changing it after results does not erase the original test.</w:t>
       </w:r>
     </w:p>
     <w:p>
-      <w:r>
+      <w:pPr>
+        <w:spacing w:line="336" w:lineRule="auto" w:after="180"/>
+        <w:shd w:fill="F1F6FC"/>
+      </w:pPr>
+      <w:r>
+        <w:rPr>
+          <w:b w:val="0"/>
+        </w:rPr>
+        <w:t xml:space="preserve">State the observed result separately from the unverified or out-of-scope claim; preserve the original </w:t>
+      </w:r>
+      <w:r>
+        <w:rPr>
+          <w:b/>
+        </w:rPr>
+        <w:t>evidence</w:t>
+      </w:r>
+      <w:r>
+        <w:rPr>
+          <w:b w:val="0"/>
+        </w:rPr>
+        <w:t xml:space="preserve"> rather than inventing a missing fact.</w:t>
+      </w:r>
+    </w:p>
+    <w:p>
+      <w:pPr>
+        <w:pStyle w:val="Heading3"/>
+      </w:pPr>
+      <w:r>
+        <w:t>W4 Apply a new case independently</w:t>
+      </w:r>
+    </w:p>
+    <w:p>
+      <w:pPr>
+        <w:pStyle w:val="Heading3"/>
+      </w:pPr>
+      <w:r>
+        <w:t>Workbook question · W4</w:t>
+      </w:r>
+    </w:p>
+    <w:p>
+      <w:pPr>
+        <w:spacing w:line="336" w:lineRule="auto" w:after="180"/>
+        <w:shd w:fill="F5F1FB"/>
+      </w:pPr>
+      <w:r>
+        <w:rPr>
+          <w:b w:val="0"/>
+        </w:rPr>
+        <w:t>Before running12 cases, you expect B support to exceed A. Write primary metric and one falsifying result.</w:t>
+      </w:r>
+    </w:p>
+    <w:p>
+      <w:pPr>
+        <w:pStyle w:val="Heading3"/>
+      </w:pPr>
+      <w:r>
+        <w:t>Teacher reasoning · W4</w:t>
+      </w:r>
+    </w:p>
+    <w:p>
+      <w:pPr>
+        <w:spacing w:line="336" w:lineRule="auto" w:after="180"/>
+        <w:shd w:fill="F1F6FC"/>
+      </w:pPr>
+      <w:r>
+        <w:rPr>
+          <w:b w:val="0"/>
+        </w:rPr>
+        <w:t>Teacher explanation: Primary metric is supported cases/12 under the fixed rubric. Equal or lower B support contradicts the strict-improvement expectation in this sample.</w:t>
+      </w:r>
+    </w:p>
+    <w:p>
+      <w:pPr>
+        <w:pStyle w:val="Heading3"/>
+      </w:pPr>
+      <w:r>
+        <w:t>W5 Design a revealing follow-up</w:t>
+      </w:r>
+    </w:p>
+    <w:p>
+      <w:pPr>
+        <w:pStyle w:val="Heading3"/>
+      </w:pPr>
+      <w:r>
+        <w:t>Workbook question · W5</w:t>
+      </w:r>
+    </w:p>
+    <w:p>
+      <w:pPr>
+        <w:spacing w:line="336" w:lineRule="auto" w:after="180"/>
+        <w:shd w:fill="F5F1FB"/>
+      </w:pPr>
+      <w:r>
+        <w:rPr>
+          <w:b w:val="0"/>
+        </w:rPr>
+        <w:t>For the worked scenario, propose one additional case that could reveal a failure, describe its expected outcome before running it, and explain what would need to remain fixed for a fair comparison.</w:t>
+      </w:r>
+    </w:p>
+    <w:p>
+      <w:pPr>
+        <w:spacing w:line="336" w:lineRule="auto" w:after="180"/>
+        <w:shd w:fill="F5F1FB"/>
+      </w:pPr>
+      <w:r>
+        <w:rPr>
+          <w:b w:val="0"/>
+        </w:rPr>
+        <w:t>Do not reuse W4 as a new final test after receiving feedback.</w:t>
+      </w:r>
+    </w:p>
+    <w:p>
+      <w:pPr>
+        <w:pStyle w:val="Heading3"/>
+      </w:pPr>
+      <w:r>
+        <w:t>Teacher reasoning · W5</w:t>
+      </w:r>
+    </w:p>
+    <w:p>
+      <w:pPr>
+        <w:spacing w:line="336" w:lineRule="auto" w:after="180"/>
+        <w:shd w:fill="F1F6FC"/>
+      </w:pPr>
+      <w:r>
+        <w:rPr>
+          <w:b w:val="0"/>
+        </w:rPr>
+        <w:t xml:space="preserve">Teacher explanation: Accept a concrete variant of the worked </w:t>
+      </w:r>
+      <w:r>
+        <w:rPr>
+          <w:b/>
+        </w:rPr>
+        <w:t>input</w:t>
+      </w:r>
+      <w:r>
+        <w:rPr>
+          <w:b w:val="0"/>
+        </w:rPr>
+        <w:t xml:space="preserve"> or a missing/conflicting/boundary condition, with an expectation derived from the declared procedure.</w:t>
+      </w:r>
+    </w:p>
+    <w:p>
+      <w:pPr>
+        <w:spacing w:line="336" w:lineRule="auto" w:after="180"/>
+        <w:shd w:fill="F1F6FC"/>
+      </w:pPr>
+      <w:r>
+        <w:rPr>
+          <w:b w:val="0"/>
+        </w:rPr>
+        <w:t xml:space="preserve">Require preserved settings, original </w:t>
+      </w:r>
+      <w:r>
+        <w:rPr>
+          <w:b/>
+        </w:rPr>
+        <w:t>output</w:t>
+      </w:r>
+      <w:r>
+        <w:rPr>
+          <w:b w:val="0"/>
+        </w:rPr>
+        <w:t xml:space="preserve">s and data roles. A </w:t>
+      </w:r>
+      <w:r>
+        <w:rPr>
+          <w:b/>
+        </w:rPr>
+        <w:t>hypothesis</w:t>
+      </w:r>
+      <w:r>
+        <w:rPr>
+          <w:b w:val="0"/>
+        </w:rPr>
+        <w:t xml:space="preserve"> can fail honestly; changing it after results does not erase the original test.</w:t>
+      </w:r>
+    </w:p>
+    <w:p>
+      <w:pPr>
+        <w:spacing w:line="336" w:lineRule="auto" w:after="180"/>
+        <w:shd w:fill="F1F6FC"/>
+      </w:pPr>
+      <w:r>
+        <w:rPr>
+          <w:b w:val="0"/>
+        </w:rPr>
+        <w:t xml:space="preserve">The new case should test this particular </w:t>
+      </w:r>
+      <w:r>
+        <w:rPr>
+          <w:b/>
+        </w:rPr>
+        <w:t>mechanism</w:t>
+      </w:r>
+      <w:r>
+        <w:rPr>
+          <w:b w:val="0"/>
+        </w:rPr>
+        <w:t xml:space="preserve"> rather than merely restate the original result.</w:t>
+      </w:r>
+    </w:p>
+    <w:p>
+      <w:pPr>
+        <w:pStyle w:val="Heading3"/>
+      </w:pPr>
+      <w:r>
+        <w:t>Independent assessment and fresh retry</w:t>
+      </w:r>
+    </w:p>
+    <w:p>
+      <w:pPr>
+        <w:pStyle w:val="Heading3"/>
+      </w:pPr>
+      <w:r>
+        <w:t>Teacher key · Independent assessment and fresh retry</w:t>
+      </w:r>
+    </w:p>
+    <w:p>
+      <w:pPr>
+        <w:spacing w:line="336" w:lineRule="auto" w:after="180"/>
+        <w:shd w:fill="F1F6FC"/>
+      </w:pPr>
+      <w:r>
+        <w:rPr>
+          <w:b w:val="0"/>
+        </w:rPr>
+        <w:t>W4: Primary metric is supported cases/12 under the fixed rubric. Equal or lower B support contradicts the strict-improvement expectation in this sample. Require intermediate reasoning and the stated scope.</w:t>
+      </w:r>
+    </w:p>
+    <w:p>
+      <w:pPr>
+        <w:spacing w:line="336" w:lineRule="auto" w:after="180"/>
+        <w:shd w:fill="F1F6FC"/>
+      </w:pPr>
+      <w:r>
+        <w:rPr>
+          <w:b w:val="0"/>
+        </w:rPr>
+        <w:t xml:space="preserve">Fresh retry: </w:t>
+      </w:r>
+      <w:r>
+        <w:rPr>
+          <w:b/>
+        </w:rPr>
+        <w:t>Hypothesis</w:t>
+      </w:r>
+      <w:r>
+        <w:rPr>
+          <w:b w:val="0"/>
+        </w:rPr>
+        <w:t xml:space="preserve"> says lower MSE on ten final rows. Expected reasoning: Declare same-row MSE comparison; equal or higher MSE fails strict improvement. A failed </w:t>
+      </w:r>
+      <w:r>
+        <w:rPr>
+          <w:b/>
+        </w:rPr>
+        <w:t>hypothesis</w:t>
+      </w:r>
+      <w:r>
+        <w:rPr>
+          <w:b w:val="0"/>
+        </w:rPr>
+        <w:t xml:space="preserve"> is still reportable </w:t>
+      </w:r>
+      <w:r>
+        <w:rPr>
+          <w:b/>
+        </w:rPr>
+        <w:t>evidence</w:t>
+      </w:r>
+      <w:r>
+        <w:rPr>
+          <w:b w:val="0"/>
+        </w:rPr>
+        <w:t>.</w:t>
+      </w:r>
+    </w:p>
+    <w:p>
+      <w:pPr>
+        <w:spacing w:line="336" w:lineRule="auto" w:after="180"/>
+        <w:shd w:fill="F1F6FC"/>
+      </w:pPr>
+      <w:r>
+        <w:rPr>
+          <w:b w:val="0"/>
+        </w:rPr>
+        <w:t>If students need support, record it and reassess with another new case rather than awarding independence to a copied answer.</w:t>
+      </w:r>
+    </w:p>
+    <w:p>
+      <w:pPr>
+        <w:pStyle w:val="Heading3"/>
+      </w:pPr>
+      <w:r>
+        <w:t>Assess independent transfer</w:t>
+      </w:r>
+    </w:p>
+    <w:p>
+      <w:pPr>
+        <w:pStyle w:val="Heading3"/>
+      </w:pPr>
+      <w:r>
+        <w:t>Independent question · withhold the key</w:t>
+      </w:r>
+    </w:p>
+    <w:p>
+      <w:pPr>
+        <w:spacing w:line="336" w:lineRule="auto" w:after="180"/>
+        <w:shd w:fill="F5F1FB"/>
+      </w:pPr>
+      <w:r>
+        <w:rPr>
+          <w:b w:val="0"/>
+        </w:rPr>
+        <w:t>Selected case: Before running12 cases, you expect B support to exceed A. Write primary metric and one falsifying result.</w:t>
+      </w:r>
+    </w:p>
+    <w:p>
+      <w:pPr>
+        <w:pStyle w:val="Heading3"/>
+      </w:pPr>
+      <w:r>
+        <w:t>Selected case answer</w:t>
+      </w:r>
+    </w:p>
+    <w:p>
+      <w:pPr>
+        <w:pStyle w:val="Heading3"/>
+      </w:pPr>
+      <w:r>
+        <w:t>Teacher key · Selected case answer</w:t>
+      </w:r>
+    </w:p>
+    <w:p>
+      <w:pPr>
+        <w:spacing w:line="336" w:lineRule="auto" w:after="180"/>
+        <w:shd w:fill="F1F6FC"/>
+      </w:pPr>
+      <w:r>
+        <w:rPr>
+          <w:b w:val="0"/>
+        </w:rPr>
         <w:t>Teacher explanation: Primary metric is supported cases/12 under the fixed rubric. Equal or lower B support contradicts the strict-improvement expectation in this sample.</w:t>
       </w:r>
     </w:p>
@@ -1701,67 +3713,281 @@
       </w:tr>
     </w:tbl>
     <w:p>
-      <w:r>
-        <w:t>Record each dimension as not yet, with support, or independent. Accept a valid alternative procedure with a defensible trace. Do not penalise an honestly recorded model failure if the learner correctly explains its evidence and limits.</w:t>
+      <w:pPr>
+        <w:pStyle w:val="Heading3"/>
+      </w:pPr>
+      <w:r>
+        <w:t>Teacher key · Selected case answer</w:t>
       </w:r>
     </w:p>
     <w:p>
       <w:pPr>
-        <w:pStyle w:val="Heading3"/>
-      </w:pPr>
-      <w:r>
-        <w:t>Feedback that the learner uses</w:t>
+        <w:spacing w:line="336" w:lineRule="auto" w:after="180"/>
+        <w:shd w:fill="F1F6FC"/>
+      </w:pPr>
+      <w:r>
+        <w:rPr>
+          <w:b w:val="0"/>
+        </w:rPr>
+        <w:t>Record each dimension as not yet, with support, or independent. Accept a valid alternative procedure with a defensible trace.</w:t>
       </w:r>
     </w:p>
     <w:p>
-      <w:r>
-        <w:t>Name the earliest unsupported step and give one action to repair it. Have the learner make that repair now and explain why. Then assess the relevant skill on a fresh, fully specified case. Confirm it was not previously practised with feedback; solve and check the new case before assigning it. A follow-up design prompt is a starting brief, not automatically an equivalent test.</w:t>
+      <w:pPr>
+        <w:spacing w:line="336" w:lineRule="auto" w:after="180"/>
+        <w:shd w:fill="F1F6FC"/>
+      </w:pPr>
+      <w:r>
+        <w:rPr>
+          <w:b w:val="0"/>
+        </w:rPr>
+        <w:t xml:space="preserve">Do not penalise an honestly recorded model failure if the learner correctly explains its </w:t>
+      </w:r>
+      <w:r>
+        <w:rPr>
+          <w:b/>
+        </w:rPr>
+        <w:t>evidence</w:t>
+      </w:r>
+      <w:r>
+        <w:rPr>
+          <w:b w:val="0"/>
+        </w:rPr>
+        <w:t xml:space="preserve"> and limits.</w:t>
       </w:r>
     </w:p>
     <w:p>
       <w:pPr>
-        <w:pStyle w:val="Heading1"/>
-      </w:pPr>
-      <w:r>
-        <w:t>06. Connect the project, support and next lesson</w:t>
+        <w:pStyle w:val="Heading3"/>
+      </w:pPr>
+      <w:r>
+        <w:t>Feedback that the learner uses</w:t>
       </w:r>
     </w:p>
     <w:p>
-      <w:r>
-        <w:t>Add a labelled hypotheses and measurable outcomes evidence sheet to Reproducible AI Research Study. Show how you can explain the mechanism and terminology of hypotheses and measurable outcomes. Use the supplied fictional case and keep its inputs, intermediate steps, calculation or prediction, and limitation. Connect this record to last week’s record; a matching answer without a trace is insufficient.</w:t>
+      <w:pPr>
+        <w:spacing w:line="336" w:lineRule="auto" w:after="180"/>
+      </w:pPr>
+      <w:r>
+        <w:rPr>
+          <w:b w:val="0"/>
+        </w:rPr>
+        <w:t>Name the earliest unsupported step and give one action to repair it. Have the learner make that repair now and explain why. Then assess the relevant skill on a fresh, fully specified case.</w:t>
       </w:r>
     </w:p>
     <w:p>
-      <w:r>
-        <w:t>Provide an input/procedure/result/limit frame and a calculator when needed. Ask students to identify the first step before completing the whole trace. Extension: compare two concrete variants of this mechanism while holding unrelated conditions fixed; report both successful and unsuccessful outcomes.</w:t>
+      <w:pPr>
+        <w:spacing w:line="336" w:lineRule="auto" w:after="180"/>
+      </w:pPr>
+      <w:r>
+        <w:rPr>
+          <w:b w:val="0"/>
+        </w:rPr>
+        <w:t>Confirm it was not previously practised with feedback; solve and check the new case before assigning it. A follow-up design prompt is a starting brief, not automatically an equivalent test.</w:t>
       </w:r>
     </w:p>
     <w:p>
-      <w:r>
-        <w:t>Next connection: Baselines and fair comparisons. Preserve the current case record and retrieve its evidence boundary before moving on.</w:t>
+      <w:pPr>
+        <w:pStyle w:val="Heading1"/>
+      </w:pPr>
+      <w:r>
+        <w:t>06. Connect the project, support and next lesson</w:t>
       </w:r>
     </w:p>
     <w:p>
       <w:r>
-        <w:t>Retain the project ledger and assess a changed case after support. Check the relevant prerequisite before carrying this component forward.</w:t>
+        <w:t>Connect Hypotheses and measurable outcomes to Reproducible AI Research Study, adapt support and plan a later changed-case check.</w:t>
       </w:r>
     </w:p>
     <w:p>
       <w:pPr>
-        <w:pStyle w:val="Heading3"/>
-      </w:pPr>
-      <w:r>
-        <w:t>Plan the delayed return</w:t>
+        <w:spacing w:line="336" w:lineRule="auto" w:after="180"/>
+      </w:pPr>
+      <w:r>
+        <w:rPr>
+          <w:b w:val="0"/>
+        </w:rPr>
+        <w:t xml:space="preserve">Add a labelled hypotheses and measurable outcomes </w:t>
+      </w:r>
+      <w:r>
+        <w:rPr>
+          <w:b/>
+        </w:rPr>
+        <w:t>evidence</w:t>
+      </w:r>
+      <w:r>
+        <w:rPr>
+          <w:b w:val="0"/>
+        </w:rPr>
+        <w:t xml:space="preserve"> sheet to Reproducible AI Research Study. Show how you can explain the </w:t>
+      </w:r>
+      <w:r>
+        <w:rPr>
+          <w:b/>
+        </w:rPr>
+        <w:t>mechanism</w:t>
+      </w:r>
+      <w:r>
+        <w:rPr>
+          <w:b w:val="0"/>
+        </w:rPr>
+        <w:t xml:space="preserve"> and terminology of hypotheses and measurable outcomes.</w:t>
       </w:r>
     </w:p>
     <w:p>
-      <w:r>
-        <w:t>Suggested return points in this level: ai-7/8, ai-7/10, ai-7/13. Use actual classroom dates, adjusting for holidays and gaps. One, three and six teaching weeks are scheduling choices, not a claimed optimal spacing.</w:t>
+      <w:pPr>
+        <w:spacing w:line="336" w:lineRule="auto" w:after="180"/>
+      </w:pPr>
+      <w:r>
+        <w:rPr>
+          <w:b w:val="0"/>
+        </w:rPr>
+        <w:t xml:space="preserve">Use the supplied fictional case and keep its </w:t>
+      </w:r>
+      <w:r>
+        <w:rPr>
+          <w:b/>
+        </w:rPr>
+        <w:t>input</w:t>
+      </w:r>
+      <w:r>
+        <w:rPr>
+          <w:b w:val="0"/>
+        </w:rPr>
+        <w:t xml:space="preserve">s, intermediate steps, calculation or </w:t>
+      </w:r>
+      <w:r>
+        <w:rPr>
+          <w:b/>
+        </w:rPr>
+        <w:t>prediction</w:t>
+      </w:r>
+      <w:r>
+        <w:rPr>
+          <w:b w:val="0"/>
+        </w:rPr>
+        <w:t>, and limitation. Connect this record to last week’s record; a matching answer without a trace is insufficient.</w:t>
       </w:r>
     </w:p>
     <w:p>
-      <w:r>
-        <w:t>At a delayed check, ask for the idea from memory and a changed application. Compare with the earlier independent response and record support used. For a new level, revisit the previous capstone before checking the new prerequisites.</w:t>
+      <w:pPr>
+        <w:spacing w:line="336" w:lineRule="auto" w:after="180"/>
+      </w:pPr>
+      <w:r>
+        <w:rPr>
+          <w:b w:val="0"/>
+        </w:rPr>
+        <w:t xml:space="preserve">Provide an </w:t>
+      </w:r>
+      <w:r>
+        <w:rPr>
+          <w:b/>
+        </w:rPr>
+        <w:t>input</w:t>
+      </w:r>
+      <w:r>
+        <w:rPr>
+          <w:b w:val="0"/>
+        </w:rPr>
+        <w:t>/procedure/result/limit frame and a calculator when needed. Ask students to identify the first step before completing the whole trace.</w:t>
+      </w:r>
+    </w:p>
+    <w:p>
+      <w:pPr>
+        <w:spacing w:line="336" w:lineRule="auto" w:after="180"/>
+      </w:pPr>
+      <w:r>
+        <w:rPr>
+          <w:b w:val="0"/>
+        </w:rPr>
+        <w:t xml:space="preserve">Extension: compare two concrete variants of this </w:t>
+      </w:r>
+      <w:r>
+        <w:rPr>
+          <w:b/>
+        </w:rPr>
+        <w:t>mechanism</w:t>
+      </w:r>
+      <w:r>
+        <w:rPr>
+          <w:b w:val="0"/>
+        </w:rPr>
+        <w:t xml:space="preserve"> while holding unrelated conditions fixed; report both successful and unsuccessful outcomes.</w:t>
+      </w:r>
+    </w:p>
+    <w:p>
+      <w:pPr>
+        <w:spacing w:line="336" w:lineRule="auto" w:after="180"/>
+      </w:pPr>
+      <w:r>
+        <w:rPr>
+          <w:b w:val="0"/>
+        </w:rPr>
+        <w:t xml:space="preserve">Next connection: Baselines and fair comparisons. Preserve the current case record and retrieve its </w:t>
+      </w:r>
+      <w:r>
+        <w:rPr>
+          <w:b/>
+        </w:rPr>
+        <w:t>evidence</w:t>
+      </w:r>
+      <w:r>
+        <w:rPr>
+          <w:b w:val="0"/>
+        </w:rPr>
+        <w:t xml:space="preserve"> boundary before moving on.</w:t>
+      </w:r>
+    </w:p>
+    <w:p>
+      <w:pPr>
+        <w:spacing w:line="336" w:lineRule="auto" w:after="180"/>
+      </w:pPr>
+      <w:r>
+        <w:rPr>
+          <w:b w:val="0"/>
+        </w:rPr>
+        <w:t>Retain the project ledger and assess a changed case after support. Check the relevant prerequisite before carrying this component forward.</w:t>
+      </w:r>
+    </w:p>
+    <w:p>
+      <w:pPr>
+        <w:pStyle w:val="Heading3"/>
+      </w:pPr>
+      <w:r>
+        <w:t>Plan the delayed return</w:t>
+      </w:r>
+    </w:p>
+    <w:p>
+      <w:pPr>
+        <w:spacing w:line="336" w:lineRule="auto" w:after="180"/>
+      </w:pPr>
+      <w:r>
+        <w:rPr>
+          <w:b w:val="0"/>
+        </w:rPr>
+        <w:t>Suggested return points in this level: ai-7/8, ai-7/10, ai-7/13. Use actual classroom dates, adjusting for holidays and gaps. One, three and six teaching weeks are scheduling choices, not a claimed optimal spacing.</w:t>
+      </w:r>
+    </w:p>
+    <w:p>
+      <w:pPr>
+        <w:spacing w:line="336" w:lineRule="auto" w:after="180"/>
+      </w:pPr>
+      <w:r>
+        <w:rPr>
+          <w:b w:val="0"/>
+        </w:rPr>
+        <w:t>At a delayed check, ask for the idea from memory and a changed application. Compare with the earlier independent response and record support used.</w:t>
+      </w:r>
+    </w:p>
+    <w:p>
+      <w:pPr>
+        <w:spacing w:line="336" w:lineRule="auto" w:after="180"/>
+      </w:pPr>
+      <w:r>
+        <w:rPr>
+          <w:b w:val="0"/>
+        </w:rPr>
+        <w:t>For a new level, revisit the previous capstone before checking the new prerequisites.</w:t>
       </w:r>
     </w:p>
     <w:tbl>
@@ -1921,8 +4147,26 @@
       </w:tr>
     </w:tbl>
     <w:p>
-      <w:r>
-        <w:t>Use the evidence to choose reteaching or the next step. A completed page, confidence rating or attractive project does not by itself demonstrate understanding.</w:t>
+      <w:pPr>
+        <w:spacing w:line="336" w:lineRule="auto" w:after="180"/>
+      </w:pPr>
+      <w:r>
+        <w:rPr>
+          <w:b w:val="0"/>
+        </w:rPr>
+        <w:t xml:space="preserve">Use the </w:t>
+      </w:r>
+      <w:r>
+        <w:rPr>
+          <w:b/>
+        </w:rPr>
+        <w:t>evidence</w:t>
+      </w:r>
+      <w:r>
+        <w:rPr>
+          <w:b w:val="0"/>
+        </w:rPr>
+        <w:t xml:space="preserve"> to choose reteaching or the next step. A completed page, confidence rating or attractive project does not by itself demonstrate understanding.</w:t>
       </w:r>
     </w:p>
     <w:p>
@@ -1934,7 +4178,13 @@
       </w:r>
     </w:p>
     <w:p>
-      <w:r>
+      <w:pPr>
+        <w:spacing w:line="336" w:lineRule="auto" w:after="180"/>
+      </w:pPr>
+      <w:r>
+        <w:rPr>
+          <w:b w:val="0"/>
+        </w:rPr>
         <w:t>For the Reproducible AI Research Study, retain an annotated worked trace and the changed-case reasoning. Connect the claim to its records, units and assumptions so another investigator can challenge or reproduce it.</w:t>
       </w:r>
     </w:p>
@@ -1948,12 +4198,62 @@
     </w:p>
     <w:p>
       <w:r>
-        <w:t>Teaching target: Explain the mechanism and terminology of hypotheses and measurable outcomes</w:t>
+        <w:t>Use this preparation summary alongside the detailed Hypotheses and measurable outcomes lesson; it is a checklist rather than a replacement for the full sequence.</w:t>
       </w:r>
     </w:p>
     <w:p>
-      <w:r>
-        <w:t>Prepare the labelled worked-case picture, the matching workbook, fictional input cards and a place for individual responses. Check a local Python 3 environment before class; have a paper-trace version ready.</w:t>
+      <w:pPr>
+        <w:pStyle w:val="Heading3"/>
+      </w:pPr>
+      <w:r>
+        <w:t>Teaching target</w:t>
+      </w:r>
+    </w:p>
+    <w:p>
+      <w:pPr>
+        <w:spacing w:line="336" w:lineRule="auto" w:after="180"/>
+        <w:shd w:fill="EDF7F3"/>
+      </w:pPr>
+      <w:r>
+        <w:rPr>
+          <w:b w:val="0"/>
+        </w:rPr>
+        <w:t xml:space="preserve">Teaching target: Explain the </w:t>
+      </w:r>
+      <w:r>
+        <w:rPr>
+          <w:b/>
+        </w:rPr>
+        <w:t>mechanism</w:t>
+      </w:r>
+      <w:r>
+        <w:rPr>
+          <w:b w:val="0"/>
+        </w:rPr>
+        <w:t xml:space="preserve"> and terminology of hypotheses and measurable outcomes</w:t>
+      </w:r>
+    </w:p>
+    <w:p>
+      <w:pPr>
+        <w:spacing w:line="336" w:lineRule="auto" w:after="180"/>
+      </w:pPr>
+      <w:r>
+        <w:rPr>
+          <w:b w:val="0"/>
+        </w:rPr>
+        <w:t xml:space="preserve">Prepare the labelled worked-case picture, the matching workbook, fictional </w:t>
+      </w:r>
+      <w:r>
+        <w:rPr>
+          <w:b/>
+        </w:rPr>
+        <w:t>input</w:t>
+      </w:r>
+      <w:r>
+        <w:rPr>
+          <w:b w:val="0"/>
+        </w:rPr>
+        <w:t xml:space="preserve"> cards and a place for individual responses. Check a local Python 3 environment before class; have a paper-trace version ready.</w:t>
       </w:r>
     </w:p>
     <w:tbl>
@@ -2100,37 +4400,219 @@
       </w:tr>
     </w:tbl>
     <w:p>
-      <w:r>
+      <w:pPr>
+        <w:spacing w:line="336" w:lineRule="auto" w:after="180"/>
+      </w:pPr>
+      <w:r>
+        <w:rPr>
+          <w:b w:val="0"/>
+        </w:rPr>
         <w:t>Before class, solve the supported practice: After seeing faster responses, the team changes its primary claim from support improvement to speed improvement. Show the intermediate steps and give the conclusion with its scope.</w:t>
       </w:r>
     </w:p>
     <w:p>
-      <w:r>
-        <w:t>Reasoned practice answer: Teacher explanation: Report the change as exploratory/post-result revision. Preserve the original support hypothesis; do not present speed as the prespecified primary outcome.</w:t>
+      <w:pPr>
+        <w:pStyle w:val="Heading3"/>
+      </w:pPr>
+      <w:r>
+        <w:t>Supported practice answer</w:t>
       </w:r>
     </w:p>
     <w:p>
-      <w:r>
-        <w:t>Check every learner before discussion: Use the worked case for Hypotheses and measurable outcomes. Proposed explanation: “The worked result establishes every future case”. Decide whether this explanation is supported. Point to the step or supplied fact that decides; explain your repair if needed.</w:t>
+      <w:pPr>
+        <w:spacing w:line="336" w:lineRule="auto" w:after="180"/>
+        <w:shd w:fill="F1F6FC"/>
+      </w:pPr>
+      <w:r>
+        <w:rPr>
+          <w:b w:val="0"/>
+        </w:rPr>
+        <w:t xml:space="preserve">Reasoned practice answer: Teacher explanation: Report the change as exploratory/post-result revision. Preserve the original support </w:t>
+      </w:r>
+      <w:r>
+        <w:rPr>
+          <w:b/>
+        </w:rPr>
+        <w:t>hypothesis</w:t>
+      </w:r>
+      <w:r>
+        <w:rPr>
+          <w:b w:val="0"/>
+        </w:rPr>
+        <w:t xml:space="preserve">; do not present speed as the prespecified </w:t>
+      </w:r>
+      <w:r>
+        <w:rPr>
+          <w:b/>
+        </w:rPr>
+        <w:t>primary outcome</w:t>
+      </w:r>
+      <w:r>
+        <w:rPr>
+          <w:b w:val="0"/>
+        </w:rPr>
+        <w:t>.</w:t>
       </w:r>
     </w:p>
     <w:p>
-      <w:r>
-        <w:t>Misconception repair: A hypothesis can fail honestly; changing it after results does not erase the original test.</w:t>
+      <w:pPr>
+        <w:spacing w:line="336" w:lineRule="auto" w:after="180"/>
+      </w:pPr>
+      <w:r>
+        <w:rPr>
+          <w:b w:val="0"/>
+        </w:rPr>
+        <w:t>Check every learner before discussion: Use the worked case for Hypotheses and measurable outcomes. Proposed explanation: “The worked result establishes every future case”. Decide whether this explanation is supported.</w:t>
       </w:r>
     </w:p>
     <w:p>
-      <w:r>
-        <w:t>Support: read the exact case aloud, enlarge the labelled picture, supply input cards and model only the first deciding step. Accept a spoken explanation or drawing; retain the reasoning goal.</w:t>
+      <w:pPr>
+        <w:spacing w:line="336" w:lineRule="auto" w:after="180"/>
+      </w:pPr>
+      <w:r>
+        <w:rPr>
+          <w:b w:val="0"/>
+        </w:rPr>
+        <w:t>Point to the step or supplied fact that decides; explain your repair if needed.</w:t>
       </w:r>
     </w:p>
     <w:p>
-      <w:r>
-        <w:t>Extension: B sounds friendlier but has the same unsupported count as A. Require a prediction and a reason before comparing. Expected result: The stated improvement hypothesis is not supported on these cases. Reason: Friendliness is a different outcome from the predefined unsupported-case count.</w:t>
+      <w:pPr>
+        <w:pStyle w:val="Heading3"/>
+      </w:pPr>
+      <w:r>
+        <w:t>Repair the misconception</w:t>
       </w:r>
     </w:p>
     <w:p>
-      <w:r>
+      <w:pPr>
+        <w:spacing w:line="336" w:lineRule="auto" w:after="180"/>
+        <w:shd w:fill="FFF5E6"/>
+      </w:pPr>
+      <w:r>
+        <w:rPr>
+          <w:b w:val="0"/>
+        </w:rPr>
+        <w:t xml:space="preserve">Misconception repair: A </w:t>
+      </w:r>
+      <w:r>
+        <w:rPr>
+          <w:b/>
+        </w:rPr>
+        <w:t>hypothesis</w:t>
+      </w:r>
+      <w:r>
+        <w:rPr>
+          <w:b w:val="0"/>
+        </w:rPr>
+        <w:t xml:space="preserve"> can fail honestly; changing it after results does not erase the original test.</w:t>
+      </w:r>
+    </w:p>
+    <w:p>
+      <w:pPr>
+        <w:pStyle w:val="Heading3"/>
+      </w:pPr>
+      <w:r>
+        <w:t>Support without giving away the answer</w:t>
+      </w:r>
+    </w:p>
+    <w:p>
+      <w:pPr>
+        <w:spacing w:line="336" w:lineRule="auto" w:after="180"/>
+        <w:shd w:fill="F1F6F8"/>
+      </w:pPr>
+      <w:r>
+        <w:rPr>
+          <w:b w:val="0"/>
+        </w:rPr>
+        <w:t xml:space="preserve">Support: read the exact case aloud, enlarge the labelled picture, supply </w:t>
+      </w:r>
+      <w:r>
+        <w:rPr>
+          <w:b/>
+        </w:rPr>
+        <w:t>input</w:t>
+      </w:r>
+      <w:r>
+        <w:rPr>
+          <w:b w:val="0"/>
+        </w:rPr>
+        <w:t xml:space="preserve"> cards and model only the first deciding step. Accept a spoken explanation or drawing; retain the reasoning goal.</w:t>
+      </w:r>
+    </w:p>
+    <w:p>
+      <w:pPr>
+        <w:pStyle w:val="Heading3"/>
+      </w:pPr>
+      <w:r>
+        <w:t>Extend the reasoning</w:t>
+      </w:r>
+    </w:p>
+    <w:p>
+      <w:pPr>
+        <w:spacing w:line="336" w:lineRule="auto" w:after="180"/>
+        <w:shd w:fill="F5F1FB"/>
+      </w:pPr>
+      <w:r>
+        <w:rPr>
+          <w:b w:val="0"/>
+        </w:rPr>
+        <w:t xml:space="preserve">Extension: B sounds friendlier but has the same unsupported count as A. Require a </w:t>
+      </w:r>
+      <w:r>
+        <w:rPr>
+          <w:b/>
+        </w:rPr>
+        <w:t>prediction</w:t>
+      </w:r>
+      <w:r>
+        <w:rPr>
+          <w:b w:val="0"/>
+        </w:rPr>
+        <w:t xml:space="preserve"> and a reason before comparing. Expected result: The stated improvement </w:t>
+      </w:r>
+      <w:r>
+        <w:rPr>
+          <w:b/>
+        </w:rPr>
+        <w:t>hypothesis</w:t>
+      </w:r>
+      <w:r>
+        <w:rPr>
+          <w:b w:val="0"/>
+        </w:rPr>
+        <w:t xml:space="preserve"> is not supported on these cases.</w:t>
+      </w:r>
+    </w:p>
+    <w:p>
+      <w:pPr>
+        <w:spacing w:line="336" w:lineRule="auto" w:after="180"/>
+        <w:shd w:fill="F5F1FB"/>
+      </w:pPr>
+      <w:r>
+        <w:rPr>
+          <w:b w:val="0"/>
+        </w:rPr>
+        <w:t>Reason: Friendliness is a different outcome from the predefined unsupported-case count.</w:t>
+      </w:r>
+    </w:p>
+    <w:p>
+      <w:pPr>
+        <w:pStyle w:val="Heading3"/>
+      </w:pPr>
+      <w:r>
+        <w:t>Protect the independent attempt</w:t>
+      </w:r>
+    </w:p>
+    <w:p>
+      <w:pPr>
+        <w:spacing w:line="336" w:lineRule="auto" w:after="180"/>
+        <w:shd w:fill="FFF5E6"/>
+      </w:pPr>
+      <w:r>
+        <w:rPr>
+          <w:b w:val="0"/>
+        </w:rPr>
         <w:t>Independent assessment: withhold the reserved answer until the learner has attempted the new case. Record support separately from correctness.</w:t>
       </w:r>
     </w:p>
@@ -2319,46 +4801,1134 @@
       </w:tr>
     </w:tbl>
     <w:p>
-      <w:r>
-        <w:t>Project checkpoint: Make a transparent first version. Keep a trace of how one input becomes an output; explain the rule or learned component.</w:t>
+      <w:pPr>
+        <w:pStyle w:val="Heading3"/>
+      </w:pPr>
+      <w:r>
+        <w:t>Project checkpoint</w:t>
       </w:r>
     </w:p>
     <w:p>
-      <w:r>
-        <w:t>Use the weekly teacher answer for topic-specific reasoning. A saved progress tick is an activity record; judge mastery from the learner’s explanation and evidence.</w:t>
+      <w:pPr>
+        <w:spacing w:line="336" w:lineRule="auto" w:after="180"/>
+        <w:shd w:fill="EDF7F3"/>
+      </w:pPr>
+      <w:r>
+        <w:rPr>
+          <w:b w:val="0"/>
+        </w:rPr>
+        <w:t xml:space="preserve">Project checkpoint: Make a transparent first version. Keep a trace of how one </w:t>
+      </w:r>
+      <w:r>
+        <w:rPr>
+          <w:b/>
+        </w:rPr>
+        <w:t>input</w:t>
+      </w:r>
+      <w:r>
+        <w:rPr>
+          <w:b w:val="0"/>
+        </w:rPr>
+        <w:t xml:space="preserve"> becomes an </w:t>
+      </w:r>
+      <w:r>
+        <w:rPr>
+          <w:b/>
+        </w:rPr>
+        <w:t>output</w:t>
+      </w:r>
+      <w:r>
+        <w:rPr>
+          <w:b w:val="0"/>
+        </w:rPr>
+        <w:t>; explain the rule or learned component.</w:t>
       </w:r>
     </w:p>
     <w:p>
       <w:pPr>
-        <w:pStyle w:val="Heading1"/>
-      </w:pPr>
-      <w:r>
-        <w:t>08. Use feedback, labs and repair paths</w:t>
+        <w:spacing w:line="336" w:lineRule="auto" w:after="180"/>
+      </w:pPr>
+      <w:r>
+        <w:rPr>
+          <w:b w:val="0"/>
+        </w:rPr>
+        <w:t xml:space="preserve">Use the weekly teacher answer for topic-specific reasoning. A saved progress tick is an activity record; judge mastery from the learner’s explanation and </w:t>
+      </w:r>
+      <w:r>
+        <w:rPr>
+          <w:b/>
+        </w:rPr>
+        <w:t>evidence</w:t>
+      </w:r>
+      <w:r>
+        <w:rPr>
+          <w:b w:val="0"/>
+        </w:rPr>
+        <w:t>.</w:t>
       </w:r>
     </w:p>
     <w:p>
-      <w:r>
-        <w:t>Use the two formative questions as supported practice, not as independent mastery scores. Discuss the deciding evidence rather than accepting a guessed selection.</w:t>
+      <w:pPr>
+        <w:pStyle w:val="Heading1"/>
+      </w:pPr>
+      <w:r>
+        <w:t>08. Use feedback, labs and repair paths</w:t>
       </w:r>
     </w:p>
     <w:p>
       <w:r>
-        <w:t>The feedback comes from the reviewed public worked case. Do not reveal the separately reserved independent teacher answer until the learner has attempted that case.</w:t>
+        <w:t>Use feedback, earlier review and portfolios purposefully. Apply the coding routine only when this lesson has an executable lab.</w:t>
       </w:r>
     </w:p>
     <w:p>
-      <w:r>
-        <w:t>Ask students to predict before running code. Preserve errors and actual outputs; collect a changed test and an explanation. The branch-boundary and indexing lessons deliberately include failure cases.</w:t>
+      <w:pPr>
+        <w:spacing w:line="336" w:lineRule="auto" w:after="180"/>
+      </w:pPr>
+      <w:r>
+        <w:rPr>
+          <w:b w:val="0"/>
+        </w:rPr>
+        <w:t xml:space="preserve">Use the two formative questions as supported practice, not as independent mastery scores. Discuss the deciding </w:t>
+      </w:r>
+      <w:r>
+        <w:rPr>
+          <w:b/>
+        </w:rPr>
+        <w:t>evidence</w:t>
+      </w:r>
+      <w:r>
+        <w:rPr>
+          <w:b w:val="0"/>
+        </w:rPr>
+        <w:t xml:space="preserve"> rather than accepting a guessed selection.</w:t>
       </w:r>
     </w:p>
     <w:p>
-      <w:r>
-        <w:t>Use the earlier worked-explanation links to address a specific missing building block, then return to the current question. Adapt this suggestion after observing the learner; it is not an automatic diagnosis.</w:t>
+      <w:pPr>
+        <w:spacing w:line="336" w:lineRule="auto" w:after="180"/>
+      </w:pPr>
+      <w:r>
+        <w:rPr>
+          <w:b w:val="0"/>
+        </w:rPr>
+        <w:t>The feedback comes from the reviewed public worked case. Do not reveal the separately reserved independent teacher answer until the learner has attempted that case.</w:t>
       </w:r>
     </w:p>
     <w:p>
-      <w:r>
-        <w:t>Collect the completed-work portfolio as evidence. Record support separately from correctness, and assess explanation, trace/test and limitations. Progress ticks and quiz selections alone do not establish mastery.</w:t>
+      <w:pPr>
+        <w:pStyle w:val="Heading3"/>
+      </w:pPr>
+      <w:r>
+        <w:t>For later coding lessons</w:t>
+      </w:r>
+    </w:p>
+    <w:p>
+      <w:r>
+        <w:t>This week has no code block. Use this routine when a later lesson includes an executable lab.</w:t>
+      </w:r>
+    </w:p>
+    <w:p>
+      <w:pPr>
+        <w:spacing w:line="336" w:lineRule="auto" w:after="180"/>
+        <w:shd w:fill="F1F6F8"/>
+      </w:pPr>
+      <w:r>
+        <w:rPr>
+          <w:b w:val="0"/>
+        </w:rPr>
+        <w:t xml:space="preserve">Ask students to predict before running code. Preserve errors and actual </w:t>
+      </w:r>
+      <w:r>
+        <w:rPr>
+          <w:b/>
+        </w:rPr>
+        <w:t>output</w:t>
+      </w:r>
+      <w:r>
+        <w:rPr>
+          <w:b w:val="0"/>
+        </w:rPr>
+        <w:t>s; collect a changed test and an explanation. The branch-boundary and indexing lessons deliberately include failure cases.</w:t>
+      </w:r>
+    </w:p>
+    <w:p>
+      <w:pPr>
+        <w:spacing w:line="336" w:lineRule="auto" w:after="180"/>
+      </w:pPr>
+      <w:r>
+        <w:rPr>
+          <w:b w:val="0"/>
+        </w:rPr>
+        <w:t>Use the earlier worked-explanation links to address a specific missing building block, then return to the current question. Adapt this suggestion after observing the learner; it is not an automatic diagnosis.</w:t>
+      </w:r>
+    </w:p>
+    <w:p>
+      <w:pPr>
+        <w:spacing w:line="336" w:lineRule="auto" w:after="180"/>
+      </w:pPr>
+      <w:r>
+        <w:rPr>
+          <w:b w:val="0"/>
+        </w:rPr>
+        <w:t xml:space="preserve">Collect the completed-work portfolio as </w:t>
+      </w:r>
+      <w:r>
+        <w:rPr>
+          <w:b/>
+        </w:rPr>
+        <w:t>evidence</w:t>
+      </w:r>
+      <w:r>
+        <w:rPr>
+          <w:b w:val="0"/>
+        </w:rPr>
+        <w:t>. Record support separately from correctness, and assess explanation, trace/test and limitations. Progress ticks and quiz selections alone do not establish mastery.</w:t>
+      </w:r>
+    </w:p>
+    <w:p>
+      <w:pPr>
+        <w:pStyle w:val="Heading1"/>
+      </w:pPr>
+      <w:r>
+        <w:t>09. Visual concept journey</w:t>
+      </w:r>
+    </w:p>
+    <w:p>
+      <w:r>
+        <w:t>Show one Hypotheses and measurable outcomes graphic at a time, request a prediction and discuss its trace before the independent assessment.</w:t>
+      </w:r>
+    </w:p>
+    <w:p>
+      <w:pPr>
+        <w:spacing w:line="336" w:lineRule="auto" w:after="180"/>
+      </w:pPr>
+      <w:r>
+        <w:rPr>
+          <w:b w:val="0"/>
+        </w:rPr>
+        <w:t xml:space="preserve">Use one picture at a time. Hide a worked result before asking for a </w:t>
+      </w:r>
+      <w:r>
+        <w:rPr>
+          <w:b/>
+        </w:rPr>
+        <w:t>prediction</w:t>
+      </w:r>
+      <w:r>
+        <w:rPr>
+          <w:b w:val="0"/>
+        </w:rPr>
+        <w:t>, then reveal it for feedback. These are supported teaching cases; retain the separate independent assessment for a fresh first attempt.</w:t>
+      </w:r>
+    </w:p>
+    <w:p>
+      <w:pPr>
+        <w:pStyle w:val="Heading3"/>
+      </w:pPr>
+      <w:r>
+        <w:t>01. Hypotheses and measurable outcomes: the case</w:t>
+      </w:r>
+    </w:p>
+    <w:p>
+      <w:r>
+        <w:drawing>
+          <wp:inline xmlns:a="http://schemas.openxmlformats.org/drawingml/2006/main" xmlns:pic="http://schemas.openxmlformats.org/drawingml/2006/picture">
+            <wp:extent cx="5486400" cy="2834640"/>
+            <wp:docPr id="2" name="Picture 2" descr="Write a testable hypothesis before scoring. A team predicts that a retrieval rule will reduce unsupported answers on a fixed validation set. Supplied facts: Ten cases are reserved. Unsupported means a factual claim absent from the approved card. Prediction: B has fewer unsupported cases than A."/>
+            <wp:cNvGraphicFramePr>
+              <a:graphicFrameLocks noChangeAspect="1"/>
+            </wp:cNvGraphicFramePr>
+            <a:graphic>
+              <a:graphicData uri="http://schemas.openxmlformats.org/drawingml/2006/picture">
+                <pic:pic>
+                  <pic:nvPicPr>
+                    <pic:cNvPr id="0" name="academy-story-ai-7-7-01.png"/>
+                    <pic:cNvPicPr/>
+                  </pic:nvPicPr>
+                  <pic:blipFill>
+                    <a:blip r:embed="rId10"/>
+                    <a:stretch>
+                      <a:fillRect/>
+                    </a:stretch>
+                  </pic:blipFill>
+                  <pic:spPr>
+                    <a:xfrm>
+                      <a:off x="0" y="0"/>
+                      <a:ext cx="5486400" cy="2834640"/>
+                    </a:xfrm>
+                    <a:prstGeom prst="rect"/>
+                  </pic:spPr>
+                </pic:pic>
+              </a:graphicData>
+            </a:graphic>
+          </wp:inline>
+        </w:drawing>
+      </w:r>
+    </w:p>
+    <w:p>
+      <w:pPr>
+        <w:spacing w:line="336" w:lineRule="auto" w:after="180"/>
+      </w:pPr>
+      <w:r>
+        <w:rPr>
+          <w:b w:val="0"/>
+        </w:rPr>
+        <w:t xml:space="preserve">Write a testable </w:t>
+      </w:r>
+      <w:r>
+        <w:rPr>
+          <w:b/>
+        </w:rPr>
+        <w:t>hypothesis</w:t>
+      </w:r>
+      <w:r>
+        <w:rPr>
+          <w:b w:val="0"/>
+        </w:rPr>
+        <w:t xml:space="preserve"> before scoring. A team predicts that a retrieval rule will reduce unsupported answers on a fixed validation set. Supplied facts: Ten cases are reserved.</w:t>
+      </w:r>
+    </w:p>
+    <w:p>
+      <w:pPr>
+        <w:spacing w:line="336" w:lineRule="auto" w:after="180"/>
+      </w:pPr>
+      <w:r>
+        <w:rPr>
+          <w:b w:val="0"/>
+        </w:rPr>
+        <w:t xml:space="preserve">Unsupported means a factual claim absent from the approved card. </w:t>
+      </w:r>
+      <w:r>
+        <w:rPr>
+          <w:b/>
+        </w:rPr>
+        <w:t>Prediction</w:t>
+      </w:r>
+      <w:r>
+        <w:rPr>
+          <w:b w:val="0"/>
+        </w:rPr>
+        <w:t>: B has fewer unsupported cases than A.</w:t>
+      </w:r>
+    </w:p>
+    <w:p>
+      <w:pPr>
+        <w:spacing w:line="336" w:lineRule="auto" w:after="180"/>
+        <w:shd w:fill="F5F1FB"/>
+      </w:pPr>
+      <w:r>
+        <w:rPr>
+          <w:b w:val="0"/>
+        </w:rPr>
+        <w:t>Point to the given fact that matters most. Explain why it matters.</w:t>
+      </w:r>
+    </w:p>
+    <w:p>
+      <w:pPr>
+        <w:pStyle w:val="Heading3"/>
+      </w:pPr>
+      <w:r>
+        <w:t>Discuss while showing the picture</w:t>
+      </w:r>
+    </w:p>
+    <w:p>
+      <w:pPr>
+        <w:spacing w:line="336" w:lineRule="auto" w:after="180"/>
+        <w:shd w:fill="F1F6F8"/>
+      </w:pPr>
+      <w:r>
+        <w:rPr>
+          <w:b w:val="0"/>
+        </w:rPr>
+        <w:t>Teacher prompt: Point to the given fact that matters most. Explain why it matters. Ask learners to describe one label or arrow in ordinary words. Use the adjacent transcript if the image is difficult to see.</w:t>
+      </w:r>
+    </w:p>
+    <w:p>
+      <w:pPr>
+        <w:pStyle w:val="Heading3"/>
+      </w:pPr>
+      <w:r>
+        <w:t>02. Follow the deciding steps</w:t>
+      </w:r>
+    </w:p>
+    <w:p>
+      <w:r>
+        <w:drawing>
+          <wp:inline xmlns:a="http://schemas.openxmlformats.org/drawingml/2006/main" xmlns:pic="http://schemas.openxmlformats.org/drawingml/2006/picture">
+            <wp:extent cx="5486400" cy="3337560"/>
+            <wp:docPr id="3" name="Picture 3" descr="Name the directional claim: The prediction concerns unsupported cases, not writing elegance. → Define scoring first: Each answer either contains an unsupported claim or does not under the fixed rubric. → Freeze the comparison: Run both versions on the same cases after recording the hypothesis."/>
+            <wp:cNvGraphicFramePr>
+              <a:graphicFrameLocks noChangeAspect="1"/>
+            </wp:cNvGraphicFramePr>
+            <a:graphic>
+              <a:graphicData uri="http://schemas.openxmlformats.org/drawingml/2006/picture">
+                <pic:pic>
+                  <pic:nvPicPr>
+                    <pic:cNvPr id="0" name="academy-story-ai-7-7-02.png"/>
+                    <pic:cNvPicPr/>
+                  </pic:nvPicPr>
+                  <pic:blipFill>
+                    <a:blip r:embed="rId11"/>
+                    <a:stretch>
+                      <a:fillRect/>
+                    </a:stretch>
+                  </pic:blipFill>
+                  <pic:spPr>
+                    <a:xfrm>
+                      <a:off x="0" y="0"/>
+                      <a:ext cx="5486400" cy="3337560"/>
+                    </a:xfrm>
+                    <a:prstGeom prst="rect"/>
+                  </pic:spPr>
+                </pic:pic>
+              </a:graphicData>
+            </a:graphic>
+          </wp:inline>
+        </w:drawing>
+      </w:r>
+    </w:p>
+    <w:p>
+      <w:pPr>
+        <w:spacing w:line="336" w:lineRule="auto" w:after="180"/>
+      </w:pPr>
+      <w:r>
+        <w:rPr>
+          <w:b w:val="0"/>
+        </w:rPr>
+        <w:t xml:space="preserve">Name the directional claim: The </w:t>
+      </w:r>
+      <w:r>
+        <w:rPr>
+          <w:b/>
+        </w:rPr>
+        <w:t>prediction</w:t>
+      </w:r>
+      <w:r>
+        <w:rPr>
+          <w:b w:val="0"/>
+        </w:rPr>
+        <w:t xml:space="preserve"> concerns unsupported cases, not writing elegance. → Define scoring first: Each answer either contains an unsupported claim or does not under the fixed rubric. → Freeze the comparison: Run both versions on the same cases after recording the </w:t>
+      </w:r>
+      <w:r>
+        <w:rPr>
+          <w:b/>
+        </w:rPr>
+        <w:t>hypothesis</w:t>
+      </w:r>
+      <w:r>
+        <w:rPr>
+          <w:b w:val="0"/>
+        </w:rPr>
+        <w:t>.</w:t>
+      </w:r>
+    </w:p>
+    <w:p>
+      <w:pPr>
+        <w:spacing w:line="336" w:lineRule="auto" w:after="180"/>
+        <w:shd w:fill="F5F1FB"/>
+      </w:pPr>
+      <w:r>
+        <w:rPr>
+          <w:b w:val="0"/>
+        </w:rPr>
+        <w:t xml:space="preserve">Point to each numbered stage and explain which recorded </w:t>
+      </w:r>
+      <w:r>
+        <w:rPr>
+          <w:b/>
+        </w:rPr>
+        <w:t>input</w:t>
+      </w:r>
+      <w:r>
+        <w:rPr>
+          <w:b w:val="0"/>
+        </w:rPr>
+        <w:t xml:space="preserve"> it uses.</w:t>
+      </w:r>
+    </w:p>
+    <w:p>
+      <w:pPr>
+        <w:pStyle w:val="Heading3"/>
+      </w:pPr>
+      <w:r>
+        <w:t>Discuss while showing the picture</w:t>
+      </w:r>
+    </w:p>
+    <w:p>
+      <w:pPr>
+        <w:spacing w:line="336" w:lineRule="auto" w:after="180"/>
+        <w:shd w:fill="F1F6F8"/>
+      </w:pPr>
+      <w:r>
+        <w:rPr>
+          <w:b w:val="0"/>
+        </w:rPr>
+        <w:t xml:space="preserve">Teacher prompt: Point to each numbered stage and explain which recorded </w:t>
+      </w:r>
+      <w:r>
+        <w:rPr>
+          <w:b/>
+        </w:rPr>
+        <w:t>input</w:t>
+      </w:r>
+      <w:r>
+        <w:rPr>
+          <w:b w:val="0"/>
+        </w:rPr>
+        <w:t xml:space="preserve"> it uses. Ask learners to describe one label or arrow in ordinary words. Use the adjacent transcript if the image is difficult to see.</w:t>
+      </w:r>
+    </w:p>
+    <w:p>
+      <w:pPr>
+        <w:pStyle w:val="Heading3"/>
+      </w:pPr>
+      <w:r>
+        <w:t>03. Hypotheses and measurable outcomes — evidence trace</w:t>
+      </w:r>
+    </w:p>
+    <w:p>
+      <w:r>
+        <w:drawing>
+          <wp:inline xmlns:a="http://schemas.openxmlformats.org/drawingml/2006/main" xmlns:pic="http://schemas.openxmlformats.org/drawingml/2006/picture">
+            <wp:extent cx="5486400" cy="2996184"/>
+            <wp:docPr id="4" name="Picture 4" descr="Hypotheses and measurable outcomes — evidence trace. After seeing faster responses, the team changes its primary claim from support improvement to speed improvement. | Toy hypothesis:method B improves supported-answer rate over baseline A on a reserved paired set. Define support rubric and failure treatment; record secondary outcomes separately. | Report the change as exploratory/post-result revision. Preserve the original support hypothesis; do not present speed as the prespecified primary outcome."/>
+            <wp:cNvGraphicFramePr>
+              <a:graphicFrameLocks noChangeAspect="1"/>
+            </wp:cNvGraphicFramePr>
+            <a:graphic>
+              <a:graphicData uri="http://schemas.openxmlformats.org/drawingml/2006/picture">
+                <pic:pic>
+                  <pic:nvPicPr>
+                    <pic:cNvPr id="0" name="academy-story-ai-7-7-03.png"/>
+                    <pic:cNvPicPr/>
+                  </pic:nvPicPr>
+                  <pic:blipFill>
+                    <a:blip r:embed="rId12"/>
+                    <a:stretch>
+                      <a:fillRect/>
+                    </a:stretch>
+                  </pic:blipFill>
+                  <pic:spPr>
+                    <a:xfrm>
+                      <a:off x="0" y="0"/>
+                      <a:ext cx="5486400" cy="2996184"/>
+                    </a:xfrm>
+                    <a:prstGeom prst="rect"/>
+                  </pic:spPr>
+                </pic:pic>
+              </a:graphicData>
+            </a:graphic>
+          </wp:inline>
+        </w:drawing>
+      </w:r>
+    </w:p>
+    <w:p>
+      <w:pPr>
+        <w:spacing w:line="336" w:lineRule="auto" w:after="180"/>
+      </w:pPr>
+      <w:r>
+        <w:rPr>
+          <w:b w:val="0"/>
+        </w:rPr>
+        <w:t xml:space="preserve">Hypotheses and measurable outcomes — </w:t>
+      </w:r>
+      <w:r>
+        <w:rPr>
+          <w:b/>
+        </w:rPr>
+        <w:t>evidence</w:t>
+      </w:r>
+      <w:r>
+        <w:rPr>
+          <w:b w:val="0"/>
+        </w:rPr>
+        <w:t xml:space="preserve"> trace.</w:t>
+      </w:r>
+    </w:p>
+    <w:p>
+      <w:pPr>
+        <w:spacing w:line="336" w:lineRule="auto" w:after="180"/>
+      </w:pPr>
+      <w:r>
+        <w:rPr>
+          <w:b w:val="0"/>
+        </w:rPr>
+        <w:t xml:space="preserve">After seeing faster responses, the team changes its primary claim from support improvement to speed improvement. | Toy </w:t>
+      </w:r>
+      <w:r>
+        <w:rPr>
+          <w:b/>
+        </w:rPr>
+        <w:t>hypothesis</w:t>
+      </w:r>
+      <w:r>
+        <w:rPr>
+          <w:b w:val="0"/>
+        </w:rPr>
+        <w:t>:method B improves supported-answer rate over baseline A on a reserved paired set.</w:t>
+      </w:r>
+    </w:p>
+    <w:p>
+      <w:pPr>
+        <w:spacing w:line="336" w:lineRule="auto" w:after="180"/>
+      </w:pPr>
+      <w:r>
+        <w:rPr>
+          <w:b w:val="0"/>
+        </w:rPr>
+        <w:t>Define support rubric and failure treatment; record secondary outcomes separately. | Report the change as exploratory/post-result revision.</w:t>
+      </w:r>
+    </w:p>
+    <w:p>
+      <w:pPr>
+        <w:spacing w:line="336" w:lineRule="auto" w:after="180"/>
+      </w:pPr>
+      <w:r>
+        <w:rPr>
+          <w:b w:val="0"/>
+        </w:rPr>
+        <w:t xml:space="preserve">Preserve the original support </w:t>
+      </w:r>
+      <w:r>
+        <w:rPr>
+          <w:b/>
+        </w:rPr>
+        <w:t>hypothesis</w:t>
+      </w:r>
+      <w:r>
+        <w:rPr>
+          <w:b w:val="0"/>
+        </w:rPr>
+        <w:t xml:space="preserve">; do not present speed as the prespecified </w:t>
+      </w:r>
+      <w:r>
+        <w:rPr>
+          <w:b/>
+        </w:rPr>
+        <w:t>primary outcome</w:t>
+      </w:r>
+      <w:r>
+        <w:rPr>
+          <w:b w:val="0"/>
+        </w:rPr>
+        <w:t>.</w:t>
+      </w:r>
+    </w:p>
+    <w:p>
+      <w:pPr>
+        <w:spacing w:line="336" w:lineRule="auto" w:after="180"/>
+        <w:shd w:fill="F5F1FB"/>
+      </w:pPr>
+      <w:r>
+        <w:rPr>
+          <w:b w:val="0"/>
+        </w:rPr>
+        <w:t>Read the labels and values. Explain the relationship the model shows.</w:t>
+      </w:r>
+    </w:p>
+    <w:p>
+      <w:pPr>
+        <w:pStyle w:val="Heading3"/>
+      </w:pPr>
+      <w:r>
+        <w:t>Discuss while showing the picture</w:t>
+      </w:r>
+    </w:p>
+    <w:p>
+      <w:pPr>
+        <w:spacing w:line="336" w:lineRule="auto" w:after="180"/>
+        <w:shd w:fill="F1F6F8"/>
+      </w:pPr>
+      <w:r>
+        <w:rPr>
+          <w:b w:val="0"/>
+        </w:rPr>
+        <w:t>Teacher prompt: Read the labels and values. Explain the relationship the model shows. Ask learners to describe one label or arrow in ordinary words. Use the adjacent transcript if the image is difficult to see.</w:t>
+      </w:r>
+    </w:p>
+    <w:p>
+      <w:pPr>
+        <w:pStyle w:val="Heading3"/>
+      </w:pPr>
+      <w:r>
+        <w:t>04. Change one thing. Trace what follows.</w:t>
+      </w:r>
+    </w:p>
+    <w:p>
+      <w:r>
+        <w:drawing>
+          <wp:inline xmlns:a="http://schemas.openxmlformats.org/drawingml/2006/main" xmlns:pic="http://schemas.openxmlformats.org/drawingml/2006/picture">
+            <wp:extent cx="5486400" cy="3026664"/>
+            <wp:docPr id="5" name="Picture 5" descr="Original case: Run both versions on the same cases after recording the hypothesis. Changed condition: B sounds friendlier but has the same unsupported count as A. Expected result: The stated improvement hypothesis is not supported on these cases. Reason: Friendliness is a different outcome from the predefined unsupported-case count."/>
+            <wp:cNvGraphicFramePr>
+              <a:graphicFrameLocks noChangeAspect="1"/>
+            </wp:cNvGraphicFramePr>
+            <a:graphic>
+              <a:graphicData uri="http://schemas.openxmlformats.org/drawingml/2006/picture">
+                <pic:pic>
+                  <pic:nvPicPr>
+                    <pic:cNvPr id="0" name="academy-story-ai-7-7-04.png"/>
+                    <pic:cNvPicPr/>
+                  </pic:nvPicPr>
+                  <pic:blipFill>
+                    <a:blip r:embed="rId13"/>
+                    <a:stretch>
+                      <a:fillRect/>
+                    </a:stretch>
+                  </pic:blipFill>
+                  <pic:spPr>
+                    <a:xfrm>
+                      <a:off x="0" y="0"/>
+                      <a:ext cx="5486400" cy="3026664"/>
+                    </a:xfrm>
+                    <a:prstGeom prst="rect"/>
+                  </pic:spPr>
+                </pic:pic>
+              </a:graphicData>
+            </a:graphic>
+          </wp:inline>
+        </w:drawing>
+      </w:r>
+    </w:p>
+    <w:p>
+      <w:pPr>
+        <w:spacing w:line="336" w:lineRule="auto" w:after="180"/>
+      </w:pPr>
+      <w:r>
+        <w:rPr>
+          <w:b w:val="0"/>
+        </w:rPr>
+        <w:t xml:space="preserve">Original case: Run both versions on the same cases after recording the </w:t>
+      </w:r>
+      <w:r>
+        <w:rPr>
+          <w:b/>
+        </w:rPr>
+        <w:t>hypothesis</w:t>
+      </w:r>
+      <w:r>
+        <w:rPr>
+          <w:b w:val="0"/>
+        </w:rPr>
+        <w:t>. Changed condition: B sounds friendlier but has the same unsupported count as A.</w:t>
+      </w:r>
+    </w:p>
+    <w:p>
+      <w:pPr>
+        <w:spacing w:line="336" w:lineRule="auto" w:after="180"/>
+      </w:pPr>
+      <w:r>
+        <w:rPr>
+          <w:b w:val="0"/>
+        </w:rPr>
+        <w:t xml:space="preserve">Expected result: The stated improvement </w:t>
+      </w:r>
+      <w:r>
+        <w:rPr>
+          <w:b/>
+        </w:rPr>
+        <w:t>hypothesis</w:t>
+      </w:r>
+      <w:r>
+        <w:rPr>
+          <w:b w:val="0"/>
+        </w:rPr>
+        <w:t xml:space="preserve"> is not supported on these cases. Reason: Friendliness is a different outcome from the predefined unsupported-case count.</w:t>
+      </w:r>
+    </w:p>
+    <w:p>
+      <w:pPr>
+        <w:spacing w:line="336" w:lineRule="auto" w:after="180"/>
+        <w:shd w:fill="F5F1FB"/>
+      </w:pPr>
+      <w:r>
+        <w:rPr>
+          <w:b w:val="0"/>
+        </w:rPr>
+        <w:t>Predict before checking the worked changed-case result. Name what changed and what the supplied facts allow you to conclude.</w:t>
+      </w:r>
+    </w:p>
+    <w:p>
+      <w:pPr>
+        <w:pStyle w:val="Heading3"/>
+      </w:pPr>
+      <w:r>
+        <w:t>Discuss while showing the picture</w:t>
+      </w:r>
+    </w:p>
+    <w:p>
+      <w:pPr>
+        <w:spacing w:line="336" w:lineRule="auto" w:after="180"/>
+        <w:shd w:fill="F1F6F8"/>
+      </w:pPr>
+      <w:r>
+        <w:rPr>
+          <w:b w:val="0"/>
+        </w:rPr>
+        <w:t>Teacher prompt: Predict before checking the worked changed-case result. Name what changed and what the supplied facts allow you to conclude. Ask learners to describe one label or arrow in ordinary words.</w:t>
+      </w:r>
+    </w:p>
+    <w:p>
+      <w:pPr>
+        <w:spacing w:line="336" w:lineRule="auto" w:after="180"/>
+        <w:shd w:fill="F1F6F8"/>
+      </w:pPr>
+      <w:r>
+        <w:rPr>
+          <w:b w:val="0"/>
+        </w:rPr>
+        <w:t>Use the adjacent transcript if the image is difficult to see. Changed-case reasoning: Friendliness is a different outcome from the predefined unsupported-case count.</w:t>
+      </w:r>
+    </w:p>
+    <w:p>
+      <w:pPr>
+        <w:pStyle w:val="Heading3"/>
+      </w:pPr>
+      <w:r>
+        <w:t>05. Connect the explanation to its limit</w:t>
+      </w:r>
+    </w:p>
+    <w:p>
+      <w:r>
+        <w:drawing>
+          <wp:inline xmlns:a="http://schemas.openxmlformats.org/drawingml/2006/main" xmlns:pic="http://schemas.openxmlformats.org/drawingml/2006/picture">
+            <wp:extent cx="5486400" cy="2834640"/>
+            <wp:docPr id="6" name="Picture 6" descr="A hypothesis makes an expected pattern explicit before seeing outcomes. The measured definition must be clear enough for another reviewer to apply. Limit: No power calculation or significance claim is provided; a null descriptive difference is not proof of exact equality."/>
+            <wp:cNvGraphicFramePr>
+              <a:graphicFrameLocks noChangeAspect="1"/>
+            </wp:cNvGraphicFramePr>
+            <a:graphic>
+              <a:graphicData uri="http://schemas.openxmlformats.org/drawingml/2006/picture">
+                <pic:pic>
+                  <pic:nvPicPr>
+                    <pic:cNvPr id="0" name="academy-story-ai-7-7-05.png"/>
+                    <pic:cNvPicPr/>
+                  </pic:nvPicPr>
+                  <pic:blipFill>
+                    <a:blip r:embed="rId14"/>
+                    <a:stretch>
+                      <a:fillRect/>
+                    </a:stretch>
+                  </pic:blipFill>
+                  <pic:spPr>
+                    <a:xfrm>
+                      <a:off x="0" y="0"/>
+                      <a:ext cx="5486400" cy="2834640"/>
+                    </a:xfrm>
+                    <a:prstGeom prst="rect"/>
+                  </pic:spPr>
+                </pic:pic>
+              </a:graphicData>
+            </a:graphic>
+          </wp:inline>
+        </w:drawing>
+      </w:r>
+    </w:p>
+    <w:p>
+      <w:pPr>
+        <w:spacing w:line="336" w:lineRule="auto" w:after="180"/>
+      </w:pPr>
+      <w:r>
+        <w:rPr>
+          <w:b w:val="0"/>
+        </w:rPr>
+        <w:t xml:space="preserve">A </w:t>
+      </w:r>
+      <w:r>
+        <w:rPr>
+          <w:b/>
+        </w:rPr>
+        <w:t>hypothesis</w:t>
+      </w:r>
+      <w:r>
+        <w:rPr>
+          <w:b w:val="0"/>
+        </w:rPr>
+        <w:t xml:space="preserve"> makes an expected pattern explicit before seeing outcomes. The measured definition must be clear enough for another reviewer to apply.</w:t>
+      </w:r>
+    </w:p>
+    <w:p>
+      <w:pPr>
+        <w:spacing w:line="336" w:lineRule="auto" w:after="180"/>
+      </w:pPr>
+      <w:r>
+        <w:rPr>
+          <w:b w:val="0"/>
+        </w:rPr>
+        <w:t>Limit: No power calculation or significance claim is provided; a null descriptive difference is not proof of exact equality.</w:t>
+      </w:r>
+    </w:p>
+    <w:p>
+      <w:pPr>
+        <w:spacing w:line="336" w:lineRule="auto" w:after="180"/>
+        <w:shd w:fill="F5F1FB"/>
+      </w:pPr>
+      <w:r>
+        <w:rPr>
+          <w:b w:val="0"/>
+        </w:rPr>
+        <w:t>Explain the case, then point to a limit on the claim.</w:t>
+      </w:r>
+    </w:p>
+    <w:p>
+      <w:pPr>
+        <w:pStyle w:val="Heading3"/>
+      </w:pPr>
+      <w:r>
+        <w:t>Discuss while showing the picture</w:t>
+      </w:r>
+    </w:p>
+    <w:p>
+      <w:pPr>
+        <w:spacing w:line="336" w:lineRule="auto" w:after="180"/>
+        <w:shd w:fill="F1F6F8"/>
+      </w:pPr>
+      <w:r>
+        <w:rPr>
+          <w:b w:val="0"/>
+        </w:rPr>
+        <w:t>Teacher prompt: Explain the case, then point to a limit on the claim. Ask learners to describe one label or arrow in ordinary words. Use the adjacent transcript if the image is difficult to see.</w:t>
+      </w:r>
+    </w:p>
+    <w:p>
+      <w:pPr>
+        <w:spacing w:line="336" w:lineRule="auto" w:after="180"/>
+        <w:shd w:fill="F1F6F8"/>
+      </w:pPr>
+      <w:r>
+        <w:rPr>
+          <w:b w:val="0"/>
+        </w:rPr>
+        <w:t>Keep the stated scope: No power calculation or significance claim is provided; a null descriptive difference is not proof of exact equality.</w:t>
+      </w:r>
+    </w:p>
+    <w:p>
+      <w:pPr>
+        <w:pStyle w:val="Heading3"/>
+      </w:pPr>
+      <w:r>
+        <w:t>06. Make the idea visible in your project</w:t>
+      </w:r>
+    </w:p>
+    <w:p>
+      <w:r>
+        <w:drawing>
+          <wp:inline xmlns:a="http://schemas.openxmlformats.org/drawingml/2006/main" xmlns:pic="http://schemas.openxmlformats.org/drawingml/2006/picture">
+            <wp:extent cx="5486400" cy="3681984"/>
+            <wp:docPr id="7" name="Picture 7" descr="For the Reproducible AI Research Study, retain an annotated worked trace and the changed-case reasoning. Connect the claim to its records, units and assumptions so another investigator can challenge or reproduce it. Draw your input, deciding step, result and limit. Supported question: Name the predicted outcome and how unsupported is scored. If B sounds friendlier but ties A’s unsupported count, does the recorded improvement hypothesis receive support?"/>
+            <wp:cNvGraphicFramePr>
+              <a:graphicFrameLocks noChangeAspect="1"/>
+            </wp:cNvGraphicFramePr>
+            <a:graphic>
+              <a:graphicData uri="http://schemas.openxmlformats.org/drawingml/2006/picture">
+                <pic:pic>
+                  <pic:nvPicPr>
+                    <pic:cNvPr id="0" name="academy-story-ai-7-7-06.png"/>
+                    <pic:cNvPicPr/>
+                  </pic:nvPicPr>
+                  <pic:blipFill>
+                    <a:blip r:embed="rId15"/>
+                    <a:stretch>
+                      <a:fillRect/>
+                    </a:stretch>
+                  </pic:blipFill>
+                  <pic:spPr>
+                    <a:xfrm>
+                      <a:off x="0" y="0"/>
+                      <a:ext cx="5486400" cy="3681984"/>
+                    </a:xfrm>
+                    <a:prstGeom prst="rect"/>
+                  </pic:spPr>
+                </pic:pic>
+              </a:graphicData>
+            </a:graphic>
+          </wp:inline>
+        </w:drawing>
+      </w:r>
+    </w:p>
+    <w:p>
+      <w:pPr>
+        <w:spacing w:line="336" w:lineRule="auto" w:after="180"/>
+      </w:pPr>
+      <w:r>
+        <w:rPr>
+          <w:b w:val="0"/>
+        </w:rPr>
+        <w:t>For the Reproducible AI Research Study, retain an annotated worked trace and the changed-case reasoning. Connect the claim to its records, units and assumptions so another investigator can challenge or reproduce it.</w:t>
+      </w:r>
+    </w:p>
+    <w:p>
+      <w:pPr>
+        <w:spacing w:line="336" w:lineRule="auto" w:after="180"/>
+      </w:pPr>
+      <w:r>
+        <w:rPr>
+          <w:b w:val="0"/>
+        </w:rPr>
+        <w:t xml:space="preserve">Draw your </w:t>
+      </w:r>
+      <w:r>
+        <w:rPr>
+          <w:b/>
+        </w:rPr>
+        <w:t>input</w:t>
+      </w:r>
+      <w:r>
+        <w:rPr>
+          <w:b w:val="0"/>
+        </w:rPr>
+        <w:t>, deciding step, result and limit. Supported question: Name the predicted outcome and how unsupported is scored.</w:t>
+      </w:r>
+    </w:p>
+    <w:p>
+      <w:pPr>
+        <w:spacing w:line="336" w:lineRule="auto" w:after="180"/>
+      </w:pPr>
+      <w:r>
+        <w:rPr>
+          <w:b w:val="0"/>
+        </w:rPr>
+        <w:t xml:space="preserve">If B sounds friendlier but ties A’s unsupported count, does the recorded improvement </w:t>
+      </w:r>
+      <w:r>
+        <w:rPr>
+          <w:b/>
+        </w:rPr>
+        <w:t>hypothesis</w:t>
+      </w:r>
+      <w:r>
+        <w:rPr>
+          <w:b w:val="0"/>
+        </w:rPr>
+        <w:t xml:space="preserve"> receive support?</w:t>
+      </w:r>
+    </w:p>
+    <w:p>
+      <w:pPr>
+        <w:spacing w:line="336" w:lineRule="auto" w:after="180"/>
+        <w:shd w:fill="F5F1FB"/>
+      </w:pPr>
+      <w:r>
+        <w:rPr>
+          <w:b w:val="0"/>
+        </w:rPr>
+        <w:t xml:space="preserve">Draw your project trace and justify the deciding step using </w:t>
+      </w:r>
+      <w:r>
+        <w:rPr>
+          <w:b/>
+        </w:rPr>
+        <w:t>evidence</w:t>
+      </w:r>
+      <w:r>
+        <w:rPr>
+          <w:b w:val="0"/>
+        </w:rPr>
+        <w:t>.</w:t>
+      </w:r>
+    </w:p>
+    <w:p>
+      <w:pPr>
+        <w:pStyle w:val="Heading3"/>
+      </w:pPr>
+      <w:r>
+        <w:t>Discuss while showing the picture</w:t>
+      </w:r>
+    </w:p>
+    <w:p>
+      <w:pPr>
+        <w:spacing w:line="336" w:lineRule="auto" w:after="180"/>
+        <w:shd w:fill="F1F6F8"/>
+      </w:pPr>
+      <w:r>
+        <w:rPr>
+          <w:b w:val="0"/>
+        </w:rPr>
+        <w:t xml:space="preserve">Teacher prompt: Draw your project trace and justify the deciding step using </w:t>
+      </w:r>
+      <w:r>
+        <w:rPr>
+          <w:b/>
+        </w:rPr>
+        <w:t>evidence</w:t>
+      </w:r>
+      <w:r>
+        <w:rPr>
+          <w:b w:val="0"/>
+        </w:rPr>
+        <w:t>. Ask learners to describe one label or arrow in ordinary words. Use the adjacent transcript if the image is difficult to see.</w:t>
+      </w:r>
+    </w:p>
+    <w:p>
+      <w:pPr>
+        <w:spacing w:line="336" w:lineRule="auto" w:after="180"/>
+        <w:shd w:fill="F1F6F8"/>
+      </w:pPr>
+      <w:r>
+        <w:rPr>
+          <w:b w:val="0"/>
+        </w:rPr>
+        <w:t xml:space="preserve">Supported practice key: The </w:t>
+      </w:r>
+      <w:r>
+        <w:rPr>
+          <w:b/>
+        </w:rPr>
+        <w:t>prediction</w:t>
+      </w:r>
+      <w:r>
+        <w:rPr>
+          <w:b w:val="0"/>
+        </w:rPr>
+        <w:t xml:space="preserve"> concerns unsupported cases, not writing elegance. Each answer either contains an unsupported claim or does not under the fixed rubric.</w:t>
+      </w:r>
+    </w:p>
+    <w:p>
+      <w:pPr>
+        <w:spacing w:line="336" w:lineRule="auto" w:after="180"/>
+        <w:shd w:fill="F1F6F8"/>
+      </w:pPr>
+      <w:r>
+        <w:rPr>
+          <w:b w:val="0"/>
+        </w:rPr>
+        <w:t xml:space="preserve">Run both versions on the same cases after recording the </w:t>
+      </w:r>
+      <w:r>
+        <w:rPr>
+          <w:b/>
+        </w:rPr>
+        <w:t>hypothesis</w:t>
+      </w:r>
+      <w:r>
+        <w:rPr>
+          <w:b w:val="0"/>
+        </w:rPr>
+        <w:t xml:space="preserve">. Changed case: The stated improvement </w:t>
+      </w:r>
+      <w:r>
+        <w:rPr>
+          <w:b/>
+        </w:rPr>
+        <w:t>hypothesis</w:t>
+      </w:r>
+      <w:r>
+        <w:rPr>
+          <w:b w:val="0"/>
+        </w:rPr>
+        <w:t xml:space="preserve"> is not supported on these cases.</w:t>
+      </w:r>
+    </w:p>
+    <w:p>
+      <w:pPr>
+        <w:spacing w:line="336" w:lineRule="auto" w:after="180"/>
+        <w:shd w:fill="F1F6F8"/>
+      </w:pPr>
+      <w:r>
+        <w:rPr>
+          <w:b w:val="0"/>
+        </w:rPr>
+        <w:t>Friendliness is a different outcome from the predefined unsupported-case count.</w:t>
       </w:r>
     </w:p>
     <w:sectPr>

--- a/downloads/teacher/ai-7-week-07.docx
+++ b/downloads/teacher/ai-7-week-07.docx
@@ -137,7 +137,7 @@
           </w:tcPr>
           <w:p>
             <w:r>
-              <w:t>Sections 1–6; record the brief recall in the workbook.</w:t>
+              <w:t>Use Your mission, Notice the evidence, See how it works, Words that unlock the idea and Follow a worked example; record the brief recall in the workbook.</w:t>
             </w:r>
           </w:p>
         </w:tc>
@@ -169,7 +169,7 @@
           </w:tcPr>
           <w:p>
             <w:r>
-              <w:t>Sections 7–10; use the matching workbook W2 and misconception check.</w:t>
+              <w:t>Use Find and repair a mistake, Practise together and Run the investigation, with workbook W2 and Individual reasoning check.</w:t>
             </w:r>
           </w:p>
         </w:tc>
@@ -201,7 +201,7 @@
           </w:tcPr>
           <w:p>
             <w:r>
-              <w:t>Sections 9 and 11–14. Give extra time to finish the full task set; use Section 15 when the week includes a coding lab.</w:t>
+              <w:t>Use Run the investigation, Build your understanding, Connect your project and Show what you know. Reserve further time for the full task set. Use a code example only where one is actually supplied.</w:t>
             </w:r>
           </w:p>
         </w:tc>
@@ -521,7 +521,7 @@
         <w:rPr>
           <w:b w:val="0"/>
         </w:rPr>
-        <w:t xml:space="preserve">Two 45-minute sessions. A </w:t>
+        <w:t xml:space="preserve">Compact alternative: two 45-minute sessions for the core explanation and W1–W5 only. The main plan uses three sessions; schedule further time for the complete investigation, project, visual journey and any code examples. A </w:t>
       </w:r>
       <w:r>
         <w:rPr>
@@ -2014,7 +2014,7 @@
           </w:tcPr>
           <w:p>
             <w:r>
-              <w:t>Explain section 1 and vocabulary. Complete W1 with a mechanism-based explanation.</w:t>
+              <w:t>Explain See how it works and Words that unlock the idea. Complete W1 with a mechanism-based explanation.</w:t>
             </w:r>
           </w:p>
         </w:tc>
@@ -4329,7 +4329,7 @@
           </w:tcPr>
           <w:p>
             <w:r>
-              <w:t>Sections 1–6; record the brief recall in the workbook.</w:t>
+              <w:t>Use Your mission, Notice the evidence, See how it works, Words that unlock the idea and Follow a worked example; record the brief recall in the workbook.</w:t>
             </w:r>
           </w:p>
         </w:tc>
@@ -4361,7 +4361,7 @@
           </w:tcPr>
           <w:p>
             <w:r>
-              <w:t>Sections 7–10; use the matching workbook W2 and misconception check.</w:t>
+              <w:t>Use Find and repair a mistake, Practise together and Run the investigation, with workbook W2 and Individual reasoning check.</w:t>
             </w:r>
           </w:p>
         </w:tc>
@@ -4393,7 +4393,7 @@
           </w:tcPr>
           <w:p>
             <w:r>
-              <w:t>Sections 9 and 11–14. Give extra time to finish the full task set; use Section 15 when the week includes a coding lab.</w:t>
+              <w:t>Use Run the investigation, Build your understanding, Connect your project and Show what you know. Reserve further time for the full task set. Use a code example only where one is actually supplied.</w:t>
             </w:r>
           </w:p>
         </w:tc>

--- a/downloads/teacher/ai-7-week-07.docx
+++ b/downloads/teacher/ai-7-week-07.docx
@@ -25,20 +25,38 @@
         <w:pStyle w:val="Heading1"/>
       </w:pPr>
       <w:r>
-        <w:t>01. Prepare the purpose, prerequisites and materials</w:t>
+        <w:t>Ask what was predicted before results and which metric the result actually improves.</w:t>
       </w:r>
     </w:p>
     <w:p>
       <w:r>
-        <w:t>Prepare Hypotheses and measurable outcomes: check the target, prerequisites, resources and adaptable teaching schedule.</w:t>
+        <w:t>Teach transparent outcome plans without rewarding abstention as support or implying statistical proof.</w:t>
       </w:r>
     </w:p>
     <w:p>
-      <w:pPr>
-        <w:pStyle w:val="Heading3"/>
-      </w:pPr>
-      <w:r>
-        <w:t>Teach the learning cycle</w:t>
+      <w:r>
+        <w:t>Model outcome switch → inspect failure categories → compare primary tie and faster secondary → assess twelve-case metric → retain original plan/history.</w:t>
+      </w:r>
+    </w:p>
+    <w:p>
+      <w:pPr>
+        <w:pStyle w:val="Heading1"/>
+      </w:pPr>
+      <w:r>
+        <w:t>01. Prepare the connected research investigation</w:t>
+      </w:r>
+    </w:p>
+    <w:p>
+      <w:r>
+        <w:t>Keep modelling, shared practice and independent evidence distinct.</w:t>
+      </w:r>
+    </w:p>
+    <w:p>
+      <w:pPr>
+        <w:pStyle w:val="Heading2"/>
+      </w:pPr>
+      <w:r>
+        <w:t>Target and main teaching plan</w:t>
       </w:r>
     </w:p>
     <w:p>
@@ -243,18 +261,21 @@
     </w:p>
     <w:p>
       <w:pPr>
-        <w:pStyle w:val="Heading3"/>
-      </w:pPr>
-      <w:r>
-        <w:t>Retrieval answer guidance</w:t>
+        <w:pStyle w:val="Heading2"/>
+      </w:pPr>
+      <w:r>
+        <w:t>Preparation and prerequisite</w:t>
       </w:r>
     </w:p>
     <w:p>
       <w:pPr>
-        <w:pStyle w:val="Heading3"/>
-      </w:pPr>
-      <w:r>
-        <w:t>A literature comparison matrix</w:t>
+        <w:spacing w:line="336" w:lineRule="auto" w:after="180"/>
+      </w:pPr>
+      <w:r>
+        <w:rPr>
+          <w:b w:val="0"/>
+        </w:rPr>
+        <w:t>Lesson and workbook; paper and pencil</w:t>
       </w:r>
     </w:p>
     <w:p>
@@ -265,7 +286,7 @@
         <w:rPr>
           <w:b w:val="0"/>
         </w:rPr>
-        <w:t>Without opening the old lesson, explain one key idea from A literature comparison matrix. Give an example and a mistake that the idea helps you avoid.</w:t>
+        <w:t>Calculator and optional local Python 3 for arithmetic; no live API or private data</w:t>
       </w:r>
     </w:p>
     <w:p>
@@ -276,19 +297,7 @@
         <w:rPr>
           <w:b w:val="0"/>
         </w:rPr>
-        <w:t xml:space="preserve">Look for: Explain the </w:t>
-      </w:r>
-      <w:r>
-        <w:rPr>
-          <w:b/>
-        </w:rPr>
-        <w:t>mechanism</w:t>
-      </w:r>
-      <w:r>
-        <w:rPr>
-          <w:b w:val="0"/>
-        </w:rPr>
-        <w:t xml:space="preserve"> and terminology of a literature comparison matrix</w:t>
+        <w:t>Prepare the fresh retry separately and withhold its solution until after collection</w:t>
       </w:r>
     </w:p>
     <w:p>
@@ -299,7 +308,31 @@
         <w:rPr>
           <w:b w:val="0"/>
         </w:rPr>
-        <w:t>Reference example, not the only acceptable wording: Teacher explanation: A literature matrix compares studies using aligned columns rather than sorting headline numbers with different meanings.</w:t>
+        <w:t xml:space="preserve">A result depends on the </w:t>
+      </w:r>
+      <w:r>
+        <w:rPr>
+          <w:b/>
+        </w:rPr>
+        <w:t>input</w:t>
+      </w:r>
+      <w:r>
+        <w:rPr>
+          <w:b w:val="0"/>
+        </w:rPr>
+        <w:t xml:space="preserve">s, procedure and conditions that produced it. Preserve data roles and distinguish observed outcomes from </w:t>
+      </w:r>
+      <w:r>
+        <w:rPr>
+          <w:b/>
+        </w:rPr>
+        <w:t>prediction</w:t>
+      </w:r>
+      <w:r>
+        <w:rPr>
+          <w:b w:val="0"/>
+        </w:rPr>
+        <w:t>s or unmeasured conditions.</w:t>
       </w:r>
     </w:p>
     <w:p>
@@ -310,15 +343,15 @@
         <w:rPr>
           <w:b w:val="0"/>
         </w:rPr>
-        <w:t>Record question, data, unit, baseline, metric, split, resources and limitations. Mark incomparable fields rather than forcing a ranking.</w:t>
+        <w:t>If the prior concept cannot be explained, use a short retrieval activity before this chapter.</w:t>
       </w:r>
     </w:p>
     <w:p>
       <w:pPr>
-        <w:pStyle w:val="Heading3"/>
-      </w:pPr>
-      <w:r>
-        <w:t>Methods results and limitations</w:t>
+        <w:pStyle w:val="Heading2"/>
+      </w:pPr>
+      <w:r>
+        <w:t>Opening retrieval</w:t>
       </w:r>
     </w:p>
     <w:p>
@@ -329,7 +362,7 @@
         <w:rPr>
           <w:b w:val="0"/>
         </w:rPr>
-        <w:t>Without opening the old lesson, explain one key idea from Methods results and limitations. Give an example and a mistake that the idea helps you avoid.</w:t>
+        <w:t>Without opening the old lesson, explain one key idea from A literature comparison matrix. Give an example and a mistake that the idea helps you avoid.</w:t>
       </w:r>
     </w:p>
     <w:p>
@@ -352,7 +385,7 @@
         <w:rPr>
           <w:b w:val="0"/>
         </w:rPr>
-        <w:t xml:space="preserve"> and terminology of methods results and limitations</w:t>
+        <w:t xml:space="preserve"> and terminology of a literature comparison matrix</w:t>
       </w:r>
     </w:p>
     <w:p>
@@ -363,19 +396,7 @@
         <w:rPr>
           <w:b w:val="0"/>
         </w:rPr>
-        <w:t xml:space="preserve">Reference example, not the only acceptable wording: Teacher explanation: Methods state what was done; results state observed outcomes; limitations state restrictions on interpretation. Mixing them hides missing </w:t>
-      </w:r>
-      <w:r>
-        <w:rPr>
-          <w:b/>
-        </w:rPr>
-        <w:t>evidence</w:t>
-      </w:r>
-      <w:r>
-        <w:rPr>
-          <w:b w:val="0"/>
-        </w:rPr>
-        <w:t>.</w:t>
+        <w:t>Reference example, not the only acceptable wording: Teacher explanation: A literature matrix compares studies using aligned columns rather than sorting headline numbers with different meanings.</w:t>
       </w:r>
     </w:p>
     <w:p>
@@ -386,39 +407,18 @@
         <w:rPr>
           <w:b w:val="0"/>
         </w:rPr>
-        <w:t xml:space="preserve">Classify each statement by role and link results to the procedure and denominator. A proposed </w:t>
-      </w:r>
-      <w:r>
-        <w:rPr>
-          <w:b/>
-        </w:rPr>
-        <w:t>mechanism</w:t>
-      </w:r>
-      <w:r>
-        <w:rPr>
-          <w:b w:val="0"/>
-        </w:rPr>
-        <w:t xml:space="preserve"> is an explanation to test, not an extra </w:t>
-      </w:r>
-      <w:r>
-        <w:rPr>
-          <w:b/>
-        </w:rPr>
-        <w:t>observation</w:t>
-      </w:r>
-      <w:r>
-        <w:rPr>
-          <w:b w:val="0"/>
-        </w:rPr>
-        <w:t>.</w:t>
+        <w:t>Record question, data, unit, baseline, metric, split, resources and limitations. Mark incomparable fields rather than forcing a ranking.</w:t>
       </w:r>
     </w:p>
     <w:p>
       <w:pPr>
-        <w:pStyle w:val="Heading3"/>
-      </w:pPr>
-      <w:r>
-        <w:t>A question that evidence can answer</w:t>
+        <w:spacing w:line="336" w:lineRule="auto" w:after="180"/>
+      </w:pPr>
+      <w:r>
+        <w:rPr>
+          <w:b w:val="0"/>
+        </w:rPr>
+        <w:t>Without opening the old lesson, explain one key idea from Methods results and limitations. Give an example and a mistake that the idea helps you avoid.</w:t>
       </w:r>
     </w:p>
     <w:p>
@@ -429,19 +429,19 @@
         <w:rPr>
           <w:b w:val="0"/>
         </w:rPr>
-        <w:t xml:space="preserve">Without opening the old lesson, explain one key idea from A question that </w:t>
+        <w:t xml:space="preserve">Look for: Explain the </w:t>
       </w:r>
       <w:r>
         <w:rPr>
           <w:b/>
         </w:rPr>
-        <w:t>evidence</w:t>
+        <w:t>mechanism</w:t>
       </w:r>
       <w:r>
         <w:rPr>
           <w:b w:val="0"/>
         </w:rPr>
-        <w:t xml:space="preserve"> can answer. Give an example and a mistake that the idea helps you avoid.</w:t>
+        <w:t xml:space="preserve"> and terminology of methods results and limitations</w:t>
       </w:r>
     </w:p>
     <w:p>
@@ -452,31 +452,19 @@
         <w:rPr>
           <w:b w:val="0"/>
         </w:rPr>
-        <w:t xml:space="preserve">Look for: Explain the </w:t>
+        <w:t xml:space="preserve">Reference example, not the only acceptable wording: Teacher explanation: Methods state what was done; results state observed outcomes; limitations state restrictions on interpretation. Mixing them hides missing </w:t>
       </w:r>
       <w:r>
         <w:rPr>
           <w:b/>
         </w:rPr>
-        <w:t>mechanism</w:t>
+        <w:t>evidence</w:t>
       </w:r>
       <w:r>
         <w:rPr>
           <w:b w:val="0"/>
         </w:rPr>
-        <w:t xml:space="preserve"> and terminology of a question that </w:t>
-      </w:r>
-      <w:r>
-        <w:rPr>
-          <w:b/>
-        </w:rPr>
-        <w:t>evidence</w:t>
-      </w:r>
-      <w:r>
-        <w:rPr>
-          <w:b w:val="0"/>
-        </w:rPr>
-        <w:t xml:space="preserve"> can answer</w:t>
+        <w:t>.</w:t>
       </w:r>
     </w:p>
     <w:p>
@@ -487,19 +475,31 @@
         <w:rPr>
           <w:b w:val="0"/>
         </w:rPr>
-        <w:t xml:space="preserve">Reference example, not the only acceptable wording: Teacher explanation: A research question identifies an outcome, comparison and conditions that </w:t>
+        <w:t xml:space="preserve">Classify each statement by role and link results to the procedure and denominator. A proposed </w:t>
       </w:r>
       <w:r>
         <w:rPr>
           <w:b/>
         </w:rPr>
-        <w:t>evidence</w:t>
+        <w:t>mechanism</w:t>
       </w:r>
       <w:r>
         <w:rPr>
           <w:b w:val="0"/>
         </w:rPr>
-        <w:t xml:space="preserve"> could answer. A broad aspiration needs narrowing before a study.</w:t>
+        <w:t xml:space="preserve"> is an explanation to test, not an extra </w:t>
+      </w:r>
+      <w:r>
+        <w:rPr>
+          <w:b/>
+        </w:rPr>
+        <w:t>observation</w:t>
+      </w:r>
+      <w:r>
+        <w:rPr>
+          <w:b w:val="0"/>
+        </w:rPr>
+        <w:t>.</w:t>
       </w:r>
     </w:p>
     <w:p>
@@ -510,7 +510,19 @@
         <w:rPr>
           <w:b w:val="0"/>
         </w:rPr>
-        <w:t>For fictional classroom retrieval, ask whether method B returns more relevant records than lexical baseline A on a reserved judged query set at cutoff3. Define eligible corpus and relevance rules before running.</w:t>
+        <w:t xml:space="preserve">Without opening the old lesson, explain one key idea from A question that </w:t>
+      </w:r>
+      <w:r>
+        <w:rPr>
+          <w:b/>
+        </w:rPr>
+        <w:t>evidence</w:t>
+      </w:r>
+      <w:r>
+        <w:rPr>
+          <w:b w:val="0"/>
+        </w:rPr>
+        <w:t xml:space="preserve"> can answer. Give an example and a mistake that the idea helps you avoid.</w:t>
       </w:r>
     </w:p>
     <w:p>
@@ -521,31 +533,31 @@
         <w:rPr>
           <w:b w:val="0"/>
         </w:rPr>
-        <w:t xml:space="preserve">Compact alternative: two 45-minute sessions for the core explanation and W1–W5 only. The main plan uses three sessions; schedule further time for the complete investigation, project, visual journey and any code examples. A </w:t>
+        <w:t xml:space="preserve">Look for: Explain the </w:t>
       </w:r>
       <w:r>
         <w:rPr>
           <w:b/>
         </w:rPr>
-        <w:t>hypothesis</w:t>
+        <w:t>mechanism</w:t>
       </w:r>
       <w:r>
         <w:rPr>
           <w:b w:val="0"/>
         </w:rPr>
-        <w:t xml:space="preserve"> predicts a measurable comparison under stated conditions. Declare </w:t>
+        <w:t xml:space="preserve"> and terminology of a question that </w:t>
       </w:r>
       <w:r>
         <w:rPr>
           <w:b/>
         </w:rPr>
-        <w:t>primary outcome</w:t>
+        <w:t>evidence</w:t>
       </w:r>
       <w:r>
         <w:rPr>
           <w:b w:val="0"/>
         </w:rPr>
-        <w:t xml:space="preserve"> and direction before inspecting results.</w:t>
+        <w:t xml:space="preserve"> can answer</w:t>
       </w:r>
     </w:p>
     <w:p>
@@ -556,19 +568,19 @@
         <w:rPr>
           <w:b w:val="0"/>
         </w:rPr>
-        <w:t xml:space="preserve">Use the supplied constructed scenarios to make the </w:t>
+        <w:t xml:space="preserve">Reference example, not the only acceptable wording: Teacher explanation: A research question identifies an outcome, comparison and conditions that </w:t>
       </w:r>
       <w:r>
         <w:rPr>
           <w:b/>
         </w:rPr>
-        <w:t>mechanism</w:t>
+        <w:t>evidence</w:t>
       </w:r>
       <w:r>
         <w:rPr>
           <w:b w:val="0"/>
         </w:rPr>
-        <w:t xml:space="preserve"> inspectable. Collect W4 before sharing solutions.</w:t>
+        <w:t xml:space="preserve"> could answer. A broad aspiration needs narrowing before a study.</w:t>
       </w:r>
     </w:p>
     <w:p>
@@ -579,27 +591,15 @@
         <w:rPr>
           <w:b w:val="0"/>
         </w:rPr>
-        <w:t xml:space="preserve">Students should name intermediate </w:t>
-      </w:r>
-      <w:r>
-        <w:rPr>
-          <w:b/>
-        </w:rPr>
-        <w:t>evidence</w:t>
-      </w:r>
-      <w:r>
-        <w:rPr>
-          <w:b w:val="0"/>
-        </w:rPr>
-        <w:t xml:space="preserve"> and limitations; classroom pacing and learning effectiveness remain unvalidated.</w:t>
+        <w:t>For fictional classroom retrieval, ask whether method B returns more relevant records than lexical baseline A on a reserved judged query set at cutoff3. Define eligible corpus and relevance rules before running.</w:t>
       </w:r>
     </w:p>
     <w:p>
       <w:pPr>
-        <w:pStyle w:val="Heading3"/>
-      </w:pPr>
-      <w:r>
-        <w:t>Outcomes</w:t>
+        <w:pStyle w:val="Heading2"/>
+      </w:pPr>
+      <w:r>
+        <w:t>Pictured end goal</w:t>
       </w:r>
     </w:p>
     <w:p>
@@ -610,41 +610,23 @@
         <w:rPr>
           <w:b w:val="0"/>
         </w:rPr>
-        <w:t xml:space="preserve">Explain the </w:t>
-      </w:r>
-      <w:r>
-        <w:rPr>
-          <w:b/>
-        </w:rPr>
-        <w:t>mechanism</w:t>
-      </w:r>
-      <w:r>
-        <w:rPr>
-          <w:b w:val="0"/>
-        </w:rPr>
-        <w:t xml:space="preserve"> and terminology of hypotheses and measurable outcomes</w:t>
+        <w:t>Explain hypotheses and measurable outcomes using the records and boundaries of this fictional investigation.</w:t>
       </w:r>
     </w:p>
     <w:p>
       <w:pPr>
-        <w:spacing w:line="336" w:lineRule="auto" w:after="180"/>
-      </w:pPr>
-      <w:r>
-        <w:rPr>
-          <w:b w:val="0"/>
-        </w:rPr>
-        <w:t>Apply the stated procedure to a new case with a traceable result</w:t>
+        <w:pStyle w:val="Heading2"/>
+      </w:pPr>
+      <w:r>
+        <w:t>Earlier wording, alternatives and picture transcripts · reference / check after trying</w:t>
       </w:r>
     </w:p>
     <w:p>
       <w:pPr>
-        <w:spacing w:line="336" w:lineRule="auto" w:after="180"/>
-      </w:pPr>
-      <w:r>
-        <w:rPr>
-          <w:b w:val="0"/>
-        </w:rPr>
-        <w:t>Identify an assumption or limitation and design a revealing follow-up</w:t>
+        <w:pStyle w:val="Heading3"/>
+      </w:pPr>
+      <w:r>
+        <w:t>Teach the learning cycle</w:t>
       </w:r>
     </w:p>
     <w:p>
@@ -652,48 +634,66 @@
         <w:pStyle w:val="Heading3"/>
       </w:pPr>
       <w:r>
-        <w:t>Preparation</w:t>
+        <w:t>Retrieval answer guidance</w:t>
       </w:r>
     </w:p>
     <w:p>
       <w:pPr>
-        <w:spacing w:line="336" w:lineRule="auto" w:after="180"/>
-      </w:pPr>
-      <w:r>
-        <w:rPr>
-          <w:b w:val="0"/>
-        </w:rPr>
-        <w:t>Lesson and workbook; paper and pencil</w:t>
+        <w:pStyle w:val="Heading3"/>
+      </w:pPr>
+      <w:r>
+        <w:t>A literature comparison matrix</w:t>
       </w:r>
     </w:p>
     <w:p>
       <w:pPr>
-        <w:spacing w:line="336" w:lineRule="auto" w:after="180"/>
-      </w:pPr>
-      <w:r>
-        <w:rPr>
-          <w:b w:val="0"/>
-        </w:rPr>
-        <w:t>Calculator and optional local Python 3 for arithmetic; no live API or private data</w:t>
+        <w:pStyle w:val="Heading3"/>
+      </w:pPr>
+      <w:r>
+        <w:t>Methods results and limitations</w:t>
       </w:r>
     </w:p>
     <w:p>
       <w:pPr>
-        <w:spacing w:line="336" w:lineRule="auto" w:after="180"/>
-      </w:pPr>
-      <w:r>
-        <w:rPr>
-          <w:b w:val="0"/>
-        </w:rPr>
-        <w:t>Prepare the fresh retry separately and withhold its solution until after collection</w:t>
+        <w:pStyle w:val="Heading3"/>
+      </w:pPr>
+      <w:r>
+        <w:t>A question that evidence can answer</w:t>
       </w:r>
     </w:p>
     <w:p>
       <w:pPr>
-        <w:pStyle w:val="Heading3"/>
-      </w:pPr>
-      <w:r>
-        <w:t>Prerequisite answer</w:t>
+        <w:spacing w:line="336" w:lineRule="auto" w:after="180"/>
+      </w:pPr>
+      <w:r>
+        <w:rPr>
+          <w:b w:val="0"/>
+        </w:rPr>
+        <w:t xml:space="preserve">Compact alternative: two 45-minute sessions for the core explanation and W1–W5 only. The main plan uses three sessions; schedule further time for the complete investigation, project, visual journey and any code examples. A </w:t>
+      </w:r>
+      <w:r>
+        <w:rPr>
+          <w:b/>
+        </w:rPr>
+        <w:t>hypothesis</w:t>
+      </w:r>
+      <w:r>
+        <w:rPr>
+          <w:b w:val="0"/>
+        </w:rPr>
+        <w:t xml:space="preserve"> predicts a measurable comparison under stated conditions. Declare </w:t>
+      </w:r>
+      <w:r>
+        <w:rPr>
+          <w:b/>
+        </w:rPr>
+        <w:t>primary outcome</w:t>
+      </w:r>
+      <w:r>
+        <w:rPr>
+          <w:b w:val="0"/>
+        </w:rPr>
+        <w:t xml:space="preserve"> and direction before inspecting results.</w:t>
       </w:r>
     </w:p>
     <w:p>
@@ -704,31 +704,19 @@
         <w:rPr>
           <w:b w:val="0"/>
         </w:rPr>
-        <w:t xml:space="preserve">A result depends on the </w:t>
+        <w:t xml:space="preserve">Use the supplied constructed scenarios to make the </w:t>
       </w:r>
       <w:r>
         <w:rPr>
           <w:b/>
         </w:rPr>
-        <w:t>input</w:t>
+        <w:t>mechanism</w:t>
       </w:r>
       <w:r>
         <w:rPr>
           <w:b w:val="0"/>
         </w:rPr>
-        <w:t xml:space="preserve">s, procedure and conditions that produced it. Preserve data roles and distinguish observed outcomes from </w:t>
-      </w:r>
-      <w:r>
-        <w:rPr>
-          <w:b/>
-        </w:rPr>
-        <w:t>prediction</w:t>
-      </w:r>
-      <w:r>
-        <w:rPr>
-          <w:b w:val="0"/>
-        </w:rPr>
-        <w:t>s or unmeasured conditions.</w:t>
+        <w:t xml:space="preserve"> inspectable. Collect W4 before sharing solutions.</w:t>
       </w:r>
     </w:p>
     <w:p>
@@ -739,7 +727,19 @@
         <w:rPr>
           <w:b w:val="0"/>
         </w:rPr>
-        <w:t>If the prior concept cannot be explained, use a short retrieval activity before this chapter.</w:t>
+        <w:t xml:space="preserve">Students should name intermediate </w:t>
+      </w:r>
+      <w:r>
+        <w:rPr>
+          <w:b/>
+        </w:rPr>
+        <w:t>evidence</w:t>
+      </w:r>
+      <w:r>
+        <w:rPr>
+          <w:b w:val="0"/>
+        </w:rPr>
+        <w:t xml:space="preserve"> and limitations; classroom pacing and learning effectiveness remain unvalidated.</w:t>
       </w:r>
     </w:p>
     <w:p>
@@ -747,7 +747,7 @@
         <w:pStyle w:val="Heading3"/>
       </w:pPr>
       <w:r>
-        <w:t>End goal for the pictorial case</w:t>
+        <w:t>Outcomes</w:t>
       </w:r>
     </w:p>
     <w:p>
@@ -758,7 +758,19 @@
         <w:rPr>
           <w:b w:val="0"/>
         </w:rPr>
-        <w:t>Explain hypotheses and measurable outcomes using the records and boundaries of this fictional investigation.</w:t>
+        <w:t xml:space="preserve">Explain the </w:t>
+      </w:r>
+      <w:r>
+        <w:rPr>
+          <w:b/>
+        </w:rPr>
+        <w:t>mechanism</w:t>
+      </w:r>
+      <w:r>
+        <w:rPr>
+          <w:b w:val="0"/>
+        </w:rPr>
+        <w:t xml:space="preserve"> and terminology of hypotheses and measurable outcomes</w:t>
       </w:r>
     </w:p>
     <w:p>
@@ -769,55 +781,34 @@
         <w:rPr>
           <w:b w:val="0"/>
         </w:rPr>
-        <w:t>This added worked case illustrates the week’s main idea. Retain all original and connected topics; schedule its practice within the teaching cycle.</w:t>
+        <w:t>Apply the stated procedure to a new case with a traceable result</w:t>
       </w:r>
     </w:p>
     <w:p>
       <w:pPr>
-        <w:pStyle w:val="Heading1"/>
-      </w:pPr>
-      <w:r>
-        <w:t>02. Explain and model the mechanism</w:t>
+        <w:spacing w:line="336" w:lineRule="auto" w:after="180"/>
+      </w:pPr>
+      <w:r>
+        <w:rPr>
+          <w:b w:val="0"/>
+        </w:rPr>
+        <w:t>Identify an assumption or limitation and design a revealing follow-up</w:t>
       </w:r>
     </w:p>
     <w:p>
-      <w:r>
-        <w:t>Model Hypotheses and measurable outcomes using the supplied case, labelled mechanism and reasoning. Make the scope of each conclusion explicit.</w:t>
+      <w:pPr>
+        <w:pStyle w:val="Heading3"/>
+      </w:pPr>
+      <w:r>
+        <w:t>Preparation</w:t>
       </w:r>
     </w:p>
     <w:p>
       <w:pPr>
-        <w:spacing w:line="336" w:lineRule="auto" w:after="180"/>
-      </w:pPr>
-      <w:r>
-        <w:rPr>
-          <w:b w:val="0"/>
-        </w:rPr>
-        <w:t xml:space="preserve">A </w:t>
-      </w:r>
-      <w:r>
-        <w:rPr>
-          <w:b/>
-        </w:rPr>
-        <w:t>hypothesis</w:t>
-      </w:r>
-      <w:r>
-        <w:rPr>
-          <w:b w:val="0"/>
-        </w:rPr>
-        <w:t xml:space="preserve"> predicts a measurable comparison under stated conditions. Declare </w:t>
-      </w:r>
-      <w:r>
-        <w:rPr>
-          <w:b/>
-        </w:rPr>
-        <w:t>primary outcome</w:t>
-      </w:r>
-      <w:r>
-        <w:rPr>
-          <w:b w:val="0"/>
-        </w:rPr>
-        <w:t xml:space="preserve"> and direction before inspecting results.</w:t>
+        <w:pStyle w:val="Heading3"/>
+      </w:pPr>
+      <w:r>
+        <w:t>Prerequisite answer</w:t>
       </w:r>
     </w:p>
     <w:p>
@@ -825,7 +816,7 @@
         <w:pStyle w:val="Heading3"/>
       </w:pPr>
       <w:r>
-        <w:t>Explain Hypotheses and measurable outcomes · 1</w:t>
+        <w:t>End goal for the pictorial case</w:t>
       </w:r>
     </w:p>
     <w:p>
@@ -836,49 +827,1748 @@
         <w:rPr>
           <w:b w:val="0"/>
         </w:rPr>
-        <w:t>Begin by writing the question the procedure is intended to answer. Identify the information already supplied, the information it will produce and the information still missing.</w:t>
+        <w:t>This added worked case illustrates the week’s main idea. Retain all original and connected topics; schedule its practice within the teaching cycle.</w:t>
       </w:r>
     </w:p>
     <w:p>
       <w:pPr>
-        <w:spacing w:line="336" w:lineRule="auto" w:after="180"/>
-      </w:pPr>
-      <w:r>
-        <w:rPr>
-          <w:b w:val="0"/>
-        </w:rPr>
-        <w:t>These are constructed classroom examples; they do not require live accounts, private records or an external service. Do not treat a plausible explanation as a measured outcome.</w:t>
+        <w:pStyle w:val="Heading1"/>
+      </w:pPr>
+      <w:r>
+        <w:t>02. Teach directional predictions, failure rules and transparent revisions</w:t>
       </w:r>
     </w:p>
     <w:p>
-      <w:pPr>
-        <w:spacing w:line="336" w:lineRule="auto" w:after="180"/>
-      </w:pPr>
-      <w:r>
-        <w:rPr>
-          <w:b w:val="0"/>
-        </w:rPr>
-        <w:t xml:space="preserve">Toy </w:t>
-      </w:r>
-      <w:r>
-        <w:rPr>
-          <w:b/>
-        </w:rPr>
-        <w:t>hypothesis</w:t>
-      </w:r>
-      <w:r>
-        <w:rPr>
-          <w:b w:val="0"/>
-        </w:rPr>
-        <w:t>:method B improves supported-answer rate over baseline A on a reserved paired set. Define support rubric and failure treatment; record secondary outcomes separately.</w:t>
+      <w:r>
+        <w:t>Separate main support, picture unsupported count and unmeasured appealing qualities.</w:t>
       </w:r>
     </w:p>
     <w:p>
       <w:pPr>
+        <w:pStyle w:val="Heading2"/>
+      </w:pPr>
+      <w:r>
+        <w:t>Definitions and complete toy outcome-plan contract</w:t>
+      </w:r>
+    </w:p>
+    <w:p>
+      <w:pPr>
+        <w:spacing w:line="336" w:lineRule="auto" w:after="180"/>
+      </w:pPr>
+      <w:r>
+        <w:rPr>
+          <w:b w:val="0"/>
+        </w:rPr>
+        <w:t xml:space="preserve">A </w:t>
+      </w:r>
+      <w:r>
+        <w:rPr>
+          <w:b/>
+        </w:rPr>
+        <w:t>hypothesis</w:t>
+      </w:r>
+      <w:r>
+        <w:rPr>
+          <w:b w:val="0"/>
+        </w:rPr>
+        <w:t xml:space="preserve"> predicts a measurable comparison under stated conditions. Declare </w:t>
+      </w:r>
+      <w:r>
+        <w:rPr>
+          <w:b/>
+        </w:rPr>
+        <w:t>primary outcome</w:t>
+      </w:r>
+      <w:r>
+        <w:rPr>
+          <w:b w:val="0"/>
+        </w:rPr>
+        <w:t xml:space="preserve"> and direction before inspecting results.</w:t>
+      </w:r>
+    </w:p>
+    <w:p>
+      <w:pPr>
+        <w:spacing w:line="336" w:lineRule="auto" w:after="180"/>
+      </w:pPr>
+      <w:r>
+        <w:rPr>
+          <w:b w:val="0"/>
+        </w:rPr>
+        <w:t xml:space="preserve">Toy </w:t>
+      </w:r>
+      <w:r>
+        <w:rPr>
+          <w:b/>
+        </w:rPr>
+        <w:t>hypothesis</w:t>
+      </w:r>
+      <w:r>
+        <w:rPr>
+          <w:b w:val="0"/>
+        </w:rPr>
+        <w:t>: method B improves supported-answer rate over baseline A on a reserved paired set. Define support rubric and failure treatment; record secondary outcomes separately.</w:t>
+      </w:r>
+    </w:p>
+    <w:tbl>
+      <w:tblPr>
+        <w:tblStyle w:val="LightShading-Accent1"/>
+        <w:tblW w:type="auto" w:w="0"/>
+        <w:tblLook w:firstColumn="1" w:firstRow="1" w:lastColumn="0" w:lastRow="0" w:noHBand="0" w:noVBand="1" w:val="04A0"/>
+      </w:tblPr>
+      <w:tblGrid>
+        <w:gridCol w:w="5112"/>
+        <w:gridCol w:w="5112"/>
+      </w:tblGrid>
+      <w:tr>
+        <w:trPr>
+          <w:tblHeader/>
+        </w:trPr>
+        <w:tc>
+          <w:tcPr>
+            <w:tcW w:type="dxa" w:w="5112"/>
+          </w:tcPr>
+          <w:p>
+            <w:r>
+              <w:t>Outcome-plan item</w:t>
+            </w:r>
+          </w:p>
+        </w:tc>
+        <w:tc>
+          <w:tcPr>
+            <w:tcW w:type="dxa" w:w="5112"/>
+          </w:tcPr>
+          <w:p>
+            <w:r>
+              <w:t>Complete fictional classroom rule</w:t>
+            </w:r>
+          </w:p>
+        </w:tc>
+      </w:tr>
+      <w:tr>
+        <w:tc>
+          <w:tcPr>
+            <w:tcW w:type="dxa" w:w="5112"/>
+          </w:tcPr>
+          <w:p>
+            <w:r>
+              <w:t>Main directional hypothesis</w:t>
+            </w:r>
+          </w:p>
+        </w:tc>
+        <w:tc>
+          <w:tcPr>
+            <w:tcW w:type="dxa" w:w="5112"/>
+          </w:tcPr>
+          <w:p>
+            <w:r>
+              <w:t>B supported-answer rate exceeds A on the same planned cases</w:t>
+            </w:r>
+          </w:p>
+        </w:tc>
+      </w:tr>
+      <w:tr>
+        <w:tc>
+          <w:tcPr>
+            <w:tcW w:type="dxa" w:w="5112"/>
+          </w:tcPr>
+          <w:p>
+            <w:r>
+              <w:t>Primary metric</w:t>
+            </w:r>
+          </w:p>
+        </w:tc>
+        <w:tc>
+          <w:tcPr>
+            <w:tcW w:type="dxa" w:w="5112"/>
+          </w:tcPr>
+          <w:p>
+            <w:r>
+              <w:t>Supported completed answers / all planned eligible cases</w:t>
+            </w:r>
+          </w:p>
+        </w:tc>
+      </w:tr>
+      <w:tr>
+        <w:tc>
+          <w:tcPr>
+            <w:tcW w:type="dxa" w:w="5112"/>
+          </w:tcPr>
+          <w:p>
+            <w:r>
+              <w:t>Support rubric</w:t>
+            </w:r>
+          </w:p>
+        </w:tc>
+        <w:tc>
+          <w:tcPr>
+            <w:tcW w:type="dxa" w:w="5112"/>
+          </w:tcPr>
+          <w:p>
+            <w:r>
+              <w:t>Substantive answer agrees with approved source under the fixed rubric; no unsupported factual claim</w:t>
+            </w:r>
+          </w:p>
+        </w:tc>
+      </w:tr>
+      <w:tr>
+        <w:tc>
+          <w:tcPr>
+            <w:tcW w:type="dxa" w:w="5112"/>
+          </w:tcPr>
+          <w:p>
+            <w:r>
+              <w:t>Failure treatment</w:t>
+            </w:r>
+          </w:p>
+        </w:tc>
+        <w:tc>
+          <w:tcPr>
+            <w:tcW w:type="dxa" w:w="5112"/>
+          </w:tcPr>
+          <w:p>
+            <w:r>
+              <w:t>Unsupported, abstention and timeout remain in denominator and do not count as supported answers</w:t>
+            </w:r>
+          </w:p>
+        </w:tc>
+      </w:tr>
+      <w:tr>
+        <w:tc>
+          <w:tcPr>
+            <w:tcW w:type="dxa" w:w="5112"/>
+          </w:tcPr>
+          <w:p>
+            <w:r>
+              <w:t>Secondary outcomes</w:t>
+            </w:r>
+          </w:p>
+        </w:tc>
+        <w:tc>
+          <w:tcPr>
+            <w:tcW w:type="dxa" w:w="5112"/>
+          </w:tcPr>
+          <w:p>
+            <w:r>
+              <w:t>Supplied mean duration, unsupported count, abstentions and timeouts, recorded separately</w:t>
+            </w:r>
+          </w:p>
+        </w:tc>
+      </w:tr>
+      <w:tr>
+        <w:tc>
+          <w:tcPr>
+            <w:tcW w:type="dxa" w:w="5112"/>
+          </w:tcPr>
+          <w:p>
+            <w:r>
+              <w:t>Post-result change</w:t>
+            </w:r>
+          </w:p>
+        </w:tc>
+        <w:tc>
+          <w:tcPr>
+            <w:tcW w:type="dxa" w:w="5112"/>
+          </w:tcPr>
+          <w:p>
+            <w:r>
+              <w:t>Speed headline chosen after inspecting results is exploratory; original primary remains visible</w:t>
+            </w:r>
+          </w:p>
+        </w:tc>
+      </w:tr>
+      <w:tr>
+        <w:tc>
+          <w:tcPr>
+            <w:tcW w:type="dxa" w:w="5112"/>
+          </w:tcPr>
+          <w:p>
+            <w:r>
+              <w:t>Separate picture</w:t>
+            </w:r>
+          </w:p>
+        </w:tc>
+        <w:tc>
+          <w:tcPr>
+            <w:tcW w:type="dxa" w:w="5112"/>
+          </w:tcPr>
+          <w:p>
+            <w:r>
+              <w:t>Ten reserved cases in the scenario; prediction B has fewer unsupported cases, defined by absent-from-card factual claims</w:t>
+            </w:r>
+          </w:p>
+        </w:tc>
+      </w:tr>
+      <w:tr>
+        <w:tc>
+          <w:tcPr>
+            <w:tcW w:type="dxa" w:w="5112"/>
+          </w:tcPr>
+          <w:p>
+            <w:r>
+              <w:t>Abstention caution</w:t>
+            </w:r>
+          </w:p>
+        </w:tc>
+        <w:tc>
+          <w:tcPr>
+            <w:tcW w:type="dxa" w:w="5112"/>
+          </w:tcPr>
+          <w:p>
+            <w:r>
+              <w:t>No unsupported factual claim does not automatically mean a supported useful answer; retain answer coverage</w:t>
+            </w:r>
+          </w:p>
+        </w:tc>
+      </w:tr>
+      <w:tr>
+        <w:tc>
+          <w:tcPr>
+            <w:tcW w:type="dxa" w:w="5112"/>
+          </w:tcPr>
+          <w:p>
+            <w:r>
+              <w:t>Scope</w:t>
+            </w:r>
+          </w:p>
+        </w:tc>
+        <w:tc>
+          <w:tcPr>
+            <w:tcW w:type="dxa" w:w="5112"/>
+          </w:tcPr>
+          <w:p>
+            <w:r>
+              <w:t>Local plan and constructed practice, not actual preregistration, reserved study, power calculation or significance claim</w:t>
+            </w:r>
+          </w:p>
+        </w:tc>
+      </w:tr>
+    </w:tbl>
+    <w:p>
+      <w:pPr>
+        <w:pStyle w:val="Heading2"/>
+      </w:pPr>
+      <w:r>
+        <w:t>Main ordered ledger and checked reasoning</w:t>
+      </w:r>
+    </w:p>
+    <w:tbl>
+      <w:tblPr>
+        <w:tblStyle w:val="LightShading-Accent1"/>
+        <w:tblW w:type="auto" w:w="0"/>
+        <w:tblLook w:firstColumn="1" w:firstRow="1" w:lastColumn="0" w:lastRow="0" w:noHBand="0" w:noVBand="1" w:val="04A0"/>
+      </w:tblPr>
+      <w:tblGrid>
+        <w:gridCol w:w="3408"/>
+        <w:gridCol w:w="3408"/>
+        <w:gridCol w:w="3408"/>
+      </w:tblGrid>
+      <w:tr>
+        <w:trPr>
+          <w:tblHeader/>
+        </w:trPr>
+        <w:tc>
+          <w:tcPr>
+            <w:tcW w:type="dxa" w:w="3408"/>
+          </w:tcPr>
+          <w:p>
+            <w:r>
+              <w:t>Main ordered record</w:t>
+            </w:r>
+          </w:p>
+        </w:tc>
+        <w:tc>
+          <w:tcPr>
+            <w:tcW w:type="dxa" w:w="3408"/>
+          </w:tcPr>
+          <w:p>
+            <w:r>
+              <w:t>Meaning</w:t>
+            </w:r>
+          </w:p>
+        </w:tc>
+        <w:tc>
+          <w:tcPr>
+            <w:tcW w:type="dxa" w:w="3408"/>
+          </w:tcPr>
+          <w:p>
+            <w:r>
+              <w:t>Honest reporting</w:t>
+            </w:r>
+          </w:p>
+        </w:tc>
+      </w:tr>
+      <w:tr>
+        <w:tc>
+          <w:tcPr>
+            <w:tcW w:type="dxa" w:w="3408"/>
+          </w:tcPr>
+          <w:p>
+            <w:r>
+              <w:t>Before inspecting results</w:t>
+            </w:r>
+          </w:p>
+        </w:tc>
+        <w:tc>
+          <w:tcPr>
+            <w:tcW w:type="dxa" w:w="3408"/>
+          </w:tcPr>
+          <w:p>
+            <w:r>
+              <w:t>Primary is supported-answer improvement B&gt;A</w:t>
+            </w:r>
+          </w:p>
+        </w:tc>
+        <w:tc>
+          <w:tcPr>
+            <w:tcW w:type="dxa" w:w="3408"/>
+          </w:tcPr>
+          <w:p>
+            <w:r>
+              <w:t>Record cases, versions, rubric and failure/denominator rule</w:t>
+            </w:r>
+          </w:p>
+        </w:tc>
+      </w:tr>
+      <w:tr>
+        <w:tc>
+          <w:tcPr>
+            <w:tcW w:type="dxa" w:w="3408"/>
+          </w:tcPr>
+          <w:p>
+            <w:r>
+              <w:t>After seeing faster responses</w:t>
+            </w:r>
+          </w:p>
+        </w:tc>
+        <w:tc>
+          <w:tcPr>
+            <w:tcW w:type="dxa" w:w="3408"/>
+          </w:tcPr>
+          <w:p>
+            <w:r>
+              <w:t>New information concerns latency</w:t>
+            </w:r>
+          </w:p>
+        </w:tc>
+        <w:tc>
+          <w:tcPr>
+            <w:tcW w:type="dxa" w:w="3408"/>
+          </w:tcPr>
+          <w:p>
+            <w:r>
+              <w:t>Report the observed speed result with its measurement conditions</w:t>
+            </w:r>
+          </w:p>
+        </w:tc>
+      </w:tr>
+      <w:tr>
+        <w:tc>
+          <w:tcPr>
+            <w:tcW w:type="dxa" w:w="3408"/>
+          </w:tcPr>
+          <w:p>
+            <w:r>
+              <w:t>Team switches its primary claim to speed</w:t>
+            </w:r>
+          </w:p>
+        </w:tc>
+        <w:tc>
+          <w:tcPr>
+            <w:tcW w:type="dxa" w:w="3408"/>
+          </w:tcPr>
+          <w:p>
+            <w:r>
+              <w:t>Outcome chosen after results</w:t>
+            </w:r>
+          </w:p>
+        </w:tc>
+        <w:tc>
+          <w:tcPr>
+            <w:tcW w:type="dxa" w:w="3408"/>
+          </w:tcPr>
+          <w:p>
+            <w:r>
+              <w:t>Label exploratory/post-result revision; retain original hypothesis</w:t>
+            </w:r>
+          </w:p>
+        </w:tc>
+      </w:tr>
+      <w:tr>
+        <w:tc>
+          <w:tcPr>
+            <w:tcW w:type="dxa" w:w="3408"/>
+          </w:tcPr>
+          <w:p>
+            <w:r>
+              <w:t>Support result not supplied by the short scenario</w:t>
+            </w:r>
+          </w:p>
+        </w:tc>
+        <w:tc>
+          <w:tcPr>
+            <w:tcW w:type="dxa" w:w="3408"/>
+          </w:tcPr>
+          <w:p>
+            <w:r>
+              <w:t>Cannot infer whether the original primary improved</w:t>
+            </w:r>
+          </w:p>
+        </w:tc>
+        <w:tc>
+          <w:tcPr>
+            <w:tcW w:type="dxa" w:w="3408"/>
+          </w:tcPr>
+          <w:p>
+            <w:r>
+              <w:t>Request/report it rather than replacing it</w:t>
+            </w:r>
+          </w:p>
+        </w:tc>
+      </w:tr>
+      <w:tr>
+        <w:tc>
+          <w:tcPr>
+            <w:tcW w:type="dxa" w:w="3408"/>
+          </w:tcPr>
+          <w:p>
+            <w:r>
+              <w:t>Future confirmatory comparison</w:t>
+            </w:r>
+          </w:p>
+        </w:tc>
+        <w:tc>
+          <w:tcPr>
+            <w:tcW w:type="dxa" w:w="3408"/>
+          </w:tcPr>
+          <w:p>
+            <w:r>
+              <w:t>New plan and genuinely reserved eligible cases needed</w:t>
+            </w:r>
+          </w:p>
+        </w:tc>
+        <w:tc>
+          <w:tcPr>
+            <w:tcW w:type="dxa" w:w="3408"/>
+          </w:tcPr>
+          <w:p>
+            <w:r>
+              <w:t>Do not rebrand already revealed practice as unseen testing</w:t>
+            </w:r>
+          </w:p>
+        </w:tc>
+      </w:tr>
+    </w:tbl>
+    <w:p>
+      <w:pPr>
+        <w:spacing w:line="336" w:lineRule="auto" w:after="180"/>
+      </w:pPr>
+      <w:r>
+        <w:rPr>
+          <w:b w:val="0"/>
+        </w:rPr>
+        <w:t>Main support-primary plan must stay visible when speed looks better; label the post-result speed claim exploratory. Added six-case practice supports 4/6 for both, B faster 3→2 seconds but more abstention, so primary strict improvement not observed. Picture ten-case unsupported-count tie is not rescued by friendliness; no population equality or significance follows.</w:t>
+      </w:r>
+    </w:p>
+    <w:p>
+      <w:pPr>
+        <w:spacing w:line="336" w:lineRule="auto" w:after="180"/>
+      </w:pPr>
+      <w:r>
+        <w:rPr>
+          <w:b w:val="0"/>
+        </w:rPr>
+        <w:t>Unsupported absence is not automatically a supported useful answer. Keep fixed failure treatment/denominator. Code plan ordering is not a real preregistration or actual reserved study. Selected twelve-case metric is supported cases/12 under the fixed rubric; equal or lower B support fails the strict sample expectation without proving a broad null/equality claim.</w:t>
+      </w:r>
+    </w:p>
+    <w:p>
+      <w:pPr>
         <w:pStyle w:val="Heading3"/>
       </w:pPr>
       <w:r>
-        <w:t>Explain Hypotheses and measurable outcomes · 2</w:t>
+        <w:t>Hypotheses and measurable outcomes — evidence trace</w:t>
+      </w:r>
+    </w:p>
+    <w:tbl>
+      <w:tblPr>
+        <w:tblStyle w:val="LightShading-Accent1"/>
+        <w:tblW w:type="auto" w:w="0"/>
+        <w:tblLook w:firstColumn="1" w:firstRow="1" w:lastColumn="0" w:lastRow="0" w:noHBand="0" w:noVBand="1" w:val="04A0"/>
+      </w:tblPr>
+      <w:tblGrid>
+        <w:gridCol w:w="3408"/>
+        <w:gridCol w:w="3408"/>
+        <w:gridCol w:w="3408"/>
+      </w:tblGrid>
+      <w:tr>
+        <w:trPr>
+          <w:tblHeader/>
+        </w:trPr>
+        <w:tc>
+          <w:tcPr>
+            <w:tcW w:type="dxa" w:w="3408"/>
+          </w:tcPr>
+          <w:p>
+            <w:r>
+              <w:t>Input and scope</w:t>
+            </w:r>
+          </w:p>
+        </w:tc>
+        <w:tc>
+          <w:tcPr>
+            <w:tcW w:type="dxa" w:w="3408"/>
+          </w:tcPr>
+          <w:p>
+            <w:r>
+              <w:t>Check or calculation</w:t>
+            </w:r>
+          </w:p>
+        </w:tc>
+        <w:tc>
+          <w:tcPr>
+            <w:tcW w:type="dxa" w:w="3408"/>
+          </w:tcPr>
+          <w:p>
+            <w:r>
+              <w:t>Conclusion and limit</w:t>
+            </w:r>
+          </w:p>
+        </w:tc>
+      </w:tr>
+      <w:tr>
+        <w:tc>
+          <w:tcPr>
+            <w:tcW w:type="dxa" w:w="3408"/>
+          </w:tcPr>
+          <w:p>
+            <w:r>
+              <w:t>After seeing faster responses, the team changes its primary claim from support improvement to speed improvement.</w:t>
+            </w:r>
+          </w:p>
+        </w:tc>
+        <w:tc>
+          <w:tcPr>
+            <w:tcW w:type="dxa" w:w="3408"/>
+          </w:tcPr>
+          <w:p>
+            <w:r>
+              <w:t>Toy hypothesis: method B improves supported-answer rate over baseline A on a reserved paired set. Define support rubric and failure treatment; record secondary outcomes separately.</w:t>
+            </w:r>
+          </w:p>
+        </w:tc>
+        <w:tc>
+          <w:tcPr>
+            <w:tcW w:type="dxa" w:w="3408"/>
+          </w:tcPr>
+          <w:p>
+            <w:r>
+              <w:t>Report the change as exploratory/post-result revision. Preserve the original support hypothesis; do not present speed as the prespecified primary outcome.</w:t>
+            </w:r>
+          </w:p>
+        </w:tc>
+      </w:tr>
+    </w:tbl>
+    <w:p>
+      <w:r>
+        <w:t>The figure connects this chapter's worked input, declared procedure and result. Read the complete worked reasoning for qualifiers and intermediate steps; the abbreviated labels do not replace that reasoning.</w:t>
+      </w:r>
+    </w:p>
+    <w:p>
+      <w:pPr>
+        <w:spacing w:line="336" w:lineRule="auto" w:after="180"/>
+      </w:pPr>
+      <w:r>
+        <w:rPr>
+          <w:b w:val="0"/>
+        </w:rPr>
+        <w:t xml:space="preserve">Guided: Report the change as exploratory/post-result revision. Preserve the original support </w:t>
+      </w:r>
+      <w:r>
+        <w:rPr>
+          <w:b/>
+        </w:rPr>
+        <w:t>hypothesis</w:t>
+      </w:r>
+      <w:r>
+        <w:rPr>
+          <w:b w:val="0"/>
+        </w:rPr>
+        <w:t xml:space="preserve">; do not present speed as the prespecified </w:t>
+      </w:r>
+      <w:r>
+        <w:rPr>
+          <w:b/>
+        </w:rPr>
+        <w:t>primary outcome</w:t>
+      </w:r>
+      <w:r>
+        <w:rPr>
+          <w:b w:val="0"/>
+        </w:rPr>
+        <w:t>.</w:t>
+      </w:r>
+    </w:p>
+    <w:p>
+      <w:pPr>
+        <w:spacing w:line="336" w:lineRule="auto" w:after="180"/>
+      </w:pPr>
+      <w:r>
+        <w:rPr>
+          <w:b w:val="0"/>
+        </w:rPr>
+        <w:t xml:space="preserve">Qualification: A </w:t>
+      </w:r>
+      <w:r>
+        <w:rPr>
+          <w:b/>
+        </w:rPr>
+        <w:t>hypothesis</w:t>
+      </w:r>
+      <w:r>
+        <w:rPr>
+          <w:b w:val="0"/>
+        </w:rPr>
+        <w:t xml:space="preserve"> can fail honestly; changing it after results does not erase the original test.</w:t>
+      </w:r>
+    </w:p>
+    <w:p>
+      <w:pPr>
+        <w:spacing w:line="336" w:lineRule="auto" w:after="180"/>
+      </w:pPr>
+      <w:r>
+        <w:rPr>
+          <w:b w:val="0"/>
+        </w:rPr>
+        <w:t xml:space="preserve">Exit: accept a concrete variation with its predicted outcome and a stated condition that would challenge the </w:t>
+      </w:r>
+      <w:r>
+        <w:rPr>
+          <w:b/>
+        </w:rPr>
+        <w:t>mechanism</w:t>
+      </w:r>
+      <w:r>
+        <w:rPr>
+          <w:b w:val="0"/>
+        </w:rPr>
+        <w:t xml:space="preserve">; reject a claim resting on unmeasured </w:t>
+      </w:r>
+      <w:r>
+        <w:rPr>
+          <w:b/>
+        </w:rPr>
+        <w:t>evidence</w:t>
+      </w:r>
+      <w:r>
+        <w:rPr>
+          <w:b w:val="0"/>
+        </w:rPr>
+        <w:t>.</w:t>
+      </w:r>
+    </w:p>
+    <w:p>
+      <w:pPr>
+        <w:spacing w:line="336" w:lineRule="auto" w:after="180"/>
+      </w:pPr>
+      <w:r>
+        <w:rPr>
+          <w:b w:val="0"/>
+        </w:rPr>
+        <w:t>After seeing faster responses, the team changes its primary claim from support improvement to speed improvement.</w:t>
+      </w:r>
+    </w:p>
+    <w:p>
+      <w:pPr>
+        <w:spacing w:line="336" w:lineRule="auto" w:after="180"/>
+      </w:pPr>
+      <w:r>
+        <w:rPr>
+          <w:b w:val="0"/>
+        </w:rPr>
+        <w:t xml:space="preserve">Report the change as exploratory/post-result revision. Preserve the original support </w:t>
+      </w:r>
+      <w:r>
+        <w:rPr>
+          <w:b/>
+        </w:rPr>
+        <w:t>hypothesis</w:t>
+      </w:r>
+      <w:r>
+        <w:rPr>
+          <w:b w:val="0"/>
+        </w:rPr>
+        <w:t xml:space="preserve">; do not present speed as the prespecified </w:t>
+      </w:r>
+      <w:r>
+        <w:rPr>
+          <w:b/>
+        </w:rPr>
+        <w:t>primary outcome</w:t>
+      </w:r>
+      <w:r>
+        <w:rPr>
+          <w:b w:val="0"/>
+        </w:rPr>
+        <w:t>.</w:t>
+      </w:r>
+    </w:p>
+    <w:p>
+      <w:pPr>
+        <w:spacing w:line="336" w:lineRule="auto" w:after="180"/>
+      </w:pPr>
+      <w:r>
+        <w:rPr>
+          <w:b w:val="0"/>
+        </w:rPr>
+        <w:t xml:space="preserve">Compare the intermediate </w:t>
+      </w:r>
+      <w:r>
+        <w:rPr>
+          <w:b/>
+        </w:rPr>
+        <w:t>evidence</w:t>
+      </w:r>
+      <w:r>
+        <w:rPr>
+          <w:b w:val="0"/>
+        </w:rPr>
+        <w:t xml:space="preserve"> with the final statement. Explain why each number or decision follows from the stated </w:t>
+      </w:r>
+      <w:r>
+        <w:rPr>
+          <w:b/>
+        </w:rPr>
+        <w:t>input</w:t>
+      </w:r>
+      <w:r>
+        <w:rPr>
+          <w:b w:val="0"/>
+        </w:rPr>
+        <w:t>s.</w:t>
+      </w:r>
+    </w:p>
+    <w:p>
+      <w:pPr>
+        <w:spacing w:line="336" w:lineRule="auto" w:after="180"/>
+      </w:pPr>
+      <w:r>
+        <w:rPr>
+          <w:b w:val="0"/>
+        </w:rPr>
+        <w:t xml:space="preserve">The conclusion belongs to this scenario and procedure; changing the </w:t>
+      </w:r>
+      <w:r>
+        <w:rPr>
+          <w:b/>
+        </w:rPr>
+        <w:t>input</w:t>
+      </w:r>
+      <w:r>
+        <w:rPr>
+          <w:b w:val="0"/>
+        </w:rPr>
+        <w:t>s, evaluation population or authority can change what it establishes. Retain the raw record so a later revision can be compared honestly.</w:t>
+      </w:r>
+    </w:p>
+    <w:p>
+      <w:pPr>
+        <w:pStyle w:val="Heading2"/>
+      </w:pPr>
+      <w:r>
+        <w:t>Outcome switching, coverage and inference probes</w:t>
+      </w:r>
+    </w:p>
+    <w:tbl>
+      <w:tblPr>
+        <w:tblStyle w:val="LightShading-Accent1"/>
+        <w:tblW w:type="auto" w:w="0"/>
+        <w:tblLook w:firstColumn="1" w:firstRow="1" w:lastColumn="0" w:lastRow="0" w:noHBand="0" w:noVBand="1" w:val="04A0"/>
+      </w:tblPr>
+      <w:tblGrid>
+        <w:gridCol w:w="5112"/>
+        <w:gridCol w:w="5112"/>
+      </w:tblGrid>
+      <w:tr>
+        <w:trPr>
+          <w:tblHeader/>
+        </w:trPr>
+        <w:tc>
+          <w:tcPr>
+            <w:tcW w:type="dxa" w:w="5112"/>
+          </w:tcPr>
+          <w:p>
+            <w:r>
+              <w:t>Hypothesis probe</w:t>
+            </w:r>
+          </w:p>
+        </w:tc>
+        <w:tc>
+          <w:tcPr>
+            <w:tcW w:type="dxa" w:w="5112"/>
+          </w:tcPr>
+          <w:p>
+            <w:r>
+              <w:t>Expected interpretation</w:t>
+            </w:r>
+          </w:p>
+        </w:tc>
+      </w:tr>
+      <w:tr>
+        <w:tc>
+          <w:tcPr>
+            <w:tcW w:type="dxa" w:w="5112"/>
+          </w:tcPr>
+          <w:p>
+            <w:r>
+              <w:t>B strictly exceeds A on recorded primary</w:t>
+            </w:r>
+          </w:p>
+        </w:tc>
+        <w:tc>
+          <w:tcPr>
+            <w:tcW w:type="dxa" w:w="5112"/>
+          </w:tcPr>
+          <w:p>
+            <w:r>
+              <w:t>Observed sample pattern meets that directional expectation</w:t>
+            </w:r>
+          </w:p>
+        </w:tc>
+      </w:tr>
+      <w:tr>
+        <w:tc>
+          <w:tcPr>
+            <w:tcW w:type="dxa" w:w="5112"/>
+          </w:tcPr>
+          <w:p>
+            <w:r>
+              <w:t>B ties or falls below A</w:t>
+            </w:r>
+          </w:p>
+        </w:tc>
+        <w:tc>
+          <w:tcPr>
+            <w:tcW w:type="dxa" w:w="5112"/>
+          </w:tcPr>
+          <w:p>
+            <w:r>
+              <w:t>Strict improvement not observed in sample; no population-equality proof</w:t>
+            </w:r>
+          </w:p>
+        </w:tc>
+      </w:tr>
+      <w:tr>
+        <w:tc>
+          <w:tcPr>
+            <w:tcW w:type="dxa" w:w="5112"/>
+          </w:tcPr>
+          <w:p>
+            <w:r>
+              <w:t>B faster after primary support was fixed</w:t>
+            </w:r>
+          </w:p>
+        </w:tc>
+        <w:tc>
+          <w:tcPr>
+            <w:tcW w:type="dxa" w:w="5112"/>
+          </w:tcPr>
+          <w:p>
+            <w:r>
+              <w:t>Report speed separately; post-result new claim is exploratory</w:t>
+            </w:r>
+          </w:p>
+        </w:tc>
+      </w:tr>
+      <w:tr>
+        <w:tc>
+          <w:tcPr>
+            <w:tcW w:type="dxa" w:w="5112"/>
+          </w:tcPr>
+          <w:p>
+            <w:r>
+              <w:t>Unsupported count falls via abstention</w:t>
+            </w:r>
+          </w:p>
+        </w:tc>
+        <w:tc>
+          <w:tcPr>
+            <w:tcW w:type="dxa" w:w="5112"/>
+          </w:tcPr>
+          <w:p>
+            <w:r>
+              <w:t>May not improve supported-answer rate; report coverage</w:t>
+            </w:r>
+          </w:p>
+        </w:tc>
+      </w:tr>
+      <w:tr>
+        <w:tc>
+          <w:tcPr>
+            <w:tcW w:type="dxa" w:w="5112"/>
+          </w:tcPr>
+          <w:p>
+            <w:r>
+              <w:t>Timeout removed from denominator after results</w:t>
+            </w:r>
+          </w:p>
+        </w:tc>
+        <w:tc>
+          <w:tcPr>
+            <w:tcW w:type="dxa" w:w="5112"/>
+          </w:tcPr>
+          <w:p>
+            <w:r>
+              <w:t>Changes the declared rule; retain failure or disclose deviation</w:t>
+            </w:r>
+          </w:p>
+        </w:tc>
+      </w:tr>
+      <w:tr>
+        <w:tc>
+          <w:tcPr>
+            <w:tcW w:type="dxa" w:w="5112"/>
+          </w:tcPr>
+          <w:p>
+            <w:r>
+              <w:t>Friendlier wording without fixed score</w:t>
+            </w:r>
+          </w:p>
+        </w:tc>
+        <w:tc>
+          <w:tcPr>
+            <w:tcW w:type="dxa" w:w="5112"/>
+          </w:tcPr>
+          <w:p>
+            <w:r>
+              <w:t>Not evidence of the stated unsupported-count improvement</w:t>
+            </w:r>
+          </w:p>
+        </w:tc>
+      </w:tr>
+      <w:tr>
+        <w:tc>
+          <w:tcPr>
+            <w:tcW w:type="dxa" w:w="5112"/>
+          </w:tcPr>
+          <w:p>
+            <w:r>
+              <w:t>Plan appears before fixture evaluation in code</w:t>
+            </w:r>
+          </w:p>
+        </w:tc>
+        <w:tc>
+          <w:tcPr>
+            <w:tcW w:type="dxa" w:w="5112"/>
+          </w:tcPr>
+          <w:p>
+            <w:r>
+              <w:t>Ordered teaching example, not externally registered real study</w:t>
+            </w:r>
+          </w:p>
+        </w:tc>
+      </w:tr>
+      <w:tr>
+        <w:tc>
+          <w:tcPr>
+            <w:tcW w:type="dxa" w:w="5112"/>
+          </w:tcPr>
+          <w:p>
+            <w:r>
+              <w:t>Known practice cases scored again</w:t>
+            </w:r>
+          </w:p>
+        </w:tc>
+        <w:tc>
+          <w:tcPr>
+            <w:tcW w:type="dxa" w:w="5112"/>
+          </w:tcPr>
+          <w:p>
+            <w:r>
+              <w:t>Regression/replay evidence, not unseen reserved evaluation</w:t>
+            </w:r>
+          </w:p>
+        </w:tc>
+      </w:tr>
+      <w:tr>
+        <w:tc>
+          <w:tcPr>
+            <w:tcW w:type="dxa" w:w="5112"/>
+          </w:tcPr>
+          <w:p>
+            <w:r>
+              <w:t>No power or statistical test supplied</w:t>
+            </w:r>
+          </w:p>
+        </w:tc>
+        <w:tc>
+          <w:tcPr>
+            <w:tcW w:type="dxa" w:w="5112"/>
+          </w:tcPr>
+          <w:p>
+            <w:r>
+              <w:t>Do not claim significance, equivalence or adequate precision</w:t>
+            </w:r>
+          </w:p>
+        </w:tc>
+      </w:tr>
+    </w:tbl>
+    <w:p>
+      <w:pPr>
+        <w:pStyle w:val="Heading2"/>
+      </w:pPr>
+      <w:r>
+        <w:t>Separate ten-case design and added six-case practice</w:t>
+      </w:r>
+    </w:p>
+    <w:p>
+      <w:pPr>
+        <w:spacing w:line="336" w:lineRule="auto" w:after="180"/>
+      </w:pPr>
+      <w:r>
+        <w:rPr>
+          <w:b w:val="0"/>
+        </w:rPr>
+        <w:t xml:space="preserve">Write a testable </w:t>
+      </w:r>
+      <w:r>
+        <w:rPr>
+          <w:b/>
+        </w:rPr>
+        <w:t>hypothesis</w:t>
+      </w:r>
+      <w:r>
+        <w:rPr>
+          <w:b w:val="0"/>
+        </w:rPr>
+        <w:t xml:space="preserve"> before scoring. A team predicts that a retrieval rule will reduce unsupported answers on a fixed validation set.</w:t>
+      </w:r>
+    </w:p>
+    <w:p>
+      <w:pPr>
+        <w:spacing w:line="336" w:lineRule="auto" w:after="180"/>
+      </w:pPr>
+      <w:r>
+        <w:rPr>
+          <w:b w:val="0"/>
+        </w:rPr>
+        <w:t xml:space="preserve">Ten cases are reserved. Unsupported means a factual claim absent from the approved card. </w:t>
+      </w:r>
+      <w:r>
+        <w:rPr>
+          <w:b/>
+        </w:rPr>
+        <w:t>Prediction</w:t>
+      </w:r>
+      <w:r>
+        <w:rPr>
+          <w:b w:val="0"/>
+        </w:rPr>
+        <w:t>: B has fewer unsupported cases than A.</w:t>
+      </w:r>
+    </w:p>
+    <w:p>
+      <w:pPr>
+        <w:spacing w:line="336" w:lineRule="auto" w:after="180"/>
+      </w:pPr>
+      <w:r>
+        <w:rPr>
+          <w:b w:val="0"/>
+        </w:rPr>
+        <w:t>The picture describes a separate ten-case hypothesis: B should have fewer cases containing a factual claim absent from the approved card. Score that rule on the same cases after fixing the plan. In the changed scenario, B sounds friendlier but ties A’s unsupported count; the strict descriptive reduction prediction is not met in that sample.</w:t>
+      </w:r>
+    </w:p>
+    <w:p>
+      <w:pPr>
+        <w:spacing w:line="336" w:lineRule="auto" w:after="180"/>
+      </w:pPr>
+      <w:r>
+        <w:rPr>
+          <w:b w:val="0"/>
+        </w:rPr>
+        <w:t>Added practice can illustrate a tie of two unsupported cases each, but that number is constructed, not an actual reserved-run result. Friendliness has no supplied primary rubric. Equal sample counts do not prove population equality or absence of any effect. Because abstention can reduce unsupported claims without answering, record answer coverage and abstentions too.</w:t>
+      </w:r>
+    </w:p>
+    <w:tbl>
+      <w:tblPr>
+        <w:tblStyle w:val="LightShading-Accent1"/>
+        <w:tblW w:type="auto" w:w="0"/>
+        <w:tblLook w:firstColumn="1" w:firstRow="1" w:lastColumn="0" w:lastRow="0" w:noHBand="0" w:noVBand="1" w:val="04A0"/>
+      </w:tblPr>
+      <w:tblGrid>
+        <w:gridCol w:w="2556"/>
+        <w:gridCol w:w="2556"/>
+        <w:gridCol w:w="2556"/>
+        <w:gridCol w:w="2556"/>
+      </w:tblGrid>
+      <w:tr>
+        <w:trPr>
+          <w:tblHeader/>
+        </w:trPr>
+        <w:tc>
+          <w:tcPr>
+            <w:tcW w:type="dxa" w:w="2556"/>
+          </w:tcPr>
+          <w:p>
+            <w:r>
+              <w:t>Added main practice: six paired cases</w:t>
+            </w:r>
+          </w:p>
+        </w:tc>
+        <w:tc>
+          <w:tcPr>
+            <w:tcW w:type="dxa" w:w="2556"/>
+          </w:tcPr>
+          <w:p>
+            <w:r>
+              <w:t>A</w:t>
+            </w:r>
+          </w:p>
+        </w:tc>
+        <w:tc>
+          <w:tcPr>
+            <w:tcW w:type="dxa" w:w="2556"/>
+          </w:tcPr>
+          <w:p>
+            <w:r>
+              <w:t>B</w:t>
+            </w:r>
+          </w:p>
+        </w:tc>
+        <w:tc>
+          <w:tcPr>
+            <w:tcW w:type="dxa" w:w="2556"/>
+          </w:tcPr>
+          <w:p>
+            <w:r>
+              <w:t>Primary interpretation</w:t>
+            </w:r>
+          </w:p>
+        </w:tc>
+      </w:tr>
+      <w:tr>
+        <w:tc>
+          <w:tcPr>
+            <w:tcW w:type="dxa" w:w="2556"/>
+          </w:tcPr>
+          <w:p>
+            <w:r>
+              <w:t>Supported completed answers</w:t>
+            </w:r>
+          </w:p>
+        </w:tc>
+        <w:tc>
+          <w:tcPr>
+            <w:tcW w:type="dxa" w:w="2556"/>
+          </w:tcPr>
+          <w:p>
+            <w:r>
+              <w:t>4</w:t>
+            </w:r>
+          </w:p>
+        </w:tc>
+        <w:tc>
+          <w:tcPr>
+            <w:tcW w:type="dxa" w:w="2556"/>
+          </w:tcPr>
+          <w:p>
+            <w:r>
+              <w:t>4</w:t>
+            </w:r>
+          </w:p>
+        </w:tc>
+        <w:tc>
+          <w:tcPr>
+            <w:tcW w:type="dxa" w:w="2556"/>
+          </w:tcPr>
+          <w:p>
+            <w:r>
+              <w:t>Both 4/6 =2/3; strict improvement not observed</w:t>
+            </w:r>
+          </w:p>
+        </w:tc>
+      </w:tr>
+      <w:tr>
+        <w:tc>
+          <w:tcPr>
+            <w:tcW w:type="dxa" w:w="2556"/>
+          </w:tcPr>
+          <w:p>
+            <w:r>
+              <w:t>Unsupported cases</w:t>
+            </w:r>
+          </w:p>
+        </w:tc>
+        <w:tc>
+          <w:tcPr>
+            <w:tcW w:type="dxa" w:w="2556"/>
+          </w:tcPr>
+          <w:p>
+            <w:r>
+              <w:t>1</w:t>
+            </w:r>
+          </w:p>
+        </w:tc>
+        <w:tc>
+          <w:tcPr>
+            <w:tcW w:type="dxa" w:w="2556"/>
+          </w:tcPr>
+          <w:p>
+            <w:r>
+              <w:t>0</w:t>
+            </w:r>
+          </w:p>
+        </w:tc>
+        <w:tc>
+          <w:tcPr>
+            <w:tcW w:type="dxa" w:w="2556"/>
+          </w:tcPr>
+          <w:p>
+            <w:r>
+              <w:t>Fewer B unsupported does not add a supported answer</w:t>
+            </w:r>
+          </w:p>
+        </w:tc>
+      </w:tr>
+      <w:tr>
+        <w:tc>
+          <w:tcPr>
+            <w:tcW w:type="dxa" w:w="2556"/>
+          </w:tcPr>
+          <w:p>
+            <w:r>
+              <w:t>Abstentions</w:t>
+            </w:r>
+          </w:p>
+        </w:tc>
+        <w:tc>
+          <w:tcPr>
+            <w:tcW w:type="dxa" w:w="2556"/>
+          </w:tcPr>
+          <w:p>
+            <w:r>
+              <w:t>0</w:t>
+            </w:r>
+          </w:p>
+        </w:tc>
+        <w:tc>
+          <w:tcPr>
+            <w:tcW w:type="dxa" w:w="2556"/>
+          </w:tcPr>
+          <w:p>
+            <w:r>
+              <w:t>1</w:t>
+            </w:r>
+          </w:p>
+        </w:tc>
+        <w:tc>
+          <w:tcPr>
+            <w:tcW w:type="dxa" w:w="2556"/>
+          </w:tcPr>
+          <w:p>
+            <w:r>
+              <w:t>B has one additional abstention</w:t>
+            </w:r>
+          </w:p>
+        </w:tc>
+      </w:tr>
+      <w:tr>
+        <w:tc>
+          <w:tcPr>
+            <w:tcW w:type="dxa" w:w="2556"/>
+          </w:tcPr>
+          <w:p>
+            <w:r>
+              <w:t>Timeouts</w:t>
+            </w:r>
+          </w:p>
+        </w:tc>
+        <w:tc>
+          <w:tcPr>
+            <w:tcW w:type="dxa" w:w="2556"/>
+          </w:tcPr>
+          <w:p>
+            <w:r>
+              <w:t>1</w:t>
+            </w:r>
+          </w:p>
+        </w:tc>
+        <w:tc>
+          <w:tcPr>
+            <w:tcW w:type="dxa" w:w="2556"/>
+          </w:tcPr>
+          <w:p>
+            <w:r>
+              <w:t>1</w:t>
+            </w:r>
+          </w:p>
+        </w:tc>
+        <w:tc>
+          <w:tcPr>
+            <w:tcW w:type="dxa" w:w="2556"/>
+          </w:tcPr>
+          <w:p>
+            <w:r>
+              <w:t>Keep in the fixed six-case denominator</w:t>
+            </w:r>
+          </w:p>
+        </w:tc>
+      </w:tr>
+      <w:tr>
+        <w:tc>
+          <w:tcPr>
+            <w:tcW w:type="dxa" w:w="2556"/>
+          </w:tcPr>
+          <w:p>
+            <w:r>
+              <w:t>Supplied mean final-outcome duration</w:t>
+            </w:r>
+          </w:p>
+        </w:tc>
+        <w:tc>
+          <w:tcPr>
+            <w:tcW w:type="dxa" w:w="2556"/>
+          </w:tcPr>
+          <w:p>
+            <w:r>
+              <w:t>3 seconds</w:t>
+            </w:r>
+          </w:p>
+        </w:tc>
+        <w:tc>
+          <w:tcPr>
+            <w:tcW w:type="dxa" w:w="2556"/>
+          </w:tcPr>
+          <w:p>
+            <w:r>
+              <w:t>2 seconds</w:t>
+            </w:r>
+          </w:p>
+        </w:tc>
+        <w:tc>
+          <w:tcPr>
+            <w:tcW w:type="dxa" w:w="2556"/>
+          </w:tcPr>
+          <w:p>
+            <w:r>
+              <w:t>B faster on this toy timing measure; separate from primary support</w:t>
+            </w:r>
+          </w:p>
+        </w:tc>
+      </w:tr>
+      <w:tr>
+        <w:tc>
+          <w:tcPr>
+            <w:tcW w:type="dxa" w:w="2556"/>
+          </w:tcPr>
+          <w:p>
+            <w:r>
+              <w:t>Evidence status</w:t>
+            </w:r>
+          </w:p>
+        </w:tc>
+        <w:tc>
+          <w:tcPr>
+            <w:tcW w:type="dxa" w:w="2556"/>
+          </w:tcPr>
+          <w:p>
+            <w:r>
+              <w:t>Constructed records</w:t>
+            </w:r>
+          </w:p>
+        </w:tc>
+        <w:tc>
+          <w:tcPr>
+            <w:tcW w:type="dxa" w:w="2556"/>
+          </w:tcPr>
+          <w:p>
+            <w:r>
+              <w:t>Constructed records</w:t>
+            </w:r>
+          </w:p>
+        </w:tc>
+        <w:tc>
+          <w:tcPr>
+            <w:tcW w:type="dxa" w:w="2556"/>
+          </w:tcPr>
+          <w:p>
+            <w:r>
+              <w:t>No actual model, participant or reserved experiment</w:t>
+            </w:r>
+          </w:p>
+        </w:tc>
+      </w:tr>
+    </w:tbl>
+    <w:p>
+      <w:pPr>
+        <w:pStyle w:val="Heading2"/>
+      </w:pPr>
+      <w:r>
+        <w:t>Picture trace and friendlier-tie key</w:t>
+      </w:r>
+    </w:p>
+    <w:p>
+      <w:r>
+        <w:drawing>
+          <wp:inline xmlns:a="http://schemas.openxmlformats.org/drawingml/2006/main" xmlns:pic="http://schemas.openxmlformats.org/drawingml/2006/picture">
+            <wp:extent cx="5486400" cy="3337560"/>
+            <wp:docPr id="1" name="Picture 1" descr="Name the directional claim: The prediction concerns unsupported cases, not writing elegance. → Define scoring first: Each answer either contains an unsupported claim or does not under the fixed rubric. → Freeze the comparison: Run both versions on the same cases after recording the hypothesis."/>
+            <wp:cNvGraphicFramePr>
+              <a:graphicFrameLocks noChangeAspect="1"/>
+            </wp:cNvGraphicFramePr>
+            <a:graphic>
+              <a:graphicData uri="http://schemas.openxmlformats.org/drawingml/2006/picture">
+                <pic:pic>
+                  <pic:nvPicPr>
+                    <pic:cNvPr id="0" name="academy-story-ai-7-7-02.png"/>
+                    <pic:cNvPicPr/>
+                  </pic:nvPicPr>
+                  <pic:blipFill>
+                    <a:blip r:embed="rId9"/>
+                    <a:stretch>
+                      <a:fillRect/>
+                    </a:stretch>
+                  </pic:blipFill>
+                  <pic:spPr>
+                    <a:xfrm>
+                      <a:off x="0" y="0"/>
+                      <a:ext cx="5486400" cy="3337560"/>
+                    </a:xfrm>
+                    <a:prstGeom prst="rect"/>
+                  </pic:spPr>
+                </pic:pic>
+              </a:graphicData>
+            </a:graphic>
+          </wp:inline>
+        </w:drawing>
+      </w:r>
+    </w:p>
+    <w:p>
+      <w:pPr>
+        <w:pStyle w:val="Heading3"/>
+      </w:pPr>
+      <w:r>
+        <w:t>Read the picture one step at a time</w:t>
+      </w:r>
+    </w:p>
+    <w:tbl>
+      <w:tblPr>
+        <w:tblStyle w:val="LightShading-Accent1"/>
+        <w:tblW w:type="auto" w:w="0"/>
+        <w:tblLook w:firstColumn="1" w:firstRow="1" w:lastColumn="0" w:lastRow="0" w:noHBand="0" w:noVBand="1" w:val="04A0"/>
+      </w:tblPr>
+      <w:tblGrid>
+        <w:gridCol w:w="5112"/>
+        <w:gridCol w:w="5112"/>
+      </w:tblGrid>
+      <w:tr>
+        <w:trPr>
+          <w:tblHeader/>
+        </w:trPr>
+        <w:tc>
+          <w:tcPr>
+            <w:tcW w:type="dxa" w:w="5112"/>
+          </w:tcPr>
+          <w:p>
+            <w:r>
+              <w:t>Step</w:t>
+            </w:r>
+          </w:p>
+        </w:tc>
+        <w:tc>
+          <w:tcPr>
+            <w:tcW w:type="dxa" w:w="5112"/>
+          </w:tcPr>
+          <w:p>
+            <w:r>
+              <w:t>What happens and why</w:t>
+            </w:r>
+          </w:p>
+        </w:tc>
+      </w:tr>
+      <w:tr>
+        <w:tc>
+          <w:tcPr>
+            <w:tcW w:type="dxa" w:w="5112"/>
+          </w:tcPr>
+          <w:p>
+            <w:r>
+              <w:t>1. Name the directional claim</w:t>
+            </w:r>
+          </w:p>
+        </w:tc>
+        <w:tc>
+          <w:tcPr>
+            <w:tcW w:type="dxa" w:w="5112"/>
+          </w:tcPr>
+          <w:p>
+            <w:r>
+              <w:t>The prediction concerns unsupported cases, not writing elegance.</w:t>
+            </w:r>
+          </w:p>
+        </w:tc>
+      </w:tr>
+      <w:tr>
+        <w:tc>
+          <w:tcPr>
+            <w:tcW w:type="dxa" w:w="5112"/>
+          </w:tcPr>
+          <w:p>
+            <w:r>
+              <w:t>2. Define scoring first</w:t>
+            </w:r>
+          </w:p>
+        </w:tc>
+        <w:tc>
+          <w:tcPr>
+            <w:tcW w:type="dxa" w:w="5112"/>
+          </w:tcPr>
+          <w:p>
+            <w:r>
+              <w:t>Each answer either contains an unsupported claim or does not under the fixed rubric.</w:t>
+            </w:r>
+          </w:p>
+        </w:tc>
+      </w:tr>
+      <w:tr>
+        <w:tc>
+          <w:tcPr>
+            <w:tcW w:type="dxa" w:w="5112"/>
+          </w:tcPr>
+          <w:p>
+            <w:r>
+              <w:t>3. Freeze the comparison</w:t>
+            </w:r>
+          </w:p>
+        </w:tc>
+        <w:tc>
+          <w:tcPr>
+            <w:tcW w:type="dxa" w:w="5112"/>
+          </w:tcPr>
+          <w:p>
+            <w:r>
+              <w:t>Run both versions on the same cases after recording the hypothesis.</w:t>
+            </w:r>
+          </w:p>
+        </w:tc>
+      </w:tr>
+    </w:tbl>
+    <w:p>
+      <w:r>
+        <w:t>Match each pictured step to the supplied facts. This is a worked teaching case, not an independent assessment.</w:t>
+      </w:r>
+    </w:p>
+    <w:p>
+      <w:pPr>
+        <w:spacing w:line="336" w:lineRule="auto" w:after="180"/>
+      </w:pPr>
+      <w:r>
+        <w:rPr>
+          <w:b w:val="0"/>
+        </w:rPr>
+        <w:t xml:space="preserve">A </w:t>
+      </w:r>
+      <w:r>
+        <w:rPr>
+          <w:b/>
+        </w:rPr>
+        <w:t>hypothesis</w:t>
+      </w:r>
+      <w:r>
+        <w:rPr>
+          <w:b w:val="0"/>
+        </w:rPr>
+        <w:t xml:space="preserve"> makes an expected pattern explicit before seeing outcomes. The measured definition must be clear enough for another reviewer to apply.</w:t>
+      </w:r>
+    </w:p>
+    <w:p>
+      <w:pPr>
+        <w:spacing w:line="336" w:lineRule="auto" w:after="180"/>
+      </w:pPr>
+      <w:r>
+        <w:rPr>
+          <w:b w:val="0"/>
+        </w:rPr>
+        <w:t>No power calculation or significance claim is provided; a null descriptive difference is not proof of exact equality.</w:t>
+      </w:r>
+    </w:p>
+    <w:p>
+      <w:pPr>
+        <w:spacing w:line="336" w:lineRule="auto" w:after="180"/>
+      </w:pPr>
+      <w:r>
+        <w:rPr>
+          <w:b w:val="0"/>
+        </w:rPr>
+        <w:t>Change: B sounds friendlier but has the same unsupported count as A.</w:t>
+      </w:r>
+    </w:p>
+    <w:p>
+      <w:pPr>
+        <w:spacing w:line="336" w:lineRule="auto" w:after="180"/>
+      </w:pPr>
+      <w:r>
+        <w:rPr>
+          <w:b/>
+        </w:rPr>
+        <w:t>Prediction</w:t>
+      </w:r>
+      <w:r>
+        <w:rPr>
+          <w:b w:val="0"/>
+        </w:rPr>
+        <w:t xml:space="preserve">: The stated improvement </w:t>
+      </w:r>
+      <w:r>
+        <w:rPr>
+          <w:b/>
+        </w:rPr>
+        <w:t>hypothesis</w:t>
+      </w:r>
+      <w:r>
+        <w:rPr>
+          <w:b w:val="0"/>
+        </w:rPr>
+        <w:t xml:space="preserve"> is not supported on these cases.</w:t>
+      </w:r>
+    </w:p>
+    <w:p>
+      <w:pPr>
+        <w:spacing w:line="336" w:lineRule="auto" w:after="180"/>
+      </w:pPr>
+      <w:r>
+        <w:rPr>
+          <w:b w:val="0"/>
+        </w:rPr>
+        <w:t>Reason: Friendliness is a different outcome from the predefined unsupported-case count.</w:t>
+      </w:r>
+    </w:p>
+    <w:p>
+      <w:pPr>
+        <w:pStyle w:val="Heading2"/>
+      </w:pPr>
+      <w:r>
+        <w:t>Earlier wording, alternatives and picture transcripts · reference / check after trying</w:t>
+      </w:r>
+    </w:p>
+    <w:p>
+      <w:pPr>
+        <w:spacing w:line="336" w:lineRule="auto" w:after="180"/>
+      </w:pPr>
+      <w:r>
+        <w:rPr>
+          <w:b w:val="0"/>
+        </w:rPr>
+        <w:t>Begin by writing the question the procedure is intended to answer. Identify the information already supplied, the information it will produce and the information still missing.</w:t>
+      </w:r>
+    </w:p>
+    <w:p>
+      <w:pPr>
+        <w:spacing w:line="336" w:lineRule="auto" w:after="180"/>
+      </w:pPr>
+      <w:r>
+        <w:rPr>
+          <w:b w:val="0"/>
+        </w:rPr>
+        <w:t>These are constructed classroom examples; they do not require live accounts, private records or an external service. Do not treat a plausible explanation as a measured outcome.</w:t>
       </w:r>
     </w:p>
     <w:p>
@@ -1034,99 +2724,30 @@
         <w:pStyle w:val="Heading3"/>
       </w:pPr>
       <w:r>
-        <w:t>Hypotheses and measurable outcomes — evidence trace</w:t>
-      </w:r>
-    </w:p>
-    <w:tbl>
-      <w:tblPr>
-        <w:tblStyle w:val="LightShading-Accent1"/>
-        <w:tblW w:type="auto" w:w="0"/>
-        <w:tblLook w:firstColumn="1" w:firstRow="1" w:lastColumn="0" w:lastRow="0" w:noHBand="0" w:noVBand="1" w:val="04A0"/>
-      </w:tblPr>
-      <w:tblGrid>
-        <w:gridCol w:w="3408"/>
-        <w:gridCol w:w="3408"/>
-        <w:gridCol w:w="3408"/>
-      </w:tblGrid>
-      <w:tr>
-        <w:trPr>
-          <w:tblHeader/>
-        </w:trPr>
-        <w:tc>
-          <w:tcPr>
-            <w:tcW w:type="dxa" w:w="3408"/>
-          </w:tcPr>
-          <w:p>
-            <w:r>
-              <w:t>Input and scope</w:t>
-            </w:r>
-          </w:p>
-        </w:tc>
-        <w:tc>
-          <w:tcPr>
-            <w:tcW w:type="dxa" w:w="3408"/>
-          </w:tcPr>
-          <w:p>
-            <w:r>
-              <w:t>Check or calculation</w:t>
-            </w:r>
-          </w:p>
-        </w:tc>
-        <w:tc>
-          <w:tcPr>
-            <w:tcW w:type="dxa" w:w="3408"/>
-          </w:tcPr>
-          <w:p>
-            <w:r>
-              <w:t>Conclusion and limit</w:t>
-            </w:r>
-          </w:p>
-        </w:tc>
-      </w:tr>
-      <w:tr>
-        <w:tc>
-          <w:tcPr>
-            <w:tcW w:type="dxa" w:w="3408"/>
-          </w:tcPr>
-          <w:p>
-            <w:r>
-              <w:t>After seeing faster responses, the team changes its primary claim from support improvement to speed improvement.</w:t>
-            </w:r>
-          </w:p>
-        </w:tc>
-        <w:tc>
-          <w:tcPr>
-            <w:tcW w:type="dxa" w:w="3408"/>
-          </w:tcPr>
-          <w:p>
-            <w:r>
-              <w:t>Toy hypothesis:method B improves supported-answer rate over baseline A on a reserved paired set. Define support rubric and failure treatment; record secondary outcomes separately.</w:t>
-            </w:r>
-          </w:p>
-        </w:tc>
-        <w:tc>
-          <w:tcPr>
-            <w:tcW w:type="dxa" w:w="3408"/>
-          </w:tcPr>
-          <w:p>
-            <w:r>
-              <w:t>Report the change as exploratory/post-result revision. Preserve the original support hypothesis; do not present speed as the prespecified primary outcome.</w:t>
-            </w:r>
-          </w:p>
-        </w:tc>
-      </w:tr>
-    </w:tbl>
-    <w:p>
-      <w:r>
-        <w:t>The figure connects this chapter's worked input, declared procedure and result. Read the complete worked reasoning for qualifiers and intermediate steps; the abbreviated labels do not replace that reasoning.</w:t>
+        <w:t>Model the reasoning aloud</w:t>
       </w:r>
     </w:p>
     <w:p>
       <w:pPr>
-        <w:pStyle w:val="Heading3"/>
-      </w:pPr>
-      <w:r>
-        <w:t>Explain Hypotheses and measurable outcomes · 3</w:t>
+        <w:spacing w:line="336" w:lineRule="auto" w:after="180"/>
+      </w:pPr>
+      <w:r>
+        <w:rPr>
+          <w:b w:val="0"/>
+        </w:rPr>
+        <w:t xml:space="preserve">Use the complete worked example below before asking learners to complete W2. Reveal a small part, invite a </w:t>
+      </w:r>
+      <w:r>
+        <w:rPr>
+          <w:b/>
+        </w:rPr>
+        <w:t>prediction</w:t>
+      </w:r>
+      <w:r>
+        <w:rPr>
+          <w:b w:val="0"/>
+        </w:rPr>
+        <w:t>, then explain the deciding step.</w:t>
       </w:r>
     </w:p>
     <w:p>
@@ -1137,243 +2758,7 @@
         <w:rPr>
           <w:b w:val="0"/>
         </w:rPr>
-        <w:t xml:space="preserve">Guided: Report the change as exploratory/post-result revision. Preserve the original support </w:t>
-      </w:r>
-      <w:r>
-        <w:rPr>
-          <w:b/>
-        </w:rPr>
-        <w:t>hypothesis</w:t>
-      </w:r>
-      <w:r>
-        <w:rPr>
-          <w:b w:val="0"/>
-        </w:rPr>
-        <w:t xml:space="preserve">; do not present speed as the prespecified </w:t>
-      </w:r>
-      <w:r>
-        <w:rPr>
-          <w:b/>
-        </w:rPr>
-        <w:t>primary outcome</w:t>
-      </w:r>
-      <w:r>
-        <w:rPr>
-          <w:b w:val="0"/>
-        </w:rPr>
-        <w:t>.</w:t>
-      </w:r>
-    </w:p>
-    <w:p>
-      <w:pPr>
-        <w:spacing w:line="336" w:lineRule="auto" w:after="180"/>
-      </w:pPr>
-      <w:r>
-        <w:rPr>
-          <w:b w:val="0"/>
-        </w:rPr>
-        <w:t xml:space="preserve">Qualification: A </w:t>
-      </w:r>
-      <w:r>
-        <w:rPr>
-          <w:b/>
-        </w:rPr>
-        <w:t>hypothesis</w:t>
-      </w:r>
-      <w:r>
-        <w:rPr>
-          <w:b w:val="0"/>
-        </w:rPr>
-        <w:t xml:space="preserve"> can fail honestly; changing it after results does not erase the original test.</w:t>
-      </w:r>
-    </w:p>
-    <w:p>
-      <w:pPr>
-        <w:spacing w:line="336" w:lineRule="auto" w:after="180"/>
-      </w:pPr>
-      <w:r>
-        <w:rPr>
-          <w:b w:val="0"/>
-        </w:rPr>
-        <w:t xml:space="preserve">Exit: accept a concrete variation with its predicted outcome and a stated condition that would challenge the </w:t>
-      </w:r>
-      <w:r>
-        <w:rPr>
-          <w:b/>
-        </w:rPr>
-        <w:t>mechanism</w:t>
-      </w:r>
-      <w:r>
-        <w:rPr>
-          <w:b w:val="0"/>
-        </w:rPr>
-        <w:t xml:space="preserve">; reject a claim resting on unmeasured </w:t>
-      </w:r>
-      <w:r>
-        <w:rPr>
-          <w:b/>
-        </w:rPr>
-        <w:t>evidence</w:t>
-      </w:r>
-      <w:r>
-        <w:rPr>
-          <w:b w:val="0"/>
-        </w:rPr>
-        <w:t>.</w:t>
-      </w:r>
-    </w:p>
-    <w:p>
-      <w:pPr>
-        <w:pStyle w:val="Heading3"/>
-      </w:pPr>
-      <w:r>
-        <w:t>Model the reasoning aloud</w:t>
-      </w:r>
-    </w:p>
-    <w:p>
-      <w:pPr>
-        <w:spacing w:line="336" w:lineRule="auto" w:after="180"/>
-      </w:pPr>
-      <w:r>
-        <w:rPr>
-          <w:b w:val="0"/>
-        </w:rPr>
-        <w:t xml:space="preserve">Use the complete worked example below before asking learners to complete W2. Reveal a small part, invite a </w:t>
-      </w:r>
-      <w:r>
-        <w:rPr>
-          <w:b/>
-        </w:rPr>
-        <w:t>prediction</w:t>
-      </w:r>
-      <w:r>
-        <w:rPr>
-          <w:b w:val="0"/>
-        </w:rPr>
-        <w:t>, then explain the deciding step.</w:t>
-      </w:r>
-    </w:p>
-    <w:p>
-      <w:pPr>
-        <w:spacing w:line="336" w:lineRule="auto" w:after="180"/>
-      </w:pPr>
-      <w:r>
-        <w:rPr>
-          <w:b w:val="0"/>
-        </w:rPr>
         <w:t>These teacher notes contain solutions; do not reveal the independent case answer during modelling.</w:t>
-      </w:r>
-    </w:p>
-    <w:p>
-      <w:pPr>
-        <w:spacing w:line="336" w:lineRule="auto" w:after="180"/>
-      </w:pPr>
-      <w:r>
-        <w:rPr>
-          <w:b w:val="0"/>
-        </w:rPr>
-        <w:t>After seeing faster responses, the team changes its primary claim from support improvement to speed improvement.</w:t>
-      </w:r>
-    </w:p>
-    <w:p>
-      <w:pPr>
-        <w:spacing w:line="336" w:lineRule="auto" w:after="180"/>
-      </w:pPr>
-      <w:r>
-        <w:rPr>
-          <w:b w:val="0"/>
-        </w:rPr>
-        <w:t xml:space="preserve">Report the change as exploratory/post-result revision. Preserve the original support </w:t>
-      </w:r>
-      <w:r>
-        <w:rPr>
-          <w:b/>
-        </w:rPr>
-        <w:t>hypothesis</w:t>
-      </w:r>
-      <w:r>
-        <w:rPr>
-          <w:b w:val="0"/>
-        </w:rPr>
-        <w:t xml:space="preserve">; do not present speed as the prespecified </w:t>
-      </w:r>
-      <w:r>
-        <w:rPr>
-          <w:b/>
-        </w:rPr>
-        <w:t>primary outcome</w:t>
-      </w:r>
-      <w:r>
-        <w:rPr>
-          <w:b w:val="0"/>
-        </w:rPr>
-        <w:t>.</w:t>
-      </w:r>
-    </w:p>
-    <w:p>
-      <w:pPr>
-        <w:pStyle w:val="Heading3"/>
-      </w:pPr>
-      <w:r>
-        <w:t>Model the reasoning aloud · 4</w:t>
-      </w:r>
-    </w:p>
-    <w:p>
-      <w:pPr>
-        <w:spacing w:line="336" w:lineRule="auto" w:after="180"/>
-      </w:pPr>
-      <w:r>
-        <w:rPr>
-          <w:b w:val="0"/>
-        </w:rPr>
-        <w:t xml:space="preserve">Compare the intermediate </w:t>
-      </w:r>
-      <w:r>
-        <w:rPr>
-          <w:b/>
-        </w:rPr>
-        <w:t>evidence</w:t>
-      </w:r>
-      <w:r>
-        <w:rPr>
-          <w:b w:val="0"/>
-        </w:rPr>
-        <w:t xml:space="preserve"> with the final statement. Explain why each number or decision follows from the stated </w:t>
-      </w:r>
-      <w:r>
-        <w:rPr>
-          <w:b/>
-        </w:rPr>
-        <w:t>input</w:t>
-      </w:r>
-      <w:r>
-        <w:rPr>
-          <w:b w:val="0"/>
-        </w:rPr>
-        <w:t>s.</w:t>
-      </w:r>
-    </w:p>
-    <w:p>
-      <w:pPr>
-        <w:spacing w:line="336" w:lineRule="auto" w:after="180"/>
-      </w:pPr>
-      <w:r>
-        <w:rPr>
-          <w:b w:val="0"/>
-        </w:rPr>
-        <w:t xml:space="preserve">The conclusion belongs to this scenario and procedure; changing the </w:t>
-      </w:r>
-      <w:r>
-        <w:rPr>
-          <w:b/>
-        </w:rPr>
-        <w:t>input</w:t>
-      </w:r>
-      <w:r>
-        <w:rPr>
-          <w:b w:val="0"/>
-        </w:rPr>
-        <w:t>s, evaluation population or authority can change what it establishes. Retain the raw record so a later revision can be compared honestly.</w:t>
       </w:r>
     </w:p>
     <w:tbl>
@@ -1499,65 +2884,10 @@
     </w:p>
     <w:p>
       <w:pPr>
-        <w:spacing w:line="336" w:lineRule="auto" w:after="180"/>
-      </w:pPr>
-      <w:r>
-        <w:rPr>
-          <w:b w:val="0"/>
-        </w:rPr>
-        <w:t xml:space="preserve">Write a testable </w:t>
-      </w:r>
-      <w:r>
-        <w:rPr>
-          <w:b/>
-        </w:rPr>
-        <w:t>hypothesis</w:t>
-      </w:r>
-      <w:r>
-        <w:rPr>
-          <w:b w:val="0"/>
-        </w:rPr>
-        <w:t xml:space="preserve"> before scoring. A team predicts that a retrieval rule will reduce unsupported answers on a fixed validation set.</w:t>
-      </w:r>
-    </w:p>
-    <w:p>
-      <w:pPr>
         <w:pStyle w:val="Heading3"/>
       </w:pPr>
       <w:r>
         <w:t>The facts we will use</w:t>
-      </w:r>
-    </w:p>
-    <w:p>
-      <w:pPr>
-        <w:pStyle w:val="Heading3"/>
-      </w:pPr>
-      <w:r>
-        <w:t>Supplied facts</w:t>
-      </w:r>
-    </w:p>
-    <w:p>
-      <w:pPr>
-        <w:spacing w:line="336" w:lineRule="auto" w:after="180"/>
-        <w:shd w:fill="F1F6FC"/>
-      </w:pPr>
-      <w:r>
-        <w:rPr>
-          <w:b w:val="0"/>
-        </w:rPr>
-        <w:t xml:space="preserve">Ten cases are reserved. Unsupported means a factual claim absent from the approved card. </w:t>
-      </w:r>
-      <w:r>
-        <w:rPr>
-          <w:b/>
-        </w:rPr>
-        <w:t>Prediction</w:t>
-      </w:r>
-      <w:r>
-        <w:rPr>
-          <w:b w:val="0"/>
-        </w:rPr>
-        <w:t>: B has fewer unsupported cases than A.</w:t>
       </w:r>
     </w:p>
     <w:p>
@@ -1565,7 +2895,7 @@
         <w:drawing>
           <wp:inline xmlns:a="http://schemas.openxmlformats.org/drawingml/2006/main" xmlns:pic="http://schemas.openxmlformats.org/drawingml/2006/picture">
             <wp:extent cx="5486400" cy="5261429"/>
-            <wp:docPr id="1" name="Picture 1" descr="Hypotheses and measurable outcomes. Name the directional claim: The prediction concerns unsupported cases, not writing elegance.. Define scoring first: Each answer either contains an unsupported claim or does not under the fixed rubric.. Freeze the comparison: Run both versions on the same cases after recording the hypothesis."/>
+            <wp:docPr id="2" name="Picture 2" descr="Hypotheses and measurable outcomes. Name the directional claim: The prediction concerns unsupported cases, not writing elegance.. Define scoring first: Each answer either contains an unsupported claim or does not under the fixed rubric.. Freeze the comparison: Run both versions on the same cases after recording the hypothesis."/>
             <wp:cNvGraphicFramePr>
               <a:graphicFrameLocks noChangeAspect="1"/>
             </wp:cNvGraphicFramePr>
@@ -1577,7 +2907,7 @@
                     <pic:cNvPicPr/>
                   </pic:nvPicPr>
                   <pic:blipFill>
-                    <a:blip r:embed="rId9"/>
+                    <a:blip r:embed="rId10"/>
                     <a:stretch>
                       <a:fillRect/>
                     </a:stretch>
@@ -1601,114 +2931,7 @@
         <w:pStyle w:val="Heading3"/>
       </w:pPr>
       <w:r>
-        <w:t>Read the picture one step at a time</w:t>
-      </w:r>
-    </w:p>
-    <w:tbl>
-      <w:tblPr>
-        <w:tblStyle w:val="LightShading-Accent1"/>
-        <w:tblW w:type="auto" w:w="0"/>
-        <w:tblLook w:firstColumn="1" w:firstRow="1" w:lastColumn="0" w:lastRow="0" w:noHBand="0" w:noVBand="1" w:val="04A0"/>
-      </w:tblPr>
-      <w:tblGrid>
-        <w:gridCol w:w="5112"/>
-        <w:gridCol w:w="5112"/>
-      </w:tblGrid>
-      <w:tr>
-        <w:trPr>
-          <w:tblHeader/>
-        </w:trPr>
-        <w:tc>
-          <w:tcPr>
-            <w:tcW w:type="dxa" w:w="5112"/>
-          </w:tcPr>
-          <w:p>
-            <w:r>
-              <w:t>Step</w:t>
-            </w:r>
-          </w:p>
-        </w:tc>
-        <w:tc>
-          <w:tcPr>
-            <w:tcW w:type="dxa" w:w="5112"/>
-          </w:tcPr>
-          <w:p>
-            <w:r>
-              <w:t>What happens and why</w:t>
-            </w:r>
-          </w:p>
-        </w:tc>
-      </w:tr>
-      <w:tr>
-        <w:tc>
-          <w:tcPr>
-            <w:tcW w:type="dxa" w:w="5112"/>
-          </w:tcPr>
-          <w:p>
-            <w:r>
-              <w:t>1. Name the directional claim</w:t>
-            </w:r>
-          </w:p>
-        </w:tc>
-        <w:tc>
-          <w:tcPr>
-            <w:tcW w:type="dxa" w:w="5112"/>
-          </w:tcPr>
-          <w:p>
-            <w:r>
-              <w:t>The prediction concerns unsupported cases, not writing elegance.</w:t>
-            </w:r>
-          </w:p>
-        </w:tc>
-      </w:tr>
-      <w:tr>
-        <w:tc>
-          <w:tcPr>
-            <w:tcW w:type="dxa" w:w="5112"/>
-          </w:tcPr>
-          <w:p>
-            <w:r>
-              <w:t>2. Define scoring first</w:t>
-            </w:r>
-          </w:p>
-        </w:tc>
-        <w:tc>
-          <w:tcPr>
-            <w:tcW w:type="dxa" w:w="5112"/>
-          </w:tcPr>
-          <w:p>
-            <w:r>
-              <w:t>Each answer either contains an unsupported claim or does not under the fixed rubric.</w:t>
-            </w:r>
-          </w:p>
-        </w:tc>
-      </w:tr>
-      <w:tr>
-        <w:tc>
-          <w:tcPr>
-            <w:tcW w:type="dxa" w:w="5112"/>
-          </w:tcPr>
-          <w:p>
-            <w:r>
-              <w:t>3. Freeze the comparison</w:t>
-            </w:r>
-          </w:p>
-        </w:tc>
-        <w:tc>
-          <w:tcPr>
-            <w:tcW w:type="dxa" w:w="5112"/>
-          </w:tcPr>
-          <w:p>
-            <w:r>
-              <w:t>Run both versions on the same cases after recording the hypothesis.</w:t>
-            </w:r>
-          </w:p>
-        </w:tc>
-      </w:tr>
-    </w:tbl>
-    <w:p>
-      <w:r>
-        <w:t>Match each pictured step to the supplied facts. This is a worked teaching case, not an independent assessment.</w:t>
+        <w:t>Why this result follows</w:t>
       </w:r>
     </w:p>
     <w:p>
@@ -1716,7 +2939,7 @@
         <w:pStyle w:val="Heading3"/>
       </w:pPr>
       <w:r>
-        <w:t>Why this result follows</w:t>
+        <w:t>What this example does not establish</w:t>
       </w:r>
     </w:p>
     <w:p>
@@ -1724,161 +2947,192 @@
         <w:pStyle w:val="Heading3"/>
       </w:pPr>
       <w:r>
-        <w:t>Why the result follows</w:t>
+        <w:t>Change one thing in the pictured case</w:t>
       </w:r>
     </w:p>
     <w:p>
       <w:pPr>
-        <w:spacing w:line="336" w:lineRule="auto" w:after="180"/>
-        <w:shd w:fill="F1F6FC"/>
-      </w:pPr>
-      <w:r>
-        <w:rPr>
-          <w:b w:val="0"/>
-        </w:rPr>
-        <w:t xml:space="preserve">A </w:t>
-      </w:r>
-      <w:r>
-        <w:rPr>
-          <w:b/>
-        </w:rPr>
-        <w:t>hypothesis</w:t>
-      </w:r>
-      <w:r>
-        <w:rPr>
-          <w:b w:val="0"/>
-        </w:rPr>
-        <w:t xml:space="preserve"> makes an expected pattern explicit before seeing outcomes. The measured definition must be clear enough for another reviewer to apply.</w:t>
+        <w:pStyle w:val="Heading3"/>
+      </w:pPr>
+      <w:r>
+        <w:t>Ask while showing the picture</w:t>
       </w:r>
     </w:p>
     <w:p>
       <w:pPr>
-        <w:pStyle w:val="Heading3"/>
-      </w:pPr>
-      <w:r>
-        <w:t>What this example does not establish</w:t>
+        <w:spacing w:line="336" w:lineRule="auto" w:after="180"/>
+      </w:pPr>
+      <w:r>
+        <w:rPr>
+          <w:b w:val="0"/>
+        </w:rPr>
+        <w:t xml:space="preserve">Cover the result. Ask learners to name the </w:t>
+      </w:r>
+      <w:r>
+        <w:rPr>
+          <w:b/>
+        </w:rPr>
+        <w:t>input</w:t>
+      </w:r>
+      <w:r>
+        <w:rPr>
+          <w:b w:val="0"/>
+        </w:rPr>
+        <w:t xml:space="preserve">s and predict the next step. Uncover one step, connect the icon to the actual procedure, and explain its </w:t>
+      </w:r>
+      <w:r>
+        <w:rPr>
+          <w:b/>
+        </w:rPr>
+        <w:t>evidence</w:t>
+      </w:r>
+      <w:r>
+        <w:rPr>
+          <w:b w:val="0"/>
+        </w:rPr>
+        <w:t>. Then change the supplied condition and compare.</w:t>
       </w:r>
     </w:p>
     <w:p>
       <w:pPr>
-        <w:pStyle w:val="Heading3"/>
-      </w:pPr>
-      <w:r>
-        <w:t>Keep the stated limit</w:t>
+        <w:spacing w:line="336" w:lineRule="auto" w:after="180"/>
+      </w:pPr>
+      <w:r>
+        <w:rPr>
+          <w:b w:val="0"/>
+        </w:rPr>
+        <w:t>The picture is a representation; it does not document execution of a real AI model.</w:t>
       </w:r>
     </w:p>
     <w:p>
       <w:pPr>
-        <w:spacing w:line="336" w:lineRule="auto" w:after="180"/>
-        <w:shd w:fill="FFF5E6"/>
-      </w:pPr>
-      <w:r>
-        <w:rPr>
-          <w:b w:val="0"/>
-        </w:rPr>
-        <w:t>No power calculation or significance claim is provided; a null descriptive difference is not proof of exact equality.</w:t>
+        <w:pStyle w:val="Heading1"/>
+      </w:pPr>
+      <w:r>
+        <w:t>03. Model a step,then remove help</w:t>
       </w:r>
     </w:p>
     <w:p>
-      <w:pPr>
-        <w:pStyle w:val="Heading3"/>
-      </w:pPr>
-      <w:r>
-        <w:t>Change one thing in the pictured case</w:t>
+      <w:r>
+        <w:t>Collect each learner’s reasoning before showing a key.</w:t>
       </w:r>
     </w:p>
     <w:p>
       <w:pPr>
-        <w:pStyle w:val="Heading3"/>
-      </w:pPr>
-      <w:r>
-        <w:t>Change one thing</w:t>
+        <w:pStyle w:val="Heading2"/>
+      </w:pPr>
+      <w:r>
+        <w:t>Current completion task and checked reasoning</w:t>
       </w:r>
     </w:p>
     <w:p>
       <w:pPr>
         <w:spacing w:line="336" w:lineRule="auto" w:after="180"/>
-        <w:shd w:fill="F5F1FB"/>
       </w:pPr>
       <w:r>
         <w:rPr>
           <w:b w:val="0"/>
         </w:rPr>
-        <w:t>Change: B sounds friendlier but has the same unsupported count as A.</w:t>
+        <w:t>Completion task: After seeing faster responses, the team changes its primary claim from support improvement to speed improvement. Show the intermediate steps and give the conclusion with its scope.</w:t>
       </w:r>
     </w:p>
     <w:p>
       <w:pPr>
-        <w:pStyle w:val="Heading3"/>
-      </w:pPr>
-      <w:r>
-        <w:t>Predicted result</w:t>
+        <w:spacing w:line="336" w:lineRule="auto" w:after="180"/>
+      </w:pPr>
+      <w:r>
+        <w:rPr>
+          <w:b w:val="0"/>
+        </w:rPr>
+        <w:t xml:space="preserve">Teacher check: Teacher explanation: Report the change as exploratory/post-result revision. Preserve the original support </w:t>
+      </w:r>
+      <w:r>
+        <w:rPr>
+          <w:b/>
+        </w:rPr>
+        <w:t>hypothesis</w:t>
+      </w:r>
+      <w:r>
+        <w:rPr>
+          <w:b w:val="0"/>
+        </w:rPr>
+        <w:t xml:space="preserve">; do not present speed as the prespecified </w:t>
+      </w:r>
+      <w:r>
+        <w:rPr>
+          <w:b/>
+        </w:rPr>
+        <w:t>primary outcome</w:t>
+      </w:r>
+      <w:r>
+        <w:rPr>
+          <w:b w:val="0"/>
+        </w:rPr>
+        <w:t>.</w:t>
       </w:r>
     </w:p>
     <w:p>
       <w:pPr>
         <w:spacing w:line="336" w:lineRule="auto" w:after="180"/>
-        <w:shd w:fill="F1F6FC"/>
-      </w:pPr>
+      </w:pPr>
+      <w:r>
+        <w:rPr>
+          <w:b w:val="0"/>
+        </w:rPr>
+        <w:t xml:space="preserve">Start by identifying the given </w:t>
+      </w:r>
       <w:r>
         <w:rPr>
           <w:b/>
         </w:rPr>
-        <w:t>Prediction</w:t>
+        <w:t>input</w:t>
       </w:r>
       <w:r>
         <w:rPr>
           <w:b w:val="0"/>
         </w:rPr>
-        <w:t xml:space="preserve">: The stated improvement </w:t>
-      </w:r>
-      <w:r>
-        <w:rPr>
-          <w:b/>
-        </w:rPr>
-        <w:t>hypothesis</w:t>
-      </w:r>
-      <w:r>
-        <w:rPr>
-          <w:b w:val="0"/>
-        </w:rPr>
-        <w:t xml:space="preserve"> is not supported on these cases.</w:t>
+        <w:t>s together. Leave the intermediate steps blank. If needed, model one step, then withdraw that help on the next step. Move to a full trace only when the partial trace is understood.</w:t>
       </w:r>
     </w:p>
     <w:p>
       <w:pPr>
-        <w:pStyle w:val="Heading3"/>
-      </w:pPr>
-      <w:r>
-        <w:t>Why the result follows</w:t>
+        <w:spacing w:line="336" w:lineRule="auto" w:after="180"/>
+      </w:pPr>
+      <w:r>
+        <w:rPr>
+          <w:b w:val="0"/>
+        </w:rPr>
+        <w:t>For partners, alternate explainer and checker; collect a response from every learner before discussion.</w:t>
       </w:r>
     </w:p>
     <w:p>
       <w:pPr>
-        <w:spacing w:line="336" w:lineRule="auto" w:after="180"/>
-        <w:shd w:fill="F1F6FC"/>
-      </w:pPr>
-      <w:r>
-        <w:rPr>
-          <w:b w:val="0"/>
-        </w:rPr>
-        <w:t>Reason: Friendliness is a different outcome from the predefined unsupported-case count.</w:t>
+        <w:pStyle w:val="Heading2"/>
+      </w:pPr>
+      <w:r>
+        <w:t>Individual misconception check</w:t>
       </w:r>
     </w:p>
     <w:p>
       <w:pPr>
-        <w:pStyle w:val="Heading3"/>
-      </w:pPr>
-      <w:r>
-        <w:t>Ask while showing the picture</w:t>
+        <w:spacing w:line="336" w:lineRule="auto" w:after="180"/>
+      </w:pPr>
+      <w:r>
+        <w:rPr>
+          <w:b w:val="0"/>
+        </w:rPr>
+        <w:t>Use the worked case for Hypotheses and measurable outcomes. Proposed explanation: “The worked result establishes every future case”. Decide whether this explanation is supported.</w:t>
       </w:r>
     </w:p>
     <w:p>
       <w:pPr>
-        <w:pStyle w:val="Heading3"/>
-      </w:pPr>
-      <w:r>
-        <w:t>Ask while showing the picture · 5</w:t>
+        <w:spacing w:line="336" w:lineRule="auto" w:after="180"/>
+      </w:pPr>
+      <w:r>
+        <w:rPr>
+          <w:b w:val="0"/>
+        </w:rPr>
+        <w:t>Point to the step or supplied fact that decides; explain your repair if needed.</w:t>
       </w:r>
     </w:p>
     <w:p>
@@ -1889,31 +3143,19 @@
         <w:rPr>
           <w:b w:val="0"/>
         </w:rPr>
-        <w:t xml:space="preserve">Cover the result. Ask learners to name the </w:t>
+        <w:t xml:space="preserve">Expected correction: A </w:t>
       </w:r>
       <w:r>
         <w:rPr>
           <w:b/>
         </w:rPr>
-        <w:t>input</w:t>
+        <w:t>hypothesis</w:t>
       </w:r>
       <w:r>
         <w:rPr>
           <w:b w:val="0"/>
         </w:rPr>
-        <w:t xml:space="preserve">s and predict the next step. Uncover one step, connect the icon to the actual procedure, and explain its </w:t>
-      </w:r>
-      <w:r>
-        <w:rPr>
-          <w:b/>
-        </w:rPr>
-        <w:t>evidence</w:t>
-      </w:r>
-      <w:r>
-        <w:rPr>
-          <w:b w:val="0"/>
-        </w:rPr>
-        <w:t>. Then change the supplied condition and compare.</w:t>
+        <w:t xml:space="preserve"> can fail honestly; changing it after results does not erase the original test.</w:t>
       </w:r>
     </w:p>
     <w:p>
@@ -1924,20 +3166,250 @@
         <w:rPr>
           <w:b w:val="0"/>
         </w:rPr>
-        <w:t>The picture is a representation; it does not document execution of a real AI model.</w:t>
+        <w:t>Collect explanations, not only yes/no votes. If a misunderstanding is common, re-model the relevant step for the class.</w:t>
       </w:r>
     </w:p>
     <w:p>
       <w:pPr>
-        <w:pStyle w:val="Heading1"/>
-      </w:pPr>
-      <w:r>
-        <w:t>03. Demonstrate and guide practice</w:t>
+        <w:spacing w:line="336" w:lineRule="auto" w:after="180"/>
+      </w:pPr>
+      <w:r>
+        <w:rPr>
+          <w:b w:val="0"/>
+        </w:rPr>
+        <w:t>If it affects a few learners, give a short targeted group explanation while others solve a more demanding variation.</w:t>
       </w:r>
     </w:p>
     <w:p>
-      <w:r>
-        <w:t>Demonstrate Hypotheses and measurable outcomes, reduce support deliberately and check individual reasoning before discussing answers.</w:t>
+      <w:pPr>
+        <w:pStyle w:val="Heading2"/>
+      </w:pPr>
+      <w:r>
+        <w:t>Pictured reasoning and changed case</w:t>
+      </w:r>
+    </w:p>
+    <w:p>
+      <w:pPr>
+        <w:spacing w:line="336" w:lineRule="auto" w:after="180"/>
+      </w:pPr>
+      <w:r>
+        <w:rPr>
+          <w:b w:val="0"/>
+        </w:rPr>
+        <w:t xml:space="preserve">Name the predicted outcome and how unsupported is scored. If B sounds friendlier but ties A’s unsupported count, does the recorded improvement </w:t>
+      </w:r>
+      <w:r>
+        <w:rPr>
+          <w:b/>
+        </w:rPr>
+        <w:t>hypothesis</w:t>
+      </w:r>
+      <w:r>
+        <w:rPr>
+          <w:b w:val="0"/>
+        </w:rPr>
+        <w:t xml:space="preserve"> receive support?</w:t>
+      </w:r>
+    </w:p>
+    <w:p>
+      <w:pPr>
+        <w:spacing w:line="336" w:lineRule="auto" w:after="180"/>
+      </w:pPr>
+      <w:r>
+        <w:rPr>
+          <w:b w:val="0"/>
+        </w:rPr>
+        <w:t xml:space="preserve">The </w:t>
+      </w:r>
+      <w:r>
+        <w:rPr>
+          <w:b/>
+        </w:rPr>
+        <w:t>prediction</w:t>
+      </w:r>
+      <w:r>
+        <w:rPr>
+          <w:b w:val="0"/>
+        </w:rPr>
+        <w:t xml:space="preserve"> concerns unsupported cases, not writing elegance. Each answer either contains an unsupported claim or does not under the fixed rubric. Run both versions on the same cases after recording the </w:t>
+      </w:r>
+      <w:r>
+        <w:rPr>
+          <w:b/>
+        </w:rPr>
+        <w:t>hypothesis</w:t>
+      </w:r>
+      <w:r>
+        <w:rPr>
+          <w:b w:val="0"/>
+        </w:rPr>
+        <w:t>.</w:t>
+      </w:r>
+    </w:p>
+    <w:p>
+      <w:pPr>
+        <w:spacing w:line="336" w:lineRule="auto" w:after="180"/>
+      </w:pPr>
+      <w:r>
+        <w:rPr>
+          <w:b w:val="0"/>
+        </w:rPr>
+        <w:t xml:space="preserve">Changed case: The stated improvement </w:t>
+      </w:r>
+      <w:r>
+        <w:rPr>
+          <w:b/>
+        </w:rPr>
+        <w:t>hypothesis</w:t>
+      </w:r>
+      <w:r>
+        <w:rPr>
+          <w:b w:val="0"/>
+        </w:rPr>
+        <w:t xml:space="preserve"> is not supported on these cases. Friendliness is a different outcome from the predefined unsupported-case count.</w:t>
+      </w:r>
+    </w:p>
+    <w:p>
+      <w:pPr>
+        <w:spacing w:line="336" w:lineRule="auto" w:after="180"/>
+      </w:pPr>
+      <w:r>
+        <w:rPr>
+          <w:b w:val="0"/>
+        </w:rPr>
+        <w:t xml:space="preserve">Changed-case reasoning: The stated improvement </w:t>
+      </w:r>
+      <w:r>
+        <w:rPr>
+          <w:b/>
+        </w:rPr>
+        <w:t>hypothesis</w:t>
+      </w:r>
+      <w:r>
+        <w:rPr>
+          <w:b w:val="0"/>
+        </w:rPr>
+        <w:t xml:space="preserve"> is not supported on these cases. Friendliness is a different outcome from the predefined unsupported-case count.</w:t>
+      </w:r>
+    </w:p>
+    <w:p>
+      <w:pPr>
+        <w:spacing w:line="336" w:lineRule="auto" w:after="180"/>
+      </w:pPr>
+      <w:r>
+        <w:rPr>
+          <w:b w:val="0"/>
+        </w:rPr>
+        <w:t xml:space="preserve">Collect each learner’s explanation before discussion. Use the first missing connection between </w:t>
+      </w:r>
+      <w:r>
+        <w:rPr>
+          <w:b/>
+        </w:rPr>
+        <w:t>input</w:t>
+      </w:r>
+      <w:r>
+        <w:rPr>
+          <w:b w:val="0"/>
+        </w:rPr>
+        <w:t xml:space="preserve">, deciding step and result to choose support. This question is worked-case practice, not fresh mastery </w:t>
+      </w:r>
+      <w:r>
+        <w:rPr>
+          <w:b/>
+        </w:rPr>
+        <w:t>evidence</w:t>
+      </w:r>
+      <w:r>
+        <w:rPr>
+          <w:b w:val="0"/>
+        </w:rPr>
+        <w:t>.</w:t>
+      </w:r>
+    </w:p>
+    <w:p>
+      <w:pPr>
+        <w:pStyle w:val="Heading2"/>
+      </w:pPr>
+      <w:r>
+        <w:t>Accessible support and extension</w:t>
+      </w:r>
+    </w:p>
+    <w:p>
+      <w:pPr>
+        <w:spacing w:line="336" w:lineRule="auto" w:after="180"/>
+      </w:pPr>
+      <w:r>
+        <w:rPr>
+          <w:b w:val="0"/>
+        </w:rPr>
+        <w:t xml:space="preserve">Use the worked example in Sections 3 and 6. Collect a </w:t>
+      </w:r>
+      <w:r>
+        <w:rPr>
+          <w:b/>
+        </w:rPr>
+        <w:t>prediction</w:t>
+      </w:r>
+      <w:r>
+        <w:rPr>
+          <w:b w:val="0"/>
+        </w:rPr>
+        <w:t xml:space="preserve"> before revealing its result; ask the learner to point to each intermediate fact.</w:t>
+      </w:r>
+    </w:p>
+    <w:p>
+      <w:pPr>
+        <w:spacing w:line="336" w:lineRule="auto" w:after="180"/>
+      </w:pPr>
+      <w:r>
+        <w:rPr>
+          <w:b w:val="0"/>
+        </w:rPr>
+        <w:t xml:space="preserve">Provide an </w:t>
+      </w:r>
+      <w:r>
+        <w:rPr>
+          <w:b/>
+        </w:rPr>
+        <w:t>input</w:t>
+      </w:r>
+      <w:r>
+        <w:rPr>
+          <w:b w:val="0"/>
+        </w:rPr>
+        <w:t>/procedure/result/limit frame and a calculator when needed. Ask students to identify the first step before completing the whole trace.</w:t>
+      </w:r>
+    </w:p>
+    <w:p>
+      <w:pPr>
+        <w:spacing w:line="336" w:lineRule="auto" w:after="180"/>
+      </w:pPr>
+      <w:r>
+        <w:rPr>
+          <w:b w:val="0"/>
+        </w:rPr>
+        <w:t xml:space="preserve">Extension: compare two concrete variants of this </w:t>
+      </w:r>
+      <w:r>
+        <w:rPr>
+          <w:b/>
+        </w:rPr>
+        <w:t>mechanism</w:t>
+      </w:r>
+      <w:r>
+        <w:rPr>
+          <w:b w:val="0"/>
+        </w:rPr>
+        <w:t xml:space="preserve"> while holding unrelated conditions fixed; report both successful and unsuccessful outcomes.</w:t>
+      </w:r>
+    </w:p>
+    <w:p>
+      <w:pPr>
+        <w:pStyle w:val="Heading2"/>
+      </w:pPr>
+      <w:r>
+        <w:t>Earlier wording, alternatives and picture transcripts · reference / check after trying</w:t>
       </w:r>
     </w:p>
     <w:tbl>
@@ -2154,71 +3626,26 @@
     </w:tbl>
     <w:p>
       <w:pPr>
-        <w:spacing w:line="336" w:lineRule="auto" w:after="180"/>
-      </w:pPr>
-      <w:r>
-        <w:rPr>
-          <w:b w:val="0"/>
-        </w:rPr>
-        <w:t xml:space="preserve">Use the worked example in Sections 3 and 6. Collect a </w:t>
-      </w:r>
-      <w:r>
-        <w:rPr>
-          <w:b/>
-        </w:rPr>
-        <w:t>prediction</w:t>
-      </w:r>
-      <w:r>
-        <w:rPr>
-          <w:b w:val="0"/>
-        </w:rPr>
-        <w:t xml:space="preserve"> before revealing its result; ask the learner to point to each intermediate fact.</w:t>
+        <w:pStyle w:val="Heading3"/>
+      </w:pPr>
+      <w:r>
+        <w:t>Reduce help deliberately</w:t>
       </w:r>
     </w:p>
     <w:p>
       <w:pPr>
-        <w:spacing w:line="336" w:lineRule="auto" w:after="180"/>
-      </w:pPr>
-      <w:r>
-        <w:rPr>
-          <w:b w:val="0"/>
-        </w:rPr>
-        <w:t xml:space="preserve">Provide an </w:t>
-      </w:r>
-      <w:r>
-        <w:rPr>
-          <w:b/>
-        </w:rPr>
-        <w:t>input</w:t>
-      </w:r>
-      <w:r>
-        <w:rPr>
-          <w:b w:val="0"/>
-        </w:rPr>
-        <w:t>/procedure/result/limit frame and a calculator when needed. Ask students to identify the first step before completing the whole trace.</w:t>
+        <w:pStyle w:val="Heading3"/>
+      </w:pPr>
+      <w:r>
+        <w:t>Individual reasoning check</w:t>
       </w:r>
     </w:p>
     <w:p>
       <w:pPr>
-        <w:spacing w:line="336" w:lineRule="auto" w:after="180"/>
-      </w:pPr>
-      <w:r>
-        <w:rPr>
-          <w:b w:val="0"/>
-        </w:rPr>
-        <w:t xml:space="preserve">Extension: compare two concrete variants of this </w:t>
-      </w:r>
-      <w:r>
-        <w:rPr>
-          <w:b/>
-        </w:rPr>
-        <w:t>mechanism</w:t>
-      </w:r>
-      <w:r>
-        <w:rPr>
-          <w:b w:val="0"/>
-        </w:rPr>
-        <w:t xml:space="preserve"> while holding unrelated conditions fixed; report both successful and unsuccessful outcomes.</w:t>
+        <w:pStyle w:val="Heading3"/>
+      </w:pPr>
+      <w:r>
+        <w:t>Pictorial practice question</w:t>
       </w:r>
     </w:p>
     <w:p>
@@ -2226,71 +3653,39 @@
         <w:pStyle w:val="Heading3"/>
       </w:pPr>
       <w:r>
-        <w:t>Reduce help deliberately</w:t>
+        <w:t>Reasoned teacher answer</w:t>
       </w:r>
     </w:p>
     <w:p>
       <w:pPr>
-        <w:pStyle w:val="Heading3"/>
-      </w:pPr>
-      <w:r>
-        <w:t>Completion practice</w:t>
+        <w:pStyle w:val="Heading1"/>
+      </w:pPr>
+      <w:r>
+        <w:t>04. Run the complete supplied investigation</w:t>
       </w:r>
     </w:p>
     <w:p>
-      <w:pPr>
-        <w:spacing w:line="336" w:lineRule="auto" w:after="180"/>
-        <w:shd w:fill="F5F1FB"/>
-      </w:pPr>
-      <w:r>
-        <w:rPr>
-          <w:b w:val="0"/>
-        </w:rPr>
-        <w:t>Completion task: After seeing faster responses, the team changes its primary claim from support improvement to speed improvement. Show the intermediate steps and give the conclusion with its scope.</w:t>
+      <w:r>
+        <w:t>Separate predictions,actual runs and paper traces.</w:t>
       </w:r>
     </w:p>
     <w:p>
       <w:pPr>
-        <w:pStyle w:val="Heading3"/>
-      </w:pPr>
-      <w:r>
-        <w:t>Reasoning to listen for</w:t>
+        <w:pStyle w:val="Heading2"/>
+      </w:pPr>
+      <w:r>
+        <w:t>Complete inputs,expected results and limits</w:t>
       </w:r>
     </w:p>
     <w:p>
       <w:pPr>
         <w:spacing w:line="336" w:lineRule="auto" w:after="180"/>
-        <w:shd w:fill="F1F6FC"/>
       </w:pPr>
       <w:r>
         <w:rPr>
           <w:b w:val="0"/>
         </w:rPr>
-        <w:t xml:space="preserve">Teacher check: Teacher explanation: Report the change as exploratory/post-result revision. Preserve the original support </w:t>
-      </w:r>
-      <w:r>
-        <w:rPr>
-          <w:b/>
-        </w:rPr>
-        <w:t>hypothesis</w:t>
-      </w:r>
-      <w:r>
-        <w:rPr>
-          <w:b w:val="0"/>
-        </w:rPr>
-        <w:t xml:space="preserve">; do not present speed as the prespecified </w:t>
-      </w:r>
-      <w:r>
-        <w:rPr>
-          <w:b/>
-        </w:rPr>
-        <w:t>primary outcome</w:t>
-      </w:r>
-      <w:r>
-        <w:rPr>
-          <w:b w:val="0"/>
-        </w:rPr>
-        <w:t>.</w:t>
+        <w:t>Main speed improvement after results does not become the original support primary; preserve and disclose exploratory revision. Added six-case support tie with speed difference and changed abstention shows distinct outcomes. Picture friendlier/tied unsupported count fails strict sample reduction, without population-equality proof.</w:t>
       </w:r>
     </w:p>
     <w:p>
@@ -2301,38 +3696,38 @@
         <w:rPr>
           <w:b w:val="0"/>
         </w:rPr>
-        <w:t xml:space="preserve">Start by identifying the given </w:t>
-      </w:r>
-      <w:r>
-        <w:rPr>
-          <w:b/>
-        </w:rPr>
-        <w:t>input</w:t>
-      </w:r>
-      <w:r>
-        <w:rPr>
-          <w:b w:val="0"/>
-        </w:rPr>
-        <w:t>s together. Leave the intermediate steps blank. If needed, model one step, then withdraw that help on the next step. Move to a full trace only when the partial trace is understood.</w:t>
+        <w:t>Selected twelve cases use supported cases/12 under fixed rubric; equal or lower B contradicts strict-improvement expectation in that sample. Retain failures and do not invent significance, power or real preregistration.</w:t>
       </w:r>
     </w:p>
     <w:p>
       <w:pPr>
-        <w:spacing w:line="336" w:lineRule="auto" w:after="180"/>
-      </w:pPr>
-      <w:r>
-        <w:rPr>
-          <w:b w:val="0"/>
-        </w:rPr>
-        <w:t>For partners, alternate explainer and checker; collect a response from every learner before discussion.</w:t>
+        <w:pStyle w:val="Heading2"/>
+      </w:pPr>
+      <w:r>
+        <w:t>Diagnose the current misconceptions</w:t>
       </w:r>
     </w:p>
     <w:p>
       <w:pPr>
-        <w:pStyle w:val="Heading3"/>
-      </w:pPr>
-      <w:r>
-        <w:t>Individual reasoning check</w:t>
+        <w:spacing w:line="336" w:lineRule="auto" w:after="180"/>
+      </w:pPr>
+      <w:r>
+        <w:rPr>
+          <w:b w:val="0"/>
+        </w:rPr>
+        <w:t xml:space="preserve">The worked result establishes every future case: A </w:t>
+      </w:r>
+      <w:r>
+        <w:rPr>
+          <w:b/>
+        </w:rPr>
+        <w:t>hypothesis</w:t>
+      </w:r>
+      <w:r>
+        <w:rPr>
+          <w:b w:val="0"/>
+        </w:rPr>
+        <w:t xml:space="preserve"> can fail honestly; changing it after results does not erase the original test.</w:t>
       </w:r>
     </w:p>
     <w:p>
@@ -2343,7 +3738,31 @@
         <w:rPr>
           <w:b w:val="0"/>
         </w:rPr>
-        <w:t>Use the worked case for Hypotheses and measurable outcomes. Proposed explanation: “The worked result establishes every future case”. Decide whether this explanation is supported.</w:t>
+        <w:t xml:space="preserve">A missing </w:t>
+      </w:r>
+      <w:r>
+        <w:rPr>
+          <w:b/>
+        </w:rPr>
+        <w:t>input</w:t>
+      </w:r>
+      <w:r>
+        <w:rPr>
+          <w:b w:val="0"/>
+        </w:rPr>
+        <w:t xml:space="preserve"> may be replaced without recording the change: A replacement changes the </w:t>
+      </w:r>
+      <w:r>
+        <w:rPr>
+          <w:b/>
+        </w:rPr>
+        <w:t>evidence</w:t>
+      </w:r>
+      <w:r>
+        <w:rPr>
+          <w:b w:val="0"/>
+        </w:rPr>
+        <w:t xml:space="preserve"> or contract. Record the change and its justification; do not silently turn unknown into a measured value.</w:t>
       </w:r>
     </w:p>
     <w:p>
@@ -2354,354 +3773,62 @@
         <w:rPr>
           <w:b w:val="0"/>
         </w:rPr>
-        <w:t>Point to the step or supplied fact that decides; explain your repair if needed.</w:t>
+        <w:t xml:space="preserve">Repeating an assessed case is new independent </w:t>
+      </w:r>
+      <w:r>
+        <w:rPr>
+          <w:b/>
+        </w:rPr>
+        <w:t>evidence</w:t>
+      </w:r>
+      <w:r>
+        <w:rPr>
+          <w:b w:val="0"/>
+        </w:rPr>
+        <w:t>: A replay checks consistency. An example used for feedback or revision cannot later be described as untouched final evaluation.</w:t>
       </w:r>
     </w:p>
     <w:p>
       <w:pPr>
-        <w:pStyle w:val="Heading3"/>
-      </w:pPr>
-      <w:r>
-        <w:t>Expected repair</w:t>
+        <w:spacing w:line="336" w:lineRule="auto" w:after="180"/>
+      </w:pPr>
+      <w:r>
+        <w:rPr>
+          <w:b w:val="0"/>
+        </w:rPr>
+        <w:t xml:space="preserve">Use Section 9 for the </w:t>
+      </w:r>
+      <w:r>
+        <w:rPr>
+          <w:b/>
+        </w:rPr>
+        <w:t>evidence</w:t>
+      </w:r>
+      <w:r>
+        <w:rPr>
+          <w:b w:val="0"/>
+        </w:rPr>
+        <w:t xml:space="preserve"> ledger. Add a boundary or missing-</w:t>
+      </w:r>
+      <w:r>
+        <w:rPr>
+          <w:b/>
+        </w:rPr>
+        <w:t>input</w:t>
+      </w:r>
+      <w:r>
+        <w:rPr>
+          <w:b w:val="0"/>
+        </w:rPr>
+        <w:t xml:space="preserve"> case and record the expected response before checking. More successful repeats of one case do not establish wider coverage.</w:t>
       </w:r>
     </w:p>
     <w:p>
       <w:pPr>
-        <w:spacing w:line="336" w:lineRule="auto" w:after="180"/>
-        <w:shd w:fill="F1F6FC"/>
-      </w:pPr>
-      <w:r>
-        <w:rPr>
-          <w:b w:val="0"/>
-        </w:rPr>
-        <w:t xml:space="preserve">Expected correction: A </w:t>
-      </w:r>
-      <w:r>
-        <w:rPr>
-          <w:b/>
-        </w:rPr>
-        <w:t>hypothesis</w:t>
-      </w:r>
-      <w:r>
-        <w:rPr>
-          <w:b w:val="0"/>
-        </w:rPr>
-        <w:t xml:space="preserve"> can fail honestly; changing it after results does not erase the original test.</w:t>
-      </w:r>
-    </w:p>
-    <w:p>
-      <w:pPr>
-        <w:spacing w:line="336" w:lineRule="auto" w:after="180"/>
-      </w:pPr>
-      <w:r>
-        <w:rPr>
-          <w:b w:val="0"/>
-        </w:rPr>
-        <w:t>Collect explanations, not only yes/no votes. If a misunderstanding is common, re-model the relevant step for the class.</w:t>
-      </w:r>
-    </w:p>
-    <w:p>
-      <w:pPr>
-        <w:spacing w:line="336" w:lineRule="auto" w:after="180"/>
-      </w:pPr>
-      <w:r>
-        <w:rPr>
-          <w:b w:val="0"/>
-        </w:rPr>
-        <w:t>If it affects a few learners, give a short targeted group explanation while others solve a more demanding variation.</w:t>
-      </w:r>
-    </w:p>
-    <w:p>
-      <w:pPr>
-        <w:pStyle w:val="Heading3"/>
-      </w:pPr>
-      <w:r>
-        <w:t>Pictorial practice question</w:t>
-      </w:r>
-    </w:p>
-    <w:p>
-      <w:pPr>
-        <w:spacing w:line="336" w:lineRule="auto" w:after="180"/>
-        <w:shd w:fill="F5F1FB"/>
-      </w:pPr>
-      <w:r>
-        <w:rPr>
-          <w:b w:val="0"/>
-        </w:rPr>
-        <w:t xml:space="preserve">Name the predicted outcome and how unsupported is scored. If B sounds friendlier but ties A’s unsupported count, does the recorded improvement </w:t>
-      </w:r>
-      <w:r>
-        <w:rPr>
-          <w:b/>
-        </w:rPr>
-        <w:t>hypothesis</w:t>
-      </w:r>
-      <w:r>
-        <w:rPr>
-          <w:b w:val="0"/>
-        </w:rPr>
-        <w:t xml:space="preserve"> receive support?</w:t>
-      </w:r>
-    </w:p>
-    <w:p>
-      <w:pPr>
-        <w:pStyle w:val="Heading3"/>
-      </w:pPr>
-      <w:r>
-        <w:t>Reasoned teacher answer</w:t>
-      </w:r>
-    </w:p>
-    <w:p>
-      <w:pPr>
-        <w:spacing w:line="336" w:lineRule="auto" w:after="180"/>
-      </w:pPr>
-      <w:r>
-        <w:rPr>
-          <w:b w:val="0"/>
-        </w:rPr>
-        <w:t xml:space="preserve">The </w:t>
-      </w:r>
-      <w:r>
-        <w:rPr>
-          <w:b/>
-        </w:rPr>
-        <w:t>prediction</w:t>
-      </w:r>
-      <w:r>
-        <w:rPr>
-          <w:b w:val="0"/>
-        </w:rPr>
-        <w:t xml:space="preserve"> concerns unsupported cases, not writing elegance. Each answer either contains an unsupported claim or does not under the fixed rubric. Run both versions on the same cases after recording the </w:t>
-      </w:r>
-      <w:r>
-        <w:rPr>
-          <w:b/>
-        </w:rPr>
-        <w:t>hypothesis</w:t>
-      </w:r>
-      <w:r>
-        <w:rPr>
-          <w:b w:val="0"/>
-        </w:rPr>
-        <w:t>.</w:t>
-      </w:r>
-    </w:p>
-    <w:p>
-      <w:pPr>
-        <w:spacing w:line="336" w:lineRule="auto" w:after="180"/>
-      </w:pPr>
-      <w:r>
-        <w:rPr>
-          <w:b w:val="0"/>
-        </w:rPr>
-        <w:t xml:space="preserve">Changed case: The stated improvement </w:t>
-      </w:r>
-      <w:r>
-        <w:rPr>
-          <w:b/>
-        </w:rPr>
-        <w:t>hypothesis</w:t>
-      </w:r>
-      <w:r>
-        <w:rPr>
-          <w:b w:val="0"/>
-        </w:rPr>
-        <w:t xml:space="preserve"> is not supported on these cases. Friendliness is a different outcome from the predefined unsupported-case count.</w:t>
-      </w:r>
-    </w:p>
-    <w:p>
-      <w:pPr>
-        <w:spacing w:line="336" w:lineRule="auto" w:after="180"/>
-      </w:pPr>
-      <w:r>
-        <w:rPr>
-          <w:b w:val="0"/>
-        </w:rPr>
-        <w:t xml:space="preserve">Changed-case reasoning: The stated improvement </w:t>
-      </w:r>
-      <w:r>
-        <w:rPr>
-          <w:b/>
-        </w:rPr>
-        <w:t>hypothesis</w:t>
-      </w:r>
-      <w:r>
-        <w:rPr>
-          <w:b w:val="0"/>
-        </w:rPr>
-        <w:t xml:space="preserve"> is not supported on these cases. Friendliness is a different outcome from the predefined unsupported-case count.</w:t>
-      </w:r>
-    </w:p>
-    <w:p>
-      <w:pPr>
-        <w:spacing w:line="336" w:lineRule="auto" w:after="180"/>
-      </w:pPr>
-      <w:r>
-        <w:rPr>
-          <w:b w:val="0"/>
-        </w:rPr>
-        <w:t xml:space="preserve">Collect each learner’s explanation before discussion. Use the first missing connection between </w:t>
-      </w:r>
-      <w:r>
-        <w:rPr>
-          <w:b/>
-        </w:rPr>
-        <w:t>input</w:t>
-      </w:r>
-      <w:r>
-        <w:rPr>
-          <w:b w:val="0"/>
-        </w:rPr>
-        <w:t xml:space="preserve">, deciding step and result to choose support. This question is worked-case practice, not fresh mastery </w:t>
-      </w:r>
-      <w:r>
-        <w:rPr>
-          <w:b/>
-        </w:rPr>
-        <w:t>evidence</w:t>
-      </w:r>
-      <w:r>
-        <w:rPr>
-          <w:b w:val="0"/>
-        </w:rPr>
-        <w:t>.</w:t>
-      </w:r>
-    </w:p>
-    <w:p>
-      <w:pPr>
-        <w:pStyle w:val="Heading1"/>
-      </w:pPr>
-      <w:r>
-        <w:t>04. Run the investigation and diagnose misconceptions</w:t>
-      </w:r>
-    </w:p>
-    <w:p>
-      <w:r>
-        <w:t>Run the Hypotheses and measurable outcomes investigation and use the first unsupported step to choose a teaching response.</w:t>
-      </w:r>
-    </w:p>
-    <w:p>
-      <w:pPr>
-        <w:spacing w:line="336" w:lineRule="auto" w:after="180"/>
-      </w:pPr>
-      <w:r>
-        <w:rPr>
-          <w:b w:val="0"/>
-        </w:rPr>
-        <w:t xml:space="preserve">The worked result establishes every future case: A </w:t>
-      </w:r>
-      <w:r>
-        <w:rPr>
-          <w:b/>
-        </w:rPr>
-        <w:t>hypothesis</w:t>
-      </w:r>
-      <w:r>
-        <w:rPr>
-          <w:b w:val="0"/>
-        </w:rPr>
-        <w:t xml:space="preserve"> can fail honestly; changing it after results does not erase the original test.</w:t>
-      </w:r>
-    </w:p>
-    <w:p>
-      <w:pPr>
-        <w:spacing w:line="336" w:lineRule="auto" w:after="180"/>
-      </w:pPr>
-      <w:r>
-        <w:rPr>
-          <w:b w:val="0"/>
-        </w:rPr>
-        <w:t xml:space="preserve">A missing </w:t>
-      </w:r>
-      <w:r>
-        <w:rPr>
-          <w:b/>
-        </w:rPr>
-        <w:t>input</w:t>
-      </w:r>
-      <w:r>
-        <w:rPr>
-          <w:b w:val="0"/>
-        </w:rPr>
-        <w:t xml:space="preserve"> may be replaced without recording the change: A replacement changes the </w:t>
-      </w:r>
-      <w:r>
-        <w:rPr>
-          <w:b/>
-        </w:rPr>
-        <w:t>evidence</w:t>
-      </w:r>
-      <w:r>
-        <w:rPr>
-          <w:b w:val="0"/>
-        </w:rPr>
-        <w:t xml:space="preserve"> or contract. Record the change and its justification; do not silently turn unknown into a measured value.</w:t>
-      </w:r>
-    </w:p>
-    <w:p>
-      <w:pPr>
-        <w:spacing w:line="336" w:lineRule="auto" w:after="180"/>
-      </w:pPr>
-      <w:r>
-        <w:rPr>
-          <w:b w:val="0"/>
-        </w:rPr>
-        <w:t xml:space="preserve">Repeating an assessed case is new independent </w:t>
-      </w:r>
-      <w:r>
-        <w:rPr>
-          <w:b/>
-        </w:rPr>
-        <w:t>evidence</w:t>
-      </w:r>
-      <w:r>
-        <w:rPr>
-          <w:b w:val="0"/>
-        </w:rPr>
-        <w:t>: A replay checks consistency. An example used for feedback or revision cannot later be described as untouched final evaluation.</w:t>
-      </w:r>
-    </w:p>
-    <w:p>
-      <w:pPr>
-        <w:spacing w:line="336" w:lineRule="auto" w:after="180"/>
-      </w:pPr>
-      <w:r>
-        <w:rPr>
-          <w:b w:val="0"/>
-        </w:rPr>
-        <w:t xml:space="preserve">Use Section 9 for the </w:t>
-      </w:r>
-      <w:r>
-        <w:rPr>
-          <w:b/>
-        </w:rPr>
-        <w:t>evidence</w:t>
-      </w:r>
-      <w:r>
-        <w:rPr>
-          <w:b w:val="0"/>
-        </w:rPr>
-        <w:t xml:space="preserve"> ledger. Add a boundary or missing-</w:t>
-      </w:r>
-      <w:r>
-        <w:rPr>
-          <w:b/>
-        </w:rPr>
-        <w:t>input</w:t>
-      </w:r>
-      <w:r>
-        <w:rPr>
-          <w:b w:val="0"/>
-        </w:rPr>
-        <w:t xml:space="preserve"> case and record the expected response before checking. More successful repeats of one case do not establish wider coverage.</w:t>
-      </w:r>
-    </w:p>
-    <w:p>
-      <w:pPr>
-        <w:pStyle w:val="Heading3"/>
-      </w:pPr>
-      <w:r>
-        <w:t>Match the support to the first error</w:t>
+        <w:pStyle w:val="Heading2"/>
+      </w:pPr>
+      <w:r>
+        <w:t>Choose accessible support</w:t>
       </w:r>
     </w:p>
     <w:tbl>
@@ -2874,81 +4001,39 @@
     </w:p>
     <w:p>
       <w:pPr>
-        <w:pStyle w:val="Heading1"/>
-      </w:pPr>
-      <w:r>
-        <w:t>05. Assess and explain the answers</w:t>
+        <w:pStyle w:val="Heading2"/>
+      </w:pPr>
+      <w:r>
+        <w:t>Earlier wording, alternatives and picture transcripts · reference / check after trying</w:t>
       </w:r>
     </w:p>
     <w:p>
-      <w:r>
-        <w:t>Use the Hypotheses and measurable outcomes questions, teacher keys and criteria after the relevant attempts. Previously discussed cases are practice; protect the separately selected independent task.</w:t>
+      <w:pPr>
+        <w:pStyle w:val="Heading3"/>
+      </w:pPr>
+      <w:r>
+        <w:t>Match the support to the first error</w:t>
       </w:r>
     </w:p>
     <w:p>
       <w:pPr>
-        <w:pStyle w:val="Heading3"/>
-      </w:pPr>
-      <w:r>
-        <w:t>Guided and exit questions</w:t>
+        <w:pStyle w:val="Heading1"/>
+      </w:pPr>
+      <w:r>
+        <w:t>05. Assess the new research scenario</w:t>
       </w:r>
     </w:p>
     <w:p>
-      <w:pPr>
-        <w:spacing w:line="336" w:lineRule="auto" w:after="180"/>
-      </w:pPr>
-      <w:r>
-        <w:rPr>
-          <w:b w:val="0"/>
-        </w:rPr>
-        <w:t xml:space="preserve">Guided: Report the change as exploratory/post-result revision. Preserve the original support </w:t>
-      </w:r>
-      <w:r>
-        <w:rPr>
-          <w:b/>
-        </w:rPr>
-        <w:t>hypothesis</w:t>
-      </w:r>
-      <w:r>
-        <w:rPr>
-          <w:b w:val="0"/>
-        </w:rPr>
-        <w:t xml:space="preserve">; do not present speed as the prespecified </w:t>
-      </w:r>
-      <w:r>
-        <w:rPr>
-          <w:b/>
-        </w:rPr>
-        <w:t>primary outcome</w:t>
-      </w:r>
-      <w:r>
-        <w:rPr>
-          <w:b w:val="0"/>
-        </w:rPr>
-        <w:t>.</w:t>
+      <w:r>
+        <w:t>Keep the selected answer private until after a first attempt.</w:t>
       </w:r>
     </w:p>
     <w:p>
       <w:pPr>
-        <w:spacing w:line="336" w:lineRule="auto" w:after="180"/>
-      </w:pPr>
-      <w:r>
-        <w:rPr>
-          <w:b w:val="0"/>
-        </w:rPr>
-        <w:t xml:space="preserve">Qualification: A </w:t>
-      </w:r>
-      <w:r>
-        <w:rPr>
-          <w:b/>
-        </w:rPr>
-        <w:t>hypothesis</w:t>
-      </w:r>
-      <w:r>
-        <w:rPr>
-          <w:b w:val="0"/>
-        </w:rPr>
-        <w:t xml:space="preserve"> can fail honestly; changing it after results does not erase the original test.</w:t>
+        <w:pStyle w:val="Heading2"/>
+      </w:pPr>
+      <w:r>
+        <w:t>Selected independent task and checked answer</w:t>
       </w:r>
     </w:p>
     <w:p>
@@ -2959,655 +4044,26 @@
         <w:rPr>
           <w:b w:val="0"/>
         </w:rPr>
-        <w:t xml:space="preserve">Exit: accept a concrete variation with its predicted outcome and a stated condition that would challenge the </w:t>
-      </w:r>
-      <w:r>
-        <w:rPr>
-          <w:b/>
-        </w:rPr>
-        <w:t>mechanism</w:t>
-      </w:r>
-      <w:r>
-        <w:rPr>
-          <w:b w:val="0"/>
-        </w:rPr>
-        <w:t xml:space="preserve">; reject a claim resting on unmeasured </w:t>
-      </w:r>
-      <w:r>
-        <w:rPr>
-          <w:b/>
-        </w:rPr>
-        <w:t>evidence</w:t>
-      </w:r>
-      <w:r>
-        <w:rPr>
-          <w:b w:val="0"/>
-        </w:rPr>
-        <w:t>.</w:t>
+        <w:t>Selected case: Before running 12 cases, you expect B support to exceed A. Write primary metric and one falsifying result.</w:t>
       </w:r>
     </w:p>
     <w:p>
       <w:pPr>
-        <w:pStyle w:val="Heading3"/>
-      </w:pPr>
-      <w:r>
-        <w:t>W1 Explain the mechanism</w:t>
+        <w:spacing w:line="336" w:lineRule="auto" w:after="180"/>
+      </w:pPr>
+      <w:r>
+        <w:rPr>
+          <w:b w:val="0"/>
+        </w:rPr>
+        <w:t>Teacher explanation: Primary metric is supported cases/12 under the fixed rubric. Equal or lower B support contradicts the strict-improvement expectation in this sample.</w:t>
       </w:r>
     </w:p>
     <w:p>
       <w:pPr>
-        <w:pStyle w:val="Heading3"/>
-      </w:pPr>
-      <w:r>
-        <w:t>Workbook question · W1</w:t>
-      </w:r>
-    </w:p>
-    <w:p>
-      <w:pPr>
-        <w:spacing w:line="336" w:lineRule="auto" w:after="180"/>
-        <w:shd w:fill="F5F1FB"/>
-      </w:pPr>
-      <w:r>
-        <w:rPr>
-          <w:b w:val="0"/>
-        </w:rPr>
-        <w:t xml:space="preserve">Explain the weekly </w:t>
-      </w:r>
-      <w:r>
-        <w:rPr>
-          <w:b/>
-        </w:rPr>
-        <w:t>mechanism</w:t>
-      </w:r>
-      <w:r>
-        <w:rPr>
-          <w:b w:val="0"/>
-        </w:rPr>
-        <w:t xml:space="preserve"> in your own words. Use the worked scenario to name its </w:t>
-      </w:r>
-      <w:r>
-        <w:rPr>
-          <w:b/>
-        </w:rPr>
-        <w:t>input</w:t>
-      </w:r>
-      <w:r>
-        <w:rPr>
-          <w:b w:val="0"/>
-        </w:rPr>
-        <w:t xml:space="preserve">, decision rule and </w:t>
-      </w:r>
-      <w:r>
-        <w:rPr>
-          <w:b/>
-        </w:rPr>
-        <w:t>output</w:t>
-      </w:r>
-      <w:r>
-        <w:rPr>
-          <w:b w:val="0"/>
-        </w:rPr>
-        <w:t>.</w:t>
-      </w:r>
-    </w:p>
-    <w:p>
-      <w:pPr>
-        <w:pStyle w:val="Heading3"/>
-      </w:pPr>
-      <w:r>
-        <w:t>Teacher reasoning · W1</w:t>
-      </w:r>
-    </w:p>
-    <w:p>
-      <w:pPr>
-        <w:spacing w:line="336" w:lineRule="auto" w:after="180"/>
-        <w:shd w:fill="F1F6FC"/>
-      </w:pPr>
-      <w:r>
-        <w:rPr>
-          <w:b w:val="0"/>
-        </w:rPr>
-        <w:t xml:space="preserve">Teacher explanation: A </w:t>
-      </w:r>
-      <w:r>
-        <w:rPr>
-          <w:b/>
-        </w:rPr>
-        <w:t>hypothesis</w:t>
-      </w:r>
-      <w:r>
-        <w:rPr>
-          <w:b w:val="0"/>
-        </w:rPr>
-        <w:t xml:space="preserve"> predicts a measurable comparison under stated conditions. Declare </w:t>
-      </w:r>
-      <w:r>
-        <w:rPr>
-          <w:b/>
-        </w:rPr>
-        <w:t>primary outcome</w:t>
-      </w:r>
-      <w:r>
-        <w:rPr>
-          <w:b w:val="0"/>
-        </w:rPr>
-        <w:t xml:space="preserve"> and direction before inspecting results.</w:t>
-      </w:r>
-    </w:p>
-    <w:p>
-      <w:pPr>
-        <w:spacing w:line="336" w:lineRule="auto" w:after="180"/>
-        <w:shd w:fill="F1F6FC"/>
-      </w:pPr>
-      <w:r>
-        <w:rPr>
-          <w:b w:val="0"/>
-        </w:rPr>
-        <w:t xml:space="preserve">Toy </w:t>
-      </w:r>
-      <w:r>
-        <w:rPr>
-          <w:b/>
-        </w:rPr>
-        <w:t>hypothesis</w:t>
-      </w:r>
-      <w:r>
-        <w:rPr>
-          <w:b w:val="0"/>
-        </w:rPr>
-        <w:t>:method B improves supported-answer rate over baseline A on a reserved paired set. Define support rubric and failure treatment; record secondary outcomes separately.</w:t>
-      </w:r>
-    </w:p>
-    <w:p>
-      <w:pPr>
-        <w:pStyle w:val="Heading3"/>
-      </w:pPr>
-      <w:r>
-        <w:t>W2 Trace the worked case</w:t>
-      </w:r>
-    </w:p>
-    <w:p>
-      <w:pPr>
-        <w:pStyle w:val="Heading3"/>
-      </w:pPr>
-      <w:r>
-        <w:t>Workbook question · W2</w:t>
-      </w:r>
-    </w:p>
-    <w:p>
-      <w:pPr>
-        <w:spacing w:line="336" w:lineRule="auto" w:after="180"/>
-        <w:shd w:fill="F5F1FB"/>
-      </w:pPr>
-      <w:r>
-        <w:rPr>
-          <w:b w:val="0"/>
-        </w:rPr>
-        <w:t>After seeing faster responses, the team changes its primary claim from support improvement to speed improvement. Show the intermediate steps and give the conclusion with its scope.</w:t>
-      </w:r>
-    </w:p>
-    <w:p>
-      <w:pPr>
-        <w:pStyle w:val="Heading3"/>
-      </w:pPr>
-      <w:r>
-        <w:t>Teacher reasoning · W2</w:t>
-      </w:r>
-    </w:p>
-    <w:p>
-      <w:pPr>
-        <w:spacing w:line="336" w:lineRule="auto" w:after="180"/>
-        <w:shd w:fill="F1F6FC"/>
-      </w:pPr>
-      <w:r>
-        <w:rPr>
-          <w:b w:val="0"/>
-        </w:rPr>
-        <w:t xml:space="preserve">Teacher explanation: Report the change as exploratory/post-result revision. Preserve the original support </w:t>
-      </w:r>
-      <w:r>
-        <w:rPr>
-          <w:b/>
-        </w:rPr>
-        <w:t>hypothesis</w:t>
-      </w:r>
-      <w:r>
-        <w:rPr>
-          <w:b w:val="0"/>
-        </w:rPr>
-        <w:t xml:space="preserve">; do not present speed as the prespecified </w:t>
-      </w:r>
-      <w:r>
-        <w:rPr>
-          <w:b/>
-        </w:rPr>
-        <w:t>primary outcome</w:t>
-      </w:r>
-      <w:r>
-        <w:rPr>
-          <w:b w:val="0"/>
-        </w:rPr>
-        <w:t>.</w:t>
-      </w:r>
-    </w:p>
-    <w:p>
-      <w:pPr>
-        <w:pStyle w:val="Heading3"/>
-      </w:pPr>
-      <w:r>
-        <w:t>W3 Audit the limit</w:t>
-      </w:r>
-    </w:p>
-    <w:p>
-      <w:pPr>
-        <w:pStyle w:val="Heading3"/>
-      </w:pPr>
-      <w:r>
-        <w:t>Workbook question · W3</w:t>
-      </w:r>
-    </w:p>
-    <w:p>
-      <w:pPr>
-        <w:spacing w:line="336" w:lineRule="auto" w:after="180"/>
-        <w:shd w:fill="F5F1FB"/>
-      </w:pPr>
-      <w:r>
-        <w:rPr>
-          <w:b w:val="0"/>
-        </w:rPr>
-        <w:t xml:space="preserve">A report omits this qualification: A </w:t>
-      </w:r>
-      <w:r>
-        <w:rPr>
-          <w:b/>
-        </w:rPr>
-        <w:t>hypothesis</w:t>
-      </w:r>
-      <w:r>
-        <w:rPr>
-          <w:b w:val="0"/>
-        </w:rPr>
-        <w:t xml:space="preserve"> can fail honestly; changing it after results does not erase the original test. Explain how omitting it could change a reader's interpretation, and write an accurate replacement.</w:t>
-      </w:r>
-    </w:p>
-    <w:p>
-      <w:pPr>
-        <w:pStyle w:val="Heading3"/>
-      </w:pPr>
-      <w:r>
-        <w:t>Teacher reasoning · W3</w:t>
-      </w:r>
-    </w:p>
-    <w:p>
-      <w:pPr>
-        <w:spacing w:line="336" w:lineRule="auto" w:after="180"/>
-        <w:shd w:fill="F1F6FC"/>
-      </w:pPr>
-      <w:r>
-        <w:rPr>
-          <w:b w:val="0"/>
-        </w:rPr>
-        <w:t xml:space="preserve">Teacher explanation: A </w:t>
-      </w:r>
-      <w:r>
-        <w:rPr>
-          <w:b/>
-        </w:rPr>
-        <w:t>hypothesis</w:t>
-      </w:r>
-      <w:r>
-        <w:rPr>
-          <w:b w:val="0"/>
-        </w:rPr>
-        <w:t xml:space="preserve"> can fail honestly; changing it after results does not erase the original test.</w:t>
-      </w:r>
-    </w:p>
-    <w:p>
-      <w:pPr>
-        <w:spacing w:line="336" w:lineRule="auto" w:after="180"/>
-        <w:shd w:fill="F1F6FC"/>
-      </w:pPr>
-      <w:r>
-        <w:rPr>
-          <w:b w:val="0"/>
-        </w:rPr>
-        <w:t xml:space="preserve">State the observed result separately from the unverified or out-of-scope claim; preserve the original </w:t>
-      </w:r>
-      <w:r>
-        <w:rPr>
-          <w:b/>
-        </w:rPr>
-        <w:t>evidence</w:t>
-      </w:r>
-      <w:r>
-        <w:rPr>
-          <w:b w:val="0"/>
-        </w:rPr>
-        <w:t xml:space="preserve"> rather than inventing a missing fact.</w:t>
-      </w:r>
-    </w:p>
-    <w:p>
-      <w:pPr>
-        <w:pStyle w:val="Heading3"/>
-      </w:pPr>
-      <w:r>
-        <w:t>W4 Apply a new case independently</w:t>
-      </w:r>
-    </w:p>
-    <w:p>
-      <w:pPr>
-        <w:pStyle w:val="Heading3"/>
-      </w:pPr>
-      <w:r>
-        <w:t>Workbook question · W4</w:t>
-      </w:r>
-    </w:p>
-    <w:p>
-      <w:pPr>
-        <w:spacing w:line="336" w:lineRule="auto" w:after="180"/>
-        <w:shd w:fill="F5F1FB"/>
-      </w:pPr>
-      <w:r>
-        <w:rPr>
-          <w:b w:val="0"/>
-        </w:rPr>
-        <w:t>Before running12 cases, you expect B support to exceed A. Write primary metric and one falsifying result.</w:t>
-      </w:r>
-    </w:p>
-    <w:p>
-      <w:pPr>
-        <w:pStyle w:val="Heading3"/>
-      </w:pPr>
-      <w:r>
-        <w:t>Teacher reasoning · W4</w:t>
-      </w:r>
-    </w:p>
-    <w:p>
-      <w:pPr>
-        <w:spacing w:line="336" w:lineRule="auto" w:after="180"/>
-        <w:shd w:fill="F1F6FC"/>
-      </w:pPr>
-      <w:r>
-        <w:rPr>
-          <w:b w:val="0"/>
-        </w:rPr>
-        <w:t>Teacher explanation: Primary metric is supported cases/12 under the fixed rubric. Equal or lower B support contradicts the strict-improvement expectation in this sample.</w:t>
-      </w:r>
-    </w:p>
-    <w:p>
-      <w:pPr>
-        <w:pStyle w:val="Heading3"/>
-      </w:pPr>
-      <w:r>
-        <w:t>W5 Design a revealing follow-up</w:t>
-      </w:r>
-    </w:p>
-    <w:p>
-      <w:pPr>
-        <w:pStyle w:val="Heading3"/>
-      </w:pPr>
-      <w:r>
-        <w:t>Workbook question · W5</w:t>
-      </w:r>
-    </w:p>
-    <w:p>
-      <w:pPr>
-        <w:spacing w:line="336" w:lineRule="auto" w:after="180"/>
-        <w:shd w:fill="F5F1FB"/>
-      </w:pPr>
-      <w:r>
-        <w:rPr>
-          <w:b w:val="0"/>
-        </w:rPr>
-        <w:t>For the worked scenario, propose one additional case that could reveal a failure, describe its expected outcome before running it, and explain what would need to remain fixed for a fair comparison.</w:t>
-      </w:r>
-    </w:p>
-    <w:p>
-      <w:pPr>
-        <w:spacing w:line="336" w:lineRule="auto" w:after="180"/>
-        <w:shd w:fill="F5F1FB"/>
-      </w:pPr>
-      <w:r>
-        <w:rPr>
-          <w:b w:val="0"/>
-        </w:rPr>
-        <w:t>Do not reuse W4 as a new final test after receiving feedback.</w:t>
-      </w:r>
-    </w:p>
-    <w:p>
-      <w:pPr>
-        <w:pStyle w:val="Heading3"/>
-      </w:pPr>
-      <w:r>
-        <w:t>Teacher reasoning · W5</w:t>
-      </w:r>
-    </w:p>
-    <w:p>
-      <w:pPr>
-        <w:spacing w:line="336" w:lineRule="auto" w:after="180"/>
-        <w:shd w:fill="F1F6FC"/>
-      </w:pPr>
-      <w:r>
-        <w:rPr>
-          <w:b w:val="0"/>
-        </w:rPr>
-        <w:t xml:space="preserve">Teacher explanation: Accept a concrete variant of the worked </w:t>
-      </w:r>
-      <w:r>
-        <w:rPr>
-          <w:b/>
-        </w:rPr>
-        <w:t>input</w:t>
-      </w:r>
-      <w:r>
-        <w:rPr>
-          <w:b w:val="0"/>
-        </w:rPr>
-        <w:t xml:space="preserve"> or a missing/conflicting/boundary condition, with an expectation derived from the declared procedure.</w:t>
-      </w:r>
-    </w:p>
-    <w:p>
-      <w:pPr>
-        <w:spacing w:line="336" w:lineRule="auto" w:after="180"/>
-        <w:shd w:fill="F1F6FC"/>
-      </w:pPr>
-      <w:r>
-        <w:rPr>
-          <w:b w:val="0"/>
-        </w:rPr>
-        <w:t xml:space="preserve">Require preserved settings, original </w:t>
-      </w:r>
-      <w:r>
-        <w:rPr>
-          <w:b/>
-        </w:rPr>
-        <w:t>output</w:t>
-      </w:r>
-      <w:r>
-        <w:rPr>
-          <w:b w:val="0"/>
-        </w:rPr>
-        <w:t xml:space="preserve">s and data roles. A </w:t>
-      </w:r>
-      <w:r>
-        <w:rPr>
-          <w:b/>
-        </w:rPr>
-        <w:t>hypothesis</w:t>
-      </w:r>
-      <w:r>
-        <w:rPr>
-          <w:b w:val="0"/>
-        </w:rPr>
-        <w:t xml:space="preserve"> can fail honestly; changing it after results does not erase the original test.</w:t>
-      </w:r>
-    </w:p>
-    <w:p>
-      <w:pPr>
-        <w:spacing w:line="336" w:lineRule="auto" w:after="180"/>
-        <w:shd w:fill="F1F6FC"/>
-      </w:pPr>
-      <w:r>
-        <w:rPr>
-          <w:b w:val="0"/>
-        </w:rPr>
-        <w:t xml:space="preserve">The new case should test this particular </w:t>
-      </w:r>
-      <w:r>
-        <w:rPr>
-          <w:b/>
-        </w:rPr>
-        <w:t>mechanism</w:t>
-      </w:r>
-      <w:r>
-        <w:rPr>
-          <w:b w:val="0"/>
-        </w:rPr>
-        <w:t xml:space="preserve"> rather than merely restate the original result.</w:t>
-      </w:r>
-    </w:p>
-    <w:p>
-      <w:pPr>
-        <w:pStyle w:val="Heading3"/>
-      </w:pPr>
-      <w:r>
-        <w:t>Independent assessment and fresh retry</w:t>
-      </w:r>
-    </w:p>
-    <w:p>
-      <w:pPr>
-        <w:pStyle w:val="Heading3"/>
-      </w:pPr>
-      <w:r>
-        <w:t>Teacher key · Independent assessment and fresh retry</w:t>
-      </w:r>
-    </w:p>
-    <w:p>
-      <w:pPr>
-        <w:spacing w:line="336" w:lineRule="auto" w:after="180"/>
-        <w:shd w:fill="F1F6FC"/>
-      </w:pPr>
-      <w:r>
-        <w:rPr>
-          <w:b w:val="0"/>
-        </w:rPr>
-        <w:t>W4: Primary metric is supported cases/12 under the fixed rubric. Equal or lower B support contradicts the strict-improvement expectation in this sample. Require intermediate reasoning and the stated scope.</w:t>
-      </w:r>
-    </w:p>
-    <w:p>
-      <w:pPr>
-        <w:spacing w:line="336" w:lineRule="auto" w:after="180"/>
-        <w:shd w:fill="F1F6FC"/>
-      </w:pPr>
-      <w:r>
-        <w:rPr>
-          <w:b w:val="0"/>
-        </w:rPr>
-        <w:t xml:space="preserve">Fresh retry: </w:t>
-      </w:r>
-      <w:r>
-        <w:rPr>
-          <w:b/>
-        </w:rPr>
-        <w:t>Hypothesis</w:t>
-      </w:r>
-      <w:r>
-        <w:rPr>
-          <w:b w:val="0"/>
-        </w:rPr>
-        <w:t xml:space="preserve"> says lower MSE on ten final rows. Expected reasoning: Declare same-row MSE comparison; equal or higher MSE fails strict improvement. A failed </w:t>
-      </w:r>
-      <w:r>
-        <w:rPr>
-          <w:b/>
-        </w:rPr>
-        <w:t>hypothesis</w:t>
-      </w:r>
-      <w:r>
-        <w:rPr>
-          <w:b w:val="0"/>
-        </w:rPr>
-        <w:t xml:space="preserve"> is still reportable </w:t>
-      </w:r>
-      <w:r>
-        <w:rPr>
-          <w:b/>
-        </w:rPr>
-        <w:t>evidence</w:t>
-      </w:r>
-      <w:r>
-        <w:rPr>
-          <w:b w:val="0"/>
-        </w:rPr>
-        <w:t>.</w:t>
-      </w:r>
-    </w:p>
-    <w:p>
-      <w:pPr>
-        <w:spacing w:line="336" w:lineRule="auto" w:after="180"/>
-        <w:shd w:fill="F1F6FC"/>
-      </w:pPr>
-      <w:r>
-        <w:rPr>
-          <w:b w:val="0"/>
-        </w:rPr>
-        <w:t>If students need support, record it and reassess with another new case rather than awarding independence to a copied answer.</w:t>
-      </w:r>
-    </w:p>
-    <w:p>
-      <w:pPr>
-        <w:pStyle w:val="Heading3"/>
-      </w:pPr>
-      <w:r>
-        <w:t>Assess independent transfer</w:t>
-      </w:r>
-    </w:p>
-    <w:p>
-      <w:pPr>
-        <w:pStyle w:val="Heading3"/>
-      </w:pPr>
-      <w:r>
-        <w:t>Independent question · withhold the key</w:t>
-      </w:r>
-    </w:p>
-    <w:p>
-      <w:pPr>
-        <w:spacing w:line="336" w:lineRule="auto" w:after="180"/>
-        <w:shd w:fill="F5F1FB"/>
-      </w:pPr>
-      <w:r>
-        <w:rPr>
-          <w:b w:val="0"/>
-        </w:rPr>
-        <w:t>Selected case: Before running12 cases, you expect B support to exceed A. Write primary metric and one falsifying result.</w:t>
-      </w:r>
-    </w:p>
-    <w:p>
-      <w:pPr>
-        <w:pStyle w:val="Heading3"/>
-      </w:pPr>
-      <w:r>
-        <w:t>Selected case answer</w:t>
-      </w:r>
-    </w:p>
-    <w:p>
-      <w:pPr>
-        <w:pStyle w:val="Heading3"/>
-      </w:pPr>
-      <w:r>
-        <w:t>Teacher key · Selected case answer</w:t>
-      </w:r>
-    </w:p>
-    <w:p>
-      <w:pPr>
-        <w:spacing w:line="336" w:lineRule="auto" w:after="180"/>
-        <w:shd w:fill="F1F6FC"/>
-      </w:pPr>
-      <w:r>
-        <w:rPr>
-          <w:b w:val="0"/>
-        </w:rPr>
-        <w:t>Teacher explanation: Primary metric is supported cases/12 under the fixed rubric. Equal or lower B support contradicts the strict-improvement expectation in this sample.</w:t>
+        <w:pStyle w:val="Heading2"/>
+      </w:pPr>
+      <w:r>
+        <w:t>Judge explanation,trace and limits</w:t>
       </w:r>
     </w:p>
     <w:tbl>
@@ -3714,54 +4170,55 @@
     </w:tbl>
     <w:p>
       <w:pPr>
-        <w:pStyle w:val="Heading3"/>
-      </w:pPr>
-      <w:r>
-        <w:t>Teacher key · Selected case answer</w:t>
+        <w:spacing w:line="336" w:lineRule="auto" w:after="180"/>
+      </w:pPr>
+      <w:r>
+        <w:rPr>
+          <w:b w:val="0"/>
+        </w:rPr>
+        <w:t>Record each dimension as not yet, with support, or independent. Accept a valid alternative procedure with a defensible trace.</w:t>
       </w:r>
     </w:p>
     <w:p>
       <w:pPr>
         <w:spacing w:line="336" w:lineRule="auto" w:after="180"/>
-        <w:shd w:fill="F1F6FC"/>
       </w:pPr>
       <w:r>
         <w:rPr>
           <w:b w:val="0"/>
         </w:rPr>
-        <w:t>Record each dimension as not yet, with support, or independent. Accept a valid alternative procedure with a defensible trace.</w:t>
+        <w:t xml:space="preserve">Do not penalise an honestly recorded model failure if the learner correctly explains its </w:t>
+      </w:r>
+      <w:r>
+        <w:rPr>
+          <w:b/>
+        </w:rPr>
+        <w:t>evidence</w:t>
+      </w:r>
+      <w:r>
+        <w:rPr>
+          <w:b w:val="0"/>
+        </w:rPr>
+        <w:t xml:space="preserve"> and limits.</w:t>
       </w:r>
     </w:p>
     <w:p>
       <w:pPr>
-        <w:spacing w:line="336" w:lineRule="auto" w:after="180"/>
-        <w:shd w:fill="F1F6FC"/>
-      </w:pPr>
-      <w:r>
-        <w:rPr>
-          <w:b w:val="0"/>
-        </w:rPr>
-        <w:t xml:space="preserve">Do not penalise an honestly recorded model failure if the learner correctly explains its </w:t>
-      </w:r>
-      <w:r>
-        <w:rPr>
-          <w:b/>
-        </w:rPr>
-        <w:t>evidence</w:t>
-      </w:r>
-      <w:r>
-        <w:rPr>
-          <w:b w:val="0"/>
-        </w:rPr>
-        <w:t xml:space="preserve"> and limits.</w:t>
+        <w:pStyle w:val="Heading2"/>
+      </w:pPr>
+      <w:r>
+        <w:t>Give one usable repair</w:t>
       </w:r>
     </w:p>
     <w:p>
       <w:pPr>
-        <w:pStyle w:val="Heading3"/>
-      </w:pPr>
-      <w:r>
-        <w:t>Feedback that the learner uses</w:t>
+        <w:spacing w:line="336" w:lineRule="auto" w:after="180"/>
+      </w:pPr>
+      <w:r>
+        <w:rPr>
+          <w:b w:val="0"/>
+        </w:rPr>
+        <w:t>Name the earliest unsupported step and give one action to repair it. Have the learner make that repair now and explain why. Then assess the relevant skill on a fresh, fully specified case.</w:t>
       </w:r>
     </w:p>
     <w:p>
@@ -3772,66 +4229,117 @@
         <w:rPr>
           <w:b w:val="0"/>
         </w:rPr>
-        <w:t>Name the earliest unsupported step and give one action to repair it. Have the learner make that repair now and explain why. Then assess the relevant skill on a fresh, fully specified case.</w:t>
+        <w:t>Confirm it was not previously practised with feedback; solve and check the new case before assigning it. A follow-up design prompt is a starting brief, not automatically an equivalent test.</w:t>
       </w:r>
     </w:p>
     <w:p>
       <w:pPr>
-        <w:spacing w:line="336" w:lineRule="auto" w:after="180"/>
-      </w:pPr>
-      <w:r>
-        <w:rPr>
-          <w:b w:val="0"/>
-        </w:rPr>
-        <w:t>Confirm it was not previously practised with feedback; solve and check the new case before assigning it. A follow-up design prompt is a starting brief, not automatically an equivalent test.</w:t>
+        <w:pStyle w:val="Heading2"/>
+      </w:pPr>
+      <w:r>
+        <w:t>W1 Explain the mechanism</w:t>
       </w:r>
     </w:p>
     <w:p>
       <w:pPr>
-        <w:pStyle w:val="Heading1"/>
-      </w:pPr>
-      <w:r>
-        <w:t>06. Connect the project, support and next lesson</w:t>
+        <w:spacing w:line="336" w:lineRule="auto" w:after="180"/>
+      </w:pPr>
+      <w:r>
+        <w:rPr>
+          <w:b w:val="0"/>
+        </w:rPr>
+        <w:t xml:space="preserve">Explain the weekly </w:t>
+      </w:r>
+      <w:r>
+        <w:rPr>
+          <w:b/>
+        </w:rPr>
+        <w:t>mechanism</w:t>
+      </w:r>
+      <w:r>
+        <w:rPr>
+          <w:b w:val="0"/>
+        </w:rPr>
+        <w:t xml:space="preserve"> in your own words. Use the worked scenario to name its </w:t>
+      </w:r>
+      <w:r>
+        <w:rPr>
+          <w:b/>
+        </w:rPr>
+        <w:t>input</w:t>
+      </w:r>
+      <w:r>
+        <w:rPr>
+          <w:b w:val="0"/>
+        </w:rPr>
+        <w:t xml:space="preserve">, decision rule and </w:t>
+      </w:r>
+      <w:r>
+        <w:rPr>
+          <w:b/>
+        </w:rPr>
+        <w:t>output</w:t>
+      </w:r>
+      <w:r>
+        <w:rPr>
+          <w:b w:val="0"/>
+        </w:rPr>
+        <w:t>.</w:t>
       </w:r>
     </w:p>
     <w:p>
-      <w:r>
-        <w:t>Connect Hypotheses and measurable outcomes to Reproducible AI Research Study, adapt support and plan a later changed-case check.</w:t>
+      <w:pPr>
+        <w:spacing w:line="336" w:lineRule="auto" w:after="180"/>
+      </w:pPr>
+      <w:r>
+        <w:rPr>
+          <w:b w:val="0"/>
+        </w:rPr>
+        <w:t xml:space="preserve">Teacher explanation: A </w:t>
+      </w:r>
+      <w:r>
+        <w:rPr>
+          <w:b/>
+        </w:rPr>
+        <w:t>hypothesis</w:t>
+      </w:r>
+      <w:r>
+        <w:rPr>
+          <w:b w:val="0"/>
+        </w:rPr>
+        <w:t xml:space="preserve"> predicts a measurable comparison under stated conditions. Declare </w:t>
+      </w:r>
+      <w:r>
+        <w:rPr>
+          <w:b/>
+        </w:rPr>
+        <w:t>primary outcome</w:t>
+      </w:r>
+      <w:r>
+        <w:rPr>
+          <w:b w:val="0"/>
+        </w:rPr>
+        <w:t xml:space="preserve"> and direction before inspecting results. Toy </w:t>
+      </w:r>
+      <w:r>
+        <w:rPr>
+          <w:b/>
+        </w:rPr>
+        <w:t>hypothesis</w:t>
+      </w:r>
+      <w:r>
+        <w:rPr>
+          <w:b w:val="0"/>
+        </w:rPr>
+        <w:t>: method B improves supported-answer rate over baseline A on a reserved paired set. Define support rubric and failure treatment; record secondary outcomes separately.</w:t>
       </w:r>
     </w:p>
     <w:p>
       <w:pPr>
-        <w:spacing w:line="336" w:lineRule="auto" w:after="180"/>
-      </w:pPr>
-      <w:r>
-        <w:rPr>
-          <w:b w:val="0"/>
-        </w:rPr>
-        <w:t xml:space="preserve">Add a labelled hypotheses and measurable outcomes </w:t>
-      </w:r>
-      <w:r>
-        <w:rPr>
-          <w:b/>
-        </w:rPr>
-        <w:t>evidence</w:t>
-      </w:r>
-      <w:r>
-        <w:rPr>
-          <w:b w:val="0"/>
-        </w:rPr>
-        <w:t xml:space="preserve"> sheet to Reproducible AI Research Study. Show how you can explain the </w:t>
-      </w:r>
-      <w:r>
-        <w:rPr>
-          <w:b/>
-        </w:rPr>
-        <w:t>mechanism</w:t>
-      </w:r>
-      <w:r>
-        <w:rPr>
-          <w:b w:val="0"/>
-        </w:rPr>
-        <w:t xml:space="preserve"> and terminology of hypotheses and measurable outcomes.</w:t>
+        <w:pStyle w:val="Heading2"/>
+      </w:pPr>
+      <w:r>
+        <w:t>W2 Trace the worked case</w:t>
       </w:r>
     </w:p>
     <w:p>
@@ -3842,31 +4350,7 @@
         <w:rPr>
           <w:b w:val="0"/>
         </w:rPr>
-        <w:t xml:space="preserve">Use the supplied fictional case and keep its </w:t>
-      </w:r>
-      <w:r>
-        <w:rPr>
-          <w:b/>
-        </w:rPr>
-        <w:t>input</w:t>
-      </w:r>
-      <w:r>
-        <w:rPr>
-          <w:b w:val="0"/>
-        </w:rPr>
-        <w:t xml:space="preserve">s, intermediate steps, calculation or </w:t>
-      </w:r>
-      <w:r>
-        <w:rPr>
-          <w:b/>
-        </w:rPr>
-        <w:t>prediction</w:t>
-      </w:r>
-      <w:r>
-        <w:rPr>
-          <w:b w:val="0"/>
-        </w:rPr>
-        <w:t>, and limitation. Connect this record to last week’s record; a matching answer without a trace is insufficient.</w:t>
+        <w:t>After seeing faster responses, the team changes its primary claim from support improvement to speed improvement. Show the intermediate steps and give the conclusion with its scope.</w:t>
       </w:r>
     </w:p>
     <w:p>
@@ -3877,42 +4361,39 @@
         <w:rPr>
           <w:b w:val="0"/>
         </w:rPr>
-        <w:t xml:space="preserve">Provide an </w:t>
+        <w:t xml:space="preserve">Teacher explanation: Report the change as exploratory/post-result revision. Preserve the original support </w:t>
       </w:r>
       <w:r>
         <w:rPr>
           <w:b/>
         </w:rPr>
-        <w:t>input</w:t>
+        <w:t>hypothesis</w:t>
       </w:r>
       <w:r>
         <w:rPr>
           <w:b w:val="0"/>
         </w:rPr>
-        <w:t>/procedure/result/limit frame and a calculator when needed. Ask students to identify the first step before completing the whole trace.</w:t>
+        <w:t xml:space="preserve">; do not present speed as the prespecified </w:t>
+      </w:r>
+      <w:r>
+        <w:rPr>
+          <w:b/>
+        </w:rPr>
+        <w:t>primary outcome</w:t>
+      </w:r>
+      <w:r>
+        <w:rPr>
+          <w:b w:val="0"/>
+        </w:rPr>
+        <w:t>.</w:t>
       </w:r>
     </w:p>
     <w:p>
       <w:pPr>
-        <w:spacing w:line="336" w:lineRule="auto" w:after="180"/>
-      </w:pPr>
-      <w:r>
-        <w:rPr>
-          <w:b w:val="0"/>
-        </w:rPr>
-        <w:t xml:space="preserve">Extension: compare two concrete variants of this </w:t>
-      </w:r>
-      <w:r>
-        <w:rPr>
-          <w:b/>
-        </w:rPr>
-        <w:t>mechanism</w:t>
-      </w:r>
-      <w:r>
-        <w:rPr>
-          <w:b w:val="0"/>
-        </w:rPr>
-        <w:t xml:space="preserve"> while holding unrelated conditions fixed; report both successful and unsuccessful outcomes.</w:t>
+        <w:pStyle w:val="Heading2"/>
+      </w:pPr>
+      <w:r>
+        <w:t>W3 Audit the limit</w:t>
       </w:r>
     </w:p>
     <w:p>
@@ -3923,19 +4404,19 @@
         <w:rPr>
           <w:b w:val="0"/>
         </w:rPr>
-        <w:t xml:space="preserve">Next connection: Baselines and fair comparisons. Preserve the current case record and retrieve its </w:t>
+        <w:t xml:space="preserve">A report omits this qualification: A </w:t>
       </w:r>
       <w:r>
         <w:rPr>
           <w:b/>
         </w:rPr>
-        <w:t>evidence</w:t>
+        <w:t>hypothesis</w:t>
       </w:r>
       <w:r>
         <w:rPr>
           <w:b w:val="0"/>
         </w:rPr>
-        <w:t xml:space="preserve"> boundary before moving on.</w:t>
+        <w:t xml:space="preserve"> can fail honestly; changing it after results does not erase the original test. Explain how omitting it could change a reader's interpretation, and write an accurate replacement.</w:t>
       </w:r>
     </w:p>
     <w:p>
@@ -3946,15 +4427,615 @@
         <w:rPr>
           <w:b w:val="0"/>
         </w:rPr>
-        <w:t>Retain the project ledger and assess a changed case after support. Check the relevant prerequisite before carrying this component forward.</w:t>
+        <w:t xml:space="preserve">Teacher explanation: A </w:t>
+      </w:r>
+      <w:r>
+        <w:rPr>
+          <w:b/>
+        </w:rPr>
+        <w:t>hypothesis</w:t>
+      </w:r>
+      <w:r>
+        <w:rPr>
+          <w:b w:val="0"/>
+        </w:rPr>
+        <w:t xml:space="preserve"> can fail honestly; changing it after results does not erase the original test.</w:t>
       </w:r>
     </w:p>
     <w:p>
       <w:pPr>
+        <w:spacing w:line="336" w:lineRule="auto" w:after="180"/>
+      </w:pPr>
+      <w:r>
+        <w:rPr>
+          <w:b w:val="0"/>
+        </w:rPr>
+        <w:t xml:space="preserve">State the observed result separately from the unverified or out-of-scope claim; preserve the original </w:t>
+      </w:r>
+      <w:r>
+        <w:rPr>
+          <w:b/>
+        </w:rPr>
+        <w:t>evidence</w:t>
+      </w:r>
+      <w:r>
+        <w:rPr>
+          <w:b w:val="0"/>
+        </w:rPr>
+        <w:t xml:space="preserve"> rather than inventing a missing fact.</w:t>
+      </w:r>
+    </w:p>
+    <w:p>
+      <w:pPr>
+        <w:pStyle w:val="Heading2"/>
+      </w:pPr>
+      <w:r>
+        <w:t>W5 Design a revealing follow-up</w:t>
+      </w:r>
+    </w:p>
+    <w:p>
+      <w:pPr>
+        <w:spacing w:line="336" w:lineRule="auto" w:after="180"/>
+      </w:pPr>
+      <w:r>
+        <w:rPr>
+          <w:b w:val="0"/>
+        </w:rPr>
+        <w:t>For the worked scenario, propose one additional case that could reveal a failure, describe its expected outcome before running it, and explain what would need to remain fixed for a fair comparison.</w:t>
+      </w:r>
+    </w:p>
+    <w:p>
+      <w:pPr>
+        <w:spacing w:line="336" w:lineRule="auto" w:after="180"/>
+      </w:pPr>
+      <w:r>
+        <w:rPr>
+          <w:b w:val="0"/>
+        </w:rPr>
+        <w:t>Do not reuse W4 as a new final test after receiving feedback.</w:t>
+      </w:r>
+    </w:p>
+    <w:p>
+      <w:pPr>
+        <w:spacing w:line="336" w:lineRule="auto" w:after="180"/>
+      </w:pPr>
+      <w:r>
+        <w:rPr>
+          <w:b w:val="0"/>
+        </w:rPr>
+        <w:t xml:space="preserve">Teacher explanation: Accept a concrete variant of the worked </w:t>
+      </w:r>
+      <w:r>
+        <w:rPr>
+          <w:b/>
+        </w:rPr>
+        <w:t>input</w:t>
+      </w:r>
+      <w:r>
+        <w:rPr>
+          <w:b w:val="0"/>
+        </w:rPr>
+        <w:t xml:space="preserve"> or a missing/conflicting/boundary condition, with an expectation derived from the declared procedure.</w:t>
+      </w:r>
+    </w:p>
+    <w:p>
+      <w:pPr>
+        <w:spacing w:line="336" w:lineRule="auto" w:after="180"/>
+      </w:pPr>
+      <w:r>
+        <w:rPr>
+          <w:b w:val="0"/>
+        </w:rPr>
+        <w:t xml:space="preserve">Require preserved settings, original </w:t>
+      </w:r>
+      <w:r>
+        <w:rPr>
+          <w:b/>
+        </w:rPr>
+        <w:t>output</w:t>
+      </w:r>
+      <w:r>
+        <w:rPr>
+          <w:b w:val="0"/>
+        </w:rPr>
+        <w:t xml:space="preserve">s and data roles. A </w:t>
+      </w:r>
+      <w:r>
+        <w:rPr>
+          <w:b/>
+        </w:rPr>
+        <w:t>hypothesis</w:t>
+      </w:r>
+      <w:r>
+        <w:rPr>
+          <w:b w:val="0"/>
+        </w:rPr>
+        <w:t xml:space="preserve"> can fail honestly; changing it after results does not erase the original test.</w:t>
+      </w:r>
+    </w:p>
+    <w:p>
+      <w:pPr>
+        <w:spacing w:line="336" w:lineRule="auto" w:after="180"/>
+      </w:pPr>
+      <w:r>
+        <w:rPr>
+          <w:b w:val="0"/>
+        </w:rPr>
+        <w:t xml:space="preserve">The new case should test this particular </w:t>
+      </w:r>
+      <w:r>
+        <w:rPr>
+          <w:b/>
+        </w:rPr>
+        <w:t>mechanism</w:t>
+      </w:r>
+      <w:r>
+        <w:rPr>
+          <w:b w:val="0"/>
+        </w:rPr>
+        <w:t xml:space="preserve"> rather than merely restate the original result.</w:t>
+      </w:r>
+    </w:p>
+    <w:p>
+      <w:pPr>
+        <w:pStyle w:val="Heading2"/>
+      </w:pPr>
+      <w:r>
+        <w:t>Earlier wording, alternatives and picture transcripts · reference / check after trying</w:t>
+      </w:r>
+    </w:p>
+    <w:p>
+      <w:pPr>
         <w:pStyle w:val="Heading3"/>
       </w:pPr>
       <w:r>
-        <w:t>Plan the delayed return</w:t>
+        <w:t>Guided and exit questions</w:t>
+      </w:r>
+    </w:p>
+    <w:p>
+      <w:pPr>
+        <w:spacing w:line="336" w:lineRule="auto" w:after="180"/>
+      </w:pPr>
+      <w:r>
+        <w:rPr>
+          <w:b w:val="0"/>
+        </w:rPr>
+        <w:t xml:space="preserve">Guided: Report the change as exploratory/post-result revision. Preserve the original support </w:t>
+      </w:r>
+      <w:r>
+        <w:rPr>
+          <w:b/>
+        </w:rPr>
+        <w:t>hypothesis</w:t>
+      </w:r>
+      <w:r>
+        <w:rPr>
+          <w:b w:val="0"/>
+        </w:rPr>
+        <w:t xml:space="preserve">; do not present speed as the prespecified </w:t>
+      </w:r>
+      <w:r>
+        <w:rPr>
+          <w:b/>
+        </w:rPr>
+        <w:t>primary outcome</w:t>
+      </w:r>
+      <w:r>
+        <w:rPr>
+          <w:b w:val="0"/>
+        </w:rPr>
+        <w:t>.</w:t>
+      </w:r>
+    </w:p>
+    <w:p>
+      <w:pPr>
+        <w:spacing w:line="336" w:lineRule="auto" w:after="180"/>
+      </w:pPr>
+      <w:r>
+        <w:rPr>
+          <w:b w:val="0"/>
+        </w:rPr>
+        <w:t xml:space="preserve">Qualification: A </w:t>
+      </w:r>
+      <w:r>
+        <w:rPr>
+          <w:b/>
+        </w:rPr>
+        <w:t>hypothesis</w:t>
+      </w:r>
+      <w:r>
+        <w:rPr>
+          <w:b w:val="0"/>
+        </w:rPr>
+        <w:t xml:space="preserve"> can fail honestly; changing it after results does not erase the original test.</w:t>
+      </w:r>
+    </w:p>
+    <w:p>
+      <w:pPr>
+        <w:spacing w:line="336" w:lineRule="auto" w:after="180"/>
+      </w:pPr>
+      <w:r>
+        <w:rPr>
+          <w:b w:val="0"/>
+        </w:rPr>
+        <w:t xml:space="preserve">Exit: accept a concrete variation with its predicted outcome and a stated condition that would challenge the </w:t>
+      </w:r>
+      <w:r>
+        <w:rPr>
+          <w:b/>
+        </w:rPr>
+        <w:t>mechanism</w:t>
+      </w:r>
+      <w:r>
+        <w:rPr>
+          <w:b w:val="0"/>
+        </w:rPr>
+        <w:t xml:space="preserve">; reject a claim resting on unmeasured </w:t>
+      </w:r>
+      <w:r>
+        <w:rPr>
+          <w:b/>
+        </w:rPr>
+        <w:t>evidence</w:t>
+      </w:r>
+      <w:r>
+        <w:rPr>
+          <w:b w:val="0"/>
+        </w:rPr>
+        <w:t>.</w:t>
+      </w:r>
+    </w:p>
+    <w:p>
+      <w:pPr>
+        <w:pStyle w:val="Heading3"/>
+      </w:pPr>
+      <w:r>
+        <w:t>W1 Explain the mechanism</w:t>
+      </w:r>
+    </w:p>
+    <w:p>
+      <w:pPr>
+        <w:pStyle w:val="Heading3"/>
+      </w:pPr>
+      <w:r>
+        <w:t>W2 Trace the worked case</w:t>
+      </w:r>
+    </w:p>
+    <w:p>
+      <w:pPr>
+        <w:pStyle w:val="Heading3"/>
+      </w:pPr>
+      <w:r>
+        <w:t>W3 Audit the limit</w:t>
+      </w:r>
+    </w:p>
+    <w:p>
+      <w:pPr>
+        <w:pStyle w:val="Heading3"/>
+      </w:pPr>
+      <w:r>
+        <w:t>W4 Apply a new case independently</w:t>
+      </w:r>
+    </w:p>
+    <w:p>
+      <w:pPr>
+        <w:spacing w:line="336" w:lineRule="auto" w:after="180"/>
+      </w:pPr>
+      <w:r>
+        <w:rPr>
+          <w:b w:val="0"/>
+        </w:rPr>
+        <w:t>Before running 12 cases, you expect B support to exceed A. Write primary metric and one falsifying result.</w:t>
+      </w:r>
+    </w:p>
+    <w:p>
+      <w:pPr>
+        <w:spacing w:line="336" w:lineRule="auto" w:after="180"/>
+      </w:pPr>
+      <w:r>
+        <w:rPr>
+          <w:b w:val="0"/>
+        </w:rPr>
+        <w:t>Teacher explanation: Primary metric is supported cases/12 under the fixed rubric. Equal or lower B support contradicts the strict-improvement expectation in this sample.</w:t>
+      </w:r>
+    </w:p>
+    <w:p>
+      <w:pPr>
+        <w:pStyle w:val="Heading3"/>
+      </w:pPr>
+      <w:r>
+        <w:t>W5 Design a revealing follow-up</w:t>
+      </w:r>
+    </w:p>
+    <w:p>
+      <w:pPr>
+        <w:pStyle w:val="Heading3"/>
+      </w:pPr>
+      <w:r>
+        <w:t>Independent assessment and fresh retry</w:t>
+      </w:r>
+    </w:p>
+    <w:p>
+      <w:pPr>
+        <w:spacing w:line="336" w:lineRule="auto" w:after="180"/>
+      </w:pPr>
+      <w:r>
+        <w:rPr>
+          <w:b w:val="0"/>
+        </w:rPr>
+        <w:t>W4: Primary metric is supported cases/12 under the fixed rubric. Equal or lower B support contradicts the strict-improvement expectation in this sample. Require intermediate reasoning and the stated scope.</w:t>
+      </w:r>
+    </w:p>
+    <w:p>
+      <w:pPr>
+        <w:spacing w:line="336" w:lineRule="auto" w:after="180"/>
+      </w:pPr>
+      <w:r>
+        <w:rPr>
+          <w:b w:val="0"/>
+        </w:rPr>
+        <w:t xml:space="preserve">Fresh retry: </w:t>
+      </w:r>
+      <w:r>
+        <w:rPr>
+          <w:b/>
+        </w:rPr>
+        <w:t>Hypothesis</w:t>
+      </w:r>
+      <w:r>
+        <w:rPr>
+          <w:b w:val="0"/>
+        </w:rPr>
+        <w:t xml:space="preserve"> says lower MSE on ten final rows. Expected reasoning: Declare same-row MSE comparison; equal or higher MSE fails strict improvement. A failed </w:t>
+      </w:r>
+      <w:r>
+        <w:rPr>
+          <w:b/>
+        </w:rPr>
+        <w:t>hypothesis</w:t>
+      </w:r>
+      <w:r>
+        <w:rPr>
+          <w:b w:val="0"/>
+        </w:rPr>
+        <w:t xml:space="preserve"> is still reportable </w:t>
+      </w:r>
+      <w:r>
+        <w:rPr>
+          <w:b/>
+        </w:rPr>
+        <w:t>evidence</w:t>
+      </w:r>
+      <w:r>
+        <w:rPr>
+          <w:b w:val="0"/>
+        </w:rPr>
+        <w:t>.</w:t>
+      </w:r>
+    </w:p>
+    <w:p>
+      <w:pPr>
+        <w:spacing w:line="336" w:lineRule="auto" w:after="180"/>
+      </w:pPr>
+      <w:r>
+        <w:rPr>
+          <w:b w:val="0"/>
+        </w:rPr>
+        <w:t>If students need support, record it and reassess with another new case rather than awarding independence to a copied answer.</w:t>
+      </w:r>
+    </w:p>
+    <w:p>
+      <w:pPr>
+        <w:pStyle w:val="Heading3"/>
+      </w:pPr>
+      <w:r>
+        <w:t>Assess independent transfer</w:t>
+      </w:r>
+    </w:p>
+    <w:p>
+      <w:pPr>
+        <w:pStyle w:val="Heading3"/>
+      </w:pPr>
+      <w:r>
+        <w:t>Selected case answer</w:t>
+      </w:r>
+    </w:p>
+    <w:p>
+      <w:pPr>
+        <w:pStyle w:val="Heading3"/>
+      </w:pPr>
+      <w:r>
+        <w:t>Feedback that the learner uses</w:t>
+      </w:r>
+    </w:p>
+    <w:p>
+      <w:pPr>
+        <w:pStyle w:val="Heading1"/>
+      </w:pPr>
+      <w:r>
+        <w:t>06. Connect, support and revisit research reasoning</w:t>
+      </w:r>
+    </w:p>
+    <w:p>
+      <w:r>
+        <w:t>Use saved evidence and assumptions to choose the next question.</w:t>
+      </w:r>
+    </w:p>
+    <w:p>
+      <w:pPr>
+        <w:pStyle w:val="Heading2"/>
+      </w:pPr>
+      <w:r>
+        <w:t>Project and next-week bridge</w:t>
+      </w:r>
+    </w:p>
+    <w:p>
+      <w:pPr>
+        <w:spacing w:line="336" w:lineRule="auto" w:after="180"/>
+      </w:pPr>
+      <w:r>
+        <w:rPr>
+          <w:b w:val="0"/>
+        </w:rPr>
+        <w:t xml:space="preserve">Add a labelled hypotheses and measurable outcomes </w:t>
+      </w:r>
+      <w:r>
+        <w:rPr>
+          <w:b/>
+        </w:rPr>
+        <w:t>evidence</w:t>
+      </w:r>
+      <w:r>
+        <w:rPr>
+          <w:b w:val="0"/>
+        </w:rPr>
+        <w:t xml:space="preserve"> sheet to Reproducible AI Research Study. Show how you can explain the </w:t>
+      </w:r>
+      <w:r>
+        <w:rPr>
+          <w:b/>
+        </w:rPr>
+        <w:t>mechanism</w:t>
+      </w:r>
+      <w:r>
+        <w:rPr>
+          <w:b w:val="0"/>
+        </w:rPr>
+        <w:t xml:space="preserve"> and terminology of hypotheses and measurable outcomes.</w:t>
+      </w:r>
+    </w:p>
+    <w:p>
+      <w:pPr>
+        <w:spacing w:line="336" w:lineRule="auto" w:after="180"/>
+      </w:pPr>
+      <w:r>
+        <w:rPr>
+          <w:b w:val="0"/>
+        </w:rPr>
+        <w:t xml:space="preserve">Use the supplied fictional case and keep its </w:t>
+      </w:r>
+      <w:r>
+        <w:rPr>
+          <w:b/>
+        </w:rPr>
+        <w:t>input</w:t>
+      </w:r>
+      <w:r>
+        <w:rPr>
+          <w:b w:val="0"/>
+        </w:rPr>
+        <w:t xml:space="preserve">s, intermediate steps, calculation or </w:t>
+      </w:r>
+      <w:r>
+        <w:rPr>
+          <w:b/>
+        </w:rPr>
+        <w:t>prediction</w:t>
+      </w:r>
+      <w:r>
+        <w:rPr>
+          <w:b w:val="0"/>
+        </w:rPr>
+        <w:t>, and limitation. Connect this record to last week’s record; a matching answer without a trace is insufficient.</w:t>
+      </w:r>
+    </w:p>
+    <w:p>
+      <w:pPr>
+        <w:spacing w:line="336" w:lineRule="auto" w:after="180"/>
+      </w:pPr>
+      <w:r>
+        <w:rPr>
+          <w:b w:val="0"/>
+        </w:rPr>
+        <w:t xml:space="preserve">Provide an </w:t>
+      </w:r>
+      <w:r>
+        <w:rPr>
+          <w:b/>
+        </w:rPr>
+        <w:t>input</w:t>
+      </w:r>
+      <w:r>
+        <w:rPr>
+          <w:b w:val="0"/>
+        </w:rPr>
+        <w:t>/procedure/result/limit frame and a calculator when needed. Ask students to identify the first step before completing the whole trace.</w:t>
+      </w:r>
+    </w:p>
+    <w:p>
+      <w:pPr>
+        <w:spacing w:line="336" w:lineRule="auto" w:after="180"/>
+      </w:pPr>
+      <w:r>
+        <w:rPr>
+          <w:b w:val="0"/>
+        </w:rPr>
+        <w:t xml:space="preserve">Extension: compare two concrete variants of this </w:t>
+      </w:r>
+      <w:r>
+        <w:rPr>
+          <w:b/>
+        </w:rPr>
+        <w:t>mechanism</w:t>
+      </w:r>
+      <w:r>
+        <w:rPr>
+          <w:b w:val="0"/>
+        </w:rPr>
+        <w:t xml:space="preserve"> while holding unrelated conditions fixed; report both successful and unsuccessful outcomes.</w:t>
+      </w:r>
+    </w:p>
+    <w:p>
+      <w:pPr>
+        <w:spacing w:line="336" w:lineRule="auto" w:after="180"/>
+      </w:pPr>
+      <w:r>
+        <w:rPr>
+          <w:b w:val="0"/>
+        </w:rPr>
+        <w:t xml:space="preserve">Next connection: Baselines and fair comparisons. Preserve the current case record and retrieve its </w:t>
+      </w:r>
+      <w:r>
+        <w:rPr>
+          <w:b/>
+        </w:rPr>
+        <w:t>evidence</w:t>
+      </w:r>
+      <w:r>
+        <w:rPr>
+          <w:b w:val="0"/>
+        </w:rPr>
+        <w:t xml:space="preserve"> boundary before moving on.</w:t>
+      </w:r>
+    </w:p>
+    <w:p>
+      <w:pPr>
+        <w:spacing w:line="336" w:lineRule="auto" w:after="180"/>
+      </w:pPr>
+      <w:r>
+        <w:rPr>
+          <w:b w:val="0"/>
+        </w:rPr>
+        <w:t>Retain the project ledger and assess a changed case after support. Check the relevant prerequisite before carrying this component forward.</w:t>
+      </w:r>
+    </w:p>
+    <w:p>
+      <w:pPr>
+        <w:spacing w:line="336" w:lineRule="auto" w:after="180"/>
+      </w:pPr>
+      <w:r>
+        <w:rPr>
+          <w:b w:val="0"/>
+        </w:rPr>
+        <w:t>For the Reproducible AI Research Study, retain an annotated worked trace and the changed-case reasoning. Connect the claim to its records, units and assumptions so another investigator can challenge or reproduce it.</w:t>
+      </w:r>
+    </w:p>
+    <w:p>
+      <w:pPr>
+        <w:pStyle w:val="Heading2"/>
+      </w:pPr>
+      <w:r>
+        <w:t>Delayed return and support record</w:t>
       </w:r>
     </w:p>
     <w:p>
@@ -4171,48 +5252,60 @@
     </w:p>
     <w:p>
       <w:pPr>
-        <w:pStyle w:val="Heading3"/>
-      </w:pPr>
-      <w:r>
-        <w:t>Project evidence from this case</w:t>
+        <w:pStyle w:val="Heading2"/>
+      </w:pPr>
+      <w:r>
+        <w:t>Earlier wording, alternatives and picture transcripts · reference / check after trying</w:t>
       </w:r>
     </w:p>
     <w:p>
       <w:pPr>
-        <w:spacing w:line="336" w:lineRule="auto" w:after="180"/>
-      </w:pPr>
-      <w:r>
-        <w:rPr>
-          <w:b w:val="0"/>
-        </w:rPr>
-        <w:t>For the Reproducible AI Research Study, retain an annotated worked trace and the changed-case reasoning. Connect the claim to its records, units and assumptions so another investigator can challenge or reproduce it.</w:t>
+        <w:pStyle w:val="Heading3"/>
+      </w:pPr>
+      <w:r>
+        <w:t>Plan the delayed return</w:t>
       </w:r>
     </w:p>
     <w:p>
       <w:pPr>
-        <w:pStyle w:val="Heading1"/>
-      </w:pPr>
-      <w:r>
-        <w:t>07. Prepare, teach and assess</w:t>
+        <w:pStyle w:val="Heading3"/>
+      </w:pPr>
+      <w:r>
+        <w:t>Project evidence from this case</w:t>
       </w:r>
     </w:p>
     <w:p>
-      <w:r>
-        <w:t>Use this preparation summary alongside the detailed Hypotheses and measurable outcomes lesson; it is a checklist rather than a replacement for the full sequence.</w:t>
+      <w:pPr>
+        <w:pStyle w:val="Heading1"/>
+      </w:pPr>
+      <w:r>
+        <w:t>Reference bank and extra practice</w:t>
       </w:r>
     </w:p>
     <w:p>
       <w:pPr>
-        <w:pStyle w:val="Heading3"/>
-      </w:pPr>
-      <w:r>
-        <w:t>Teaching target</w:t>
+        <w:pStyle w:val="Heading1"/>
+      </w:pPr>
+      <w:r>
+        <w:t>07. Reference · Alternative planning checklist</w:t>
       </w:r>
     </w:p>
     <w:p>
+      <w:r>
+        <w:t>Use alongside the main route when helpful.</w:t>
+      </w:r>
+    </w:p>
+    <w:p>
+      <w:pPr>
+        <w:pStyle w:val="Heading2"/>
+      </w:pPr>
+      <w:r>
+        <w:t>Planning,assessment and project reminders</w:t>
+      </w:r>
+    </w:p>
+    <w:p>
       <w:pPr>
         <w:spacing w:line="336" w:lineRule="auto" w:after="180"/>
-        <w:shd w:fill="EDF7F3"/>
       </w:pPr>
       <w:r>
         <w:rPr>
@@ -4412,46 +5505,48 @@
     </w:p>
     <w:p>
       <w:pPr>
-        <w:pStyle w:val="Heading3"/>
-      </w:pPr>
-      <w:r>
-        <w:t>Supported practice answer</w:t>
+        <w:spacing w:line="336" w:lineRule="auto" w:after="180"/>
+      </w:pPr>
+      <w:r>
+        <w:rPr>
+          <w:b w:val="0"/>
+        </w:rPr>
+        <w:t xml:space="preserve">Reasoned practice answer: Teacher explanation: Report the change as exploratory/post-result revision. Preserve the original support </w:t>
+      </w:r>
+      <w:r>
+        <w:rPr>
+          <w:b/>
+        </w:rPr>
+        <w:t>hypothesis</w:t>
+      </w:r>
+      <w:r>
+        <w:rPr>
+          <w:b w:val="0"/>
+        </w:rPr>
+        <w:t xml:space="preserve">; do not present speed as the prespecified </w:t>
+      </w:r>
+      <w:r>
+        <w:rPr>
+          <w:b/>
+        </w:rPr>
+        <w:t>primary outcome</w:t>
+      </w:r>
+      <w:r>
+        <w:rPr>
+          <w:b w:val="0"/>
+        </w:rPr>
+        <w:t>.</w:t>
       </w:r>
     </w:p>
     <w:p>
       <w:pPr>
         <w:spacing w:line="336" w:lineRule="auto" w:after="180"/>
-        <w:shd w:fill="F1F6FC"/>
       </w:pPr>
       <w:r>
         <w:rPr>
           <w:b w:val="0"/>
         </w:rPr>
-        <w:t xml:space="preserve">Reasoned practice answer: Teacher explanation: Report the change as exploratory/post-result revision. Preserve the original support </w:t>
-      </w:r>
-      <w:r>
-        <w:rPr>
-          <w:b/>
-        </w:rPr>
-        <w:t>hypothesis</w:t>
-      </w:r>
-      <w:r>
-        <w:rPr>
-          <w:b w:val="0"/>
-        </w:rPr>
-        <w:t xml:space="preserve">; do not present speed as the prespecified </w:t>
-      </w:r>
-      <w:r>
-        <w:rPr>
-          <w:b/>
-        </w:rPr>
-        <w:t>primary outcome</w:t>
-      </w:r>
-      <w:r>
-        <w:rPr>
-          <w:b w:val="0"/>
-        </w:rPr>
-        <w:t>.</w:t>
+        <w:t>Check every learner before discussion: Use the worked case for Hypotheses and measurable outcomes. Proposed explanation: “The worked result establishes every future case”. Decide whether this explanation is supported.</w:t>
       </w:r>
     </w:p>
     <w:p>
@@ -4462,7 +5557,7 @@
         <w:rPr>
           <w:b w:val="0"/>
         </w:rPr>
-        <w:t>Check every learner before discussion: Use the worked case for Hypotheses and measurable outcomes. Proposed explanation: “The worked result establishes every future case”. Decide whether this explanation is supported.</w:t>
+        <w:t>Point to the step or supplied fact that decides; explain your repair if needed.</w:t>
       </w:r>
     </w:p>
     <w:p>
@@ -4473,141 +5568,93 @@
         <w:rPr>
           <w:b w:val="0"/>
         </w:rPr>
-        <w:t>Point to the step or supplied fact that decides; explain your repair if needed.</w:t>
+        <w:t xml:space="preserve">Misconception repair: A </w:t>
+      </w:r>
+      <w:r>
+        <w:rPr>
+          <w:b/>
+        </w:rPr>
+        <w:t>hypothesis</w:t>
+      </w:r>
+      <w:r>
+        <w:rPr>
+          <w:b w:val="0"/>
+        </w:rPr>
+        <w:t xml:space="preserve"> can fail honestly; changing it after results does not erase the original test.</w:t>
       </w:r>
     </w:p>
     <w:p>
       <w:pPr>
-        <w:pStyle w:val="Heading3"/>
-      </w:pPr>
-      <w:r>
-        <w:t>Repair the misconception</w:t>
+        <w:spacing w:line="336" w:lineRule="auto" w:after="180"/>
+      </w:pPr>
+      <w:r>
+        <w:rPr>
+          <w:b w:val="0"/>
+        </w:rPr>
+        <w:t xml:space="preserve">Support: read the exact case aloud, enlarge the labelled picture, supply </w:t>
+      </w:r>
+      <w:r>
+        <w:rPr>
+          <w:b/>
+        </w:rPr>
+        <w:t>input</w:t>
+      </w:r>
+      <w:r>
+        <w:rPr>
+          <w:b w:val="0"/>
+        </w:rPr>
+        <w:t xml:space="preserve"> cards and model only the first deciding step. Accept a spoken explanation or drawing; retain the reasoning goal.</w:t>
       </w:r>
     </w:p>
     <w:p>
       <w:pPr>
         <w:spacing w:line="336" w:lineRule="auto" w:after="180"/>
-        <w:shd w:fill="FFF5E6"/>
       </w:pPr>
       <w:r>
         <w:rPr>
           <w:b w:val="0"/>
         </w:rPr>
-        <w:t xml:space="preserve">Misconception repair: A </w:t>
+        <w:t xml:space="preserve">Extension: B sounds friendlier but has the same unsupported count as A. Require a </w:t>
       </w:r>
       <w:r>
         <w:rPr>
           <w:b/>
         </w:rPr>
+        <w:t>prediction</w:t>
+      </w:r>
+      <w:r>
+        <w:rPr>
+          <w:b w:val="0"/>
+        </w:rPr>
+        <w:t xml:space="preserve"> and a reason before comparing. Expected result: The stated improvement </w:t>
+      </w:r>
+      <w:r>
+        <w:rPr>
+          <w:b/>
+        </w:rPr>
         <w:t>hypothesis</w:t>
       </w:r>
       <w:r>
         <w:rPr>
           <w:b w:val="0"/>
         </w:rPr>
-        <w:t xml:space="preserve"> can fail honestly; changing it after results does not erase the original test.</w:t>
+        <w:t xml:space="preserve"> is not supported on these cases.</w:t>
       </w:r>
     </w:p>
     <w:p>
       <w:pPr>
-        <w:pStyle w:val="Heading3"/>
-      </w:pPr>
-      <w:r>
-        <w:t>Support without giving away the answer</w:t>
+        <w:spacing w:line="336" w:lineRule="auto" w:after="180"/>
+      </w:pPr>
+      <w:r>
+        <w:rPr>
+          <w:b w:val="0"/>
+        </w:rPr>
+        <w:t>Reason: Friendliness is a different outcome from the predefined unsupported-case count.</w:t>
       </w:r>
     </w:p>
     <w:p>
       <w:pPr>
         <w:spacing w:line="336" w:lineRule="auto" w:after="180"/>
-        <w:shd w:fill="F1F6F8"/>
-      </w:pPr>
-      <w:r>
-        <w:rPr>
-          <w:b w:val="0"/>
-        </w:rPr>
-        <w:t xml:space="preserve">Support: read the exact case aloud, enlarge the labelled picture, supply </w:t>
-      </w:r>
-      <w:r>
-        <w:rPr>
-          <w:b/>
-        </w:rPr>
-        <w:t>input</w:t>
-      </w:r>
-      <w:r>
-        <w:rPr>
-          <w:b w:val="0"/>
-        </w:rPr>
-        <w:t xml:space="preserve"> cards and model only the first deciding step. Accept a spoken explanation or drawing; retain the reasoning goal.</w:t>
-      </w:r>
-    </w:p>
-    <w:p>
-      <w:pPr>
-        <w:pStyle w:val="Heading3"/>
-      </w:pPr>
-      <w:r>
-        <w:t>Extend the reasoning</w:t>
-      </w:r>
-    </w:p>
-    <w:p>
-      <w:pPr>
-        <w:spacing w:line="336" w:lineRule="auto" w:after="180"/>
-        <w:shd w:fill="F5F1FB"/>
-      </w:pPr>
-      <w:r>
-        <w:rPr>
-          <w:b w:val="0"/>
-        </w:rPr>
-        <w:t xml:space="preserve">Extension: B sounds friendlier but has the same unsupported count as A. Require a </w:t>
-      </w:r>
-      <w:r>
-        <w:rPr>
-          <w:b/>
-        </w:rPr>
-        <w:t>prediction</w:t>
-      </w:r>
-      <w:r>
-        <w:rPr>
-          <w:b w:val="0"/>
-        </w:rPr>
-        <w:t xml:space="preserve"> and a reason before comparing. Expected result: The stated improvement </w:t>
-      </w:r>
-      <w:r>
-        <w:rPr>
-          <w:b/>
-        </w:rPr>
-        <w:t>hypothesis</w:t>
-      </w:r>
-      <w:r>
-        <w:rPr>
-          <w:b w:val="0"/>
-        </w:rPr>
-        <w:t xml:space="preserve"> is not supported on these cases.</w:t>
-      </w:r>
-    </w:p>
-    <w:p>
-      <w:pPr>
-        <w:spacing w:line="336" w:lineRule="auto" w:after="180"/>
-        <w:shd w:fill="F5F1FB"/>
-      </w:pPr>
-      <w:r>
-        <w:rPr>
-          <w:b w:val="0"/>
-        </w:rPr>
-        <w:t>Reason: Friendliness is a different outcome from the predefined unsupported-case count.</w:t>
-      </w:r>
-    </w:p>
-    <w:p>
-      <w:pPr>
-        <w:pStyle w:val="Heading3"/>
-      </w:pPr>
-      <w:r>
-        <w:t>Protect the independent attempt</w:t>
-      </w:r>
-    </w:p>
-    <w:p>
-      <w:pPr>
-        <w:spacing w:line="336" w:lineRule="auto" w:after="180"/>
-        <w:shd w:fill="FFF5E6"/>
       </w:pPr>
       <w:r>
         <w:rPr>
@@ -4802,82 +5849,81 @@
     </w:tbl>
     <w:p>
       <w:pPr>
-        <w:pStyle w:val="Heading3"/>
-      </w:pPr>
-      <w:r>
-        <w:t>Project checkpoint</w:t>
+        <w:spacing w:line="336" w:lineRule="auto" w:after="180"/>
+      </w:pPr>
+      <w:r>
+        <w:rPr>
+          <w:b w:val="0"/>
+        </w:rPr>
+        <w:t xml:space="preserve">Project checkpoint: Make a transparent first version. Keep a trace of how one </w:t>
+      </w:r>
+      <w:r>
+        <w:rPr>
+          <w:b/>
+        </w:rPr>
+        <w:t>input</w:t>
+      </w:r>
+      <w:r>
+        <w:rPr>
+          <w:b w:val="0"/>
+        </w:rPr>
+        <w:t xml:space="preserve"> becomes an </w:t>
+      </w:r>
+      <w:r>
+        <w:rPr>
+          <w:b/>
+        </w:rPr>
+        <w:t>output</w:t>
+      </w:r>
+      <w:r>
+        <w:rPr>
+          <w:b w:val="0"/>
+        </w:rPr>
+        <w:t>; explain the rule or learned component.</w:t>
       </w:r>
     </w:p>
     <w:p>
       <w:pPr>
         <w:spacing w:line="336" w:lineRule="auto" w:after="180"/>
-        <w:shd w:fill="EDF7F3"/>
       </w:pPr>
       <w:r>
         <w:rPr>
           <w:b w:val="0"/>
         </w:rPr>
-        <w:t xml:space="preserve">Project checkpoint: Make a transparent first version. Keep a trace of how one </w:t>
+        <w:t xml:space="preserve">Use the weekly teacher answer for topic-specific reasoning. A saved progress tick is an activity record; judge mastery from the learner’s explanation and </w:t>
       </w:r>
       <w:r>
         <w:rPr>
           <w:b/>
         </w:rPr>
-        <w:t>input</w:t>
+        <w:t>evidence</w:t>
       </w:r>
       <w:r>
         <w:rPr>
           <w:b w:val="0"/>
         </w:rPr>
-        <w:t xml:space="preserve"> becomes an </w:t>
-      </w:r>
-      <w:r>
-        <w:rPr>
-          <w:b/>
-        </w:rPr>
-        <w:t>output</w:t>
-      </w:r>
-      <w:r>
-        <w:rPr>
-          <w:b w:val="0"/>
-        </w:rPr>
-        <w:t>; explain the rule or learned component.</w:t>
+        <w:t>.</w:t>
       </w:r>
     </w:p>
     <w:p>
       <w:pPr>
-        <w:spacing w:line="336" w:lineRule="auto" w:after="180"/>
-      </w:pPr>
-      <w:r>
-        <w:rPr>
-          <w:b w:val="0"/>
-        </w:rPr>
-        <w:t xml:space="preserve">Use the weekly teacher answer for topic-specific reasoning. A saved progress tick is an activity record; judge mastery from the learner’s explanation and </w:t>
-      </w:r>
-      <w:r>
-        <w:rPr>
-          <w:b/>
-        </w:rPr>
-        <w:t>evidence</w:t>
-      </w:r>
-      <w:r>
-        <w:rPr>
-          <w:b w:val="0"/>
-        </w:rPr>
-        <w:t>.</w:t>
+        <w:pStyle w:val="Heading1"/>
+      </w:pPr>
+      <w:r>
+        <w:t>08. Reference · Feedback,labs and repair paths</w:t>
       </w:r>
     </w:p>
     <w:p>
-      <w:pPr>
-        <w:pStyle w:val="Heading1"/>
-      </w:pPr>
-      <w:r>
-        <w:t>08. Use feedback, labs and repair paths</w:t>
+      <w:r>
+        <w:t>Retain the first attempt and the evidence used for a repair.</w:t>
       </w:r>
     </w:p>
     <w:p>
-      <w:r>
-        <w:t>Use feedback, earlier review and portfolios purposefully. Apply the coding routine only when this lesson has an executable lab.</w:t>
+      <w:pPr>
+        <w:pStyle w:val="Heading2"/>
+      </w:pPr>
+      <w:r>
+        <w:t>Feedback and record guidance</w:t>
       </w:r>
     </w:p>
     <w:p>
@@ -4915,40 +5961,42 @@
       </w:r>
     </w:p>
     <w:p>
-      <w:pPr>
-        <w:pStyle w:val="Heading3"/>
-      </w:pPr>
-      <w:r>
-        <w:t>For later coding lessons</w:t>
+      <w:r>
+        <w:t>This week has no code block. Use this routine when a later lesson includes an executable lab.</w:t>
       </w:r>
     </w:p>
     <w:p>
-      <w:r>
-        <w:t>This week has no code block. Use this routine when a later lesson includes an executable lab.</w:t>
+      <w:pPr>
+        <w:spacing w:line="336" w:lineRule="auto" w:after="180"/>
+      </w:pPr>
+      <w:r>
+        <w:rPr>
+          <w:b w:val="0"/>
+        </w:rPr>
+        <w:t xml:space="preserve">Ask students to predict before running code. Preserve errors and actual </w:t>
+      </w:r>
+      <w:r>
+        <w:rPr>
+          <w:b/>
+        </w:rPr>
+        <w:t>output</w:t>
+      </w:r>
+      <w:r>
+        <w:rPr>
+          <w:b w:val="0"/>
+        </w:rPr>
+        <w:t>s; collect a changed test and an explanation. The branch-boundary and indexing lessons deliberately include failure cases.</w:t>
       </w:r>
     </w:p>
     <w:p>
       <w:pPr>
         <w:spacing w:line="336" w:lineRule="auto" w:after="180"/>
-        <w:shd w:fill="F1F6F8"/>
       </w:pPr>
       <w:r>
         <w:rPr>
           <w:b w:val="0"/>
         </w:rPr>
-        <w:t xml:space="preserve">Ask students to predict before running code. Preserve errors and actual </w:t>
-      </w:r>
-      <w:r>
-        <w:rPr>
-          <w:b/>
-        </w:rPr>
-        <w:t>output</w:t>
-      </w:r>
-      <w:r>
-        <w:rPr>
-          <w:b w:val="0"/>
-        </w:rPr>
-        <w:t>s; collect a changed test and an explanation. The branch-boundary and indexing lessons deliberately include failure cases.</w:t>
+        <w:t>Use the earlier worked-explanation links to address a specific missing building block, then return to the current question. Adapt this suggestion after observing the learner; it is not an automatic diagnosis.</w:t>
       </w:r>
     </w:p>
     <w:p>
@@ -4959,71 +6007,37 @@
         <w:rPr>
           <w:b w:val="0"/>
         </w:rPr>
-        <w:t>Use the earlier worked-explanation links to address a specific missing building block, then return to the current question. Adapt this suggestion after observing the learner; it is not an automatic diagnosis.</w:t>
+        <w:t xml:space="preserve">Collect the completed-work portfolio as </w:t>
+      </w:r>
+      <w:r>
+        <w:rPr>
+          <w:b/>
+        </w:rPr>
+        <w:t>evidence</w:t>
+      </w:r>
+      <w:r>
+        <w:rPr>
+          <w:b w:val="0"/>
+        </w:rPr>
+        <w:t>. Record support separately from correctness, and assess explanation, trace/test and limitations. Progress ticks and quiz selections alone do not establish mastery.</w:t>
       </w:r>
     </w:p>
     <w:p>
       <w:pPr>
-        <w:spacing w:line="336" w:lineRule="auto" w:after="180"/>
-      </w:pPr>
-      <w:r>
-        <w:rPr>
-          <w:b w:val="0"/>
-        </w:rPr>
-        <w:t xml:space="preserve">Collect the completed-work portfolio as </w:t>
-      </w:r>
-      <w:r>
-        <w:rPr>
-          <w:b/>
-        </w:rPr>
-        <w:t>evidence</w:t>
-      </w:r>
-      <w:r>
-        <w:rPr>
-          <w:b w:val="0"/>
-        </w:rPr>
-        <w:t>. Record support separately from correctness, and assess explanation, trace/test and limitations. Progress ticks and quiz selections alone do not establish mastery.</w:t>
+        <w:pStyle w:val="Heading1"/>
+      </w:pPr>
+      <w:r>
+        <w:t>09. Reference · Teach with the six pictures</w:t>
       </w:r>
     </w:p>
     <w:p>
-      <w:pPr>
-        <w:pStyle w:val="Heading1"/>
-      </w:pPr>
-      <w:r>
-        <w:t>09. Visual concept journey</w:t>
+      <w:r>
+        <w:t>Choose one picture for a particular reasoning move.</w:t>
       </w:r>
     </w:p>
     <w:p>
-      <w:r>
-        <w:t>Show one Hypotheses and measurable outcomes graphic at a time, request a prediction and discuss its trace before the independent assessment.</w:t>
-      </w:r>
-    </w:p>
-    <w:p>
-      <w:pPr>
-        <w:spacing w:line="336" w:lineRule="auto" w:after="180"/>
-      </w:pPr>
-      <w:r>
-        <w:rPr>
-          <w:b w:val="0"/>
-        </w:rPr>
-        <w:t xml:space="preserve">Use one picture at a time. Hide a worked result before asking for a </w:t>
-      </w:r>
-      <w:r>
-        <w:rPr>
-          <w:b/>
-        </w:rPr>
-        <w:t>prediction</w:t>
-      </w:r>
-      <w:r>
-        <w:rPr>
-          <w:b w:val="0"/>
-        </w:rPr>
-        <w:t>, then reveal it for feedback. These are supported teaching cases; retain the separate independent assessment for a fresh first attempt.</w:t>
-      </w:r>
-    </w:p>
-    <w:p>
-      <w:pPr>
-        <w:pStyle w:val="Heading3"/>
+      <w:pPr>
+        <w:pStyle w:val="Heading2"/>
       </w:pPr>
       <w:r>
         <w:t>01. Hypotheses and measurable outcomes: the case</w:t>
@@ -5034,7 +6048,7 @@
         <w:drawing>
           <wp:inline xmlns:a="http://schemas.openxmlformats.org/drawingml/2006/main" xmlns:pic="http://schemas.openxmlformats.org/drawingml/2006/picture">
             <wp:extent cx="5486400" cy="2834640"/>
-            <wp:docPr id="2" name="Picture 2" descr="Write a testable hypothesis before scoring. A team predicts that a retrieval rule will reduce unsupported answers on a fixed validation set. Supplied facts: Ten cases are reserved. Unsupported means a factual claim absent from the approved card. Prediction: B has fewer unsupported cases than A."/>
+            <wp:docPr id="3" name="Picture 3" descr="Write a testable hypothesis before scoring. A team predicts that a retrieval rule will reduce unsupported answers on a fixed validation set. Supplied facts: Ten cases are reserved. Unsupported means a factual claim absent from the approved card. Prediction: B has fewer unsupported cases than A."/>
             <wp:cNvGraphicFramePr>
               <a:graphicFrameLocks noChangeAspect="1"/>
             </wp:cNvGraphicFramePr>
@@ -5046,7 +6060,7 @@
                     <pic:cNvPicPr/>
                   </pic:nvPicPr>
                   <pic:blipFill>
-                    <a:blip r:embed="rId10"/>
+                    <a:blip r:embed="rId11"/>
                     <a:stretch>
                       <a:fillRect/>
                     </a:stretch>
@@ -5114,7 +6128,6 @@
     <w:p>
       <w:pPr>
         <w:spacing w:line="336" w:lineRule="auto" w:after="180"/>
-        <w:shd w:fill="F5F1FB"/>
       </w:pPr>
       <w:r>
         <w:rPr>
@@ -5125,27 +6138,18 @@
     </w:p>
     <w:p>
       <w:pPr>
-        <w:pStyle w:val="Heading3"/>
-      </w:pPr>
-      <w:r>
-        <w:t>Discuss while showing the picture</w:t>
+        <w:spacing w:line="336" w:lineRule="auto" w:after="180"/>
+      </w:pPr>
+      <w:r>
+        <w:rPr>
+          <w:b w:val="0"/>
+        </w:rPr>
+        <w:t>Teacher prompt: Point to the given fact that matters most. Explain why it matters. Ask learners to describe one label or arrow in ordinary words. Use the adjacent transcript if the image is difficult to see.</w:t>
       </w:r>
     </w:p>
     <w:p>
       <w:pPr>
-        <w:spacing w:line="336" w:lineRule="auto" w:after="180"/>
-        <w:shd w:fill="F1F6F8"/>
-      </w:pPr>
-      <w:r>
-        <w:rPr>
-          <w:b w:val="0"/>
-        </w:rPr>
-        <w:t>Teacher prompt: Point to the given fact that matters most. Explain why it matters. Ask learners to describe one label or arrow in ordinary words. Use the adjacent transcript if the image is difficult to see.</w:t>
-      </w:r>
-    </w:p>
-    <w:p>
-      <w:pPr>
-        <w:pStyle w:val="Heading3"/>
+        <w:pStyle w:val="Heading2"/>
       </w:pPr>
       <w:r>
         <w:t>02. Follow the deciding steps</w:t>
@@ -5156,7 +6160,7 @@
         <w:drawing>
           <wp:inline xmlns:a="http://schemas.openxmlformats.org/drawingml/2006/main" xmlns:pic="http://schemas.openxmlformats.org/drawingml/2006/picture">
             <wp:extent cx="5486400" cy="3337560"/>
-            <wp:docPr id="3" name="Picture 3" descr="Name the directional claim: The prediction concerns unsupported cases, not writing elegance. → Define scoring first: Each answer either contains an unsupported claim or does not under the fixed rubric. → Freeze the comparison: Run both versions on the same cases after recording the hypothesis."/>
+            <wp:docPr id="4" name="Picture 4" descr="Name the directional claim: The prediction concerns unsupported cases, not writing elegance. → Define scoring first: Each answer either contains an unsupported claim or does not under the fixed rubric. → Freeze the comparison: Run both versions on the same cases after recording the hypothesis."/>
             <wp:cNvGraphicFramePr>
               <a:graphicFrameLocks noChangeAspect="1"/>
             </wp:cNvGraphicFramePr>
@@ -5168,7 +6172,7 @@
                     <pic:cNvPicPr/>
                   </pic:nvPicPr>
                   <pic:blipFill>
-                    <a:blip r:embed="rId11"/>
+                    <a:blip r:embed="rId9"/>
                     <a:stretch>
                       <a:fillRect/>
                     </a:stretch>
@@ -5225,7 +6229,6 @@
     <w:p>
       <w:pPr>
         <w:spacing w:line="336" w:lineRule="auto" w:after="180"/>
-        <w:shd w:fill="F5F1FB"/>
       </w:pPr>
       <w:r>
         <w:rPr>
@@ -5248,39 +6251,30 @@
     </w:p>
     <w:p>
       <w:pPr>
-        <w:pStyle w:val="Heading3"/>
-      </w:pPr>
-      <w:r>
-        <w:t>Discuss while showing the picture</w:t>
+        <w:spacing w:line="336" w:lineRule="auto" w:after="180"/>
+      </w:pPr>
+      <w:r>
+        <w:rPr>
+          <w:b w:val="0"/>
+        </w:rPr>
+        <w:t xml:space="preserve">Teacher prompt: Point to each numbered stage and explain which recorded </w:t>
+      </w:r>
+      <w:r>
+        <w:rPr>
+          <w:b/>
+        </w:rPr>
+        <w:t>input</w:t>
+      </w:r>
+      <w:r>
+        <w:rPr>
+          <w:b w:val="0"/>
+        </w:rPr>
+        <w:t xml:space="preserve"> it uses. Ask learners to describe one label or arrow in ordinary words. Use the adjacent transcript if the image is difficult to see.</w:t>
       </w:r>
     </w:p>
     <w:p>
       <w:pPr>
-        <w:spacing w:line="336" w:lineRule="auto" w:after="180"/>
-        <w:shd w:fill="F1F6F8"/>
-      </w:pPr>
-      <w:r>
-        <w:rPr>
-          <w:b w:val="0"/>
-        </w:rPr>
-        <w:t xml:space="preserve">Teacher prompt: Point to each numbered stage and explain which recorded </w:t>
-      </w:r>
-      <w:r>
-        <w:rPr>
-          <w:b/>
-        </w:rPr>
-        <w:t>input</w:t>
-      </w:r>
-      <w:r>
-        <w:rPr>
-          <w:b w:val="0"/>
-        </w:rPr>
-        <w:t xml:space="preserve"> it uses. Ask learners to describe one label or arrow in ordinary words. Use the adjacent transcript if the image is difficult to see.</w:t>
-      </w:r>
-    </w:p>
-    <w:p>
-      <w:pPr>
-        <w:pStyle w:val="Heading3"/>
+        <w:pStyle w:val="Heading2"/>
       </w:pPr>
       <w:r>
         <w:t>03. Hypotheses and measurable outcomes — evidence trace</w:t>
@@ -5291,7 +6285,7 @@
         <w:drawing>
           <wp:inline xmlns:a="http://schemas.openxmlformats.org/drawingml/2006/main" xmlns:pic="http://schemas.openxmlformats.org/drawingml/2006/picture">
             <wp:extent cx="5486400" cy="2996184"/>
-            <wp:docPr id="4" name="Picture 4" descr="Hypotheses and measurable outcomes — evidence trace. After seeing faster responses, the team changes its primary claim from support improvement to speed improvement. | Toy hypothesis:method B improves supported-answer rate over baseline A on a reserved paired set. Define support rubric and failure treatment; record secondary outcomes separately. | Report the change as exploratory/post-result revision. Preserve the original support hypothesis; do not present speed as the prespecified primary outcome."/>
+            <wp:docPr id="5" name="Picture 5" descr="Hypotheses and measurable outcomes — evidence trace. After seeing faster responses, the team changes its primary claim from support improvement to speed improvement. | Toy hypothesis: method B improves supported-answer rate over baseline A on a reserved paired set. Define support rubric and failure treatment; record secondary outcomes separately. | Report the change as exploratory/post-result revision. Preserve the original support hypothesis; do not present speed as the prespecified primary outcome."/>
             <wp:cNvGraphicFramePr>
               <a:graphicFrameLocks noChangeAspect="1"/>
             </wp:cNvGraphicFramePr>
@@ -5342,7 +6336,43 @@
         <w:rPr>
           <w:b w:val="0"/>
         </w:rPr>
-        <w:t xml:space="preserve"> trace.</w:t>
+        <w:t xml:space="preserve"> trace. After seeing faster responses, the team changes its primary claim from support improvement to speed improvement. | Toy </w:t>
+      </w:r>
+      <w:r>
+        <w:rPr>
+          <w:b/>
+        </w:rPr>
+        <w:t>hypothesis</w:t>
+      </w:r>
+      <w:r>
+        <w:rPr>
+          <w:b w:val="0"/>
+        </w:rPr>
+        <w:t xml:space="preserve">: method B improves supported-answer rate over baseline A on a reserved paired set. Define support rubric and failure treatment; record secondary outcomes separately. | Report the change as exploratory/post-result revision. Preserve the original support </w:t>
+      </w:r>
+      <w:r>
+        <w:rPr>
+          <w:b/>
+        </w:rPr>
+        <w:t>hypothesis</w:t>
+      </w:r>
+      <w:r>
+        <w:rPr>
+          <w:b w:val="0"/>
+        </w:rPr>
+        <w:t xml:space="preserve">; do not present speed as the prespecified </w:t>
+      </w:r>
+      <w:r>
+        <w:rPr>
+          <w:b/>
+        </w:rPr>
+        <w:t>primary outcome</w:t>
+      </w:r>
+      <w:r>
+        <w:rPr>
+          <w:b w:val="0"/>
+        </w:rPr>
+        <w:t>.</w:t>
       </w:r>
     </w:p>
     <w:p>
@@ -5353,19 +6383,7 @@
         <w:rPr>
           <w:b w:val="0"/>
         </w:rPr>
-        <w:t xml:space="preserve">After seeing faster responses, the team changes its primary claim from support improvement to speed improvement. | Toy </w:t>
-      </w:r>
-      <w:r>
-        <w:rPr>
-          <w:b/>
-        </w:rPr>
-        <w:t>hypothesis</w:t>
-      </w:r>
-      <w:r>
-        <w:rPr>
-          <w:b w:val="0"/>
-        </w:rPr>
-        <w:t>:method B improves supported-answer rate over baseline A on a reserved paired set.</w:t>
+        <w:t>Read the labels and values. Explain the relationship the model shows.</w:t>
       </w:r>
     </w:p>
     <w:p>
@@ -5376,79 +6394,12 @@
         <w:rPr>
           <w:b w:val="0"/>
         </w:rPr>
-        <w:t>Define support rubric and failure treatment; record secondary outcomes separately. | Report the change as exploratory/post-result revision.</w:t>
+        <w:t>Teacher prompt: Read the labels and values. Explain the relationship the model shows. Ask learners to describe one label or arrow in ordinary words. Use the adjacent transcript if the image is difficult to see.</w:t>
       </w:r>
     </w:p>
     <w:p>
       <w:pPr>
-        <w:spacing w:line="336" w:lineRule="auto" w:after="180"/>
-      </w:pPr>
-      <w:r>
-        <w:rPr>
-          <w:b w:val="0"/>
-        </w:rPr>
-        <w:t xml:space="preserve">Preserve the original support </w:t>
-      </w:r>
-      <w:r>
-        <w:rPr>
-          <w:b/>
-        </w:rPr>
-        <w:t>hypothesis</w:t>
-      </w:r>
-      <w:r>
-        <w:rPr>
-          <w:b w:val="0"/>
-        </w:rPr>
-        <w:t xml:space="preserve">; do not present speed as the prespecified </w:t>
-      </w:r>
-      <w:r>
-        <w:rPr>
-          <w:b/>
-        </w:rPr>
-        <w:t>primary outcome</w:t>
-      </w:r>
-      <w:r>
-        <w:rPr>
-          <w:b w:val="0"/>
-        </w:rPr>
-        <w:t>.</w:t>
-      </w:r>
-    </w:p>
-    <w:p>
-      <w:pPr>
-        <w:spacing w:line="336" w:lineRule="auto" w:after="180"/>
-        <w:shd w:fill="F5F1FB"/>
-      </w:pPr>
-      <w:r>
-        <w:rPr>
-          <w:b w:val="0"/>
-        </w:rPr>
-        <w:t>Read the labels and values. Explain the relationship the model shows.</w:t>
-      </w:r>
-    </w:p>
-    <w:p>
-      <w:pPr>
-        <w:pStyle w:val="Heading3"/>
-      </w:pPr>
-      <w:r>
-        <w:t>Discuss while showing the picture</w:t>
-      </w:r>
-    </w:p>
-    <w:p>
-      <w:pPr>
-        <w:spacing w:line="336" w:lineRule="auto" w:after="180"/>
-        <w:shd w:fill="F1F6F8"/>
-      </w:pPr>
-      <w:r>
-        <w:rPr>
-          <w:b w:val="0"/>
-        </w:rPr>
-        <w:t>Teacher prompt: Read the labels and values. Explain the relationship the model shows. Ask learners to describe one label or arrow in ordinary words. Use the adjacent transcript if the image is difficult to see.</w:t>
-      </w:r>
-    </w:p>
-    <w:p>
-      <w:pPr>
-        <w:pStyle w:val="Heading3"/>
+        <w:pStyle w:val="Heading2"/>
       </w:pPr>
       <w:r>
         <w:t>04. Change one thing. Trace what follows.</w:t>
@@ -5459,7 +6410,7 @@
         <w:drawing>
           <wp:inline xmlns:a="http://schemas.openxmlformats.org/drawingml/2006/main" xmlns:pic="http://schemas.openxmlformats.org/drawingml/2006/picture">
             <wp:extent cx="5486400" cy="3026664"/>
-            <wp:docPr id="5" name="Picture 5" descr="Original case: Run both versions on the same cases after recording the hypothesis. Changed condition: B sounds friendlier but has the same unsupported count as A. Expected result: The stated improvement hypothesis is not supported on these cases. Reason: Friendliness is a different outcome from the predefined unsupported-case count."/>
+            <wp:docPr id="6" name="Picture 6" descr="Original case: Run both versions on the same cases after recording the hypothesis. Changed condition: B sounds friendlier but has the same unsupported count as A. Expected result: The stated improvement hypothesis is not supported on these cases. Reason: Friendliness is a different outcome from the predefined unsupported-case count."/>
             <wp:cNvGraphicFramePr>
               <a:graphicFrameLocks noChangeAspect="1"/>
             </wp:cNvGraphicFramePr>
@@ -5539,7 +6490,6 @@
     <w:p>
       <w:pPr>
         <w:spacing w:line="336" w:lineRule="auto" w:after="180"/>
-        <w:shd w:fill="F5F1FB"/>
       </w:pPr>
       <w:r>
         <w:rPr>
@@ -5550,39 +6500,29 @@
     </w:p>
     <w:p>
       <w:pPr>
-        <w:pStyle w:val="Heading3"/>
-      </w:pPr>
-      <w:r>
-        <w:t>Discuss while showing the picture</w:t>
+        <w:spacing w:line="336" w:lineRule="auto" w:after="180"/>
+      </w:pPr>
+      <w:r>
+        <w:rPr>
+          <w:b w:val="0"/>
+        </w:rPr>
+        <w:t>Teacher prompt: Predict before checking the worked changed-case result. Name what changed and what the supplied facts allow you to conclude. Ask learners to describe one label or arrow in ordinary words.</w:t>
       </w:r>
     </w:p>
     <w:p>
       <w:pPr>
         <w:spacing w:line="336" w:lineRule="auto" w:after="180"/>
-        <w:shd w:fill="F1F6F8"/>
       </w:pPr>
       <w:r>
         <w:rPr>
           <w:b w:val="0"/>
         </w:rPr>
-        <w:t>Teacher prompt: Predict before checking the worked changed-case result. Name what changed and what the supplied facts allow you to conclude. Ask learners to describe one label or arrow in ordinary words.</w:t>
+        <w:t>Use the adjacent transcript if the image is difficult to see. Changed-case reasoning: Friendliness is a different outcome from the predefined unsupported-case count.</w:t>
       </w:r>
     </w:p>
     <w:p>
       <w:pPr>
-        <w:spacing w:line="336" w:lineRule="auto" w:after="180"/>
-        <w:shd w:fill="F1F6F8"/>
-      </w:pPr>
-      <w:r>
-        <w:rPr>
-          <w:b w:val="0"/>
-        </w:rPr>
-        <w:t>Use the adjacent transcript if the image is difficult to see. Changed-case reasoning: Friendliness is a different outcome from the predefined unsupported-case count.</w:t>
-      </w:r>
-    </w:p>
-    <w:p>
-      <w:pPr>
-        <w:pStyle w:val="Heading3"/>
+        <w:pStyle w:val="Heading2"/>
       </w:pPr>
       <w:r>
         <w:t>05. Connect the explanation to its limit</w:t>
@@ -5593,7 +6533,7 @@
         <w:drawing>
           <wp:inline xmlns:a="http://schemas.openxmlformats.org/drawingml/2006/main" xmlns:pic="http://schemas.openxmlformats.org/drawingml/2006/picture">
             <wp:extent cx="5486400" cy="2834640"/>
-            <wp:docPr id="6" name="Picture 6" descr="A hypothesis makes an expected pattern explicit before seeing outcomes. The measured definition must be clear enough for another reviewer to apply. Limit: No power calculation or significance claim is provided; a null descriptive difference is not proof of exact equality."/>
+            <wp:docPr id="7" name="Picture 7" descr="A hypothesis makes an expected pattern explicit before seeing outcomes. The measured definition must be clear enough for another reviewer to apply. Limit: No power calculation or significance claim is provided; a null descriptive difference is not proof of exact equality."/>
             <wp:cNvGraphicFramePr>
               <a:graphicFrameLocks noChangeAspect="1"/>
             </wp:cNvGraphicFramePr>
@@ -5661,7 +6601,6 @@
     <w:p>
       <w:pPr>
         <w:spacing w:line="336" w:lineRule="auto" w:after="180"/>
-        <w:shd w:fill="F5F1FB"/>
       </w:pPr>
       <w:r>
         <w:rPr>
@@ -5672,39 +6611,29 @@
     </w:p>
     <w:p>
       <w:pPr>
-        <w:pStyle w:val="Heading3"/>
-      </w:pPr>
-      <w:r>
-        <w:t>Discuss while showing the picture</w:t>
+        <w:spacing w:line="336" w:lineRule="auto" w:after="180"/>
+      </w:pPr>
+      <w:r>
+        <w:rPr>
+          <w:b w:val="0"/>
+        </w:rPr>
+        <w:t>Teacher prompt: Explain the case, then point to a limit on the claim. Ask learners to describe one label or arrow in ordinary words. Use the adjacent transcript if the image is difficult to see.</w:t>
       </w:r>
     </w:p>
     <w:p>
       <w:pPr>
         <w:spacing w:line="336" w:lineRule="auto" w:after="180"/>
-        <w:shd w:fill="F1F6F8"/>
       </w:pPr>
       <w:r>
         <w:rPr>
           <w:b w:val="0"/>
         </w:rPr>
-        <w:t>Teacher prompt: Explain the case, then point to a limit on the claim. Ask learners to describe one label or arrow in ordinary words. Use the adjacent transcript if the image is difficult to see.</w:t>
+        <w:t>Keep the stated scope: No power calculation or significance claim is provided; a null descriptive difference is not proof of exact equality.</w:t>
       </w:r>
     </w:p>
     <w:p>
       <w:pPr>
-        <w:spacing w:line="336" w:lineRule="auto" w:after="180"/>
-        <w:shd w:fill="F1F6F8"/>
-      </w:pPr>
-      <w:r>
-        <w:rPr>
-          <w:b w:val="0"/>
-        </w:rPr>
-        <w:t>Keep the stated scope: No power calculation or significance claim is provided; a null descriptive difference is not proof of exact equality.</w:t>
-      </w:r>
-    </w:p>
-    <w:p>
-      <w:pPr>
-        <w:pStyle w:val="Heading3"/>
+        <w:pStyle w:val="Heading2"/>
       </w:pPr>
       <w:r>
         <w:t>06. Make the idea visible in your project</w:t>
@@ -5715,7 +6644,7 @@
         <w:drawing>
           <wp:inline xmlns:a="http://schemas.openxmlformats.org/drawingml/2006/main" xmlns:pic="http://schemas.openxmlformats.org/drawingml/2006/picture">
             <wp:extent cx="5486400" cy="3681984"/>
-            <wp:docPr id="7" name="Picture 7" descr="For the Reproducible AI Research Study, retain an annotated worked trace and the changed-case reasoning. Connect the claim to its records, units and assumptions so another investigator can challenge or reproduce it. Draw your input, deciding step, result and limit. Supported question: Name the predicted outcome and how unsupported is scored. If B sounds friendlier but ties A’s unsupported count, does the recorded improvement hypothesis receive support?"/>
+            <wp:docPr id="8" name="Picture 8" descr="For the Reproducible AI Research Study, retain an annotated worked trace and the changed-case reasoning. Connect the claim to its records, units and assumptions so another investigator can challenge or reproduce it. Draw your input, deciding step, result and limit. Supported question: Name the predicted outcome and how unsupported is scored. If B sounds friendlier but ties A’s unsupported count, does the recorded improvement hypothesis receive support?"/>
             <wp:cNvGraphicFramePr>
               <a:graphicFrameLocks noChangeAspect="1"/>
             </wp:cNvGraphicFramePr>
@@ -5806,7 +6735,6 @@
     <w:p>
       <w:pPr>
         <w:spacing w:line="336" w:lineRule="auto" w:after="180"/>
-        <w:shd w:fill="F5F1FB"/>
       </w:pPr>
       <w:r>
         <w:rPr>
@@ -5829,106 +6757,173 @@
     </w:p>
     <w:p>
       <w:pPr>
-        <w:pStyle w:val="Heading3"/>
-      </w:pPr>
-      <w:r>
-        <w:t>Discuss while showing the picture</w:t>
+        <w:spacing w:line="336" w:lineRule="auto" w:after="180"/>
+      </w:pPr>
+      <w:r>
+        <w:rPr>
+          <w:b w:val="0"/>
+        </w:rPr>
+        <w:t xml:space="preserve">Teacher prompt: Draw your project trace and justify the deciding step using </w:t>
+      </w:r>
+      <w:r>
+        <w:rPr>
+          <w:b/>
+        </w:rPr>
+        <w:t>evidence</w:t>
+      </w:r>
+      <w:r>
+        <w:rPr>
+          <w:b w:val="0"/>
+        </w:rPr>
+        <w:t>. Ask learners to describe one label or arrow in ordinary words. Use the adjacent transcript if the image is difficult to see.</w:t>
       </w:r>
     </w:p>
     <w:p>
       <w:pPr>
         <w:spacing w:line="336" w:lineRule="auto" w:after="180"/>
-        <w:shd w:fill="F1F6F8"/>
       </w:pPr>
       <w:r>
         <w:rPr>
           <w:b w:val="0"/>
         </w:rPr>
-        <w:t xml:space="preserve">Teacher prompt: Draw your project trace and justify the deciding step using </w:t>
+        <w:t xml:space="preserve">Supported practice key: The </w:t>
       </w:r>
       <w:r>
         <w:rPr>
           <w:b/>
         </w:rPr>
-        <w:t>evidence</w:t>
+        <w:t>prediction</w:t>
       </w:r>
       <w:r>
         <w:rPr>
           <w:b w:val="0"/>
         </w:rPr>
-        <w:t>. Ask learners to describe one label or arrow in ordinary words. Use the adjacent transcript if the image is difficult to see.</w:t>
+        <w:t xml:space="preserve"> concerns unsupported cases, not writing elegance. Each answer either contains an unsupported claim or does not under the fixed rubric.</w:t>
       </w:r>
     </w:p>
     <w:p>
       <w:pPr>
         <w:spacing w:line="336" w:lineRule="auto" w:after="180"/>
-        <w:shd w:fill="F1F6F8"/>
       </w:pPr>
       <w:r>
         <w:rPr>
           <w:b w:val="0"/>
         </w:rPr>
-        <w:t xml:space="preserve">Supported practice key: The </w:t>
+        <w:t xml:space="preserve">Run both versions on the same cases after recording the </w:t>
       </w:r>
       <w:r>
         <w:rPr>
           <w:b/>
         </w:rPr>
-        <w:t>prediction</w:t>
+        <w:t>hypothesis</w:t>
       </w:r>
       <w:r>
         <w:rPr>
           <w:b w:val="0"/>
         </w:rPr>
-        <w:t xml:space="preserve"> concerns unsupported cases, not writing elegance. Each answer either contains an unsupported claim or does not under the fixed rubric.</w:t>
+        <w:t xml:space="preserve">. Changed case: The stated improvement </w:t>
+      </w:r>
+      <w:r>
+        <w:rPr>
+          <w:b/>
+        </w:rPr>
+        <w:t>hypothesis</w:t>
+      </w:r>
+      <w:r>
+        <w:rPr>
+          <w:b w:val="0"/>
+        </w:rPr>
+        <w:t xml:space="preserve"> is not supported on these cases.</w:t>
       </w:r>
     </w:p>
     <w:p>
       <w:pPr>
         <w:spacing w:line="336" w:lineRule="auto" w:after="180"/>
-        <w:shd w:fill="F1F6F8"/>
       </w:pPr>
       <w:r>
         <w:rPr>
           <w:b w:val="0"/>
         </w:rPr>
-        <w:t xml:space="preserve">Run both versions on the same cases after recording the </w:t>
-      </w:r>
-      <w:r>
-        <w:rPr>
-          <w:b/>
-        </w:rPr>
-        <w:t>hypothesis</w:t>
-      </w:r>
-      <w:r>
-        <w:rPr>
-          <w:b w:val="0"/>
-        </w:rPr>
-        <w:t xml:space="preserve">. Changed case: The stated improvement </w:t>
-      </w:r>
-      <w:r>
-        <w:rPr>
-          <w:b/>
-        </w:rPr>
-        <w:t>hypothesis</w:t>
-      </w:r>
-      <w:r>
-        <w:rPr>
-          <w:b w:val="0"/>
-        </w:rPr>
-        <w:t xml:space="preserve"> is not supported on these cases.</w:t>
+        <w:t>Friendliness is a different outcome from the predefined unsupported-case count.</w:t>
       </w:r>
     </w:p>
     <w:p>
       <w:pPr>
+        <w:pStyle w:val="Heading2"/>
+      </w:pPr>
+      <w:r>
+        <w:t>Earlier wording, alternatives and picture transcripts · reference / check after trying</w:t>
+      </w:r>
+    </w:p>
+    <w:p>
+      <w:pPr>
         <w:spacing w:line="336" w:lineRule="auto" w:after="180"/>
-        <w:shd w:fill="F1F6F8"/>
       </w:pPr>
       <w:r>
         <w:rPr>
           <w:b w:val="0"/>
         </w:rPr>
-        <w:t>Friendliness is a different outcome from the predefined unsupported-case count.</w:t>
+        <w:t xml:space="preserve">Use one picture at a time. Hide a worked result before asking for a </w:t>
+      </w:r>
+      <w:r>
+        <w:rPr>
+          <w:b/>
+        </w:rPr>
+        <w:t>prediction</w:t>
+      </w:r>
+      <w:r>
+        <w:rPr>
+          <w:b w:val="0"/>
+        </w:rPr>
+        <w:t>, then reveal it for feedback. These are supported teaching cases; retain the separate independent assessment for a fresh first attempt.</w:t>
+      </w:r>
+    </w:p>
+    <w:p>
+      <w:pPr>
+        <w:pStyle w:val="Heading3"/>
+      </w:pPr>
+      <w:r>
+        <w:t>01. Hypotheses and measurable outcomes: the case</w:t>
+      </w:r>
+    </w:p>
+    <w:p>
+      <w:pPr>
+        <w:pStyle w:val="Heading3"/>
+      </w:pPr>
+      <w:r>
+        <w:t>02. Follow the deciding steps</w:t>
+      </w:r>
+    </w:p>
+    <w:p>
+      <w:pPr>
+        <w:pStyle w:val="Heading3"/>
+      </w:pPr>
+      <w:r>
+        <w:t>03. Hypotheses and measurable outcomes — evidence trace</w:t>
+      </w:r>
+    </w:p>
+    <w:p>
+      <w:pPr>
+        <w:pStyle w:val="Heading3"/>
+      </w:pPr>
+      <w:r>
+        <w:t>04. Change one thing. Trace what follows.</w:t>
+      </w:r>
+    </w:p>
+    <w:p>
+      <w:pPr>
+        <w:pStyle w:val="Heading3"/>
+      </w:pPr>
+      <w:r>
+        <w:t>05. Connect the explanation to its limit</w:t>
+      </w:r>
+    </w:p>
+    <w:p>
+      <w:pPr>
+        <w:pStyle w:val="Heading3"/>
+      </w:pPr>
+      <w:r>
+        <w:t>06. Make the idea visible in your project</w:t>
       </w:r>
     </w:p>
     <w:sectPr>
